--- a/Tables/Final/Revised/Table1_demographics.docx
+++ b/Tables/Final/Revised/Table1_demographics.docx
@@ -19,7 +19,7 @@
       <w:tblGrid>
         <w:gridCol w:w="4642"/>
         <w:gridCol w:w="2368"/>
-        <w:gridCol w:w="3639"/>
+        <w:gridCol w:w="2368"/>
         <w:gridCol w:w="2368"/>
       </w:tblGrid>
       <w:tr>
@@ -130,7 +130,7 @@
                 <w:szCs w:val="18"/>
                 <w:color w:val="000000"/>
               </w:rPr>
-              <w:t xml:space="preserve">Dysmenorrhea</w:t>
+              <w:t xml:space="preserve">Control</w:t>
             </w:r>
           </w:p>
         </w:tc>
@@ -183,7 +183,7 @@
                 <w:szCs w:val="18"/>
                 <w:color w:val="000000"/>
               </w:rPr>
-              <w:t xml:space="preserve">Dysmenorrhea plus Bladder Pain</w:t>
+              <w:t xml:space="preserve">Dysmenorrhea</w:t>
             </w:r>
           </w:p>
         </w:tc>
@@ -236,7 +236,7 @@
                 <w:szCs w:val="18"/>
                 <w:color w:val="000000"/>
               </w:rPr>
-              <w:t xml:space="preserve">Pain Free Control</w:t>
+              <w:t xml:space="preserve">DYSB</w:t>
             </w:r>
           </w:p>
         </w:tc>
@@ -348,6 +348,59 @@
                 <w:szCs w:val="18"/>
                 <w:color w:val="000000"/>
               </w:rPr>
+              <w:t xml:space="preserve">63</w:t>
+            </w:r>
+          </w:p>
+        </w:tc>
+        <w:tc>
+          <w:tcPr>
+            <w:tcBorders>
+              <w:bottom w:val="none" w:sz="0" w:space="0" w:color="000000"/>
+              <w:top w:val="single" w:sz="12" w:space="0" w:color="000000"/>
+              <w:left w:val="none" w:sz="0" w:space="0" w:color="000000"/>
+              <w:right w:val="none" w:sz="0" w:space="0" w:color="000000"/>
+            </w:tcBorders>
+            <w:shd w:val="clear" w:color="auto" w:fill="FFFFFF"/>
+            <w:tcMar>
+              <w:top w:w="0" w:type="dxa"/>
+              <w:bottom w:w="0" w:type="dxa"/>
+              <w:left w:w="0" w:type="dxa"/>
+              <w:right w:w="0" w:type="dxa"/>
+            </w:tcMar>
+            <w:vAlign w:val="center"/>
+          </w:tcPr>
+          <w:p>
+            <w:pPr>
+              <w:pStyle w:val="Normal"/>
+              <w:jc w:val="left"/>
+              <w:pBdr>
+                <w:bottom w:val="none" w:sz="0" w:space="0" w:color="000000"/>
+                <w:top w:val="none" w:sz="0" w:space="0" w:color="000000"/>
+                <w:left w:val="none" w:sz="0" w:space="0" w:color="000000"/>
+                <w:right w:val="none" w:sz="0" w:space="0" w:color="000000"/>
+              </w:pBdr>
+              <w:spacing w:after="100" w:before="100" w:line="240"/>
+              <w:ind w:left="100" w:right="100" w:firstLine="0" w:firstLineChars="0"/>
+              <w:rPr>
+                <w:rFonts w:ascii="Arial" w:hAnsi="Arial" w:eastAsia="Arial" w:cs="Arial"/>
+                <w:i w:val="false"/>
+                <w:b w:val="false"/>
+                <w:u w:val="none"/>
+                <w:sz w:val="18"/>
+                <w:szCs w:val="18"/>
+                <w:color w:val="000000"/>
+              </w:rPr>
+            </w:pPr>
+            <w:r>
+              <w:rPr>
+                <w:rFonts w:ascii="Arial" w:hAnsi="Arial" w:eastAsia="Arial" w:cs="Arial"/>
+                <w:i w:val="false"/>
+                <w:b w:val="false"/>
+                <w:u w:val="none"/>
+                <w:sz w:val="18"/>
+                <w:szCs w:val="18"/>
+                <w:color w:val="000000"/>
+              </w:rPr>
               <w:t xml:space="preserve">266</w:t>
             </w:r>
           </w:p>
@@ -402,59 +455,6 @@
                 <w:color w:val="000000"/>
               </w:rPr>
               <w:t xml:space="preserve">129</w:t>
-            </w:r>
-          </w:p>
-        </w:tc>
-        <w:tc>
-          <w:tcPr>
-            <w:tcBorders>
-              <w:bottom w:val="none" w:sz="0" w:space="0" w:color="000000"/>
-              <w:top w:val="single" w:sz="12" w:space="0" w:color="000000"/>
-              <w:left w:val="none" w:sz="0" w:space="0" w:color="000000"/>
-              <w:right w:val="none" w:sz="0" w:space="0" w:color="000000"/>
-            </w:tcBorders>
-            <w:shd w:val="clear" w:color="auto" w:fill="FFFFFF"/>
-            <w:tcMar>
-              <w:top w:w="0" w:type="dxa"/>
-              <w:bottom w:w="0" w:type="dxa"/>
-              <w:left w:w="0" w:type="dxa"/>
-              <w:right w:w="0" w:type="dxa"/>
-            </w:tcMar>
-            <w:vAlign w:val="center"/>
-          </w:tcPr>
-          <w:p>
-            <w:pPr>
-              <w:pStyle w:val="Normal"/>
-              <w:jc w:val="left"/>
-              <w:pBdr>
-                <w:bottom w:val="none" w:sz="0" w:space="0" w:color="000000"/>
-                <w:top w:val="none" w:sz="0" w:space="0" w:color="000000"/>
-                <w:left w:val="none" w:sz="0" w:space="0" w:color="000000"/>
-                <w:right w:val="none" w:sz="0" w:space="0" w:color="000000"/>
-              </w:pBdr>
-              <w:spacing w:after="100" w:before="100" w:line="240"/>
-              <w:ind w:left="100" w:right="100" w:firstLine="0" w:firstLineChars="0"/>
-              <w:rPr>
-                <w:rFonts w:ascii="Arial" w:hAnsi="Arial" w:eastAsia="Arial" w:cs="Arial"/>
-                <w:i w:val="false"/>
-                <w:b w:val="false"/>
-                <w:u w:val="none"/>
-                <w:sz w:val="18"/>
-                <w:szCs w:val="18"/>
-                <w:color w:val="000000"/>
-              </w:rPr>
-            </w:pPr>
-            <w:r>
-              <w:rPr>
-                <w:rFonts w:ascii="Arial" w:hAnsi="Arial" w:eastAsia="Arial" w:cs="Arial"/>
-                <w:i w:val="false"/>
-                <w:b w:val="false"/>
-                <w:u w:val="none"/>
-                <w:sz w:val="18"/>
-                <w:szCs w:val="18"/>
-                <w:color w:val="000000"/>
-              </w:rPr>
-              <w:t xml:space="preserve">63</w:t>
             </w:r>
           </w:p>
         </w:tc>
@@ -566,6 +566,59 @@
                 <w:szCs w:val="18"/>
                 <w:color w:val="000000"/>
               </w:rPr>
+              <w:t xml:space="preserve">26.00 [23.00, 29.00]</w:t>
+            </w:r>
+          </w:p>
+        </w:tc>
+        <w:tc>
+          <w:tcPr>
+            <w:tcBorders>
+              <w:bottom w:val="none" w:sz="0" w:space="0" w:color="000000"/>
+              <w:top w:val="none" w:sz="0" w:space="0" w:color="000000"/>
+              <w:left w:val="none" w:sz="0" w:space="0" w:color="000000"/>
+              <w:right w:val="none" w:sz="0" w:space="0" w:color="000000"/>
+            </w:tcBorders>
+            <w:shd w:val="clear" w:color="auto" w:fill="FFFFFF"/>
+            <w:tcMar>
+              <w:top w:w="0" w:type="dxa"/>
+              <w:bottom w:w="0" w:type="dxa"/>
+              <w:left w:w="0" w:type="dxa"/>
+              <w:right w:w="0" w:type="dxa"/>
+            </w:tcMar>
+            <w:vAlign w:val="center"/>
+          </w:tcPr>
+          <w:p>
+            <w:pPr>
+              <w:pStyle w:val="Normal"/>
+              <w:jc w:val="left"/>
+              <w:pBdr>
+                <w:bottom w:val="none" w:sz="0" w:space="0" w:color="000000"/>
+                <w:top w:val="none" w:sz="0" w:space="0" w:color="000000"/>
+                <w:left w:val="none" w:sz="0" w:space="0" w:color="000000"/>
+                <w:right w:val="none" w:sz="0" w:space="0" w:color="000000"/>
+              </w:pBdr>
+              <w:spacing w:after="100" w:before="100" w:line="240"/>
+              <w:ind w:left="100" w:right="100" w:firstLine="0" w:firstLineChars="0"/>
+              <w:rPr>
+                <w:rFonts w:ascii="Arial" w:hAnsi="Arial" w:eastAsia="Arial" w:cs="Arial"/>
+                <w:i w:val="false"/>
+                <w:b w:val="false"/>
+                <w:u w:val="none"/>
+                <w:sz w:val="18"/>
+                <w:szCs w:val="18"/>
+                <w:color w:val="000000"/>
+              </w:rPr>
+            </w:pPr>
+            <w:r>
+              <w:rPr>
+                <w:rFonts w:ascii="Arial" w:hAnsi="Arial" w:eastAsia="Arial" w:cs="Arial"/>
+                <w:i w:val="false"/>
+                <w:b w:val="false"/>
+                <w:u w:val="none"/>
+                <w:sz w:val="18"/>
+                <w:szCs w:val="18"/>
+                <w:color w:val="000000"/>
+              </w:rPr>
               <w:t xml:space="preserve">25.00 [22.00, 29.00]</w:t>
             </w:r>
           </w:p>
@@ -620,59 +673,6 @@
                 <w:color w:val="000000"/>
               </w:rPr>
               <w:t xml:space="preserve">25.00 [23.00, 28.00]</w:t>
-            </w:r>
-          </w:p>
-        </w:tc>
-        <w:tc>
-          <w:tcPr>
-            <w:tcBorders>
-              <w:bottom w:val="none" w:sz="0" w:space="0" w:color="000000"/>
-              <w:top w:val="none" w:sz="0" w:space="0" w:color="000000"/>
-              <w:left w:val="none" w:sz="0" w:space="0" w:color="000000"/>
-              <w:right w:val="none" w:sz="0" w:space="0" w:color="000000"/>
-            </w:tcBorders>
-            <w:shd w:val="clear" w:color="auto" w:fill="FFFFFF"/>
-            <w:tcMar>
-              <w:top w:w="0" w:type="dxa"/>
-              <w:bottom w:w="0" w:type="dxa"/>
-              <w:left w:w="0" w:type="dxa"/>
-              <w:right w:w="0" w:type="dxa"/>
-            </w:tcMar>
-            <w:vAlign w:val="center"/>
-          </w:tcPr>
-          <w:p>
-            <w:pPr>
-              <w:pStyle w:val="Normal"/>
-              <w:jc w:val="left"/>
-              <w:pBdr>
-                <w:bottom w:val="none" w:sz="0" w:space="0" w:color="000000"/>
-                <w:top w:val="none" w:sz="0" w:space="0" w:color="000000"/>
-                <w:left w:val="none" w:sz="0" w:space="0" w:color="000000"/>
-                <w:right w:val="none" w:sz="0" w:space="0" w:color="000000"/>
-              </w:pBdr>
-              <w:spacing w:after="100" w:before="100" w:line="240"/>
-              <w:ind w:left="100" w:right="100" w:firstLine="0" w:firstLineChars="0"/>
-              <w:rPr>
-                <w:rFonts w:ascii="Arial" w:hAnsi="Arial" w:eastAsia="Arial" w:cs="Arial"/>
-                <w:i w:val="false"/>
-                <w:b w:val="false"/>
-                <w:u w:val="none"/>
-                <w:sz w:val="18"/>
-                <w:szCs w:val="18"/>
-                <w:color w:val="000000"/>
-              </w:rPr>
-            </w:pPr>
-            <w:r>
-              <w:rPr>
-                <w:rFonts w:ascii="Arial" w:hAnsi="Arial" w:eastAsia="Arial" w:cs="Arial"/>
-                <w:i w:val="false"/>
-                <w:b w:val="false"/>
-                <w:u w:val="none"/>
-                <w:sz w:val="18"/>
-                <w:szCs w:val="18"/>
-                <w:color w:val="000000"/>
-              </w:rPr>
-              <w:t xml:space="preserve">26.00 [23.00, 29.00]</w:t>
             </w:r>
           </w:p>
         </w:tc>
@@ -1002,113 +1002,113 @@
                 <w:szCs w:val="18"/>
                 <w:color w:val="000000"/>
               </w:rPr>
-              <w:t xml:space="preserve">10 (3.8)</w:t>
-            </w:r>
-          </w:p>
-        </w:tc>
-        <w:tc>
-          <w:tcPr>
-            <w:tcBorders>
-              <w:bottom w:val="none" w:sz="0" w:space="0" w:color="000000"/>
-              <w:top w:val="none" w:sz="0" w:space="0" w:color="000000"/>
-              <w:left w:val="none" w:sz="0" w:space="0" w:color="000000"/>
-              <w:right w:val="none" w:sz="0" w:space="0" w:color="000000"/>
-            </w:tcBorders>
-            <w:shd w:val="clear" w:color="auto" w:fill="FFFFFF"/>
-            <w:tcMar>
-              <w:top w:w="0" w:type="dxa"/>
-              <w:bottom w:w="0" w:type="dxa"/>
-              <w:left w:w="0" w:type="dxa"/>
-              <w:right w:w="0" w:type="dxa"/>
-            </w:tcMar>
-            <w:vAlign w:val="center"/>
-          </w:tcPr>
-          <w:p>
-            <w:pPr>
-              <w:pStyle w:val="Normal"/>
-              <w:jc w:val="left"/>
-              <w:pBdr>
-                <w:bottom w:val="none" w:sz="0" w:space="0" w:color="000000"/>
-                <w:top w:val="none" w:sz="0" w:space="0" w:color="000000"/>
-                <w:left w:val="none" w:sz="0" w:space="0" w:color="000000"/>
-                <w:right w:val="none" w:sz="0" w:space="0" w:color="000000"/>
-              </w:pBdr>
-              <w:spacing w:after="100" w:before="100" w:line="240"/>
-              <w:ind w:left="100" w:right="100" w:firstLine="0" w:firstLineChars="0"/>
-              <w:rPr>
-                <w:rFonts w:ascii="Arial" w:hAnsi="Arial" w:eastAsia="Arial" w:cs="Arial"/>
-                <w:i w:val="false"/>
-                <w:b w:val="false"/>
-                <w:u w:val="none"/>
-                <w:sz w:val="18"/>
-                <w:szCs w:val="18"/>
-                <w:color w:val="000000"/>
-              </w:rPr>
-            </w:pPr>
-            <w:r>
-              <w:rPr>
-                <w:rFonts w:ascii="Arial" w:hAnsi="Arial" w:eastAsia="Arial" w:cs="Arial"/>
-                <w:i w:val="false"/>
-                <w:b w:val="false"/>
-                <w:u w:val="none"/>
-                <w:sz w:val="18"/>
-                <w:szCs w:val="18"/>
-                <w:color w:val="000000"/>
-              </w:rPr>
-              <w:t xml:space="preserve">2 (1.6)</w:t>
-            </w:r>
-          </w:p>
-        </w:tc>
-        <w:tc>
-          <w:tcPr>
-            <w:tcBorders>
-              <w:bottom w:val="none" w:sz="0" w:space="0" w:color="000000"/>
-              <w:top w:val="none" w:sz="0" w:space="0" w:color="000000"/>
-              <w:left w:val="none" w:sz="0" w:space="0" w:color="000000"/>
-              <w:right w:val="none" w:sz="0" w:space="0" w:color="000000"/>
-            </w:tcBorders>
-            <w:shd w:val="clear" w:color="auto" w:fill="FFFFFF"/>
-            <w:tcMar>
-              <w:top w:w="0" w:type="dxa"/>
-              <w:bottom w:w="0" w:type="dxa"/>
-              <w:left w:w="0" w:type="dxa"/>
-              <w:right w:w="0" w:type="dxa"/>
-            </w:tcMar>
-            <w:vAlign w:val="center"/>
-          </w:tcPr>
-          <w:p>
-            <w:pPr>
-              <w:pStyle w:val="Normal"/>
-              <w:jc w:val="left"/>
-              <w:pBdr>
-                <w:bottom w:val="none" w:sz="0" w:space="0" w:color="000000"/>
-                <w:top w:val="none" w:sz="0" w:space="0" w:color="000000"/>
-                <w:left w:val="none" w:sz="0" w:space="0" w:color="000000"/>
-                <w:right w:val="none" w:sz="0" w:space="0" w:color="000000"/>
-              </w:pBdr>
-              <w:spacing w:after="100" w:before="100" w:line="240"/>
-              <w:ind w:left="100" w:right="100" w:firstLine="0" w:firstLineChars="0"/>
-              <w:rPr>
-                <w:rFonts w:ascii="Arial" w:hAnsi="Arial" w:eastAsia="Arial" w:cs="Arial"/>
-                <w:i w:val="false"/>
-                <w:b w:val="false"/>
-                <w:u w:val="none"/>
-                <w:sz w:val="18"/>
-                <w:szCs w:val="18"/>
-                <w:color w:val="000000"/>
-              </w:rPr>
-            </w:pPr>
-            <w:r>
-              <w:rPr>
-                <w:rFonts w:ascii="Arial" w:hAnsi="Arial" w:eastAsia="Arial" w:cs="Arial"/>
-                <w:i w:val="false"/>
-                <w:b w:val="false"/>
-                <w:u w:val="none"/>
-                <w:sz w:val="18"/>
-                <w:szCs w:val="18"/>
-                <w:color w:val="000000"/>
-              </w:rPr>
-              <w:t xml:space="preserve">2 (3.2)</w:t>
+              <w:t xml:space="preserve">2 (3.2%)</w:t>
+            </w:r>
+          </w:p>
+        </w:tc>
+        <w:tc>
+          <w:tcPr>
+            <w:tcBorders>
+              <w:bottom w:val="none" w:sz="0" w:space="0" w:color="000000"/>
+              <w:top w:val="none" w:sz="0" w:space="0" w:color="000000"/>
+              <w:left w:val="none" w:sz="0" w:space="0" w:color="000000"/>
+              <w:right w:val="none" w:sz="0" w:space="0" w:color="000000"/>
+            </w:tcBorders>
+            <w:shd w:val="clear" w:color="auto" w:fill="FFFFFF"/>
+            <w:tcMar>
+              <w:top w:w="0" w:type="dxa"/>
+              <w:bottom w:w="0" w:type="dxa"/>
+              <w:left w:w="0" w:type="dxa"/>
+              <w:right w:w="0" w:type="dxa"/>
+            </w:tcMar>
+            <w:vAlign w:val="center"/>
+          </w:tcPr>
+          <w:p>
+            <w:pPr>
+              <w:pStyle w:val="Normal"/>
+              <w:jc w:val="left"/>
+              <w:pBdr>
+                <w:bottom w:val="none" w:sz="0" w:space="0" w:color="000000"/>
+                <w:top w:val="none" w:sz="0" w:space="0" w:color="000000"/>
+                <w:left w:val="none" w:sz="0" w:space="0" w:color="000000"/>
+                <w:right w:val="none" w:sz="0" w:space="0" w:color="000000"/>
+              </w:pBdr>
+              <w:spacing w:after="100" w:before="100" w:line="240"/>
+              <w:ind w:left="100" w:right="100" w:firstLine="0" w:firstLineChars="0"/>
+              <w:rPr>
+                <w:rFonts w:ascii="Arial" w:hAnsi="Arial" w:eastAsia="Arial" w:cs="Arial"/>
+                <w:i w:val="false"/>
+                <w:b w:val="false"/>
+                <w:u w:val="none"/>
+                <w:sz w:val="18"/>
+                <w:szCs w:val="18"/>
+                <w:color w:val="000000"/>
+              </w:rPr>
+            </w:pPr>
+            <w:r>
+              <w:rPr>
+                <w:rFonts w:ascii="Arial" w:hAnsi="Arial" w:eastAsia="Arial" w:cs="Arial"/>
+                <w:i w:val="false"/>
+                <w:b w:val="false"/>
+                <w:u w:val="none"/>
+                <w:sz w:val="18"/>
+                <w:szCs w:val="18"/>
+                <w:color w:val="000000"/>
+              </w:rPr>
+              <w:t xml:space="preserve">10 (3.8%)</w:t>
+            </w:r>
+          </w:p>
+        </w:tc>
+        <w:tc>
+          <w:tcPr>
+            <w:tcBorders>
+              <w:bottom w:val="none" w:sz="0" w:space="0" w:color="000000"/>
+              <w:top w:val="none" w:sz="0" w:space="0" w:color="000000"/>
+              <w:left w:val="none" w:sz="0" w:space="0" w:color="000000"/>
+              <w:right w:val="none" w:sz="0" w:space="0" w:color="000000"/>
+            </w:tcBorders>
+            <w:shd w:val="clear" w:color="auto" w:fill="FFFFFF"/>
+            <w:tcMar>
+              <w:top w:w="0" w:type="dxa"/>
+              <w:bottom w:w="0" w:type="dxa"/>
+              <w:left w:w="0" w:type="dxa"/>
+              <w:right w:w="0" w:type="dxa"/>
+            </w:tcMar>
+            <w:vAlign w:val="center"/>
+          </w:tcPr>
+          <w:p>
+            <w:pPr>
+              <w:pStyle w:val="Normal"/>
+              <w:jc w:val="left"/>
+              <w:pBdr>
+                <w:bottom w:val="none" w:sz="0" w:space="0" w:color="000000"/>
+                <w:top w:val="none" w:sz="0" w:space="0" w:color="000000"/>
+                <w:left w:val="none" w:sz="0" w:space="0" w:color="000000"/>
+                <w:right w:val="none" w:sz="0" w:space="0" w:color="000000"/>
+              </w:pBdr>
+              <w:spacing w:after="100" w:before="100" w:line="240"/>
+              <w:ind w:left="100" w:right="100" w:firstLine="0" w:firstLineChars="0"/>
+              <w:rPr>
+                <w:rFonts w:ascii="Arial" w:hAnsi="Arial" w:eastAsia="Arial" w:cs="Arial"/>
+                <w:i w:val="false"/>
+                <w:b w:val="false"/>
+                <w:u w:val="none"/>
+                <w:sz w:val="18"/>
+                <w:szCs w:val="18"/>
+                <w:color w:val="000000"/>
+              </w:rPr>
+            </w:pPr>
+            <w:r>
+              <w:rPr>
+                <w:rFonts w:ascii="Arial" w:hAnsi="Arial" w:eastAsia="Arial" w:cs="Arial"/>
+                <w:i w:val="false"/>
+                <w:b w:val="false"/>
+                <w:u w:val="none"/>
+                <w:sz w:val="18"/>
+                <w:szCs w:val="18"/>
+                <w:color w:val="000000"/>
+              </w:rPr>
+              <w:t xml:space="preserve">2 (1.6%)</w:t>
             </w:r>
           </w:p>
         </w:tc>
@@ -1220,113 +1220,113 @@
                 <w:szCs w:val="18"/>
                 <w:color w:val="000000"/>
               </w:rPr>
-              <w:t xml:space="preserve">11 (4.1)</w:t>
-            </w:r>
-          </w:p>
-        </w:tc>
-        <w:tc>
-          <w:tcPr>
-            <w:tcBorders>
-              <w:bottom w:val="none" w:sz="0" w:space="0" w:color="000000"/>
-              <w:top w:val="none" w:sz="0" w:space="0" w:color="000000"/>
-              <w:left w:val="none" w:sz="0" w:space="0" w:color="000000"/>
-              <w:right w:val="none" w:sz="0" w:space="0" w:color="000000"/>
-            </w:tcBorders>
-            <w:shd w:val="clear" w:color="auto" w:fill="FFFFFF"/>
-            <w:tcMar>
-              <w:top w:w="0" w:type="dxa"/>
-              <w:bottom w:w="0" w:type="dxa"/>
-              <w:left w:w="0" w:type="dxa"/>
-              <w:right w:w="0" w:type="dxa"/>
-            </w:tcMar>
-            <w:vAlign w:val="center"/>
-          </w:tcPr>
-          <w:p>
-            <w:pPr>
-              <w:pStyle w:val="Normal"/>
-              <w:jc w:val="left"/>
-              <w:pBdr>
-                <w:bottom w:val="none" w:sz="0" w:space="0" w:color="000000"/>
-                <w:top w:val="none" w:sz="0" w:space="0" w:color="000000"/>
-                <w:left w:val="none" w:sz="0" w:space="0" w:color="000000"/>
-                <w:right w:val="none" w:sz="0" w:space="0" w:color="000000"/>
-              </w:pBdr>
-              <w:spacing w:after="100" w:before="100" w:line="240"/>
-              <w:ind w:left="100" w:right="100" w:firstLine="0" w:firstLineChars="0"/>
-              <w:rPr>
-                <w:rFonts w:ascii="Arial" w:hAnsi="Arial" w:eastAsia="Arial" w:cs="Arial"/>
-                <w:i w:val="false"/>
-                <w:b w:val="false"/>
-                <w:u w:val="none"/>
-                <w:sz w:val="18"/>
-                <w:szCs w:val="18"/>
-                <w:color w:val="000000"/>
-              </w:rPr>
-            </w:pPr>
-            <w:r>
-              <w:rPr>
-                <w:rFonts w:ascii="Arial" w:hAnsi="Arial" w:eastAsia="Arial" w:cs="Arial"/>
-                <w:i w:val="false"/>
-                <w:b w:val="false"/>
-                <w:u w:val="none"/>
-                <w:sz w:val="18"/>
-                <w:szCs w:val="18"/>
-                <w:color w:val="000000"/>
-              </w:rPr>
-              <w:t xml:space="preserve">8 (6.2)</w:t>
-            </w:r>
-          </w:p>
-        </w:tc>
-        <w:tc>
-          <w:tcPr>
-            <w:tcBorders>
-              <w:bottom w:val="none" w:sz="0" w:space="0" w:color="000000"/>
-              <w:top w:val="none" w:sz="0" w:space="0" w:color="000000"/>
-              <w:left w:val="none" w:sz="0" w:space="0" w:color="000000"/>
-              <w:right w:val="none" w:sz="0" w:space="0" w:color="000000"/>
-            </w:tcBorders>
-            <w:shd w:val="clear" w:color="auto" w:fill="FFFFFF"/>
-            <w:tcMar>
-              <w:top w:w="0" w:type="dxa"/>
-              <w:bottom w:w="0" w:type="dxa"/>
-              <w:left w:w="0" w:type="dxa"/>
-              <w:right w:w="0" w:type="dxa"/>
-            </w:tcMar>
-            <w:vAlign w:val="center"/>
-          </w:tcPr>
-          <w:p>
-            <w:pPr>
-              <w:pStyle w:val="Normal"/>
-              <w:jc w:val="left"/>
-              <w:pBdr>
-                <w:bottom w:val="none" w:sz="0" w:space="0" w:color="000000"/>
-                <w:top w:val="none" w:sz="0" w:space="0" w:color="000000"/>
-                <w:left w:val="none" w:sz="0" w:space="0" w:color="000000"/>
-                <w:right w:val="none" w:sz="0" w:space="0" w:color="000000"/>
-              </w:pBdr>
-              <w:spacing w:after="100" w:before="100" w:line="240"/>
-              <w:ind w:left="100" w:right="100" w:firstLine="0" w:firstLineChars="0"/>
-              <w:rPr>
-                <w:rFonts w:ascii="Arial" w:hAnsi="Arial" w:eastAsia="Arial" w:cs="Arial"/>
-                <w:i w:val="false"/>
-                <w:b w:val="false"/>
-                <w:u w:val="none"/>
-                <w:sz w:val="18"/>
-                <w:szCs w:val="18"/>
-                <w:color w:val="000000"/>
-              </w:rPr>
-            </w:pPr>
-            <w:r>
-              <w:rPr>
-                <w:rFonts w:ascii="Arial" w:hAnsi="Arial" w:eastAsia="Arial" w:cs="Arial"/>
-                <w:i w:val="false"/>
-                <w:b w:val="false"/>
-                <w:u w:val="none"/>
-                <w:sz w:val="18"/>
-                <w:szCs w:val="18"/>
-                <w:color w:val="000000"/>
-              </w:rPr>
-              <w:t xml:space="preserve">1 (1.6)</w:t>
+              <w:t xml:space="preserve">1 (1.6%)</w:t>
+            </w:r>
+          </w:p>
+        </w:tc>
+        <w:tc>
+          <w:tcPr>
+            <w:tcBorders>
+              <w:bottom w:val="none" w:sz="0" w:space="0" w:color="000000"/>
+              <w:top w:val="none" w:sz="0" w:space="0" w:color="000000"/>
+              <w:left w:val="none" w:sz="0" w:space="0" w:color="000000"/>
+              <w:right w:val="none" w:sz="0" w:space="0" w:color="000000"/>
+            </w:tcBorders>
+            <w:shd w:val="clear" w:color="auto" w:fill="FFFFFF"/>
+            <w:tcMar>
+              <w:top w:w="0" w:type="dxa"/>
+              <w:bottom w:w="0" w:type="dxa"/>
+              <w:left w:w="0" w:type="dxa"/>
+              <w:right w:w="0" w:type="dxa"/>
+            </w:tcMar>
+            <w:vAlign w:val="center"/>
+          </w:tcPr>
+          <w:p>
+            <w:pPr>
+              <w:pStyle w:val="Normal"/>
+              <w:jc w:val="left"/>
+              <w:pBdr>
+                <w:bottom w:val="none" w:sz="0" w:space="0" w:color="000000"/>
+                <w:top w:val="none" w:sz="0" w:space="0" w:color="000000"/>
+                <w:left w:val="none" w:sz="0" w:space="0" w:color="000000"/>
+                <w:right w:val="none" w:sz="0" w:space="0" w:color="000000"/>
+              </w:pBdr>
+              <w:spacing w:after="100" w:before="100" w:line="240"/>
+              <w:ind w:left="100" w:right="100" w:firstLine="0" w:firstLineChars="0"/>
+              <w:rPr>
+                <w:rFonts w:ascii="Arial" w:hAnsi="Arial" w:eastAsia="Arial" w:cs="Arial"/>
+                <w:i w:val="false"/>
+                <w:b w:val="false"/>
+                <w:u w:val="none"/>
+                <w:sz w:val="18"/>
+                <w:szCs w:val="18"/>
+                <w:color w:val="000000"/>
+              </w:rPr>
+            </w:pPr>
+            <w:r>
+              <w:rPr>
+                <w:rFonts w:ascii="Arial" w:hAnsi="Arial" w:eastAsia="Arial" w:cs="Arial"/>
+                <w:i w:val="false"/>
+                <w:b w:val="false"/>
+                <w:u w:val="none"/>
+                <w:sz w:val="18"/>
+                <w:szCs w:val="18"/>
+                <w:color w:val="000000"/>
+              </w:rPr>
+              <w:t xml:space="preserve">11 (4.1%)</w:t>
+            </w:r>
+          </w:p>
+        </w:tc>
+        <w:tc>
+          <w:tcPr>
+            <w:tcBorders>
+              <w:bottom w:val="none" w:sz="0" w:space="0" w:color="000000"/>
+              <w:top w:val="none" w:sz="0" w:space="0" w:color="000000"/>
+              <w:left w:val="none" w:sz="0" w:space="0" w:color="000000"/>
+              <w:right w:val="none" w:sz="0" w:space="0" w:color="000000"/>
+            </w:tcBorders>
+            <w:shd w:val="clear" w:color="auto" w:fill="FFFFFF"/>
+            <w:tcMar>
+              <w:top w:w="0" w:type="dxa"/>
+              <w:bottom w:w="0" w:type="dxa"/>
+              <w:left w:w="0" w:type="dxa"/>
+              <w:right w:w="0" w:type="dxa"/>
+            </w:tcMar>
+            <w:vAlign w:val="center"/>
+          </w:tcPr>
+          <w:p>
+            <w:pPr>
+              <w:pStyle w:val="Normal"/>
+              <w:jc w:val="left"/>
+              <w:pBdr>
+                <w:bottom w:val="none" w:sz="0" w:space="0" w:color="000000"/>
+                <w:top w:val="none" w:sz="0" w:space="0" w:color="000000"/>
+                <w:left w:val="none" w:sz="0" w:space="0" w:color="000000"/>
+                <w:right w:val="none" w:sz="0" w:space="0" w:color="000000"/>
+              </w:pBdr>
+              <w:spacing w:after="100" w:before="100" w:line="240"/>
+              <w:ind w:left="100" w:right="100" w:firstLine="0" w:firstLineChars="0"/>
+              <w:rPr>
+                <w:rFonts w:ascii="Arial" w:hAnsi="Arial" w:eastAsia="Arial" w:cs="Arial"/>
+                <w:i w:val="false"/>
+                <w:b w:val="false"/>
+                <w:u w:val="none"/>
+                <w:sz w:val="18"/>
+                <w:szCs w:val="18"/>
+                <w:color w:val="000000"/>
+              </w:rPr>
+            </w:pPr>
+            <w:r>
+              <w:rPr>
+                <w:rFonts w:ascii="Arial" w:hAnsi="Arial" w:eastAsia="Arial" w:cs="Arial"/>
+                <w:i w:val="false"/>
+                <w:b w:val="false"/>
+                <w:u w:val="none"/>
+                <w:sz w:val="18"/>
+                <w:szCs w:val="18"/>
+                <w:color w:val="000000"/>
+              </w:rPr>
+              <w:t xml:space="preserve">8 (6.2%)</w:t>
             </w:r>
           </w:p>
         </w:tc>
@@ -1438,113 +1438,113 @@
                 <w:szCs w:val="18"/>
                 <w:color w:val="000000"/>
               </w:rPr>
-              <w:t xml:space="preserve">2 (0.8)</w:t>
-            </w:r>
-          </w:p>
-        </w:tc>
-        <w:tc>
-          <w:tcPr>
-            <w:tcBorders>
-              <w:bottom w:val="none" w:sz="0" w:space="0" w:color="000000"/>
-              <w:top w:val="none" w:sz="0" w:space="0" w:color="000000"/>
-              <w:left w:val="none" w:sz="0" w:space="0" w:color="000000"/>
-              <w:right w:val="none" w:sz="0" w:space="0" w:color="000000"/>
-            </w:tcBorders>
-            <w:shd w:val="clear" w:color="auto" w:fill="FFFFFF"/>
-            <w:tcMar>
-              <w:top w:w="0" w:type="dxa"/>
-              <w:bottom w:w="0" w:type="dxa"/>
-              <w:left w:w="0" w:type="dxa"/>
-              <w:right w:w="0" w:type="dxa"/>
-            </w:tcMar>
-            <w:vAlign w:val="center"/>
-          </w:tcPr>
-          <w:p>
-            <w:pPr>
-              <w:pStyle w:val="Normal"/>
-              <w:jc w:val="left"/>
-              <w:pBdr>
-                <w:bottom w:val="none" w:sz="0" w:space="0" w:color="000000"/>
-                <w:top w:val="none" w:sz="0" w:space="0" w:color="000000"/>
-                <w:left w:val="none" w:sz="0" w:space="0" w:color="000000"/>
-                <w:right w:val="none" w:sz="0" w:space="0" w:color="000000"/>
-              </w:pBdr>
-              <w:spacing w:after="100" w:before="100" w:line="240"/>
-              <w:ind w:left="100" w:right="100" w:firstLine="0" w:firstLineChars="0"/>
-              <w:rPr>
-                <w:rFonts w:ascii="Arial" w:hAnsi="Arial" w:eastAsia="Arial" w:cs="Arial"/>
-                <w:i w:val="false"/>
-                <w:b w:val="false"/>
-                <w:u w:val="none"/>
-                <w:sz w:val="18"/>
-                <w:szCs w:val="18"/>
-                <w:color w:val="000000"/>
-              </w:rPr>
-            </w:pPr>
-            <w:r>
-              <w:rPr>
-                <w:rFonts w:ascii="Arial" w:hAnsi="Arial" w:eastAsia="Arial" w:cs="Arial"/>
-                <w:i w:val="false"/>
-                <w:b w:val="false"/>
-                <w:u w:val="none"/>
-                <w:sz w:val="18"/>
-                <w:szCs w:val="18"/>
-                <w:color w:val="000000"/>
-              </w:rPr>
-              <w:t xml:space="preserve">0 (0.0)</w:t>
-            </w:r>
-          </w:p>
-        </w:tc>
-        <w:tc>
-          <w:tcPr>
-            <w:tcBorders>
-              <w:bottom w:val="none" w:sz="0" w:space="0" w:color="000000"/>
-              <w:top w:val="none" w:sz="0" w:space="0" w:color="000000"/>
-              <w:left w:val="none" w:sz="0" w:space="0" w:color="000000"/>
-              <w:right w:val="none" w:sz="0" w:space="0" w:color="000000"/>
-            </w:tcBorders>
-            <w:shd w:val="clear" w:color="auto" w:fill="FFFFFF"/>
-            <w:tcMar>
-              <w:top w:w="0" w:type="dxa"/>
-              <w:bottom w:w="0" w:type="dxa"/>
-              <w:left w:w="0" w:type="dxa"/>
-              <w:right w:w="0" w:type="dxa"/>
-            </w:tcMar>
-            <w:vAlign w:val="center"/>
-          </w:tcPr>
-          <w:p>
-            <w:pPr>
-              <w:pStyle w:val="Normal"/>
-              <w:jc w:val="left"/>
-              <w:pBdr>
-                <w:bottom w:val="none" w:sz="0" w:space="0" w:color="000000"/>
-                <w:top w:val="none" w:sz="0" w:space="0" w:color="000000"/>
-                <w:left w:val="none" w:sz="0" w:space="0" w:color="000000"/>
-                <w:right w:val="none" w:sz="0" w:space="0" w:color="000000"/>
-              </w:pBdr>
-              <w:spacing w:after="100" w:before="100" w:line="240"/>
-              <w:ind w:left="100" w:right="100" w:firstLine="0" w:firstLineChars="0"/>
-              <w:rPr>
-                <w:rFonts w:ascii="Arial" w:hAnsi="Arial" w:eastAsia="Arial" w:cs="Arial"/>
-                <w:i w:val="false"/>
-                <w:b w:val="false"/>
-                <w:u w:val="none"/>
-                <w:sz w:val="18"/>
-                <w:szCs w:val="18"/>
-                <w:color w:val="000000"/>
-              </w:rPr>
-            </w:pPr>
-            <w:r>
-              <w:rPr>
-                <w:rFonts w:ascii="Arial" w:hAnsi="Arial" w:eastAsia="Arial" w:cs="Arial"/>
-                <w:i w:val="false"/>
-                <w:b w:val="false"/>
-                <w:u w:val="none"/>
-                <w:sz w:val="18"/>
-                <w:szCs w:val="18"/>
-                <w:color w:val="000000"/>
-              </w:rPr>
-              <w:t xml:space="preserve">0 (0.0)</w:t>
+              <w:t xml:space="preserve">0 (0.0%)</w:t>
+            </w:r>
+          </w:p>
+        </w:tc>
+        <w:tc>
+          <w:tcPr>
+            <w:tcBorders>
+              <w:bottom w:val="none" w:sz="0" w:space="0" w:color="000000"/>
+              <w:top w:val="none" w:sz="0" w:space="0" w:color="000000"/>
+              <w:left w:val="none" w:sz="0" w:space="0" w:color="000000"/>
+              <w:right w:val="none" w:sz="0" w:space="0" w:color="000000"/>
+            </w:tcBorders>
+            <w:shd w:val="clear" w:color="auto" w:fill="FFFFFF"/>
+            <w:tcMar>
+              <w:top w:w="0" w:type="dxa"/>
+              <w:bottom w:w="0" w:type="dxa"/>
+              <w:left w:w="0" w:type="dxa"/>
+              <w:right w:w="0" w:type="dxa"/>
+            </w:tcMar>
+            <w:vAlign w:val="center"/>
+          </w:tcPr>
+          <w:p>
+            <w:pPr>
+              <w:pStyle w:val="Normal"/>
+              <w:jc w:val="left"/>
+              <w:pBdr>
+                <w:bottom w:val="none" w:sz="0" w:space="0" w:color="000000"/>
+                <w:top w:val="none" w:sz="0" w:space="0" w:color="000000"/>
+                <w:left w:val="none" w:sz="0" w:space="0" w:color="000000"/>
+                <w:right w:val="none" w:sz="0" w:space="0" w:color="000000"/>
+              </w:pBdr>
+              <w:spacing w:after="100" w:before="100" w:line="240"/>
+              <w:ind w:left="100" w:right="100" w:firstLine="0" w:firstLineChars="0"/>
+              <w:rPr>
+                <w:rFonts w:ascii="Arial" w:hAnsi="Arial" w:eastAsia="Arial" w:cs="Arial"/>
+                <w:i w:val="false"/>
+                <w:b w:val="false"/>
+                <w:u w:val="none"/>
+                <w:sz w:val="18"/>
+                <w:szCs w:val="18"/>
+                <w:color w:val="000000"/>
+              </w:rPr>
+            </w:pPr>
+            <w:r>
+              <w:rPr>
+                <w:rFonts w:ascii="Arial" w:hAnsi="Arial" w:eastAsia="Arial" w:cs="Arial"/>
+                <w:i w:val="false"/>
+                <w:b w:val="false"/>
+                <w:u w:val="none"/>
+                <w:sz w:val="18"/>
+                <w:szCs w:val="18"/>
+                <w:color w:val="000000"/>
+              </w:rPr>
+              <w:t xml:space="preserve">2 (0.8%)</w:t>
+            </w:r>
+          </w:p>
+        </w:tc>
+        <w:tc>
+          <w:tcPr>
+            <w:tcBorders>
+              <w:bottom w:val="none" w:sz="0" w:space="0" w:color="000000"/>
+              <w:top w:val="none" w:sz="0" w:space="0" w:color="000000"/>
+              <w:left w:val="none" w:sz="0" w:space="0" w:color="000000"/>
+              <w:right w:val="none" w:sz="0" w:space="0" w:color="000000"/>
+            </w:tcBorders>
+            <w:shd w:val="clear" w:color="auto" w:fill="FFFFFF"/>
+            <w:tcMar>
+              <w:top w:w="0" w:type="dxa"/>
+              <w:bottom w:w="0" w:type="dxa"/>
+              <w:left w:w="0" w:type="dxa"/>
+              <w:right w:w="0" w:type="dxa"/>
+            </w:tcMar>
+            <w:vAlign w:val="center"/>
+          </w:tcPr>
+          <w:p>
+            <w:pPr>
+              <w:pStyle w:val="Normal"/>
+              <w:jc w:val="left"/>
+              <w:pBdr>
+                <w:bottom w:val="none" w:sz="0" w:space="0" w:color="000000"/>
+                <w:top w:val="none" w:sz="0" w:space="0" w:color="000000"/>
+                <w:left w:val="none" w:sz="0" w:space="0" w:color="000000"/>
+                <w:right w:val="none" w:sz="0" w:space="0" w:color="000000"/>
+              </w:pBdr>
+              <w:spacing w:after="100" w:before="100" w:line="240"/>
+              <w:ind w:left="100" w:right="100" w:firstLine="0" w:firstLineChars="0"/>
+              <w:rPr>
+                <w:rFonts w:ascii="Arial" w:hAnsi="Arial" w:eastAsia="Arial" w:cs="Arial"/>
+                <w:i w:val="false"/>
+                <w:b w:val="false"/>
+                <w:u w:val="none"/>
+                <w:sz w:val="18"/>
+                <w:szCs w:val="18"/>
+                <w:color w:val="000000"/>
+              </w:rPr>
+            </w:pPr>
+            <w:r>
+              <w:rPr>
+                <w:rFonts w:ascii="Arial" w:hAnsi="Arial" w:eastAsia="Arial" w:cs="Arial"/>
+                <w:i w:val="false"/>
+                <w:b w:val="false"/>
+                <w:u w:val="none"/>
+                <w:sz w:val="18"/>
+                <w:szCs w:val="18"/>
+                <w:color w:val="000000"/>
+              </w:rPr>
+              <w:t xml:space="preserve">0 (0.0%)</w:t>
             </w:r>
           </w:p>
         </w:tc>
@@ -1656,113 +1656,113 @@
                 <w:szCs w:val="18"/>
                 <w:color w:val="000000"/>
               </w:rPr>
-              <w:t xml:space="preserve">243 (91.4)</w:t>
-            </w:r>
-          </w:p>
-        </w:tc>
-        <w:tc>
-          <w:tcPr>
-            <w:tcBorders>
-              <w:bottom w:val="none" w:sz="0" w:space="0" w:color="000000"/>
-              <w:top w:val="none" w:sz="0" w:space="0" w:color="000000"/>
-              <w:left w:val="none" w:sz="0" w:space="0" w:color="000000"/>
-              <w:right w:val="none" w:sz="0" w:space="0" w:color="000000"/>
-            </w:tcBorders>
-            <w:shd w:val="clear" w:color="auto" w:fill="FFFFFF"/>
-            <w:tcMar>
-              <w:top w:w="0" w:type="dxa"/>
-              <w:bottom w:w="0" w:type="dxa"/>
-              <w:left w:w="0" w:type="dxa"/>
-              <w:right w:w="0" w:type="dxa"/>
-            </w:tcMar>
-            <w:vAlign w:val="center"/>
-          </w:tcPr>
-          <w:p>
-            <w:pPr>
-              <w:pStyle w:val="Normal"/>
-              <w:jc w:val="left"/>
-              <w:pBdr>
-                <w:bottom w:val="none" w:sz="0" w:space="0" w:color="000000"/>
-                <w:top w:val="none" w:sz="0" w:space="0" w:color="000000"/>
-                <w:left w:val="none" w:sz="0" w:space="0" w:color="000000"/>
-                <w:right w:val="none" w:sz="0" w:space="0" w:color="000000"/>
-              </w:pBdr>
-              <w:spacing w:after="100" w:before="100" w:line="240"/>
-              <w:ind w:left="100" w:right="100" w:firstLine="0" w:firstLineChars="0"/>
-              <w:rPr>
-                <w:rFonts w:ascii="Arial" w:hAnsi="Arial" w:eastAsia="Arial" w:cs="Arial"/>
-                <w:i w:val="false"/>
-                <w:b w:val="false"/>
-                <w:u w:val="none"/>
-                <w:sz w:val="18"/>
-                <w:szCs w:val="18"/>
-                <w:color w:val="000000"/>
-              </w:rPr>
-            </w:pPr>
-            <w:r>
-              <w:rPr>
-                <w:rFonts w:ascii="Arial" w:hAnsi="Arial" w:eastAsia="Arial" w:cs="Arial"/>
-                <w:i w:val="false"/>
-                <w:b w:val="false"/>
-                <w:u w:val="none"/>
-                <w:sz w:val="18"/>
-                <w:szCs w:val="18"/>
-                <w:color w:val="000000"/>
-              </w:rPr>
-              <w:t xml:space="preserve">119 (92.2)</w:t>
-            </w:r>
-          </w:p>
-        </w:tc>
-        <w:tc>
-          <w:tcPr>
-            <w:tcBorders>
-              <w:bottom w:val="none" w:sz="0" w:space="0" w:color="000000"/>
-              <w:top w:val="none" w:sz="0" w:space="0" w:color="000000"/>
-              <w:left w:val="none" w:sz="0" w:space="0" w:color="000000"/>
-              <w:right w:val="none" w:sz="0" w:space="0" w:color="000000"/>
-            </w:tcBorders>
-            <w:shd w:val="clear" w:color="auto" w:fill="FFFFFF"/>
-            <w:tcMar>
-              <w:top w:w="0" w:type="dxa"/>
-              <w:bottom w:w="0" w:type="dxa"/>
-              <w:left w:w="0" w:type="dxa"/>
-              <w:right w:w="0" w:type="dxa"/>
-            </w:tcMar>
-            <w:vAlign w:val="center"/>
-          </w:tcPr>
-          <w:p>
-            <w:pPr>
-              <w:pStyle w:val="Normal"/>
-              <w:jc w:val="left"/>
-              <w:pBdr>
-                <w:bottom w:val="none" w:sz="0" w:space="0" w:color="000000"/>
-                <w:top w:val="none" w:sz="0" w:space="0" w:color="000000"/>
-                <w:left w:val="none" w:sz="0" w:space="0" w:color="000000"/>
-                <w:right w:val="none" w:sz="0" w:space="0" w:color="000000"/>
-              </w:pBdr>
-              <w:spacing w:after="100" w:before="100" w:line="240"/>
-              <w:ind w:left="100" w:right="100" w:firstLine="0" w:firstLineChars="0"/>
-              <w:rPr>
-                <w:rFonts w:ascii="Arial" w:hAnsi="Arial" w:eastAsia="Arial" w:cs="Arial"/>
-                <w:i w:val="false"/>
-                <w:b w:val="false"/>
-                <w:u w:val="none"/>
-                <w:sz w:val="18"/>
-                <w:szCs w:val="18"/>
-                <w:color w:val="000000"/>
-              </w:rPr>
-            </w:pPr>
-            <w:r>
-              <w:rPr>
-                <w:rFonts w:ascii="Arial" w:hAnsi="Arial" w:eastAsia="Arial" w:cs="Arial"/>
-                <w:i w:val="false"/>
-                <w:b w:val="false"/>
-                <w:u w:val="none"/>
-                <w:sz w:val="18"/>
-                <w:szCs w:val="18"/>
-                <w:color w:val="000000"/>
-              </w:rPr>
-              <w:t xml:space="preserve">60 (95.2)</w:t>
+              <w:t xml:space="preserve">60 (95.2%)</w:t>
+            </w:r>
+          </w:p>
+        </w:tc>
+        <w:tc>
+          <w:tcPr>
+            <w:tcBorders>
+              <w:bottom w:val="none" w:sz="0" w:space="0" w:color="000000"/>
+              <w:top w:val="none" w:sz="0" w:space="0" w:color="000000"/>
+              <w:left w:val="none" w:sz="0" w:space="0" w:color="000000"/>
+              <w:right w:val="none" w:sz="0" w:space="0" w:color="000000"/>
+            </w:tcBorders>
+            <w:shd w:val="clear" w:color="auto" w:fill="FFFFFF"/>
+            <w:tcMar>
+              <w:top w:w="0" w:type="dxa"/>
+              <w:bottom w:w="0" w:type="dxa"/>
+              <w:left w:w="0" w:type="dxa"/>
+              <w:right w:w="0" w:type="dxa"/>
+            </w:tcMar>
+            <w:vAlign w:val="center"/>
+          </w:tcPr>
+          <w:p>
+            <w:pPr>
+              <w:pStyle w:val="Normal"/>
+              <w:jc w:val="left"/>
+              <w:pBdr>
+                <w:bottom w:val="none" w:sz="0" w:space="0" w:color="000000"/>
+                <w:top w:val="none" w:sz="0" w:space="0" w:color="000000"/>
+                <w:left w:val="none" w:sz="0" w:space="0" w:color="000000"/>
+                <w:right w:val="none" w:sz="0" w:space="0" w:color="000000"/>
+              </w:pBdr>
+              <w:spacing w:after="100" w:before="100" w:line="240"/>
+              <w:ind w:left="100" w:right="100" w:firstLine="0" w:firstLineChars="0"/>
+              <w:rPr>
+                <w:rFonts w:ascii="Arial" w:hAnsi="Arial" w:eastAsia="Arial" w:cs="Arial"/>
+                <w:i w:val="false"/>
+                <w:b w:val="false"/>
+                <w:u w:val="none"/>
+                <w:sz w:val="18"/>
+                <w:szCs w:val="18"/>
+                <w:color w:val="000000"/>
+              </w:rPr>
+            </w:pPr>
+            <w:r>
+              <w:rPr>
+                <w:rFonts w:ascii="Arial" w:hAnsi="Arial" w:eastAsia="Arial" w:cs="Arial"/>
+                <w:i w:val="false"/>
+                <w:b w:val="false"/>
+                <w:u w:val="none"/>
+                <w:sz w:val="18"/>
+                <w:szCs w:val="18"/>
+                <w:color w:val="000000"/>
+              </w:rPr>
+              <w:t xml:space="preserve">243 (91.4%)</w:t>
+            </w:r>
+          </w:p>
+        </w:tc>
+        <w:tc>
+          <w:tcPr>
+            <w:tcBorders>
+              <w:bottom w:val="none" w:sz="0" w:space="0" w:color="000000"/>
+              <w:top w:val="none" w:sz="0" w:space="0" w:color="000000"/>
+              <w:left w:val="none" w:sz="0" w:space="0" w:color="000000"/>
+              <w:right w:val="none" w:sz="0" w:space="0" w:color="000000"/>
+            </w:tcBorders>
+            <w:shd w:val="clear" w:color="auto" w:fill="FFFFFF"/>
+            <w:tcMar>
+              <w:top w:w="0" w:type="dxa"/>
+              <w:bottom w:w="0" w:type="dxa"/>
+              <w:left w:w="0" w:type="dxa"/>
+              <w:right w:w="0" w:type="dxa"/>
+            </w:tcMar>
+            <w:vAlign w:val="center"/>
+          </w:tcPr>
+          <w:p>
+            <w:pPr>
+              <w:pStyle w:val="Normal"/>
+              <w:jc w:val="left"/>
+              <w:pBdr>
+                <w:bottom w:val="none" w:sz="0" w:space="0" w:color="000000"/>
+                <w:top w:val="none" w:sz="0" w:space="0" w:color="000000"/>
+                <w:left w:val="none" w:sz="0" w:space="0" w:color="000000"/>
+                <w:right w:val="none" w:sz="0" w:space="0" w:color="000000"/>
+              </w:pBdr>
+              <w:spacing w:after="100" w:before="100" w:line="240"/>
+              <w:ind w:left="100" w:right="100" w:firstLine="0" w:firstLineChars="0"/>
+              <w:rPr>
+                <w:rFonts w:ascii="Arial" w:hAnsi="Arial" w:eastAsia="Arial" w:cs="Arial"/>
+                <w:i w:val="false"/>
+                <w:b w:val="false"/>
+                <w:u w:val="none"/>
+                <w:sz w:val="18"/>
+                <w:szCs w:val="18"/>
+                <w:color w:val="000000"/>
+              </w:rPr>
+            </w:pPr>
+            <w:r>
+              <w:rPr>
+                <w:rFonts w:ascii="Arial" w:hAnsi="Arial" w:eastAsia="Arial" w:cs="Arial"/>
+                <w:i w:val="false"/>
+                <w:b w:val="false"/>
+                <w:u w:val="none"/>
+                <w:sz w:val="18"/>
+                <w:szCs w:val="18"/>
+                <w:color w:val="000000"/>
+              </w:rPr>
+              <w:t xml:space="preserve">119 (92.2%)</w:t>
             </w:r>
           </w:p>
         </w:tc>
@@ -2092,113 +2092,113 @@
                 <w:szCs w:val="18"/>
                 <w:color w:val="000000"/>
               </w:rPr>
-              <w:t xml:space="preserve">33 (12.4)</w:t>
-            </w:r>
-          </w:p>
-        </w:tc>
-        <w:tc>
-          <w:tcPr>
-            <w:tcBorders>
-              <w:bottom w:val="none" w:sz="0" w:space="0" w:color="000000"/>
-              <w:top w:val="none" w:sz="0" w:space="0" w:color="000000"/>
-              <w:left w:val="none" w:sz="0" w:space="0" w:color="000000"/>
-              <w:right w:val="none" w:sz="0" w:space="0" w:color="000000"/>
-            </w:tcBorders>
-            <w:shd w:val="clear" w:color="auto" w:fill="FFFFFF"/>
-            <w:tcMar>
-              <w:top w:w="0" w:type="dxa"/>
-              <w:bottom w:w="0" w:type="dxa"/>
-              <w:left w:w="0" w:type="dxa"/>
-              <w:right w:w="0" w:type="dxa"/>
-            </w:tcMar>
-            <w:vAlign w:val="center"/>
-          </w:tcPr>
-          <w:p>
-            <w:pPr>
-              <w:pStyle w:val="Normal"/>
-              <w:jc w:val="left"/>
-              <w:pBdr>
-                <w:bottom w:val="none" w:sz="0" w:space="0" w:color="000000"/>
-                <w:top w:val="none" w:sz="0" w:space="0" w:color="000000"/>
-                <w:left w:val="none" w:sz="0" w:space="0" w:color="000000"/>
-                <w:right w:val="none" w:sz="0" w:space="0" w:color="000000"/>
-              </w:pBdr>
-              <w:spacing w:after="100" w:before="100" w:line="240"/>
-              <w:ind w:left="100" w:right="100" w:firstLine="0" w:firstLineChars="0"/>
-              <w:rPr>
-                <w:rFonts w:ascii="Arial" w:hAnsi="Arial" w:eastAsia="Arial" w:cs="Arial"/>
-                <w:i w:val="false"/>
-                <w:b w:val="false"/>
-                <w:u w:val="none"/>
-                <w:sz w:val="18"/>
-                <w:szCs w:val="18"/>
-                <w:color w:val="000000"/>
-              </w:rPr>
-            </w:pPr>
-            <w:r>
-              <w:rPr>
-                <w:rFonts w:ascii="Arial" w:hAnsi="Arial" w:eastAsia="Arial" w:cs="Arial"/>
-                <w:i w:val="false"/>
-                <w:b w:val="false"/>
-                <w:u w:val="none"/>
-                <w:sz w:val="18"/>
-                <w:szCs w:val="18"/>
-                <w:color w:val="000000"/>
-              </w:rPr>
-              <w:t xml:space="preserve">20 (15.5)</w:t>
-            </w:r>
-          </w:p>
-        </w:tc>
-        <w:tc>
-          <w:tcPr>
-            <w:tcBorders>
-              <w:bottom w:val="none" w:sz="0" w:space="0" w:color="000000"/>
-              <w:top w:val="none" w:sz="0" w:space="0" w:color="000000"/>
-              <w:left w:val="none" w:sz="0" w:space="0" w:color="000000"/>
-              <w:right w:val="none" w:sz="0" w:space="0" w:color="000000"/>
-            </w:tcBorders>
-            <w:shd w:val="clear" w:color="auto" w:fill="FFFFFF"/>
-            <w:tcMar>
-              <w:top w:w="0" w:type="dxa"/>
-              <w:bottom w:w="0" w:type="dxa"/>
-              <w:left w:w="0" w:type="dxa"/>
-              <w:right w:w="0" w:type="dxa"/>
-            </w:tcMar>
-            <w:vAlign w:val="center"/>
-          </w:tcPr>
-          <w:p>
-            <w:pPr>
-              <w:pStyle w:val="Normal"/>
-              <w:jc w:val="left"/>
-              <w:pBdr>
-                <w:bottom w:val="none" w:sz="0" w:space="0" w:color="000000"/>
-                <w:top w:val="none" w:sz="0" w:space="0" w:color="000000"/>
-                <w:left w:val="none" w:sz="0" w:space="0" w:color="000000"/>
-                <w:right w:val="none" w:sz="0" w:space="0" w:color="000000"/>
-              </w:pBdr>
-              <w:spacing w:after="100" w:before="100" w:line="240"/>
-              <w:ind w:left="100" w:right="100" w:firstLine="0" w:firstLineChars="0"/>
-              <w:rPr>
-                <w:rFonts w:ascii="Arial" w:hAnsi="Arial" w:eastAsia="Arial" w:cs="Arial"/>
-                <w:i w:val="false"/>
-                <w:b w:val="false"/>
-                <w:u w:val="none"/>
-                <w:sz w:val="18"/>
-                <w:szCs w:val="18"/>
-                <w:color w:val="000000"/>
-              </w:rPr>
-            </w:pPr>
-            <w:r>
-              <w:rPr>
-                <w:rFonts w:ascii="Arial" w:hAnsi="Arial" w:eastAsia="Arial" w:cs="Arial"/>
-                <w:i w:val="false"/>
-                <w:b w:val="false"/>
-                <w:u w:val="none"/>
-                <w:sz w:val="18"/>
-                <w:szCs w:val="18"/>
-                <w:color w:val="000000"/>
-              </w:rPr>
-              <w:t xml:space="preserve">18 (28.6)</w:t>
+              <w:t xml:space="preserve">18 (28.6%)</w:t>
+            </w:r>
+          </w:p>
+        </w:tc>
+        <w:tc>
+          <w:tcPr>
+            <w:tcBorders>
+              <w:bottom w:val="none" w:sz="0" w:space="0" w:color="000000"/>
+              <w:top w:val="none" w:sz="0" w:space="0" w:color="000000"/>
+              <w:left w:val="none" w:sz="0" w:space="0" w:color="000000"/>
+              <w:right w:val="none" w:sz="0" w:space="0" w:color="000000"/>
+            </w:tcBorders>
+            <w:shd w:val="clear" w:color="auto" w:fill="FFFFFF"/>
+            <w:tcMar>
+              <w:top w:w="0" w:type="dxa"/>
+              <w:bottom w:w="0" w:type="dxa"/>
+              <w:left w:w="0" w:type="dxa"/>
+              <w:right w:w="0" w:type="dxa"/>
+            </w:tcMar>
+            <w:vAlign w:val="center"/>
+          </w:tcPr>
+          <w:p>
+            <w:pPr>
+              <w:pStyle w:val="Normal"/>
+              <w:jc w:val="left"/>
+              <w:pBdr>
+                <w:bottom w:val="none" w:sz="0" w:space="0" w:color="000000"/>
+                <w:top w:val="none" w:sz="0" w:space="0" w:color="000000"/>
+                <w:left w:val="none" w:sz="0" w:space="0" w:color="000000"/>
+                <w:right w:val="none" w:sz="0" w:space="0" w:color="000000"/>
+              </w:pBdr>
+              <w:spacing w:after="100" w:before="100" w:line="240"/>
+              <w:ind w:left="100" w:right="100" w:firstLine="0" w:firstLineChars="0"/>
+              <w:rPr>
+                <w:rFonts w:ascii="Arial" w:hAnsi="Arial" w:eastAsia="Arial" w:cs="Arial"/>
+                <w:i w:val="false"/>
+                <w:b w:val="false"/>
+                <w:u w:val="none"/>
+                <w:sz w:val="18"/>
+                <w:szCs w:val="18"/>
+                <w:color w:val="000000"/>
+              </w:rPr>
+            </w:pPr>
+            <w:r>
+              <w:rPr>
+                <w:rFonts w:ascii="Arial" w:hAnsi="Arial" w:eastAsia="Arial" w:cs="Arial"/>
+                <w:i w:val="false"/>
+                <w:b w:val="false"/>
+                <w:u w:val="none"/>
+                <w:sz w:val="18"/>
+                <w:szCs w:val="18"/>
+                <w:color w:val="000000"/>
+              </w:rPr>
+              <w:t xml:space="preserve">33 (12.4%)</w:t>
+            </w:r>
+          </w:p>
+        </w:tc>
+        <w:tc>
+          <w:tcPr>
+            <w:tcBorders>
+              <w:bottom w:val="none" w:sz="0" w:space="0" w:color="000000"/>
+              <w:top w:val="none" w:sz="0" w:space="0" w:color="000000"/>
+              <w:left w:val="none" w:sz="0" w:space="0" w:color="000000"/>
+              <w:right w:val="none" w:sz="0" w:space="0" w:color="000000"/>
+            </w:tcBorders>
+            <w:shd w:val="clear" w:color="auto" w:fill="FFFFFF"/>
+            <w:tcMar>
+              <w:top w:w="0" w:type="dxa"/>
+              <w:bottom w:w="0" w:type="dxa"/>
+              <w:left w:w="0" w:type="dxa"/>
+              <w:right w:w="0" w:type="dxa"/>
+            </w:tcMar>
+            <w:vAlign w:val="center"/>
+          </w:tcPr>
+          <w:p>
+            <w:pPr>
+              <w:pStyle w:val="Normal"/>
+              <w:jc w:val="left"/>
+              <w:pBdr>
+                <w:bottom w:val="none" w:sz="0" w:space="0" w:color="000000"/>
+                <w:top w:val="none" w:sz="0" w:space="0" w:color="000000"/>
+                <w:left w:val="none" w:sz="0" w:space="0" w:color="000000"/>
+                <w:right w:val="none" w:sz="0" w:space="0" w:color="000000"/>
+              </w:pBdr>
+              <w:spacing w:after="100" w:before="100" w:line="240"/>
+              <w:ind w:left="100" w:right="100" w:firstLine="0" w:firstLineChars="0"/>
+              <w:rPr>
+                <w:rFonts w:ascii="Arial" w:hAnsi="Arial" w:eastAsia="Arial" w:cs="Arial"/>
+                <w:i w:val="false"/>
+                <w:b w:val="false"/>
+                <w:u w:val="none"/>
+                <w:sz w:val="18"/>
+                <w:szCs w:val="18"/>
+                <w:color w:val="000000"/>
+              </w:rPr>
+            </w:pPr>
+            <w:r>
+              <w:rPr>
+                <w:rFonts w:ascii="Arial" w:hAnsi="Arial" w:eastAsia="Arial" w:cs="Arial"/>
+                <w:i w:val="false"/>
+                <w:b w:val="false"/>
+                <w:u w:val="none"/>
+                <w:sz w:val="18"/>
+                <w:szCs w:val="18"/>
+                <w:color w:val="000000"/>
+              </w:rPr>
+              <w:t xml:space="preserve">20 (15.5%)</w:t>
             </w:r>
           </w:p>
         </w:tc>
@@ -2310,113 +2310,113 @@
                 <w:szCs w:val="18"/>
                 <w:color w:val="000000"/>
               </w:rPr>
-              <w:t xml:space="preserve">30 (11.3)</w:t>
-            </w:r>
-          </w:p>
-        </w:tc>
-        <w:tc>
-          <w:tcPr>
-            <w:tcBorders>
-              <w:bottom w:val="none" w:sz="0" w:space="0" w:color="000000"/>
-              <w:top w:val="none" w:sz="0" w:space="0" w:color="000000"/>
-              <w:left w:val="none" w:sz="0" w:space="0" w:color="000000"/>
-              <w:right w:val="none" w:sz="0" w:space="0" w:color="000000"/>
-            </w:tcBorders>
-            <w:shd w:val="clear" w:color="auto" w:fill="FFFFFF"/>
-            <w:tcMar>
-              <w:top w:w="0" w:type="dxa"/>
-              <w:bottom w:w="0" w:type="dxa"/>
-              <w:left w:w="0" w:type="dxa"/>
-              <w:right w:w="0" w:type="dxa"/>
-            </w:tcMar>
-            <w:vAlign w:val="center"/>
-          </w:tcPr>
-          <w:p>
-            <w:pPr>
-              <w:pStyle w:val="Normal"/>
-              <w:jc w:val="left"/>
-              <w:pBdr>
-                <w:bottom w:val="none" w:sz="0" w:space="0" w:color="000000"/>
-                <w:top w:val="none" w:sz="0" w:space="0" w:color="000000"/>
-                <w:left w:val="none" w:sz="0" w:space="0" w:color="000000"/>
-                <w:right w:val="none" w:sz="0" w:space="0" w:color="000000"/>
-              </w:pBdr>
-              <w:spacing w:after="100" w:before="100" w:line="240"/>
-              <w:ind w:left="100" w:right="100" w:firstLine="0" w:firstLineChars="0"/>
-              <w:rPr>
-                <w:rFonts w:ascii="Arial" w:hAnsi="Arial" w:eastAsia="Arial" w:cs="Arial"/>
-                <w:i w:val="false"/>
-                <w:b w:val="false"/>
-                <w:u w:val="none"/>
-                <w:sz w:val="18"/>
-                <w:szCs w:val="18"/>
-                <w:color w:val="000000"/>
-              </w:rPr>
-            </w:pPr>
-            <w:r>
-              <w:rPr>
-                <w:rFonts w:ascii="Arial" w:hAnsi="Arial" w:eastAsia="Arial" w:cs="Arial"/>
-                <w:i w:val="false"/>
-                <w:b w:val="false"/>
-                <w:u w:val="none"/>
-                <w:sz w:val="18"/>
-                <w:szCs w:val="18"/>
-                <w:color w:val="000000"/>
-              </w:rPr>
-              <w:t xml:space="preserve">24 (18.6)</w:t>
-            </w:r>
-          </w:p>
-        </w:tc>
-        <w:tc>
-          <w:tcPr>
-            <w:tcBorders>
-              <w:bottom w:val="none" w:sz="0" w:space="0" w:color="000000"/>
-              <w:top w:val="none" w:sz="0" w:space="0" w:color="000000"/>
-              <w:left w:val="none" w:sz="0" w:space="0" w:color="000000"/>
-              <w:right w:val="none" w:sz="0" w:space="0" w:color="000000"/>
-            </w:tcBorders>
-            <w:shd w:val="clear" w:color="auto" w:fill="FFFFFF"/>
-            <w:tcMar>
-              <w:top w:w="0" w:type="dxa"/>
-              <w:bottom w:w="0" w:type="dxa"/>
-              <w:left w:w="0" w:type="dxa"/>
-              <w:right w:w="0" w:type="dxa"/>
-            </w:tcMar>
-            <w:vAlign w:val="center"/>
-          </w:tcPr>
-          <w:p>
-            <w:pPr>
-              <w:pStyle w:val="Normal"/>
-              <w:jc w:val="left"/>
-              <w:pBdr>
-                <w:bottom w:val="none" w:sz="0" w:space="0" w:color="000000"/>
-                <w:top w:val="none" w:sz="0" w:space="0" w:color="000000"/>
-                <w:left w:val="none" w:sz="0" w:space="0" w:color="000000"/>
-                <w:right w:val="none" w:sz="0" w:space="0" w:color="000000"/>
-              </w:pBdr>
-              <w:spacing w:after="100" w:before="100" w:line="240"/>
-              <w:ind w:left="100" w:right="100" w:firstLine="0" w:firstLineChars="0"/>
-              <w:rPr>
-                <w:rFonts w:ascii="Arial" w:hAnsi="Arial" w:eastAsia="Arial" w:cs="Arial"/>
-                <w:i w:val="false"/>
-                <w:b w:val="false"/>
-                <w:u w:val="none"/>
-                <w:sz w:val="18"/>
-                <w:szCs w:val="18"/>
-                <w:color w:val="000000"/>
-              </w:rPr>
-            </w:pPr>
-            <w:r>
-              <w:rPr>
-                <w:rFonts w:ascii="Arial" w:hAnsi="Arial" w:eastAsia="Arial" w:cs="Arial"/>
-                <w:i w:val="false"/>
-                <w:b w:val="false"/>
-                <w:u w:val="none"/>
-                <w:sz w:val="18"/>
-                <w:szCs w:val="18"/>
-                <w:color w:val="000000"/>
-              </w:rPr>
-              <w:t xml:space="preserve">2 (3.2)</w:t>
+              <w:t xml:space="preserve">2 (3.2%)</w:t>
+            </w:r>
+          </w:p>
+        </w:tc>
+        <w:tc>
+          <w:tcPr>
+            <w:tcBorders>
+              <w:bottom w:val="none" w:sz="0" w:space="0" w:color="000000"/>
+              <w:top w:val="none" w:sz="0" w:space="0" w:color="000000"/>
+              <w:left w:val="none" w:sz="0" w:space="0" w:color="000000"/>
+              <w:right w:val="none" w:sz="0" w:space="0" w:color="000000"/>
+            </w:tcBorders>
+            <w:shd w:val="clear" w:color="auto" w:fill="FFFFFF"/>
+            <w:tcMar>
+              <w:top w:w="0" w:type="dxa"/>
+              <w:bottom w:w="0" w:type="dxa"/>
+              <w:left w:w="0" w:type="dxa"/>
+              <w:right w:w="0" w:type="dxa"/>
+            </w:tcMar>
+            <w:vAlign w:val="center"/>
+          </w:tcPr>
+          <w:p>
+            <w:pPr>
+              <w:pStyle w:val="Normal"/>
+              <w:jc w:val="left"/>
+              <w:pBdr>
+                <w:bottom w:val="none" w:sz="0" w:space="0" w:color="000000"/>
+                <w:top w:val="none" w:sz="0" w:space="0" w:color="000000"/>
+                <w:left w:val="none" w:sz="0" w:space="0" w:color="000000"/>
+                <w:right w:val="none" w:sz="0" w:space="0" w:color="000000"/>
+              </w:pBdr>
+              <w:spacing w:after="100" w:before="100" w:line="240"/>
+              <w:ind w:left="100" w:right="100" w:firstLine="0" w:firstLineChars="0"/>
+              <w:rPr>
+                <w:rFonts w:ascii="Arial" w:hAnsi="Arial" w:eastAsia="Arial" w:cs="Arial"/>
+                <w:i w:val="false"/>
+                <w:b w:val="false"/>
+                <w:u w:val="none"/>
+                <w:sz w:val="18"/>
+                <w:szCs w:val="18"/>
+                <w:color w:val="000000"/>
+              </w:rPr>
+            </w:pPr>
+            <w:r>
+              <w:rPr>
+                <w:rFonts w:ascii="Arial" w:hAnsi="Arial" w:eastAsia="Arial" w:cs="Arial"/>
+                <w:i w:val="false"/>
+                <w:b w:val="false"/>
+                <w:u w:val="none"/>
+                <w:sz w:val="18"/>
+                <w:szCs w:val="18"/>
+                <w:color w:val="000000"/>
+              </w:rPr>
+              <w:t xml:space="preserve">30 (11.3%)</w:t>
+            </w:r>
+          </w:p>
+        </w:tc>
+        <w:tc>
+          <w:tcPr>
+            <w:tcBorders>
+              <w:bottom w:val="none" w:sz="0" w:space="0" w:color="000000"/>
+              <w:top w:val="none" w:sz="0" w:space="0" w:color="000000"/>
+              <w:left w:val="none" w:sz="0" w:space="0" w:color="000000"/>
+              <w:right w:val="none" w:sz="0" w:space="0" w:color="000000"/>
+            </w:tcBorders>
+            <w:shd w:val="clear" w:color="auto" w:fill="FFFFFF"/>
+            <w:tcMar>
+              <w:top w:w="0" w:type="dxa"/>
+              <w:bottom w:w="0" w:type="dxa"/>
+              <w:left w:w="0" w:type="dxa"/>
+              <w:right w:w="0" w:type="dxa"/>
+            </w:tcMar>
+            <w:vAlign w:val="center"/>
+          </w:tcPr>
+          <w:p>
+            <w:pPr>
+              <w:pStyle w:val="Normal"/>
+              <w:jc w:val="left"/>
+              <w:pBdr>
+                <w:bottom w:val="none" w:sz="0" w:space="0" w:color="000000"/>
+                <w:top w:val="none" w:sz="0" w:space="0" w:color="000000"/>
+                <w:left w:val="none" w:sz="0" w:space="0" w:color="000000"/>
+                <w:right w:val="none" w:sz="0" w:space="0" w:color="000000"/>
+              </w:pBdr>
+              <w:spacing w:after="100" w:before="100" w:line="240"/>
+              <w:ind w:left="100" w:right="100" w:firstLine="0" w:firstLineChars="0"/>
+              <w:rPr>
+                <w:rFonts w:ascii="Arial" w:hAnsi="Arial" w:eastAsia="Arial" w:cs="Arial"/>
+                <w:i w:val="false"/>
+                <w:b w:val="false"/>
+                <w:u w:val="none"/>
+                <w:sz w:val="18"/>
+                <w:szCs w:val="18"/>
+                <w:color w:val="000000"/>
+              </w:rPr>
+            </w:pPr>
+            <w:r>
+              <w:rPr>
+                <w:rFonts w:ascii="Arial" w:hAnsi="Arial" w:eastAsia="Arial" w:cs="Arial"/>
+                <w:i w:val="false"/>
+                <w:b w:val="false"/>
+                <w:u w:val="none"/>
+                <w:sz w:val="18"/>
+                <w:szCs w:val="18"/>
+                <w:color w:val="000000"/>
+              </w:rPr>
+              <w:t xml:space="preserve">24 (18.6%)</w:t>
             </w:r>
           </w:p>
         </w:tc>
@@ -2528,113 +2528,113 @@
                 <w:szCs w:val="18"/>
                 <w:color w:val="000000"/>
               </w:rPr>
-              <w:t xml:space="preserve">17 (6.4)</w:t>
-            </w:r>
-          </w:p>
-        </w:tc>
-        <w:tc>
-          <w:tcPr>
-            <w:tcBorders>
-              <w:bottom w:val="none" w:sz="0" w:space="0" w:color="000000"/>
-              <w:top w:val="none" w:sz="0" w:space="0" w:color="000000"/>
-              <w:left w:val="none" w:sz="0" w:space="0" w:color="000000"/>
-              <w:right w:val="none" w:sz="0" w:space="0" w:color="000000"/>
-            </w:tcBorders>
-            <w:shd w:val="clear" w:color="auto" w:fill="FFFFFF"/>
-            <w:tcMar>
-              <w:top w:w="0" w:type="dxa"/>
-              <w:bottom w:w="0" w:type="dxa"/>
-              <w:left w:w="0" w:type="dxa"/>
-              <w:right w:w="0" w:type="dxa"/>
-            </w:tcMar>
-            <w:vAlign w:val="center"/>
-          </w:tcPr>
-          <w:p>
-            <w:pPr>
-              <w:pStyle w:val="Normal"/>
-              <w:jc w:val="left"/>
-              <w:pBdr>
-                <w:bottom w:val="none" w:sz="0" w:space="0" w:color="000000"/>
-                <w:top w:val="none" w:sz="0" w:space="0" w:color="000000"/>
-                <w:left w:val="none" w:sz="0" w:space="0" w:color="000000"/>
-                <w:right w:val="none" w:sz="0" w:space="0" w:color="000000"/>
-              </w:pBdr>
-              <w:spacing w:after="100" w:before="100" w:line="240"/>
-              <w:ind w:left="100" w:right="100" w:firstLine="0" w:firstLineChars="0"/>
-              <w:rPr>
-                <w:rFonts w:ascii="Arial" w:hAnsi="Arial" w:eastAsia="Arial" w:cs="Arial"/>
-                <w:i w:val="false"/>
-                <w:b w:val="false"/>
-                <w:u w:val="none"/>
-                <w:sz w:val="18"/>
-                <w:szCs w:val="18"/>
-                <w:color w:val="000000"/>
-              </w:rPr>
-            </w:pPr>
-            <w:r>
-              <w:rPr>
-                <w:rFonts w:ascii="Arial" w:hAnsi="Arial" w:eastAsia="Arial" w:cs="Arial"/>
-                <w:i w:val="false"/>
-                <w:b w:val="false"/>
-                <w:u w:val="none"/>
-                <w:sz w:val="18"/>
-                <w:szCs w:val="18"/>
-                <w:color w:val="000000"/>
-              </w:rPr>
-              <w:t xml:space="preserve">6 (4.7)</w:t>
-            </w:r>
-          </w:p>
-        </w:tc>
-        <w:tc>
-          <w:tcPr>
-            <w:tcBorders>
-              <w:bottom w:val="none" w:sz="0" w:space="0" w:color="000000"/>
-              <w:top w:val="none" w:sz="0" w:space="0" w:color="000000"/>
-              <w:left w:val="none" w:sz="0" w:space="0" w:color="000000"/>
-              <w:right w:val="none" w:sz="0" w:space="0" w:color="000000"/>
-            </w:tcBorders>
-            <w:shd w:val="clear" w:color="auto" w:fill="FFFFFF"/>
-            <w:tcMar>
-              <w:top w:w="0" w:type="dxa"/>
-              <w:bottom w:w="0" w:type="dxa"/>
-              <w:left w:w="0" w:type="dxa"/>
-              <w:right w:w="0" w:type="dxa"/>
-            </w:tcMar>
-            <w:vAlign w:val="center"/>
-          </w:tcPr>
-          <w:p>
-            <w:pPr>
-              <w:pStyle w:val="Normal"/>
-              <w:jc w:val="left"/>
-              <w:pBdr>
-                <w:bottom w:val="none" w:sz="0" w:space="0" w:color="000000"/>
-                <w:top w:val="none" w:sz="0" w:space="0" w:color="000000"/>
-                <w:left w:val="none" w:sz="0" w:space="0" w:color="000000"/>
-                <w:right w:val="none" w:sz="0" w:space="0" w:color="000000"/>
-              </w:pBdr>
-              <w:spacing w:after="100" w:before="100" w:line="240"/>
-              <w:ind w:left="100" w:right="100" w:firstLine="0" w:firstLineChars="0"/>
-              <w:rPr>
-                <w:rFonts w:ascii="Arial" w:hAnsi="Arial" w:eastAsia="Arial" w:cs="Arial"/>
-                <w:i w:val="false"/>
-                <w:b w:val="false"/>
-                <w:u w:val="none"/>
-                <w:sz w:val="18"/>
-                <w:szCs w:val="18"/>
-                <w:color w:val="000000"/>
-              </w:rPr>
-            </w:pPr>
-            <w:r>
-              <w:rPr>
-                <w:rFonts w:ascii="Arial" w:hAnsi="Arial" w:eastAsia="Arial" w:cs="Arial"/>
-                <w:i w:val="false"/>
-                <w:b w:val="false"/>
-                <w:u w:val="none"/>
-                <w:sz w:val="18"/>
-                <w:szCs w:val="18"/>
-                <w:color w:val="000000"/>
-              </w:rPr>
-              <w:t xml:space="preserve">4 (6.3)</w:t>
+              <w:t xml:space="preserve">4 (6.3%)</w:t>
+            </w:r>
+          </w:p>
+        </w:tc>
+        <w:tc>
+          <w:tcPr>
+            <w:tcBorders>
+              <w:bottom w:val="none" w:sz="0" w:space="0" w:color="000000"/>
+              <w:top w:val="none" w:sz="0" w:space="0" w:color="000000"/>
+              <w:left w:val="none" w:sz="0" w:space="0" w:color="000000"/>
+              <w:right w:val="none" w:sz="0" w:space="0" w:color="000000"/>
+            </w:tcBorders>
+            <w:shd w:val="clear" w:color="auto" w:fill="FFFFFF"/>
+            <w:tcMar>
+              <w:top w:w="0" w:type="dxa"/>
+              <w:bottom w:w="0" w:type="dxa"/>
+              <w:left w:w="0" w:type="dxa"/>
+              <w:right w:w="0" w:type="dxa"/>
+            </w:tcMar>
+            <w:vAlign w:val="center"/>
+          </w:tcPr>
+          <w:p>
+            <w:pPr>
+              <w:pStyle w:val="Normal"/>
+              <w:jc w:val="left"/>
+              <w:pBdr>
+                <w:bottom w:val="none" w:sz="0" w:space="0" w:color="000000"/>
+                <w:top w:val="none" w:sz="0" w:space="0" w:color="000000"/>
+                <w:left w:val="none" w:sz="0" w:space="0" w:color="000000"/>
+                <w:right w:val="none" w:sz="0" w:space="0" w:color="000000"/>
+              </w:pBdr>
+              <w:spacing w:after="100" w:before="100" w:line="240"/>
+              <w:ind w:left="100" w:right="100" w:firstLine="0" w:firstLineChars="0"/>
+              <w:rPr>
+                <w:rFonts w:ascii="Arial" w:hAnsi="Arial" w:eastAsia="Arial" w:cs="Arial"/>
+                <w:i w:val="false"/>
+                <w:b w:val="false"/>
+                <w:u w:val="none"/>
+                <w:sz w:val="18"/>
+                <w:szCs w:val="18"/>
+                <w:color w:val="000000"/>
+              </w:rPr>
+            </w:pPr>
+            <w:r>
+              <w:rPr>
+                <w:rFonts w:ascii="Arial" w:hAnsi="Arial" w:eastAsia="Arial" w:cs="Arial"/>
+                <w:i w:val="false"/>
+                <w:b w:val="false"/>
+                <w:u w:val="none"/>
+                <w:sz w:val="18"/>
+                <w:szCs w:val="18"/>
+                <w:color w:val="000000"/>
+              </w:rPr>
+              <w:t xml:space="preserve">17 (6.4%)</w:t>
+            </w:r>
+          </w:p>
+        </w:tc>
+        <w:tc>
+          <w:tcPr>
+            <w:tcBorders>
+              <w:bottom w:val="none" w:sz="0" w:space="0" w:color="000000"/>
+              <w:top w:val="none" w:sz="0" w:space="0" w:color="000000"/>
+              <w:left w:val="none" w:sz="0" w:space="0" w:color="000000"/>
+              <w:right w:val="none" w:sz="0" w:space="0" w:color="000000"/>
+            </w:tcBorders>
+            <w:shd w:val="clear" w:color="auto" w:fill="FFFFFF"/>
+            <w:tcMar>
+              <w:top w:w="0" w:type="dxa"/>
+              <w:bottom w:w="0" w:type="dxa"/>
+              <w:left w:w="0" w:type="dxa"/>
+              <w:right w:w="0" w:type="dxa"/>
+            </w:tcMar>
+            <w:vAlign w:val="center"/>
+          </w:tcPr>
+          <w:p>
+            <w:pPr>
+              <w:pStyle w:val="Normal"/>
+              <w:jc w:val="left"/>
+              <w:pBdr>
+                <w:bottom w:val="none" w:sz="0" w:space="0" w:color="000000"/>
+                <w:top w:val="none" w:sz="0" w:space="0" w:color="000000"/>
+                <w:left w:val="none" w:sz="0" w:space="0" w:color="000000"/>
+                <w:right w:val="none" w:sz="0" w:space="0" w:color="000000"/>
+              </w:pBdr>
+              <w:spacing w:after="100" w:before="100" w:line="240"/>
+              <w:ind w:left="100" w:right="100" w:firstLine="0" w:firstLineChars="0"/>
+              <w:rPr>
+                <w:rFonts w:ascii="Arial" w:hAnsi="Arial" w:eastAsia="Arial" w:cs="Arial"/>
+                <w:i w:val="false"/>
+                <w:b w:val="false"/>
+                <w:u w:val="none"/>
+                <w:sz w:val="18"/>
+                <w:szCs w:val="18"/>
+                <w:color w:val="000000"/>
+              </w:rPr>
+            </w:pPr>
+            <w:r>
+              <w:rPr>
+                <w:rFonts w:ascii="Arial" w:hAnsi="Arial" w:eastAsia="Arial" w:cs="Arial"/>
+                <w:i w:val="false"/>
+                <w:b w:val="false"/>
+                <w:u w:val="none"/>
+                <w:sz w:val="18"/>
+                <w:szCs w:val="18"/>
+                <w:color w:val="000000"/>
+              </w:rPr>
+              <w:t xml:space="preserve">6 (4.7%)</w:t>
             </w:r>
           </w:p>
         </w:tc>
@@ -2746,113 +2746,113 @@
                 <w:szCs w:val="18"/>
                 <w:color w:val="000000"/>
               </w:rPr>
-              <w:t xml:space="preserve">14 (5.3)</w:t>
-            </w:r>
-          </w:p>
-        </w:tc>
-        <w:tc>
-          <w:tcPr>
-            <w:tcBorders>
-              <w:bottom w:val="none" w:sz="0" w:space="0" w:color="000000"/>
-              <w:top w:val="none" w:sz="0" w:space="0" w:color="000000"/>
-              <w:left w:val="none" w:sz="0" w:space="0" w:color="000000"/>
-              <w:right w:val="none" w:sz="0" w:space="0" w:color="000000"/>
-            </w:tcBorders>
-            <w:shd w:val="clear" w:color="auto" w:fill="FFFFFF"/>
-            <w:tcMar>
-              <w:top w:w="0" w:type="dxa"/>
-              <w:bottom w:w="0" w:type="dxa"/>
-              <w:left w:w="0" w:type="dxa"/>
-              <w:right w:w="0" w:type="dxa"/>
-            </w:tcMar>
-            <w:vAlign w:val="center"/>
-          </w:tcPr>
-          <w:p>
-            <w:pPr>
-              <w:pStyle w:val="Normal"/>
-              <w:jc w:val="left"/>
-              <w:pBdr>
-                <w:bottom w:val="none" w:sz="0" w:space="0" w:color="000000"/>
-                <w:top w:val="none" w:sz="0" w:space="0" w:color="000000"/>
-                <w:left w:val="none" w:sz="0" w:space="0" w:color="000000"/>
-                <w:right w:val="none" w:sz="0" w:space="0" w:color="000000"/>
-              </w:pBdr>
-              <w:spacing w:after="100" w:before="100" w:line="240"/>
-              <w:ind w:left="100" w:right="100" w:firstLine="0" w:firstLineChars="0"/>
-              <w:rPr>
-                <w:rFonts w:ascii="Arial" w:hAnsi="Arial" w:eastAsia="Arial" w:cs="Arial"/>
-                <w:i w:val="false"/>
-                <w:b w:val="false"/>
-                <w:u w:val="none"/>
-                <w:sz w:val="18"/>
-                <w:szCs w:val="18"/>
-                <w:color w:val="000000"/>
-              </w:rPr>
-            </w:pPr>
-            <w:r>
-              <w:rPr>
-                <w:rFonts w:ascii="Arial" w:hAnsi="Arial" w:eastAsia="Arial" w:cs="Arial"/>
-                <w:i w:val="false"/>
-                <w:b w:val="false"/>
-                <w:u w:val="none"/>
-                <w:sz w:val="18"/>
-                <w:szCs w:val="18"/>
-                <w:color w:val="000000"/>
-              </w:rPr>
-              <w:t xml:space="preserve">2 (1.6)</w:t>
-            </w:r>
-          </w:p>
-        </w:tc>
-        <w:tc>
-          <w:tcPr>
-            <w:tcBorders>
-              <w:bottom w:val="none" w:sz="0" w:space="0" w:color="000000"/>
-              <w:top w:val="none" w:sz="0" w:space="0" w:color="000000"/>
-              <w:left w:val="none" w:sz="0" w:space="0" w:color="000000"/>
-              <w:right w:val="none" w:sz="0" w:space="0" w:color="000000"/>
-            </w:tcBorders>
-            <w:shd w:val="clear" w:color="auto" w:fill="FFFFFF"/>
-            <w:tcMar>
-              <w:top w:w="0" w:type="dxa"/>
-              <w:bottom w:w="0" w:type="dxa"/>
-              <w:left w:w="0" w:type="dxa"/>
-              <w:right w:w="0" w:type="dxa"/>
-            </w:tcMar>
-            <w:vAlign w:val="center"/>
-          </w:tcPr>
-          <w:p>
-            <w:pPr>
-              <w:pStyle w:val="Normal"/>
-              <w:jc w:val="left"/>
-              <w:pBdr>
-                <w:bottom w:val="none" w:sz="0" w:space="0" w:color="000000"/>
-                <w:top w:val="none" w:sz="0" w:space="0" w:color="000000"/>
-                <w:left w:val="none" w:sz="0" w:space="0" w:color="000000"/>
-                <w:right w:val="none" w:sz="0" w:space="0" w:color="000000"/>
-              </w:pBdr>
-              <w:spacing w:after="100" w:before="100" w:line="240"/>
-              <w:ind w:left="100" w:right="100" w:firstLine="0" w:firstLineChars="0"/>
-              <w:rPr>
-                <w:rFonts w:ascii="Arial" w:hAnsi="Arial" w:eastAsia="Arial" w:cs="Arial"/>
-                <w:i w:val="false"/>
-                <w:b w:val="false"/>
-                <w:u w:val="none"/>
-                <w:sz w:val="18"/>
-                <w:szCs w:val="18"/>
-                <w:color w:val="000000"/>
-              </w:rPr>
-            </w:pPr>
-            <w:r>
-              <w:rPr>
-                <w:rFonts w:ascii="Arial" w:hAnsi="Arial" w:eastAsia="Arial" w:cs="Arial"/>
-                <w:i w:val="false"/>
-                <w:b w:val="false"/>
-                <w:u w:val="none"/>
-                <w:sz w:val="18"/>
-                <w:szCs w:val="18"/>
-                <w:color w:val="000000"/>
-              </w:rPr>
-              <w:t xml:space="preserve">4 (6.3)</w:t>
+              <w:t xml:space="preserve">4 (6.3%)</w:t>
+            </w:r>
+          </w:p>
+        </w:tc>
+        <w:tc>
+          <w:tcPr>
+            <w:tcBorders>
+              <w:bottom w:val="none" w:sz="0" w:space="0" w:color="000000"/>
+              <w:top w:val="none" w:sz="0" w:space="0" w:color="000000"/>
+              <w:left w:val="none" w:sz="0" w:space="0" w:color="000000"/>
+              <w:right w:val="none" w:sz="0" w:space="0" w:color="000000"/>
+            </w:tcBorders>
+            <w:shd w:val="clear" w:color="auto" w:fill="FFFFFF"/>
+            <w:tcMar>
+              <w:top w:w="0" w:type="dxa"/>
+              <w:bottom w:w="0" w:type="dxa"/>
+              <w:left w:w="0" w:type="dxa"/>
+              <w:right w:w="0" w:type="dxa"/>
+            </w:tcMar>
+            <w:vAlign w:val="center"/>
+          </w:tcPr>
+          <w:p>
+            <w:pPr>
+              <w:pStyle w:val="Normal"/>
+              <w:jc w:val="left"/>
+              <w:pBdr>
+                <w:bottom w:val="none" w:sz="0" w:space="0" w:color="000000"/>
+                <w:top w:val="none" w:sz="0" w:space="0" w:color="000000"/>
+                <w:left w:val="none" w:sz="0" w:space="0" w:color="000000"/>
+                <w:right w:val="none" w:sz="0" w:space="0" w:color="000000"/>
+              </w:pBdr>
+              <w:spacing w:after="100" w:before="100" w:line="240"/>
+              <w:ind w:left="100" w:right="100" w:firstLine="0" w:firstLineChars="0"/>
+              <w:rPr>
+                <w:rFonts w:ascii="Arial" w:hAnsi="Arial" w:eastAsia="Arial" w:cs="Arial"/>
+                <w:i w:val="false"/>
+                <w:b w:val="false"/>
+                <w:u w:val="none"/>
+                <w:sz w:val="18"/>
+                <w:szCs w:val="18"/>
+                <w:color w:val="000000"/>
+              </w:rPr>
+            </w:pPr>
+            <w:r>
+              <w:rPr>
+                <w:rFonts w:ascii="Arial" w:hAnsi="Arial" w:eastAsia="Arial" w:cs="Arial"/>
+                <w:i w:val="false"/>
+                <w:b w:val="false"/>
+                <w:u w:val="none"/>
+                <w:sz w:val="18"/>
+                <w:szCs w:val="18"/>
+                <w:color w:val="000000"/>
+              </w:rPr>
+              <w:t xml:space="preserve">14 (5.3%)</w:t>
+            </w:r>
+          </w:p>
+        </w:tc>
+        <w:tc>
+          <w:tcPr>
+            <w:tcBorders>
+              <w:bottom w:val="none" w:sz="0" w:space="0" w:color="000000"/>
+              <w:top w:val="none" w:sz="0" w:space="0" w:color="000000"/>
+              <w:left w:val="none" w:sz="0" w:space="0" w:color="000000"/>
+              <w:right w:val="none" w:sz="0" w:space="0" w:color="000000"/>
+            </w:tcBorders>
+            <w:shd w:val="clear" w:color="auto" w:fill="FFFFFF"/>
+            <w:tcMar>
+              <w:top w:w="0" w:type="dxa"/>
+              <w:bottom w:w="0" w:type="dxa"/>
+              <w:left w:w="0" w:type="dxa"/>
+              <w:right w:w="0" w:type="dxa"/>
+            </w:tcMar>
+            <w:vAlign w:val="center"/>
+          </w:tcPr>
+          <w:p>
+            <w:pPr>
+              <w:pStyle w:val="Normal"/>
+              <w:jc w:val="left"/>
+              <w:pBdr>
+                <w:bottom w:val="none" w:sz="0" w:space="0" w:color="000000"/>
+                <w:top w:val="none" w:sz="0" w:space="0" w:color="000000"/>
+                <w:left w:val="none" w:sz="0" w:space="0" w:color="000000"/>
+                <w:right w:val="none" w:sz="0" w:space="0" w:color="000000"/>
+              </w:pBdr>
+              <w:spacing w:after="100" w:before="100" w:line="240"/>
+              <w:ind w:left="100" w:right="100" w:firstLine="0" w:firstLineChars="0"/>
+              <w:rPr>
+                <w:rFonts w:ascii="Arial" w:hAnsi="Arial" w:eastAsia="Arial" w:cs="Arial"/>
+                <w:i w:val="false"/>
+                <w:b w:val="false"/>
+                <w:u w:val="none"/>
+                <w:sz w:val="18"/>
+                <w:szCs w:val="18"/>
+                <w:color w:val="000000"/>
+              </w:rPr>
+            </w:pPr>
+            <w:r>
+              <w:rPr>
+                <w:rFonts w:ascii="Arial" w:hAnsi="Arial" w:eastAsia="Arial" w:cs="Arial"/>
+                <w:i w:val="false"/>
+                <w:b w:val="false"/>
+                <w:u w:val="none"/>
+                <w:sz w:val="18"/>
+                <w:szCs w:val="18"/>
+                <w:color w:val="000000"/>
+              </w:rPr>
+              <w:t xml:space="preserve">2 (1.6%)</w:t>
             </w:r>
           </w:p>
         </w:tc>
@@ -2964,113 +2964,113 @@
                 <w:szCs w:val="18"/>
                 <w:color w:val="000000"/>
               </w:rPr>
-              <w:t xml:space="preserve">7 (2.6)</w:t>
-            </w:r>
-          </w:p>
-        </w:tc>
-        <w:tc>
-          <w:tcPr>
-            <w:tcBorders>
-              <w:bottom w:val="none" w:sz="0" w:space="0" w:color="000000"/>
-              <w:top w:val="none" w:sz="0" w:space="0" w:color="000000"/>
-              <w:left w:val="none" w:sz="0" w:space="0" w:color="000000"/>
-              <w:right w:val="none" w:sz="0" w:space="0" w:color="000000"/>
-            </w:tcBorders>
-            <w:shd w:val="clear" w:color="auto" w:fill="FFFFFF"/>
-            <w:tcMar>
-              <w:top w:w="0" w:type="dxa"/>
-              <w:bottom w:w="0" w:type="dxa"/>
-              <w:left w:w="0" w:type="dxa"/>
-              <w:right w:w="0" w:type="dxa"/>
-            </w:tcMar>
-            <w:vAlign w:val="center"/>
-          </w:tcPr>
-          <w:p>
-            <w:pPr>
-              <w:pStyle w:val="Normal"/>
-              <w:jc w:val="left"/>
-              <w:pBdr>
-                <w:bottom w:val="none" w:sz="0" w:space="0" w:color="000000"/>
-                <w:top w:val="none" w:sz="0" w:space="0" w:color="000000"/>
-                <w:left w:val="none" w:sz="0" w:space="0" w:color="000000"/>
-                <w:right w:val="none" w:sz="0" w:space="0" w:color="000000"/>
-              </w:pBdr>
-              <w:spacing w:after="100" w:before="100" w:line="240"/>
-              <w:ind w:left="100" w:right="100" w:firstLine="0" w:firstLineChars="0"/>
-              <w:rPr>
-                <w:rFonts w:ascii="Arial" w:hAnsi="Arial" w:eastAsia="Arial" w:cs="Arial"/>
-                <w:i w:val="false"/>
-                <w:b w:val="false"/>
-                <w:u w:val="none"/>
-                <w:sz w:val="18"/>
-                <w:szCs w:val="18"/>
-                <w:color w:val="000000"/>
-              </w:rPr>
-            </w:pPr>
-            <w:r>
-              <w:rPr>
-                <w:rFonts w:ascii="Arial" w:hAnsi="Arial" w:eastAsia="Arial" w:cs="Arial"/>
-                <w:i w:val="false"/>
-                <w:b w:val="false"/>
-                <w:u w:val="none"/>
-                <w:sz w:val="18"/>
-                <w:szCs w:val="18"/>
-                <w:color w:val="000000"/>
-              </w:rPr>
-              <w:t xml:space="preserve">8 (6.2)</w:t>
-            </w:r>
-          </w:p>
-        </w:tc>
-        <w:tc>
-          <w:tcPr>
-            <w:tcBorders>
-              <w:bottom w:val="none" w:sz="0" w:space="0" w:color="000000"/>
-              <w:top w:val="none" w:sz="0" w:space="0" w:color="000000"/>
-              <w:left w:val="none" w:sz="0" w:space="0" w:color="000000"/>
-              <w:right w:val="none" w:sz="0" w:space="0" w:color="000000"/>
-            </w:tcBorders>
-            <w:shd w:val="clear" w:color="auto" w:fill="FFFFFF"/>
-            <w:tcMar>
-              <w:top w:w="0" w:type="dxa"/>
-              <w:bottom w:w="0" w:type="dxa"/>
-              <w:left w:w="0" w:type="dxa"/>
-              <w:right w:w="0" w:type="dxa"/>
-            </w:tcMar>
-            <w:vAlign w:val="center"/>
-          </w:tcPr>
-          <w:p>
-            <w:pPr>
-              <w:pStyle w:val="Normal"/>
-              <w:jc w:val="left"/>
-              <w:pBdr>
-                <w:bottom w:val="none" w:sz="0" w:space="0" w:color="000000"/>
-                <w:top w:val="none" w:sz="0" w:space="0" w:color="000000"/>
-                <w:left w:val="none" w:sz="0" w:space="0" w:color="000000"/>
-                <w:right w:val="none" w:sz="0" w:space="0" w:color="000000"/>
-              </w:pBdr>
-              <w:spacing w:after="100" w:before="100" w:line="240"/>
-              <w:ind w:left="100" w:right="100" w:firstLine="0" w:firstLineChars="0"/>
-              <w:rPr>
-                <w:rFonts w:ascii="Arial" w:hAnsi="Arial" w:eastAsia="Arial" w:cs="Arial"/>
-                <w:i w:val="false"/>
-                <w:b w:val="false"/>
-                <w:u w:val="none"/>
-                <w:sz w:val="18"/>
-                <w:szCs w:val="18"/>
-                <w:color w:val="000000"/>
-              </w:rPr>
-            </w:pPr>
-            <w:r>
-              <w:rPr>
-                <w:rFonts w:ascii="Arial" w:hAnsi="Arial" w:eastAsia="Arial" w:cs="Arial"/>
-                <w:i w:val="false"/>
-                <w:b w:val="false"/>
-                <w:u w:val="none"/>
-                <w:sz w:val="18"/>
-                <w:szCs w:val="18"/>
-                <w:color w:val="000000"/>
-              </w:rPr>
-              <w:t xml:space="preserve">1 (1.6)</w:t>
+              <w:t xml:space="preserve">1 (1.6%)</w:t>
+            </w:r>
+          </w:p>
+        </w:tc>
+        <w:tc>
+          <w:tcPr>
+            <w:tcBorders>
+              <w:bottom w:val="none" w:sz="0" w:space="0" w:color="000000"/>
+              <w:top w:val="none" w:sz="0" w:space="0" w:color="000000"/>
+              <w:left w:val="none" w:sz="0" w:space="0" w:color="000000"/>
+              <w:right w:val="none" w:sz="0" w:space="0" w:color="000000"/>
+            </w:tcBorders>
+            <w:shd w:val="clear" w:color="auto" w:fill="FFFFFF"/>
+            <w:tcMar>
+              <w:top w:w="0" w:type="dxa"/>
+              <w:bottom w:w="0" w:type="dxa"/>
+              <w:left w:w="0" w:type="dxa"/>
+              <w:right w:w="0" w:type="dxa"/>
+            </w:tcMar>
+            <w:vAlign w:val="center"/>
+          </w:tcPr>
+          <w:p>
+            <w:pPr>
+              <w:pStyle w:val="Normal"/>
+              <w:jc w:val="left"/>
+              <w:pBdr>
+                <w:bottom w:val="none" w:sz="0" w:space="0" w:color="000000"/>
+                <w:top w:val="none" w:sz="0" w:space="0" w:color="000000"/>
+                <w:left w:val="none" w:sz="0" w:space="0" w:color="000000"/>
+                <w:right w:val="none" w:sz="0" w:space="0" w:color="000000"/>
+              </w:pBdr>
+              <w:spacing w:after="100" w:before="100" w:line="240"/>
+              <w:ind w:left="100" w:right="100" w:firstLine="0" w:firstLineChars="0"/>
+              <w:rPr>
+                <w:rFonts w:ascii="Arial" w:hAnsi="Arial" w:eastAsia="Arial" w:cs="Arial"/>
+                <w:i w:val="false"/>
+                <w:b w:val="false"/>
+                <w:u w:val="none"/>
+                <w:sz w:val="18"/>
+                <w:szCs w:val="18"/>
+                <w:color w:val="000000"/>
+              </w:rPr>
+            </w:pPr>
+            <w:r>
+              <w:rPr>
+                <w:rFonts w:ascii="Arial" w:hAnsi="Arial" w:eastAsia="Arial" w:cs="Arial"/>
+                <w:i w:val="false"/>
+                <w:b w:val="false"/>
+                <w:u w:val="none"/>
+                <w:sz w:val="18"/>
+                <w:szCs w:val="18"/>
+                <w:color w:val="000000"/>
+              </w:rPr>
+              <w:t xml:space="preserve">7 (2.6%)</w:t>
+            </w:r>
+          </w:p>
+        </w:tc>
+        <w:tc>
+          <w:tcPr>
+            <w:tcBorders>
+              <w:bottom w:val="none" w:sz="0" w:space="0" w:color="000000"/>
+              <w:top w:val="none" w:sz="0" w:space="0" w:color="000000"/>
+              <w:left w:val="none" w:sz="0" w:space="0" w:color="000000"/>
+              <w:right w:val="none" w:sz="0" w:space="0" w:color="000000"/>
+            </w:tcBorders>
+            <w:shd w:val="clear" w:color="auto" w:fill="FFFFFF"/>
+            <w:tcMar>
+              <w:top w:w="0" w:type="dxa"/>
+              <w:bottom w:w="0" w:type="dxa"/>
+              <w:left w:w="0" w:type="dxa"/>
+              <w:right w:w="0" w:type="dxa"/>
+            </w:tcMar>
+            <w:vAlign w:val="center"/>
+          </w:tcPr>
+          <w:p>
+            <w:pPr>
+              <w:pStyle w:val="Normal"/>
+              <w:jc w:val="left"/>
+              <w:pBdr>
+                <w:bottom w:val="none" w:sz="0" w:space="0" w:color="000000"/>
+                <w:top w:val="none" w:sz="0" w:space="0" w:color="000000"/>
+                <w:left w:val="none" w:sz="0" w:space="0" w:color="000000"/>
+                <w:right w:val="none" w:sz="0" w:space="0" w:color="000000"/>
+              </w:pBdr>
+              <w:spacing w:after="100" w:before="100" w:line="240"/>
+              <w:ind w:left="100" w:right="100" w:firstLine="0" w:firstLineChars="0"/>
+              <w:rPr>
+                <w:rFonts w:ascii="Arial" w:hAnsi="Arial" w:eastAsia="Arial" w:cs="Arial"/>
+                <w:i w:val="false"/>
+                <w:b w:val="false"/>
+                <w:u w:val="none"/>
+                <w:sz w:val="18"/>
+                <w:szCs w:val="18"/>
+                <w:color w:val="000000"/>
+              </w:rPr>
+            </w:pPr>
+            <w:r>
+              <w:rPr>
+                <w:rFonts w:ascii="Arial" w:hAnsi="Arial" w:eastAsia="Arial" w:cs="Arial"/>
+                <w:i w:val="false"/>
+                <w:b w:val="false"/>
+                <w:u w:val="none"/>
+                <w:sz w:val="18"/>
+                <w:szCs w:val="18"/>
+                <w:color w:val="000000"/>
+              </w:rPr>
+              <w:t xml:space="preserve">8 (6.2%)</w:t>
             </w:r>
           </w:p>
         </w:tc>
@@ -3182,113 +3182,113 @@
                 <w:szCs w:val="18"/>
                 <w:color w:val="000000"/>
               </w:rPr>
-              <w:t xml:space="preserve">165 (62.0)</w:t>
-            </w:r>
-          </w:p>
-        </w:tc>
-        <w:tc>
-          <w:tcPr>
-            <w:tcBorders>
-              <w:bottom w:val="none" w:sz="0" w:space="0" w:color="000000"/>
-              <w:top w:val="none" w:sz="0" w:space="0" w:color="000000"/>
-              <w:left w:val="none" w:sz="0" w:space="0" w:color="000000"/>
-              <w:right w:val="none" w:sz="0" w:space="0" w:color="000000"/>
-            </w:tcBorders>
-            <w:shd w:val="clear" w:color="auto" w:fill="FFFFFF"/>
-            <w:tcMar>
-              <w:top w:w="0" w:type="dxa"/>
-              <w:bottom w:w="0" w:type="dxa"/>
-              <w:left w:w="0" w:type="dxa"/>
-              <w:right w:w="0" w:type="dxa"/>
-            </w:tcMar>
-            <w:vAlign w:val="center"/>
-          </w:tcPr>
-          <w:p>
-            <w:pPr>
-              <w:pStyle w:val="Normal"/>
-              <w:jc w:val="left"/>
-              <w:pBdr>
-                <w:bottom w:val="none" w:sz="0" w:space="0" w:color="000000"/>
-                <w:top w:val="none" w:sz="0" w:space="0" w:color="000000"/>
-                <w:left w:val="none" w:sz="0" w:space="0" w:color="000000"/>
-                <w:right w:val="none" w:sz="0" w:space="0" w:color="000000"/>
-              </w:pBdr>
-              <w:spacing w:after="100" w:before="100" w:line="240"/>
-              <w:ind w:left="100" w:right="100" w:firstLine="0" w:firstLineChars="0"/>
-              <w:rPr>
-                <w:rFonts w:ascii="Arial" w:hAnsi="Arial" w:eastAsia="Arial" w:cs="Arial"/>
-                <w:i w:val="false"/>
-                <w:b w:val="false"/>
-                <w:u w:val="none"/>
-                <w:sz w:val="18"/>
-                <w:szCs w:val="18"/>
-                <w:color w:val="000000"/>
-              </w:rPr>
-            </w:pPr>
-            <w:r>
-              <w:rPr>
-                <w:rFonts w:ascii="Arial" w:hAnsi="Arial" w:eastAsia="Arial" w:cs="Arial"/>
-                <w:i w:val="false"/>
-                <w:b w:val="false"/>
-                <w:u w:val="none"/>
-                <w:sz w:val="18"/>
-                <w:szCs w:val="18"/>
-                <w:color w:val="000000"/>
-              </w:rPr>
-              <w:t xml:space="preserve">69 (53.5)</w:t>
-            </w:r>
-          </w:p>
-        </w:tc>
-        <w:tc>
-          <w:tcPr>
-            <w:tcBorders>
-              <w:bottom w:val="none" w:sz="0" w:space="0" w:color="000000"/>
-              <w:top w:val="none" w:sz="0" w:space="0" w:color="000000"/>
-              <w:left w:val="none" w:sz="0" w:space="0" w:color="000000"/>
-              <w:right w:val="none" w:sz="0" w:space="0" w:color="000000"/>
-            </w:tcBorders>
-            <w:shd w:val="clear" w:color="auto" w:fill="FFFFFF"/>
-            <w:tcMar>
-              <w:top w:w="0" w:type="dxa"/>
-              <w:bottom w:w="0" w:type="dxa"/>
-              <w:left w:w="0" w:type="dxa"/>
-              <w:right w:w="0" w:type="dxa"/>
-            </w:tcMar>
-            <w:vAlign w:val="center"/>
-          </w:tcPr>
-          <w:p>
-            <w:pPr>
-              <w:pStyle w:val="Normal"/>
-              <w:jc w:val="left"/>
-              <w:pBdr>
-                <w:bottom w:val="none" w:sz="0" w:space="0" w:color="000000"/>
-                <w:top w:val="none" w:sz="0" w:space="0" w:color="000000"/>
-                <w:left w:val="none" w:sz="0" w:space="0" w:color="000000"/>
-                <w:right w:val="none" w:sz="0" w:space="0" w:color="000000"/>
-              </w:pBdr>
-              <w:spacing w:after="100" w:before="100" w:line="240"/>
-              <w:ind w:left="100" w:right="100" w:firstLine="0" w:firstLineChars="0"/>
-              <w:rPr>
-                <w:rFonts w:ascii="Arial" w:hAnsi="Arial" w:eastAsia="Arial" w:cs="Arial"/>
-                <w:i w:val="false"/>
-                <w:b w:val="false"/>
-                <w:u w:val="none"/>
-                <w:sz w:val="18"/>
-                <w:szCs w:val="18"/>
-                <w:color w:val="000000"/>
-              </w:rPr>
-            </w:pPr>
-            <w:r>
-              <w:rPr>
-                <w:rFonts w:ascii="Arial" w:hAnsi="Arial" w:eastAsia="Arial" w:cs="Arial"/>
-                <w:i w:val="false"/>
-                <w:b w:val="false"/>
-                <w:u w:val="none"/>
-                <w:sz w:val="18"/>
-                <w:szCs w:val="18"/>
-                <w:color w:val="000000"/>
-              </w:rPr>
-              <w:t xml:space="preserve">34 (54.0)</w:t>
+              <w:t xml:space="preserve">34 (54.0%)</w:t>
+            </w:r>
+          </w:p>
+        </w:tc>
+        <w:tc>
+          <w:tcPr>
+            <w:tcBorders>
+              <w:bottom w:val="none" w:sz="0" w:space="0" w:color="000000"/>
+              <w:top w:val="none" w:sz="0" w:space="0" w:color="000000"/>
+              <w:left w:val="none" w:sz="0" w:space="0" w:color="000000"/>
+              <w:right w:val="none" w:sz="0" w:space="0" w:color="000000"/>
+            </w:tcBorders>
+            <w:shd w:val="clear" w:color="auto" w:fill="FFFFFF"/>
+            <w:tcMar>
+              <w:top w:w="0" w:type="dxa"/>
+              <w:bottom w:w="0" w:type="dxa"/>
+              <w:left w:w="0" w:type="dxa"/>
+              <w:right w:w="0" w:type="dxa"/>
+            </w:tcMar>
+            <w:vAlign w:val="center"/>
+          </w:tcPr>
+          <w:p>
+            <w:pPr>
+              <w:pStyle w:val="Normal"/>
+              <w:jc w:val="left"/>
+              <w:pBdr>
+                <w:bottom w:val="none" w:sz="0" w:space="0" w:color="000000"/>
+                <w:top w:val="none" w:sz="0" w:space="0" w:color="000000"/>
+                <w:left w:val="none" w:sz="0" w:space="0" w:color="000000"/>
+                <w:right w:val="none" w:sz="0" w:space="0" w:color="000000"/>
+              </w:pBdr>
+              <w:spacing w:after="100" w:before="100" w:line="240"/>
+              <w:ind w:left="100" w:right="100" w:firstLine="0" w:firstLineChars="0"/>
+              <w:rPr>
+                <w:rFonts w:ascii="Arial" w:hAnsi="Arial" w:eastAsia="Arial" w:cs="Arial"/>
+                <w:i w:val="false"/>
+                <w:b w:val="false"/>
+                <w:u w:val="none"/>
+                <w:sz w:val="18"/>
+                <w:szCs w:val="18"/>
+                <w:color w:val="000000"/>
+              </w:rPr>
+            </w:pPr>
+            <w:r>
+              <w:rPr>
+                <w:rFonts w:ascii="Arial" w:hAnsi="Arial" w:eastAsia="Arial" w:cs="Arial"/>
+                <w:i w:val="false"/>
+                <w:b w:val="false"/>
+                <w:u w:val="none"/>
+                <w:sz w:val="18"/>
+                <w:szCs w:val="18"/>
+                <w:color w:val="000000"/>
+              </w:rPr>
+              <w:t xml:space="preserve">165 (62.0%)</w:t>
+            </w:r>
+          </w:p>
+        </w:tc>
+        <w:tc>
+          <w:tcPr>
+            <w:tcBorders>
+              <w:bottom w:val="none" w:sz="0" w:space="0" w:color="000000"/>
+              <w:top w:val="none" w:sz="0" w:space="0" w:color="000000"/>
+              <w:left w:val="none" w:sz="0" w:space="0" w:color="000000"/>
+              <w:right w:val="none" w:sz="0" w:space="0" w:color="000000"/>
+            </w:tcBorders>
+            <w:shd w:val="clear" w:color="auto" w:fill="FFFFFF"/>
+            <w:tcMar>
+              <w:top w:w="0" w:type="dxa"/>
+              <w:bottom w:w="0" w:type="dxa"/>
+              <w:left w:w="0" w:type="dxa"/>
+              <w:right w:w="0" w:type="dxa"/>
+            </w:tcMar>
+            <w:vAlign w:val="center"/>
+          </w:tcPr>
+          <w:p>
+            <w:pPr>
+              <w:pStyle w:val="Normal"/>
+              <w:jc w:val="left"/>
+              <w:pBdr>
+                <w:bottom w:val="none" w:sz="0" w:space="0" w:color="000000"/>
+                <w:top w:val="none" w:sz="0" w:space="0" w:color="000000"/>
+                <w:left w:val="none" w:sz="0" w:space="0" w:color="000000"/>
+                <w:right w:val="none" w:sz="0" w:space="0" w:color="000000"/>
+              </w:pBdr>
+              <w:spacing w:after="100" w:before="100" w:line="240"/>
+              <w:ind w:left="100" w:right="100" w:firstLine="0" w:firstLineChars="0"/>
+              <w:rPr>
+                <w:rFonts w:ascii="Arial" w:hAnsi="Arial" w:eastAsia="Arial" w:cs="Arial"/>
+                <w:i w:val="false"/>
+                <w:b w:val="false"/>
+                <w:u w:val="none"/>
+                <w:sz w:val="18"/>
+                <w:szCs w:val="18"/>
+                <w:color w:val="000000"/>
+              </w:rPr>
+            </w:pPr>
+            <w:r>
+              <w:rPr>
+                <w:rFonts w:ascii="Arial" w:hAnsi="Arial" w:eastAsia="Arial" w:cs="Arial"/>
+                <w:i w:val="false"/>
+                <w:b w:val="false"/>
+                <w:u w:val="none"/>
+                <w:sz w:val="18"/>
+                <w:szCs w:val="18"/>
+                <w:color w:val="000000"/>
+              </w:rPr>
+              <w:t xml:space="preserve">69 (53.5%)</w:t>
             </w:r>
           </w:p>
         </w:tc>
@@ -3618,113 +3618,113 @@
                 <w:szCs w:val="18"/>
                 <w:color w:val="000000"/>
               </w:rPr>
-              <w:t xml:space="preserve">43 (16.2)</w:t>
-            </w:r>
-          </w:p>
-        </w:tc>
-        <w:tc>
-          <w:tcPr>
-            <w:tcBorders>
-              <w:bottom w:val="none" w:sz="0" w:space="0" w:color="000000"/>
-              <w:top w:val="none" w:sz="0" w:space="0" w:color="000000"/>
-              <w:left w:val="none" w:sz="0" w:space="0" w:color="000000"/>
-              <w:right w:val="none" w:sz="0" w:space="0" w:color="000000"/>
-            </w:tcBorders>
-            <w:shd w:val="clear" w:color="auto" w:fill="FFFFFF"/>
-            <w:tcMar>
-              <w:top w:w="0" w:type="dxa"/>
-              <w:bottom w:w="0" w:type="dxa"/>
-              <w:left w:w="0" w:type="dxa"/>
-              <w:right w:w="0" w:type="dxa"/>
-            </w:tcMar>
-            <w:vAlign w:val="center"/>
-          </w:tcPr>
-          <w:p>
-            <w:pPr>
-              <w:pStyle w:val="Normal"/>
-              <w:jc w:val="left"/>
-              <w:pBdr>
-                <w:bottom w:val="none" w:sz="0" w:space="0" w:color="000000"/>
-                <w:top w:val="none" w:sz="0" w:space="0" w:color="000000"/>
-                <w:left w:val="none" w:sz="0" w:space="0" w:color="000000"/>
-                <w:right w:val="none" w:sz="0" w:space="0" w:color="000000"/>
-              </w:pBdr>
-              <w:spacing w:after="100" w:before="100" w:line="240"/>
-              <w:ind w:left="100" w:right="100" w:firstLine="0" w:firstLineChars="0"/>
-              <w:rPr>
-                <w:rFonts w:ascii="Arial" w:hAnsi="Arial" w:eastAsia="Arial" w:cs="Arial"/>
-                <w:i w:val="false"/>
-                <w:b w:val="false"/>
-                <w:u w:val="none"/>
-                <w:sz w:val="18"/>
-                <w:szCs w:val="18"/>
-                <w:color w:val="000000"/>
-              </w:rPr>
-            </w:pPr>
-            <w:r>
-              <w:rPr>
-                <w:rFonts w:ascii="Arial" w:hAnsi="Arial" w:eastAsia="Arial" w:cs="Arial"/>
-                <w:i w:val="false"/>
-                <w:b w:val="false"/>
-                <w:u w:val="none"/>
-                <w:sz w:val="18"/>
-                <w:szCs w:val="18"/>
-                <w:color w:val="000000"/>
-              </w:rPr>
-              <w:t xml:space="preserve">29 (22.5)</w:t>
-            </w:r>
-          </w:p>
-        </w:tc>
-        <w:tc>
-          <w:tcPr>
-            <w:tcBorders>
-              <w:bottom w:val="none" w:sz="0" w:space="0" w:color="000000"/>
-              <w:top w:val="none" w:sz="0" w:space="0" w:color="000000"/>
-              <w:left w:val="none" w:sz="0" w:space="0" w:color="000000"/>
-              <w:right w:val="none" w:sz="0" w:space="0" w:color="000000"/>
-            </w:tcBorders>
-            <w:shd w:val="clear" w:color="auto" w:fill="FFFFFF"/>
-            <w:tcMar>
-              <w:top w:w="0" w:type="dxa"/>
-              <w:bottom w:w="0" w:type="dxa"/>
-              <w:left w:w="0" w:type="dxa"/>
-              <w:right w:w="0" w:type="dxa"/>
-            </w:tcMar>
-            <w:vAlign w:val="center"/>
-          </w:tcPr>
-          <w:p>
-            <w:pPr>
-              <w:pStyle w:val="Normal"/>
-              <w:jc w:val="left"/>
-              <w:pBdr>
-                <w:bottom w:val="none" w:sz="0" w:space="0" w:color="000000"/>
-                <w:top w:val="none" w:sz="0" w:space="0" w:color="000000"/>
-                <w:left w:val="none" w:sz="0" w:space="0" w:color="000000"/>
-                <w:right w:val="none" w:sz="0" w:space="0" w:color="000000"/>
-              </w:pBdr>
-              <w:spacing w:after="100" w:before="100" w:line="240"/>
-              <w:ind w:left="100" w:right="100" w:firstLine="0" w:firstLineChars="0"/>
-              <w:rPr>
-                <w:rFonts w:ascii="Arial" w:hAnsi="Arial" w:eastAsia="Arial" w:cs="Arial"/>
-                <w:i w:val="false"/>
-                <w:b w:val="false"/>
-                <w:u w:val="none"/>
-                <w:sz w:val="18"/>
-                <w:szCs w:val="18"/>
-                <w:color w:val="000000"/>
-              </w:rPr>
-            </w:pPr>
-            <w:r>
-              <w:rPr>
-                <w:rFonts w:ascii="Arial" w:hAnsi="Arial" w:eastAsia="Arial" w:cs="Arial"/>
-                <w:i w:val="false"/>
-                <w:b w:val="false"/>
-                <w:u w:val="none"/>
-                <w:sz w:val="18"/>
-                <w:szCs w:val="18"/>
-                <w:color w:val="000000"/>
-              </w:rPr>
-              <w:t xml:space="preserve">7 (11.1)</w:t>
+              <w:t xml:space="preserve">7 (11.1%)</w:t>
+            </w:r>
+          </w:p>
+        </w:tc>
+        <w:tc>
+          <w:tcPr>
+            <w:tcBorders>
+              <w:bottom w:val="none" w:sz="0" w:space="0" w:color="000000"/>
+              <w:top w:val="none" w:sz="0" w:space="0" w:color="000000"/>
+              <w:left w:val="none" w:sz="0" w:space="0" w:color="000000"/>
+              <w:right w:val="none" w:sz="0" w:space="0" w:color="000000"/>
+            </w:tcBorders>
+            <w:shd w:val="clear" w:color="auto" w:fill="FFFFFF"/>
+            <w:tcMar>
+              <w:top w:w="0" w:type="dxa"/>
+              <w:bottom w:w="0" w:type="dxa"/>
+              <w:left w:w="0" w:type="dxa"/>
+              <w:right w:w="0" w:type="dxa"/>
+            </w:tcMar>
+            <w:vAlign w:val="center"/>
+          </w:tcPr>
+          <w:p>
+            <w:pPr>
+              <w:pStyle w:val="Normal"/>
+              <w:jc w:val="left"/>
+              <w:pBdr>
+                <w:bottom w:val="none" w:sz="0" w:space="0" w:color="000000"/>
+                <w:top w:val="none" w:sz="0" w:space="0" w:color="000000"/>
+                <w:left w:val="none" w:sz="0" w:space="0" w:color="000000"/>
+                <w:right w:val="none" w:sz="0" w:space="0" w:color="000000"/>
+              </w:pBdr>
+              <w:spacing w:after="100" w:before="100" w:line="240"/>
+              <w:ind w:left="100" w:right="100" w:firstLine="0" w:firstLineChars="0"/>
+              <w:rPr>
+                <w:rFonts w:ascii="Arial" w:hAnsi="Arial" w:eastAsia="Arial" w:cs="Arial"/>
+                <w:i w:val="false"/>
+                <w:b w:val="false"/>
+                <w:u w:val="none"/>
+                <w:sz w:val="18"/>
+                <w:szCs w:val="18"/>
+                <w:color w:val="000000"/>
+              </w:rPr>
+            </w:pPr>
+            <w:r>
+              <w:rPr>
+                <w:rFonts w:ascii="Arial" w:hAnsi="Arial" w:eastAsia="Arial" w:cs="Arial"/>
+                <w:i w:val="false"/>
+                <w:b w:val="false"/>
+                <w:u w:val="none"/>
+                <w:sz w:val="18"/>
+                <w:szCs w:val="18"/>
+                <w:color w:val="000000"/>
+              </w:rPr>
+              <w:t xml:space="preserve">43 (16.2%)</w:t>
+            </w:r>
+          </w:p>
+        </w:tc>
+        <w:tc>
+          <w:tcPr>
+            <w:tcBorders>
+              <w:bottom w:val="none" w:sz="0" w:space="0" w:color="000000"/>
+              <w:top w:val="none" w:sz="0" w:space="0" w:color="000000"/>
+              <w:left w:val="none" w:sz="0" w:space="0" w:color="000000"/>
+              <w:right w:val="none" w:sz="0" w:space="0" w:color="000000"/>
+            </w:tcBorders>
+            <w:shd w:val="clear" w:color="auto" w:fill="FFFFFF"/>
+            <w:tcMar>
+              <w:top w:w="0" w:type="dxa"/>
+              <w:bottom w:w="0" w:type="dxa"/>
+              <w:left w:w="0" w:type="dxa"/>
+              <w:right w:w="0" w:type="dxa"/>
+            </w:tcMar>
+            <w:vAlign w:val="center"/>
+          </w:tcPr>
+          <w:p>
+            <w:pPr>
+              <w:pStyle w:val="Normal"/>
+              <w:jc w:val="left"/>
+              <w:pBdr>
+                <w:bottom w:val="none" w:sz="0" w:space="0" w:color="000000"/>
+                <w:top w:val="none" w:sz="0" w:space="0" w:color="000000"/>
+                <w:left w:val="none" w:sz="0" w:space="0" w:color="000000"/>
+                <w:right w:val="none" w:sz="0" w:space="0" w:color="000000"/>
+              </w:pBdr>
+              <w:spacing w:after="100" w:before="100" w:line="240"/>
+              <w:ind w:left="100" w:right="100" w:firstLine="0" w:firstLineChars="0"/>
+              <w:rPr>
+                <w:rFonts w:ascii="Arial" w:hAnsi="Arial" w:eastAsia="Arial" w:cs="Arial"/>
+                <w:i w:val="false"/>
+                <w:b w:val="false"/>
+                <w:u w:val="none"/>
+                <w:sz w:val="18"/>
+                <w:szCs w:val="18"/>
+                <w:color w:val="000000"/>
+              </w:rPr>
+            </w:pPr>
+            <w:r>
+              <w:rPr>
+                <w:rFonts w:ascii="Arial" w:hAnsi="Arial" w:eastAsia="Arial" w:cs="Arial"/>
+                <w:i w:val="false"/>
+                <w:b w:val="false"/>
+                <w:u w:val="none"/>
+                <w:sz w:val="18"/>
+                <w:szCs w:val="18"/>
+                <w:color w:val="000000"/>
+              </w:rPr>
+              <w:t xml:space="preserve">29 (22.5%)</w:t>
             </w:r>
           </w:p>
         </w:tc>
@@ -3836,113 +3836,113 @@
                 <w:szCs w:val="18"/>
                 <w:color w:val="000000"/>
               </w:rPr>
-              <w:t xml:space="preserve">222 (83.5)</w:t>
-            </w:r>
-          </w:p>
-        </w:tc>
-        <w:tc>
-          <w:tcPr>
-            <w:tcBorders>
-              <w:bottom w:val="none" w:sz="0" w:space="0" w:color="000000"/>
-              <w:top w:val="none" w:sz="0" w:space="0" w:color="000000"/>
-              <w:left w:val="none" w:sz="0" w:space="0" w:color="000000"/>
-              <w:right w:val="none" w:sz="0" w:space="0" w:color="000000"/>
-            </w:tcBorders>
-            <w:shd w:val="clear" w:color="auto" w:fill="FFFFFF"/>
-            <w:tcMar>
-              <w:top w:w="0" w:type="dxa"/>
-              <w:bottom w:w="0" w:type="dxa"/>
-              <w:left w:w="0" w:type="dxa"/>
-              <w:right w:w="0" w:type="dxa"/>
-            </w:tcMar>
-            <w:vAlign w:val="center"/>
-          </w:tcPr>
-          <w:p>
-            <w:pPr>
-              <w:pStyle w:val="Normal"/>
-              <w:jc w:val="left"/>
-              <w:pBdr>
-                <w:bottom w:val="none" w:sz="0" w:space="0" w:color="000000"/>
-                <w:top w:val="none" w:sz="0" w:space="0" w:color="000000"/>
-                <w:left w:val="none" w:sz="0" w:space="0" w:color="000000"/>
-                <w:right w:val="none" w:sz="0" w:space="0" w:color="000000"/>
-              </w:pBdr>
-              <w:spacing w:after="100" w:before="100" w:line="240"/>
-              <w:ind w:left="100" w:right="100" w:firstLine="0" w:firstLineChars="0"/>
-              <w:rPr>
-                <w:rFonts w:ascii="Arial" w:hAnsi="Arial" w:eastAsia="Arial" w:cs="Arial"/>
-                <w:i w:val="false"/>
-                <w:b w:val="false"/>
-                <w:u w:val="none"/>
-                <w:sz w:val="18"/>
-                <w:szCs w:val="18"/>
-                <w:color w:val="000000"/>
-              </w:rPr>
-            </w:pPr>
-            <w:r>
-              <w:rPr>
-                <w:rFonts w:ascii="Arial" w:hAnsi="Arial" w:eastAsia="Arial" w:cs="Arial"/>
-                <w:i w:val="false"/>
-                <w:b w:val="false"/>
-                <w:u w:val="none"/>
-                <w:sz w:val="18"/>
-                <w:szCs w:val="18"/>
-                <w:color w:val="000000"/>
-              </w:rPr>
-              <w:t xml:space="preserve">97 (75.2)</w:t>
-            </w:r>
-          </w:p>
-        </w:tc>
-        <w:tc>
-          <w:tcPr>
-            <w:tcBorders>
-              <w:bottom w:val="none" w:sz="0" w:space="0" w:color="000000"/>
-              <w:top w:val="none" w:sz="0" w:space="0" w:color="000000"/>
-              <w:left w:val="none" w:sz="0" w:space="0" w:color="000000"/>
-              <w:right w:val="none" w:sz="0" w:space="0" w:color="000000"/>
-            </w:tcBorders>
-            <w:shd w:val="clear" w:color="auto" w:fill="FFFFFF"/>
-            <w:tcMar>
-              <w:top w:w="0" w:type="dxa"/>
-              <w:bottom w:w="0" w:type="dxa"/>
-              <w:left w:w="0" w:type="dxa"/>
-              <w:right w:w="0" w:type="dxa"/>
-            </w:tcMar>
-            <w:vAlign w:val="center"/>
-          </w:tcPr>
-          <w:p>
-            <w:pPr>
-              <w:pStyle w:val="Normal"/>
-              <w:jc w:val="left"/>
-              <w:pBdr>
-                <w:bottom w:val="none" w:sz="0" w:space="0" w:color="000000"/>
-                <w:top w:val="none" w:sz="0" w:space="0" w:color="000000"/>
-                <w:left w:val="none" w:sz="0" w:space="0" w:color="000000"/>
-                <w:right w:val="none" w:sz="0" w:space="0" w:color="000000"/>
-              </w:pBdr>
-              <w:spacing w:after="100" w:before="100" w:line="240"/>
-              <w:ind w:left="100" w:right="100" w:firstLine="0" w:firstLineChars="0"/>
-              <w:rPr>
-                <w:rFonts w:ascii="Arial" w:hAnsi="Arial" w:eastAsia="Arial" w:cs="Arial"/>
-                <w:i w:val="false"/>
-                <w:b w:val="false"/>
-                <w:u w:val="none"/>
-                <w:sz w:val="18"/>
-                <w:szCs w:val="18"/>
-                <w:color w:val="000000"/>
-              </w:rPr>
-            </w:pPr>
-            <w:r>
-              <w:rPr>
-                <w:rFonts w:ascii="Arial" w:hAnsi="Arial" w:eastAsia="Arial" w:cs="Arial"/>
-                <w:i w:val="false"/>
-                <w:b w:val="false"/>
-                <w:u w:val="none"/>
-                <w:sz w:val="18"/>
-                <w:szCs w:val="18"/>
-                <w:color w:val="000000"/>
-              </w:rPr>
-              <w:t xml:space="preserve">55 (87.3)</w:t>
+              <w:t xml:space="preserve">55 (87.3%)</w:t>
+            </w:r>
+          </w:p>
+        </w:tc>
+        <w:tc>
+          <w:tcPr>
+            <w:tcBorders>
+              <w:bottom w:val="none" w:sz="0" w:space="0" w:color="000000"/>
+              <w:top w:val="none" w:sz="0" w:space="0" w:color="000000"/>
+              <w:left w:val="none" w:sz="0" w:space="0" w:color="000000"/>
+              <w:right w:val="none" w:sz="0" w:space="0" w:color="000000"/>
+            </w:tcBorders>
+            <w:shd w:val="clear" w:color="auto" w:fill="FFFFFF"/>
+            <w:tcMar>
+              <w:top w:w="0" w:type="dxa"/>
+              <w:bottom w:w="0" w:type="dxa"/>
+              <w:left w:w="0" w:type="dxa"/>
+              <w:right w:w="0" w:type="dxa"/>
+            </w:tcMar>
+            <w:vAlign w:val="center"/>
+          </w:tcPr>
+          <w:p>
+            <w:pPr>
+              <w:pStyle w:val="Normal"/>
+              <w:jc w:val="left"/>
+              <w:pBdr>
+                <w:bottom w:val="none" w:sz="0" w:space="0" w:color="000000"/>
+                <w:top w:val="none" w:sz="0" w:space="0" w:color="000000"/>
+                <w:left w:val="none" w:sz="0" w:space="0" w:color="000000"/>
+                <w:right w:val="none" w:sz="0" w:space="0" w:color="000000"/>
+              </w:pBdr>
+              <w:spacing w:after="100" w:before="100" w:line="240"/>
+              <w:ind w:left="100" w:right="100" w:firstLine="0" w:firstLineChars="0"/>
+              <w:rPr>
+                <w:rFonts w:ascii="Arial" w:hAnsi="Arial" w:eastAsia="Arial" w:cs="Arial"/>
+                <w:i w:val="false"/>
+                <w:b w:val="false"/>
+                <w:u w:val="none"/>
+                <w:sz w:val="18"/>
+                <w:szCs w:val="18"/>
+                <w:color w:val="000000"/>
+              </w:rPr>
+            </w:pPr>
+            <w:r>
+              <w:rPr>
+                <w:rFonts w:ascii="Arial" w:hAnsi="Arial" w:eastAsia="Arial" w:cs="Arial"/>
+                <w:i w:val="false"/>
+                <w:b w:val="false"/>
+                <w:u w:val="none"/>
+                <w:sz w:val="18"/>
+                <w:szCs w:val="18"/>
+                <w:color w:val="000000"/>
+              </w:rPr>
+              <w:t xml:space="preserve">222 (83.5%)</w:t>
+            </w:r>
+          </w:p>
+        </w:tc>
+        <w:tc>
+          <w:tcPr>
+            <w:tcBorders>
+              <w:bottom w:val="none" w:sz="0" w:space="0" w:color="000000"/>
+              <w:top w:val="none" w:sz="0" w:space="0" w:color="000000"/>
+              <w:left w:val="none" w:sz="0" w:space="0" w:color="000000"/>
+              <w:right w:val="none" w:sz="0" w:space="0" w:color="000000"/>
+            </w:tcBorders>
+            <w:shd w:val="clear" w:color="auto" w:fill="FFFFFF"/>
+            <w:tcMar>
+              <w:top w:w="0" w:type="dxa"/>
+              <w:bottom w:w="0" w:type="dxa"/>
+              <w:left w:w="0" w:type="dxa"/>
+              <w:right w:w="0" w:type="dxa"/>
+            </w:tcMar>
+            <w:vAlign w:val="center"/>
+          </w:tcPr>
+          <w:p>
+            <w:pPr>
+              <w:pStyle w:val="Normal"/>
+              <w:jc w:val="left"/>
+              <w:pBdr>
+                <w:bottom w:val="none" w:sz="0" w:space="0" w:color="000000"/>
+                <w:top w:val="none" w:sz="0" w:space="0" w:color="000000"/>
+                <w:left w:val="none" w:sz="0" w:space="0" w:color="000000"/>
+                <w:right w:val="none" w:sz="0" w:space="0" w:color="000000"/>
+              </w:pBdr>
+              <w:spacing w:after="100" w:before="100" w:line="240"/>
+              <w:ind w:left="100" w:right="100" w:firstLine="0" w:firstLineChars="0"/>
+              <w:rPr>
+                <w:rFonts w:ascii="Arial" w:hAnsi="Arial" w:eastAsia="Arial" w:cs="Arial"/>
+                <w:i w:val="false"/>
+                <w:b w:val="false"/>
+                <w:u w:val="none"/>
+                <w:sz w:val="18"/>
+                <w:szCs w:val="18"/>
+                <w:color w:val="000000"/>
+              </w:rPr>
+            </w:pPr>
+            <w:r>
+              <w:rPr>
+                <w:rFonts w:ascii="Arial" w:hAnsi="Arial" w:eastAsia="Arial" w:cs="Arial"/>
+                <w:i w:val="false"/>
+                <w:b w:val="false"/>
+                <w:u w:val="none"/>
+                <w:sz w:val="18"/>
+                <w:szCs w:val="18"/>
+                <w:color w:val="000000"/>
+              </w:rPr>
+              <w:t xml:space="preserve">97 (75.2%)</w:t>
             </w:r>
           </w:p>
         </w:tc>
@@ -4054,113 +4054,113 @@
                 <w:szCs w:val="18"/>
                 <w:color w:val="000000"/>
               </w:rPr>
-              <w:t xml:space="preserve">1 (0.4)</w:t>
-            </w:r>
-          </w:p>
-        </w:tc>
-        <w:tc>
-          <w:tcPr>
-            <w:tcBorders>
-              <w:bottom w:val="none" w:sz="0" w:space="0" w:color="000000"/>
-              <w:top w:val="none" w:sz="0" w:space="0" w:color="000000"/>
-              <w:left w:val="none" w:sz="0" w:space="0" w:color="000000"/>
-              <w:right w:val="none" w:sz="0" w:space="0" w:color="000000"/>
-            </w:tcBorders>
-            <w:shd w:val="clear" w:color="auto" w:fill="FFFFFF"/>
-            <w:tcMar>
-              <w:top w:w="0" w:type="dxa"/>
-              <w:bottom w:w="0" w:type="dxa"/>
-              <w:left w:w="0" w:type="dxa"/>
-              <w:right w:w="0" w:type="dxa"/>
-            </w:tcMar>
-            <w:vAlign w:val="center"/>
-          </w:tcPr>
-          <w:p>
-            <w:pPr>
-              <w:pStyle w:val="Normal"/>
-              <w:jc w:val="left"/>
-              <w:pBdr>
-                <w:bottom w:val="none" w:sz="0" w:space="0" w:color="000000"/>
-                <w:top w:val="none" w:sz="0" w:space="0" w:color="000000"/>
-                <w:left w:val="none" w:sz="0" w:space="0" w:color="000000"/>
-                <w:right w:val="none" w:sz="0" w:space="0" w:color="000000"/>
-              </w:pBdr>
-              <w:spacing w:after="100" w:before="100" w:line="240"/>
-              <w:ind w:left="100" w:right="100" w:firstLine="0" w:firstLineChars="0"/>
-              <w:rPr>
-                <w:rFonts w:ascii="Arial" w:hAnsi="Arial" w:eastAsia="Arial" w:cs="Arial"/>
-                <w:i w:val="false"/>
-                <w:b w:val="false"/>
-                <w:u w:val="none"/>
-                <w:sz w:val="18"/>
-                <w:szCs w:val="18"/>
-                <w:color w:val="000000"/>
-              </w:rPr>
-            </w:pPr>
-            <w:r>
-              <w:rPr>
-                <w:rFonts w:ascii="Arial" w:hAnsi="Arial" w:eastAsia="Arial" w:cs="Arial"/>
-                <w:i w:val="false"/>
-                <w:b w:val="false"/>
-                <w:u w:val="none"/>
-                <w:sz w:val="18"/>
-                <w:szCs w:val="18"/>
-                <w:color w:val="000000"/>
-              </w:rPr>
-              <w:t xml:space="preserve">3 (2.3)</w:t>
-            </w:r>
-          </w:p>
-        </w:tc>
-        <w:tc>
-          <w:tcPr>
-            <w:tcBorders>
-              <w:bottom w:val="none" w:sz="0" w:space="0" w:color="000000"/>
-              <w:top w:val="none" w:sz="0" w:space="0" w:color="000000"/>
-              <w:left w:val="none" w:sz="0" w:space="0" w:color="000000"/>
-              <w:right w:val="none" w:sz="0" w:space="0" w:color="000000"/>
-            </w:tcBorders>
-            <w:shd w:val="clear" w:color="auto" w:fill="FFFFFF"/>
-            <w:tcMar>
-              <w:top w:w="0" w:type="dxa"/>
-              <w:bottom w:w="0" w:type="dxa"/>
-              <w:left w:w="0" w:type="dxa"/>
-              <w:right w:w="0" w:type="dxa"/>
-            </w:tcMar>
-            <w:vAlign w:val="center"/>
-          </w:tcPr>
-          <w:p>
-            <w:pPr>
-              <w:pStyle w:val="Normal"/>
-              <w:jc w:val="left"/>
-              <w:pBdr>
-                <w:bottom w:val="none" w:sz="0" w:space="0" w:color="000000"/>
-                <w:top w:val="none" w:sz="0" w:space="0" w:color="000000"/>
-                <w:left w:val="none" w:sz="0" w:space="0" w:color="000000"/>
-                <w:right w:val="none" w:sz="0" w:space="0" w:color="000000"/>
-              </w:pBdr>
-              <w:spacing w:after="100" w:before="100" w:line="240"/>
-              <w:ind w:left="100" w:right="100" w:firstLine="0" w:firstLineChars="0"/>
-              <w:rPr>
-                <w:rFonts w:ascii="Arial" w:hAnsi="Arial" w:eastAsia="Arial" w:cs="Arial"/>
-                <w:i w:val="false"/>
-                <w:b w:val="false"/>
-                <w:u w:val="none"/>
-                <w:sz w:val="18"/>
-                <w:szCs w:val="18"/>
-                <w:color w:val="000000"/>
-              </w:rPr>
-            </w:pPr>
-            <w:r>
-              <w:rPr>
-                <w:rFonts w:ascii="Arial" w:hAnsi="Arial" w:eastAsia="Arial" w:cs="Arial"/>
-                <w:i w:val="false"/>
-                <w:b w:val="false"/>
-                <w:u w:val="none"/>
-                <w:sz w:val="18"/>
-                <w:szCs w:val="18"/>
-                <w:color w:val="000000"/>
-              </w:rPr>
-              <w:t xml:space="preserve">1 (1.6)</w:t>
+              <w:t xml:space="preserve">1 (1.6%)</w:t>
+            </w:r>
+          </w:p>
+        </w:tc>
+        <w:tc>
+          <w:tcPr>
+            <w:tcBorders>
+              <w:bottom w:val="none" w:sz="0" w:space="0" w:color="000000"/>
+              <w:top w:val="none" w:sz="0" w:space="0" w:color="000000"/>
+              <w:left w:val="none" w:sz="0" w:space="0" w:color="000000"/>
+              <w:right w:val="none" w:sz="0" w:space="0" w:color="000000"/>
+            </w:tcBorders>
+            <w:shd w:val="clear" w:color="auto" w:fill="FFFFFF"/>
+            <w:tcMar>
+              <w:top w:w="0" w:type="dxa"/>
+              <w:bottom w:w="0" w:type="dxa"/>
+              <w:left w:w="0" w:type="dxa"/>
+              <w:right w:w="0" w:type="dxa"/>
+            </w:tcMar>
+            <w:vAlign w:val="center"/>
+          </w:tcPr>
+          <w:p>
+            <w:pPr>
+              <w:pStyle w:val="Normal"/>
+              <w:jc w:val="left"/>
+              <w:pBdr>
+                <w:bottom w:val="none" w:sz="0" w:space="0" w:color="000000"/>
+                <w:top w:val="none" w:sz="0" w:space="0" w:color="000000"/>
+                <w:left w:val="none" w:sz="0" w:space="0" w:color="000000"/>
+                <w:right w:val="none" w:sz="0" w:space="0" w:color="000000"/>
+              </w:pBdr>
+              <w:spacing w:after="100" w:before="100" w:line="240"/>
+              <w:ind w:left="100" w:right="100" w:firstLine="0" w:firstLineChars="0"/>
+              <w:rPr>
+                <w:rFonts w:ascii="Arial" w:hAnsi="Arial" w:eastAsia="Arial" w:cs="Arial"/>
+                <w:i w:val="false"/>
+                <w:b w:val="false"/>
+                <w:u w:val="none"/>
+                <w:sz w:val="18"/>
+                <w:szCs w:val="18"/>
+                <w:color w:val="000000"/>
+              </w:rPr>
+            </w:pPr>
+            <w:r>
+              <w:rPr>
+                <w:rFonts w:ascii="Arial" w:hAnsi="Arial" w:eastAsia="Arial" w:cs="Arial"/>
+                <w:i w:val="false"/>
+                <w:b w:val="false"/>
+                <w:u w:val="none"/>
+                <w:sz w:val="18"/>
+                <w:szCs w:val="18"/>
+                <w:color w:val="000000"/>
+              </w:rPr>
+              <w:t xml:space="preserve">1 (0.4%)</w:t>
+            </w:r>
+          </w:p>
+        </w:tc>
+        <w:tc>
+          <w:tcPr>
+            <w:tcBorders>
+              <w:bottom w:val="none" w:sz="0" w:space="0" w:color="000000"/>
+              <w:top w:val="none" w:sz="0" w:space="0" w:color="000000"/>
+              <w:left w:val="none" w:sz="0" w:space="0" w:color="000000"/>
+              <w:right w:val="none" w:sz="0" w:space="0" w:color="000000"/>
+            </w:tcBorders>
+            <w:shd w:val="clear" w:color="auto" w:fill="FFFFFF"/>
+            <w:tcMar>
+              <w:top w:w="0" w:type="dxa"/>
+              <w:bottom w:w="0" w:type="dxa"/>
+              <w:left w:w="0" w:type="dxa"/>
+              <w:right w:w="0" w:type="dxa"/>
+            </w:tcMar>
+            <w:vAlign w:val="center"/>
+          </w:tcPr>
+          <w:p>
+            <w:pPr>
+              <w:pStyle w:val="Normal"/>
+              <w:jc w:val="left"/>
+              <w:pBdr>
+                <w:bottom w:val="none" w:sz="0" w:space="0" w:color="000000"/>
+                <w:top w:val="none" w:sz="0" w:space="0" w:color="000000"/>
+                <w:left w:val="none" w:sz="0" w:space="0" w:color="000000"/>
+                <w:right w:val="none" w:sz="0" w:space="0" w:color="000000"/>
+              </w:pBdr>
+              <w:spacing w:after="100" w:before="100" w:line="240"/>
+              <w:ind w:left="100" w:right="100" w:firstLine="0" w:firstLineChars="0"/>
+              <w:rPr>
+                <w:rFonts w:ascii="Arial" w:hAnsi="Arial" w:eastAsia="Arial" w:cs="Arial"/>
+                <w:i w:val="false"/>
+                <w:b w:val="false"/>
+                <w:u w:val="none"/>
+                <w:sz w:val="18"/>
+                <w:szCs w:val="18"/>
+                <w:color w:val="000000"/>
+              </w:rPr>
+            </w:pPr>
+            <w:r>
+              <w:rPr>
+                <w:rFonts w:ascii="Arial" w:hAnsi="Arial" w:eastAsia="Arial" w:cs="Arial"/>
+                <w:i w:val="false"/>
+                <w:b w:val="false"/>
+                <w:u w:val="none"/>
+                <w:sz w:val="18"/>
+                <w:szCs w:val="18"/>
+                <w:color w:val="000000"/>
+              </w:rPr>
+              <w:t xml:space="preserve">3 (2.3%)</w:t>
             </w:r>
           </w:p>
         </w:tc>
@@ -4490,113 +4490,113 @@
                 <w:szCs w:val="18"/>
                 <w:color w:val="000000"/>
               </w:rPr>
-              <w:t xml:space="preserve">8 (3.0)</w:t>
-            </w:r>
-          </w:p>
-        </w:tc>
-        <w:tc>
-          <w:tcPr>
-            <w:tcBorders>
-              <w:bottom w:val="none" w:sz="0" w:space="0" w:color="000000"/>
-              <w:top w:val="none" w:sz="0" w:space="0" w:color="000000"/>
-              <w:left w:val="none" w:sz="0" w:space="0" w:color="000000"/>
-              <w:right w:val="none" w:sz="0" w:space="0" w:color="000000"/>
-            </w:tcBorders>
-            <w:shd w:val="clear" w:color="auto" w:fill="FFFFFF"/>
-            <w:tcMar>
-              <w:top w:w="0" w:type="dxa"/>
-              <w:bottom w:w="0" w:type="dxa"/>
-              <w:left w:w="0" w:type="dxa"/>
-              <w:right w:w="0" w:type="dxa"/>
-            </w:tcMar>
-            <w:vAlign w:val="center"/>
-          </w:tcPr>
-          <w:p>
-            <w:pPr>
-              <w:pStyle w:val="Normal"/>
-              <w:jc w:val="left"/>
-              <w:pBdr>
-                <w:bottom w:val="none" w:sz="0" w:space="0" w:color="000000"/>
-                <w:top w:val="none" w:sz="0" w:space="0" w:color="000000"/>
-                <w:left w:val="none" w:sz="0" w:space="0" w:color="000000"/>
-                <w:right w:val="none" w:sz="0" w:space="0" w:color="000000"/>
-              </w:pBdr>
-              <w:spacing w:after="100" w:before="100" w:line="240"/>
-              <w:ind w:left="100" w:right="100" w:firstLine="0" w:firstLineChars="0"/>
-              <w:rPr>
-                <w:rFonts w:ascii="Arial" w:hAnsi="Arial" w:eastAsia="Arial" w:cs="Arial"/>
-                <w:i w:val="false"/>
-                <w:b w:val="false"/>
-                <w:u w:val="none"/>
-                <w:sz w:val="18"/>
-                <w:szCs w:val="18"/>
-                <w:color w:val="000000"/>
-              </w:rPr>
-            </w:pPr>
-            <w:r>
-              <w:rPr>
-                <w:rFonts w:ascii="Arial" w:hAnsi="Arial" w:eastAsia="Arial" w:cs="Arial"/>
-                <w:i w:val="false"/>
-                <w:b w:val="false"/>
-                <w:u w:val="none"/>
-                <w:sz w:val="18"/>
-                <w:szCs w:val="18"/>
-                <w:color w:val="000000"/>
-              </w:rPr>
-              <w:t xml:space="preserve">4 (3.1)</w:t>
-            </w:r>
-          </w:p>
-        </w:tc>
-        <w:tc>
-          <w:tcPr>
-            <w:tcBorders>
-              <w:bottom w:val="none" w:sz="0" w:space="0" w:color="000000"/>
-              <w:top w:val="none" w:sz="0" w:space="0" w:color="000000"/>
-              <w:left w:val="none" w:sz="0" w:space="0" w:color="000000"/>
-              <w:right w:val="none" w:sz="0" w:space="0" w:color="000000"/>
-            </w:tcBorders>
-            <w:shd w:val="clear" w:color="auto" w:fill="FFFFFF"/>
-            <w:tcMar>
-              <w:top w:w="0" w:type="dxa"/>
-              <w:bottom w:w="0" w:type="dxa"/>
-              <w:left w:w="0" w:type="dxa"/>
-              <w:right w:w="0" w:type="dxa"/>
-            </w:tcMar>
-            <w:vAlign w:val="center"/>
-          </w:tcPr>
-          <w:p>
-            <w:pPr>
-              <w:pStyle w:val="Normal"/>
-              <w:jc w:val="left"/>
-              <w:pBdr>
-                <w:bottom w:val="none" w:sz="0" w:space="0" w:color="000000"/>
-                <w:top w:val="none" w:sz="0" w:space="0" w:color="000000"/>
-                <w:left w:val="none" w:sz="0" w:space="0" w:color="000000"/>
-                <w:right w:val="none" w:sz="0" w:space="0" w:color="000000"/>
-              </w:pBdr>
-              <w:spacing w:after="100" w:before="100" w:line="240"/>
-              <w:ind w:left="100" w:right="100" w:firstLine="0" w:firstLineChars="0"/>
-              <w:rPr>
-                <w:rFonts w:ascii="Arial" w:hAnsi="Arial" w:eastAsia="Arial" w:cs="Arial"/>
-                <w:i w:val="false"/>
-                <w:b w:val="false"/>
-                <w:u w:val="none"/>
-                <w:sz w:val="18"/>
-                <w:szCs w:val="18"/>
-                <w:color w:val="000000"/>
-              </w:rPr>
-            </w:pPr>
-            <w:r>
-              <w:rPr>
-                <w:rFonts w:ascii="Arial" w:hAnsi="Arial" w:eastAsia="Arial" w:cs="Arial"/>
-                <w:i w:val="false"/>
-                <w:b w:val="false"/>
-                <w:u w:val="none"/>
-                <w:sz w:val="18"/>
-                <w:szCs w:val="18"/>
-                <w:color w:val="000000"/>
-              </w:rPr>
-              <w:t xml:space="preserve">1 (1.6)</w:t>
+              <w:t xml:space="preserve">1 (1.6%)</w:t>
+            </w:r>
+          </w:p>
+        </w:tc>
+        <w:tc>
+          <w:tcPr>
+            <w:tcBorders>
+              <w:bottom w:val="none" w:sz="0" w:space="0" w:color="000000"/>
+              <w:top w:val="none" w:sz="0" w:space="0" w:color="000000"/>
+              <w:left w:val="none" w:sz="0" w:space="0" w:color="000000"/>
+              <w:right w:val="none" w:sz="0" w:space="0" w:color="000000"/>
+            </w:tcBorders>
+            <w:shd w:val="clear" w:color="auto" w:fill="FFFFFF"/>
+            <w:tcMar>
+              <w:top w:w="0" w:type="dxa"/>
+              <w:bottom w:w="0" w:type="dxa"/>
+              <w:left w:w="0" w:type="dxa"/>
+              <w:right w:w="0" w:type="dxa"/>
+            </w:tcMar>
+            <w:vAlign w:val="center"/>
+          </w:tcPr>
+          <w:p>
+            <w:pPr>
+              <w:pStyle w:val="Normal"/>
+              <w:jc w:val="left"/>
+              <w:pBdr>
+                <w:bottom w:val="none" w:sz="0" w:space="0" w:color="000000"/>
+                <w:top w:val="none" w:sz="0" w:space="0" w:color="000000"/>
+                <w:left w:val="none" w:sz="0" w:space="0" w:color="000000"/>
+                <w:right w:val="none" w:sz="0" w:space="0" w:color="000000"/>
+              </w:pBdr>
+              <w:spacing w:after="100" w:before="100" w:line="240"/>
+              <w:ind w:left="100" w:right="100" w:firstLine="0" w:firstLineChars="0"/>
+              <w:rPr>
+                <w:rFonts w:ascii="Arial" w:hAnsi="Arial" w:eastAsia="Arial" w:cs="Arial"/>
+                <w:i w:val="false"/>
+                <w:b w:val="false"/>
+                <w:u w:val="none"/>
+                <w:sz w:val="18"/>
+                <w:szCs w:val="18"/>
+                <w:color w:val="000000"/>
+              </w:rPr>
+            </w:pPr>
+            <w:r>
+              <w:rPr>
+                <w:rFonts w:ascii="Arial" w:hAnsi="Arial" w:eastAsia="Arial" w:cs="Arial"/>
+                <w:i w:val="false"/>
+                <w:b w:val="false"/>
+                <w:u w:val="none"/>
+                <w:sz w:val="18"/>
+                <w:szCs w:val="18"/>
+                <w:color w:val="000000"/>
+              </w:rPr>
+              <w:t xml:space="preserve">8 (3.0%)</w:t>
+            </w:r>
+          </w:p>
+        </w:tc>
+        <w:tc>
+          <w:tcPr>
+            <w:tcBorders>
+              <w:bottom w:val="none" w:sz="0" w:space="0" w:color="000000"/>
+              <w:top w:val="none" w:sz="0" w:space="0" w:color="000000"/>
+              <w:left w:val="none" w:sz="0" w:space="0" w:color="000000"/>
+              <w:right w:val="none" w:sz="0" w:space="0" w:color="000000"/>
+            </w:tcBorders>
+            <w:shd w:val="clear" w:color="auto" w:fill="FFFFFF"/>
+            <w:tcMar>
+              <w:top w:w="0" w:type="dxa"/>
+              <w:bottom w:w="0" w:type="dxa"/>
+              <w:left w:w="0" w:type="dxa"/>
+              <w:right w:w="0" w:type="dxa"/>
+            </w:tcMar>
+            <w:vAlign w:val="center"/>
+          </w:tcPr>
+          <w:p>
+            <w:pPr>
+              <w:pStyle w:val="Normal"/>
+              <w:jc w:val="left"/>
+              <w:pBdr>
+                <w:bottom w:val="none" w:sz="0" w:space="0" w:color="000000"/>
+                <w:top w:val="none" w:sz="0" w:space="0" w:color="000000"/>
+                <w:left w:val="none" w:sz="0" w:space="0" w:color="000000"/>
+                <w:right w:val="none" w:sz="0" w:space="0" w:color="000000"/>
+              </w:pBdr>
+              <w:spacing w:after="100" w:before="100" w:line="240"/>
+              <w:ind w:left="100" w:right="100" w:firstLine="0" w:firstLineChars="0"/>
+              <w:rPr>
+                <w:rFonts w:ascii="Arial" w:hAnsi="Arial" w:eastAsia="Arial" w:cs="Arial"/>
+                <w:i w:val="false"/>
+                <w:b w:val="false"/>
+                <w:u w:val="none"/>
+                <w:sz w:val="18"/>
+                <w:szCs w:val="18"/>
+                <w:color w:val="000000"/>
+              </w:rPr>
+            </w:pPr>
+            <w:r>
+              <w:rPr>
+                <w:rFonts w:ascii="Arial" w:hAnsi="Arial" w:eastAsia="Arial" w:cs="Arial"/>
+                <w:i w:val="false"/>
+                <w:b w:val="false"/>
+                <w:u w:val="none"/>
+                <w:sz w:val="18"/>
+                <w:szCs w:val="18"/>
+                <w:color w:val="000000"/>
+              </w:rPr>
+              <w:t xml:space="preserve">4 (3.1%)</w:t>
             </w:r>
           </w:p>
         </w:tc>
@@ -4708,113 +4708,113 @@
                 <w:szCs w:val="18"/>
                 <w:color w:val="000000"/>
               </w:rPr>
-              <w:t xml:space="preserve">119 (44.7)</w:t>
-            </w:r>
-          </w:p>
-        </w:tc>
-        <w:tc>
-          <w:tcPr>
-            <w:tcBorders>
-              <w:bottom w:val="none" w:sz="0" w:space="0" w:color="000000"/>
-              <w:top w:val="none" w:sz="0" w:space="0" w:color="000000"/>
-              <w:left w:val="none" w:sz="0" w:space="0" w:color="000000"/>
-              <w:right w:val="none" w:sz="0" w:space="0" w:color="000000"/>
-            </w:tcBorders>
-            <w:shd w:val="clear" w:color="auto" w:fill="FFFFFF"/>
-            <w:tcMar>
-              <w:top w:w="0" w:type="dxa"/>
-              <w:bottom w:w="0" w:type="dxa"/>
-              <w:left w:w="0" w:type="dxa"/>
-              <w:right w:w="0" w:type="dxa"/>
-            </w:tcMar>
-            <w:vAlign w:val="center"/>
-          </w:tcPr>
-          <w:p>
-            <w:pPr>
-              <w:pStyle w:val="Normal"/>
-              <w:jc w:val="left"/>
-              <w:pBdr>
-                <w:bottom w:val="none" w:sz="0" w:space="0" w:color="000000"/>
-                <w:top w:val="none" w:sz="0" w:space="0" w:color="000000"/>
-                <w:left w:val="none" w:sz="0" w:space="0" w:color="000000"/>
-                <w:right w:val="none" w:sz="0" w:space="0" w:color="000000"/>
-              </w:pBdr>
-              <w:spacing w:after="100" w:before="100" w:line="240"/>
-              <w:ind w:left="100" w:right="100" w:firstLine="0" w:firstLineChars="0"/>
-              <w:rPr>
-                <w:rFonts w:ascii="Arial" w:hAnsi="Arial" w:eastAsia="Arial" w:cs="Arial"/>
-                <w:i w:val="false"/>
-                <w:b w:val="false"/>
-                <w:u w:val="none"/>
-                <w:sz w:val="18"/>
-                <w:szCs w:val="18"/>
-                <w:color w:val="000000"/>
-              </w:rPr>
-            </w:pPr>
-            <w:r>
-              <w:rPr>
-                <w:rFonts w:ascii="Arial" w:hAnsi="Arial" w:eastAsia="Arial" w:cs="Arial"/>
-                <w:i w:val="false"/>
-                <w:b w:val="false"/>
-                <w:u w:val="none"/>
-                <w:sz w:val="18"/>
-                <w:szCs w:val="18"/>
-                <w:color w:val="000000"/>
-              </w:rPr>
-              <w:t xml:space="preserve">70 (54.3)</w:t>
-            </w:r>
-          </w:p>
-        </w:tc>
-        <w:tc>
-          <w:tcPr>
-            <w:tcBorders>
-              <w:bottom w:val="none" w:sz="0" w:space="0" w:color="000000"/>
-              <w:top w:val="none" w:sz="0" w:space="0" w:color="000000"/>
-              <w:left w:val="none" w:sz="0" w:space="0" w:color="000000"/>
-              <w:right w:val="none" w:sz="0" w:space="0" w:color="000000"/>
-            </w:tcBorders>
-            <w:shd w:val="clear" w:color="auto" w:fill="FFFFFF"/>
-            <w:tcMar>
-              <w:top w:w="0" w:type="dxa"/>
-              <w:bottom w:w="0" w:type="dxa"/>
-              <w:left w:w="0" w:type="dxa"/>
-              <w:right w:w="0" w:type="dxa"/>
-            </w:tcMar>
-            <w:vAlign w:val="center"/>
-          </w:tcPr>
-          <w:p>
-            <w:pPr>
-              <w:pStyle w:val="Normal"/>
-              <w:jc w:val="left"/>
-              <w:pBdr>
-                <w:bottom w:val="none" w:sz="0" w:space="0" w:color="000000"/>
-                <w:top w:val="none" w:sz="0" w:space="0" w:color="000000"/>
-                <w:left w:val="none" w:sz="0" w:space="0" w:color="000000"/>
-                <w:right w:val="none" w:sz="0" w:space="0" w:color="000000"/>
-              </w:pBdr>
-              <w:spacing w:after="100" w:before="100" w:line="240"/>
-              <w:ind w:left="100" w:right="100" w:firstLine="0" w:firstLineChars="0"/>
-              <w:rPr>
-                <w:rFonts w:ascii="Arial" w:hAnsi="Arial" w:eastAsia="Arial" w:cs="Arial"/>
-                <w:i w:val="false"/>
-                <w:b w:val="false"/>
-                <w:u w:val="none"/>
-                <w:sz w:val="18"/>
-                <w:szCs w:val="18"/>
-                <w:color w:val="000000"/>
-              </w:rPr>
-            </w:pPr>
-            <w:r>
-              <w:rPr>
-                <w:rFonts w:ascii="Arial" w:hAnsi="Arial" w:eastAsia="Arial" w:cs="Arial"/>
-                <w:i w:val="false"/>
-                <w:b w:val="false"/>
-                <w:u w:val="none"/>
-                <w:sz w:val="18"/>
-                <w:szCs w:val="18"/>
-                <w:color w:val="000000"/>
-              </w:rPr>
-              <w:t xml:space="preserve">35 (55.6)</w:t>
+              <w:t xml:space="preserve">35 (55.6%)</w:t>
+            </w:r>
+          </w:p>
+        </w:tc>
+        <w:tc>
+          <w:tcPr>
+            <w:tcBorders>
+              <w:bottom w:val="none" w:sz="0" w:space="0" w:color="000000"/>
+              <w:top w:val="none" w:sz="0" w:space="0" w:color="000000"/>
+              <w:left w:val="none" w:sz="0" w:space="0" w:color="000000"/>
+              <w:right w:val="none" w:sz="0" w:space="0" w:color="000000"/>
+            </w:tcBorders>
+            <w:shd w:val="clear" w:color="auto" w:fill="FFFFFF"/>
+            <w:tcMar>
+              <w:top w:w="0" w:type="dxa"/>
+              <w:bottom w:w="0" w:type="dxa"/>
+              <w:left w:w="0" w:type="dxa"/>
+              <w:right w:w="0" w:type="dxa"/>
+            </w:tcMar>
+            <w:vAlign w:val="center"/>
+          </w:tcPr>
+          <w:p>
+            <w:pPr>
+              <w:pStyle w:val="Normal"/>
+              <w:jc w:val="left"/>
+              <w:pBdr>
+                <w:bottom w:val="none" w:sz="0" w:space="0" w:color="000000"/>
+                <w:top w:val="none" w:sz="0" w:space="0" w:color="000000"/>
+                <w:left w:val="none" w:sz="0" w:space="0" w:color="000000"/>
+                <w:right w:val="none" w:sz="0" w:space="0" w:color="000000"/>
+              </w:pBdr>
+              <w:spacing w:after="100" w:before="100" w:line="240"/>
+              <w:ind w:left="100" w:right="100" w:firstLine="0" w:firstLineChars="0"/>
+              <w:rPr>
+                <w:rFonts w:ascii="Arial" w:hAnsi="Arial" w:eastAsia="Arial" w:cs="Arial"/>
+                <w:i w:val="false"/>
+                <w:b w:val="false"/>
+                <w:u w:val="none"/>
+                <w:sz w:val="18"/>
+                <w:szCs w:val="18"/>
+                <w:color w:val="000000"/>
+              </w:rPr>
+            </w:pPr>
+            <w:r>
+              <w:rPr>
+                <w:rFonts w:ascii="Arial" w:hAnsi="Arial" w:eastAsia="Arial" w:cs="Arial"/>
+                <w:i w:val="false"/>
+                <w:b w:val="false"/>
+                <w:u w:val="none"/>
+                <w:sz w:val="18"/>
+                <w:szCs w:val="18"/>
+                <w:color w:val="000000"/>
+              </w:rPr>
+              <w:t xml:space="preserve">119 (44.7%)</w:t>
+            </w:r>
+          </w:p>
+        </w:tc>
+        <w:tc>
+          <w:tcPr>
+            <w:tcBorders>
+              <w:bottom w:val="none" w:sz="0" w:space="0" w:color="000000"/>
+              <w:top w:val="none" w:sz="0" w:space="0" w:color="000000"/>
+              <w:left w:val="none" w:sz="0" w:space="0" w:color="000000"/>
+              <w:right w:val="none" w:sz="0" w:space="0" w:color="000000"/>
+            </w:tcBorders>
+            <w:shd w:val="clear" w:color="auto" w:fill="FFFFFF"/>
+            <w:tcMar>
+              <w:top w:w="0" w:type="dxa"/>
+              <w:bottom w:w="0" w:type="dxa"/>
+              <w:left w:w="0" w:type="dxa"/>
+              <w:right w:w="0" w:type="dxa"/>
+            </w:tcMar>
+            <w:vAlign w:val="center"/>
+          </w:tcPr>
+          <w:p>
+            <w:pPr>
+              <w:pStyle w:val="Normal"/>
+              <w:jc w:val="left"/>
+              <w:pBdr>
+                <w:bottom w:val="none" w:sz="0" w:space="0" w:color="000000"/>
+                <w:top w:val="none" w:sz="0" w:space="0" w:color="000000"/>
+                <w:left w:val="none" w:sz="0" w:space="0" w:color="000000"/>
+                <w:right w:val="none" w:sz="0" w:space="0" w:color="000000"/>
+              </w:pBdr>
+              <w:spacing w:after="100" w:before="100" w:line="240"/>
+              <w:ind w:left="100" w:right="100" w:firstLine="0" w:firstLineChars="0"/>
+              <w:rPr>
+                <w:rFonts w:ascii="Arial" w:hAnsi="Arial" w:eastAsia="Arial" w:cs="Arial"/>
+                <w:i w:val="false"/>
+                <w:b w:val="false"/>
+                <w:u w:val="none"/>
+                <w:sz w:val="18"/>
+                <w:szCs w:val="18"/>
+                <w:color w:val="000000"/>
+              </w:rPr>
+            </w:pPr>
+            <w:r>
+              <w:rPr>
+                <w:rFonts w:ascii="Arial" w:hAnsi="Arial" w:eastAsia="Arial" w:cs="Arial"/>
+                <w:i w:val="false"/>
+                <w:b w:val="false"/>
+                <w:u w:val="none"/>
+                <w:sz w:val="18"/>
+                <w:szCs w:val="18"/>
+                <w:color w:val="000000"/>
+              </w:rPr>
+              <w:t xml:space="preserve">70 (54.3%)</w:t>
             </w:r>
           </w:p>
         </w:tc>
@@ -4926,113 +4926,113 @@
                 <w:szCs w:val="18"/>
                 <w:color w:val="000000"/>
               </w:rPr>
-              <w:t xml:space="preserve">2 (0.8)</w:t>
-            </w:r>
-          </w:p>
-        </w:tc>
-        <w:tc>
-          <w:tcPr>
-            <w:tcBorders>
-              <w:bottom w:val="none" w:sz="0" w:space="0" w:color="000000"/>
-              <w:top w:val="none" w:sz="0" w:space="0" w:color="000000"/>
-              <w:left w:val="none" w:sz="0" w:space="0" w:color="000000"/>
-              <w:right w:val="none" w:sz="0" w:space="0" w:color="000000"/>
-            </w:tcBorders>
-            <w:shd w:val="clear" w:color="auto" w:fill="FFFFFF"/>
-            <w:tcMar>
-              <w:top w:w="0" w:type="dxa"/>
-              <w:bottom w:w="0" w:type="dxa"/>
-              <w:left w:w="0" w:type="dxa"/>
-              <w:right w:w="0" w:type="dxa"/>
-            </w:tcMar>
-            <w:vAlign w:val="center"/>
-          </w:tcPr>
-          <w:p>
-            <w:pPr>
-              <w:pStyle w:val="Normal"/>
-              <w:jc w:val="left"/>
-              <w:pBdr>
-                <w:bottom w:val="none" w:sz="0" w:space="0" w:color="000000"/>
-                <w:top w:val="none" w:sz="0" w:space="0" w:color="000000"/>
-                <w:left w:val="none" w:sz="0" w:space="0" w:color="000000"/>
-                <w:right w:val="none" w:sz="0" w:space="0" w:color="000000"/>
-              </w:pBdr>
-              <w:spacing w:after="100" w:before="100" w:line="240"/>
-              <w:ind w:left="100" w:right="100" w:firstLine="0" w:firstLineChars="0"/>
-              <w:rPr>
-                <w:rFonts w:ascii="Arial" w:hAnsi="Arial" w:eastAsia="Arial" w:cs="Arial"/>
-                <w:i w:val="false"/>
-                <w:b w:val="false"/>
-                <w:u w:val="none"/>
-                <w:sz w:val="18"/>
-                <w:szCs w:val="18"/>
-                <w:color w:val="000000"/>
-              </w:rPr>
-            </w:pPr>
-            <w:r>
-              <w:rPr>
-                <w:rFonts w:ascii="Arial" w:hAnsi="Arial" w:eastAsia="Arial" w:cs="Arial"/>
-                <w:i w:val="false"/>
-                <w:b w:val="false"/>
-                <w:u w:val="none"/>
-                <w:sz w:val="18"/>
-                <w:szCs w:val="18"/>
-                <w:color w:val="000000"/>
-              </w:rPr>
-              <w:t xml:space="preserve">0 (0.0)</w:t>
-            </w:r>
-          </w:p>
-        </w:tc>
-        <w:tc>
-          <w:tcPr>
-            <w:tcBorders>
-              <w:bottom w:val="none" w:sz="0" w:space="0" w:color="000000"/>
-              <w:top w:val="none" w:sz="0" w:space="0" w:color="000000"/>
-              <w:left w:val="none" w:sz="0" w:space="0" w:color="000000"/>
-              <w:right w:val="none" w:sz="0" w:space="0" w:color="000000"/>
-            </w:tcBorders>
-            <w:shd w:val="clear" w:color="auto" w:fill="FFFFFF"/>
-            <w:tcMar>
-              <w:top w:w="0" w:type="dxa"/>
-              <w:bottom w:w="0" w:type="dxa"/>
-              <w:left w:w="0" w:type="dxa"/>
-              <w:right w:w="0" w:type="dxa"/>
-            </w:tcMar>
-            <w:vAlign w:val="center"/>
-          </w:tcPr>
-          <w:p>
-            <w:pPr>
-              <w:pStyle w:val="Normal"/>
-              <w:jc w:val="left"/>
-              <w:pBdr>
-                <w:bottom w:val="none" w:sz="0" w:space="0" w:color="000000"/>
-                <w:top w:val="none" w:sz="0" w:space="0" w:color="000000"/>
-                <w:left w:val="none" w:sz="0" w:space="0" w:color="000000"/>
-                <w:right w:val="none" w:sz="0" w:space="0" w:color="000000"/>
-              </w:pBdr>
-              <w:spacing w:after="100" w:before="100" w:line="240"/>
-              <w:ind w:left="100" w:right="100" w:firstLine="0" w:firstLineChars="0"/>
-              <w:rPr>
-                <w:rFonts w:ascii="Arial" w:hAnsi="Arial" w:eastAsia="Arial" w:cs="Arial"/>
-                <w:i w:val="false"/>
-                <w:b w:val="false"/>
-                <w:u w:val="none"/>
-                <w:sz w:val="18"/>
-                <w:szCs w:val="18"/>
-                <w:color w:val="000000"/>
-              </w:rPr>
-            </w:pPr>
-            <w:r>
-              <w:rPr>
-                <w:rFonts w:ascii="Arial" w:hAnsi="Arial" w:eastAsia="Arial" w:cs="Arial"/>
-                <w:i w:val="false"/>
-                <w:b w:val="false"/>
-                <w:u w:val="none"/>
-                <w:sz w:val="18"/>
-                <w:szCs w:val="18"/>
-                <w:color w:val="000000"/>
-              </w:rPr>
-              <w:t xml:space="preserve">2 (3.2)</w:t>
+              <w:t xml:space="preserve">2 (3.2%)</w:t>
+            </w:r>
+          </w:p>
+        </w:tc>
+        <w:tc>
+          <w:tcPr>
+            <w:tcBorders>
+              <w:bottom w:val="none" w:sz="0" w:space="0" w:color="000000"/>
+              <w:top w:val="none" w:sz="0" w:space="0" w:color="000000"/>
+              <w:left w:val="none" w:sz="0" w:space="0" w:color="000000"/>
+              <w:right w:val="none" w:sz="0" w:space="0" w:color="000000"/>
+            </w:tcBorders>
+            <w:shd w:val="clear" w:color="auto" w:fill="FFFFFF"/>
+            <w:tcMar>
+              <w:top w:w="0" w:type="dxa"/>
+              <w:bottom w:w="0" w:type="dxa"/>
+              <w:left w:w="0" w:type="dxa"/>
+              <w:right w:w="0" w:type="dxa"/>
+            </w:tcMar>
+            <w:vAlign w:val="center"/>
+          </w:tcPr>
+          <w:p>
+            <w:pPr>
+              <w:pStyle w:val="Normal"/>
+              <w:jc w:val="left"/>
+              <w:pBdr>
+                <w:bottom w:val="none" w:sz="0" w:space="0" w:color="000000"/>
+                <w:top w:val="none" w:sz="0" w:space="0" w:color="000000"/>
+                <w:left w:val="none" w:sz="0" w:space="0" w:color="000000"/>
+                <w:right w:val="none" w:sz="0" w:space="0" w:color="000000"/>
+              </w:pBdr>
+              <w:spacing w:after="100" w:before="100" w:line="240"/>
+              <w:ind w:left="100" w:right="100" w:firstLine="0" w:firstLineChars="0"/>
+              <w:rPr>
+                <w:rFonts w:ascii="Arial" w:hAnsi="Arial" w:eastAsia="Arial" w:cs="Arial"/>
+                <w:i w:val="false"/>
+                <w:b w:val="false"/>
+                <w:u w:val="none"/>
+                <w:sz w:val="18"/>
+                <w:szCs w:val="18"/>
+                <w:color w:val="000000"/>
+              </w:rPr>
+            </w:pPr>
+            <w:r>
+              <w:rPr>
+                <w:rFonts w:ascii="Arial" w:hAnsi="Arial" w:eastAsia="Arial" w:cs="Arial"/>
+                <w:i w:val="false"/>
+                <w:b w:val="false"/>
+                <w:u w:val="none"/>
+                <w:sz w:val="18"/>
+                <w:szCs w:val="18"/>
+                <w:color w:val="000000"/>
+              </w:rPr>
+              <w:t xml:space="preserve">2 (0.8%)</w:t>
+            </w:r>
+          </w:p>
+        </w:tc>
+        <w:tc>
+          <w:tcPr>
+            <w:tcBorders>
+              <w:bottom w:val="none" w:sz="0" w:space="0" w:color="000000"/>
+              <w:top w:val="none" w:sz="0" w:space="0" w:color="000000"/>
+              <w:left w:val="none" w:sz="0" w:space="0" w:color="000000"/>
+              <w:right w:val="none" w:sz="0" w:space="0" w:color="000000"/>
+            </w:tcBorders>
+            <w:shd w:val="clear" w:color="auto" w:fill="FFFFFF"/>
+            <w:tcMar>
+              <w:top w:w="0" w:type="dxa"/>
+              <w:bottom w:w="0" w:type="dxa"/>
+              <w:left w:w="0" w:type="dxa"/>
+              <w:right w:w="0" w:type="dxa"/>
+            </w:tcMar>
+            <w:vAlign w:val="center"/>
+          </w:tcPr>
+          <w:p>
+            <w:pPr>
+              <w:pStyle w:val="Normal"/>
+              <w:jc w:val="left"/>
+              <w:pBdr>
+                <w:bottom w:val="none" w:sz="0" w:space="0" w:color="000000"/>
+                <w:top w:val="none" w:sz="0" w:space="0" w:color="000000"/>
+                <w:left w:val="none" w:sz="0" w:space="0" w:color="000000"/>
+                <w:right w:val="none" w:sz="0" w:space="0" w:color="000000"/>
+              </w:pBdr>
+              <w:spacing w:after="100" w:before="100" w:line="240"/>
+              <w:ind w:left="100" w:right="100" w:firstLine="0" w:firstLineChars="0"/>
+              <w:rPr>
+                <w:rFonts w:ascii="Arial" w:hAnsi="Arial" w:eastAsia="Arial" w:cs="Arial"/>
+                <w:i w:val="false"/>
+                <w:b w:val="false"/>
+                <w:u w:val="none"/>
+                <w:sz w:val="18"/>
+                <w:szCs w:val="18"/>
+                <w:color w:val="000000"/>
+              </w:rPr>
+            </w:pPr>
+            <w:r>
+              <w:rPr>
+                <w:rFonts w:ascii="Arial" w:hAnsi="Arial" w:eastAsia="Arial" w:cs="Arial"/>
+                <w:i w:val="false"/>
+                <w:b w:val="false"/>
+                <w:u w:val="none"/>
+                <w:sz w:val="18"/>
+                <w:szCs w:val="18"/>
+                <w:color w:val="000000"/>
+              </w:rPr>
+              <w:t xml:space="preserve">0 (0.0%)</w:t>
             </w:r>
           </w:p>
         </w:tc>
@@ -5144,113 +5144,113 @@
                 <w:szCs w:val="18"/>
                 <w:color w:val="000000"/>
               </w:rPr>
-              <w:t xml:space="preserve">15 (5.6)</w:t>
-            </w:r>
-          </w:p>
-        </w:tc>
-        <w:tc>
-          <w:tcPr>
-            <w:tcBorders>
-              <w:bottom w:val="none" w:sz="0" w:space="0" w:color="000000"/>
-              <w:top w:val="none" w:sz="0" w:space="0" w:color="000000"/>
-              <w:left w:val="none" w:sz="0" w:space="0" w:color="000000"/>
-              <w:right w:val="none" w:sz="0" w:space="0" w:color="000000"/>
-            </w:tcBorders>
-            <w:shd w:val="clear" w:color="auto" w:fill="FFFFFF"/>
-            <w:tcMar>
-              <w:top w:w="0" w:type="dxa"/>
-              <w:bottom w:w="0" w:type="dxa"/>
-              <w:left w:w="0" w:type="dxa"/>
-              <w:right w:w="0" w:type="dxa"/>
-            </w:tcMar>
-            <w:vAlign w:val="center"/>
-          </w:tcPr>
-          <w:p>
-            <w:pPr>
-              <w:pStyle w:val="Normal"/>
-              <w:jc w:val="left"/>
-              <w:pBdr>
-                <w:bottom w:val="none" w:sz="0" w:space="0" w:color="000000"/>
-                <w:top w:val="none" w:sz="0" w:space="0" w:color="000000"/>
-                <w:left w:val="none" w:sz="0" w:space="0" w:color="000000"/>
-                <w:right w:val="none" w:sz="0" w:space="0" w:color="000000"/>
-              </w:pBdr>
-              <w:spacing w:after="100" w:before="100" w:line="240"/>
-              <w:ind w:left="100" w:right="100" w:firstLine="0" w:firstLineChars="0"/>
-              <w:rPr>
-                <w:rFonts w:ascii="Arial" w:hAnsi="Arial" w:eastAsia="Arial" w:cs="Arial"/>
-                <w:i w:val="false"/>
-                <w:b w:val="false"/>
-                <w:u w:val="none"/>
-                <w:sz w:val="18"/>
-                <w:szCs w:val="18"/>
-                <w:color w:val="000000"/>
-              </w:rPr>
-            </w:pPr>
-            <w:r>
-              <w:rPr>
-                <w:rFonts w:ascii="Arial" w:hAnsi="Arial" w:eastAsia="Arial" w:cs="Arial"/>
-                <w:i w:val="false"/>
-                <w:b w:val="false"/>
-                <w:u w:val="none"/>
-                <w:sz w:val="18"/>
-                <w:szCs w:val="18"/>
-                <w:color w:val="000000"/>
-              </w:rPr>
-              <w:t xml:space="preserve">13 (10.1)</w:t>
-            </w:r>
-          </w:p>
-        </w:tc>
-        <w:tc>
-          <w:tcPr>
-            <w:tcBorders>
-              <w:bottom w:val="none" w:sz="0" w:space="0" w:color="000000"/>
-              <w:top w:val="none" w:sz="0" w:space="0" w:color="000000"/>
-              <w:left w:val="none" w:sz="0" w:space="0" w:color="000000"/>
-              <w:right w:val="none" w:sz="0" w:space="0" w:color="000000"/>
-            </w:tcBorders>
-            <w:shd w:val="clear" w:color="auto" w:fill="FFFFFF"/>
-            <w:tcMar>
-              <w:top w:w="0" w:type="dxa"/>
-              <w:bottom w:w="0" w:type="dxa"/>
-              <w:left w:w="0" w:type="dxa"/>
-              <w:right w:w="0" w:type="dxa"/>
-            </w:tcMar>
-            <w:vAlign w:val="center"/>
-          </w:tcPr>
-          <w:p>
-            <w:pPr>
-              <w:pStyle w:val="Normal"/>
-              <w:jc w:val="left"/>
-              <w:pBdr>
-                <w:bottom w:val="none" w:sz="0" w:space="0" w:color="000000"/>
-                <w:top w:val="none" w:sz="0" w:space="0" w:color="000000"/>
-                <w:left w:val="none" w:sz="0" w:space="0" w:color="000000"/>
-                <w:right w:val="none" w:sz="0" w:space="0" w:color="000000"/>
-              </w:pBdr>
-              <w:spacing w:after="100" w:before="100" w:line="240"/>
-              <w:ind w:left="100" w:right="100" w:firstLine="0" w:firstLineChars="0"/>
-              <w:rPr>
-                <w:rFonts w:ascii="Arial" w:hAnsi="Arial" w:eastAsia="Arial" w:cs="Arial"/>
-                <w:i w:val="false"/>
-                <w:b w:val="false"/>
-                <w:u w:val="none"/>
-                <w:sz w:val="18"/>
-                <w:szCs w:val="18"/>
-                <w:color w:val="000000"/>
-              </w:rPr>
-            </w:pPr>
-            <w:r>
-              <w:rPr>
-                <w:rFonts w:ascii="Arial" w:hAnsi="Arial" w:eastAsia="Arial" w:cs="Arial"/>
-                <w:i w:val="false"/>
-                <w:b w:val="false"/>
-                <w:u w:val="none"/>
-                <w:sz w:val="18"/>
-                <w:szCs w:val="18"/>
-                <w:color w:val="000000"/>
-              </w:rPr>
-              <w:t xml:space="preserve">2 (3.2)</w:t>
+              <w:t xml:space="preserve">2 (3.2%)</w:t>
+            </w:r>
+          </w:p>
+        </w:tc>
+        <w:tc>
+          <w:tcPr>
+            <w:tcBorders>
+              <w:bottom w:val="none" w:sz="0" w:space="0" w:color="000000"/>
+              <w:top w:val="none" w:sz="0" w:space="0" w:color="000000"/>
+              <w:left w:val="none" w:sz="0" w:space="0" w:color="000000"/>
+              <w:right w:val="none" w:sz="0" w:space="0" w:color="000000"/>
+            </w:tcBorders>
+            <w:shd w:val="clear" w:color="auto" w:fill="FFFFFF"/>
+            <w:tcMar>
+              <w:top w:w="0" w:type="dxa"/>
+              <w:bottom w:w="0" w:type="dxa"/>
+              <w:left w:w="0" w:type="dxa"/>
+              <w:right w:w="0" w:type="dxa"/>
+            </w:tcMar>
+            <w:vAlign w:val="center"/>
+          </w:tcPr>
+          <w:p>
+            <w:pPr>
+              <w:pStyle w:val="Normal"/>
+              <w:jc w:val="left"/>
+              <w:pBdr>
+                <w:bottom w:val="none" w:sz="0" w:space="0" w:color="000000"/>
+                <w:top w:val="none" w:sz="0" w:space="0" w:color="000000"/>
+                <w:left w:val="none" w:sz="0" w:space="0" w:color="000000"/>
+                <w:right w:val="none" w:sz="0" w:space="0" w:color="000000"/>
+              </w:pBdr>
+              <w:spacing w:after="100" w:before="100" w:line="240"/>
+              <w:ind w:left="100" w:right="100" w:firstLine="0" w:firstLineChars="0"/>
+              <w:rPr>
+                <w:rFonts w:ascii="Arial" w:hAnsi="Arial" w:eastAsia="Arial" w:cs="Arial"/>
+                <w:i w:val="false"/>
+                <w:b w:val="false"/>
+                <w:u w:val="none"/>
+                <w:sz w:val="18"/>
+                <w:szCs w:val="18"/>
+                <w:color w:val="000000"/>
+              </w:rPr>
+            </w:pPr>
+            <w:r>
+              <w:rPr>
+                <w:rFonts w:ascii="Arial" w:hAnsi="Arial" w:eastAsia="Arial" w:cs="Arial"/>
+                <w:i w:val="false"/>
+                <w:b w:val="false"/>
+                <w:u w:val="none"/>
+                <w:sz w:val="18"/>
+                <w:szCs w:val="18"/>
+                <w:color w:val="000000"/>
+              </w:rPr>
+              <w:t xml:space="preserve">15 (5.6%)</w:t>
+            </w:r>
+          </w:p>
+        </w:tc>
+        <w:tc>
+          <w:tcPr>
+            <w:tcBorders>
+              <w:bottom w:val="none" w:sz="0" w:space="0" w:color="000000"/>
+              <w:top w:val="none" w:sz="0" w:space="0" w:color="000000"/>
+              <w:left w:val="none" w:sz="0" w:space="0" w:color="000000"/>
+              <w:right w:val="none" w:sz="0" w:space="0" w:color="000000"/>
+            </w:tcBorders>
+            <w:shd w:val="clear" w:color="auto" w:fill="FFFFFF"/>
+            <w:tcMar>
+              <w:top w:w="0" w:type="dxa"/>
+              <w:bottom w:w="0" w:type="dxa"/>
+              <w:left w:w="0" w:type="dxa"/>
+              <w:right w:w="0" w:type="dxa"/>
+            </w:tcMar>
+            <w:vAlign w:val="center"/>
+          </w:tcPr>
+          <w:p>
+            <w:pPr>
+              <w:pStyle w:val="Normal"/>
+              <w:jc w:val="left"/>
+              <w:pBdr>
+                <w:bottom w:val="none" w:sz="0" w:space="0" w:color="000000"/>
+                <w:top w:val="none" w:sz="0" w:space="0" w:color="000000"/>
+                <w:left w:val="none" w:sz="0" w:space="0" w:color="000000"/>
+                <w:right w:val="none" w:sz="0" w:space="0" w:color="000000"/>
+              </w:pBdr>
+              <w:spacing w:after="100" w:before="100" w:line="240"/>
+              <w:ind w:left="100" w:right="100" w:firstLine="0" w:firstLineChars="0"/>
+              <w:rPr>
+                <w:rFonts w:ascii="Arial" w:hAnsi="Arial" w:eastAsia="Arial" w:cs="Arial"/>
+                <w:i w:val="false"/>
+                <w:b w:val="false"/>
+                <w:u w:val="none"/>
+                <w:sz w:val="18"/>
+                <w:szCs w:val="18"/>
+                <w:color w:val="000000"/>
+              </w:rPr>
+            </w:pPr>
+            <w:r>
+              <w:rPr>
+                <w:rFonts w:ascii="Arial" w:hAnsi="Arial" w:eastAsia="Arial" w:cs="Arial"/>
+                <w:i w:val="false"/>
+                <w:b w:val="false"/>
+                <w:u w:val="none"/>
+                <w:sz w:val="18"/>
+                <w:szCs w:val="18"/>
+                <w:color w:val="000000"/>
+              </w:rPr>
+              <w:t xml:space="preserve">13 (10.1%)</w:t>
             </w:r>
           </w:p>
         </w:tc>
@@ -5362,113 +5362,113 @@
                 <w:szCs w:val="18"/>
                 <w:color w:val="000000"/>
               </w:rPr>
-              <w:t xml:space="preserve">82 (30.8)</w:t>
-            </w:r>
-          </w:p>
-        </w:tc>
-        <w:tc>
-          <w:tcPr>
-            <w:tcBorders>
-              <w:bottom w:val="none" w:sz="0" w:space="0" w:color="000000"/>
-              <w:top w:val="none" w:sz="0" w:space="0" w:color="000000"/>
-              <w:left w:val="none" w:sz="0" w:space="0" w:color="000000"/>
-              <w:right w:val="none" w:sz="0" w:space="0" w:color="000000"/>
-            </w:tcBorders>
-            <w:shd w:val="clear" w:color="auto" w:fill="FFFFFF"/>
-            <w:tcMar>
-              <w:top w:w="0" w:type="dxa"/>
-              <w:bottom w:w="0" w:type="dxa"/>
-              <w:left w:w="0" w:type="dxa"/>
-              <w:right w:w="0" w:type="dxa"/>
-            </w:tcMar>
-            <w:vAlign w:val="center"/>
-          </w:tcPr>
-          <w:p>
-            <w:pPr>
-              <w:pStyle w:val="Normal"/>
-              <w:jc w:val="left"/>
-              <w:pBdr>
-                <w:bottom w:val="none" w:sz="0" w:space="0" w:color="000000"/>
-                <w:top w:val="none" w:sz="0" w:space="0" w:color="000000"/>
-                <w:left w:val="none" w:sz="0" w:space="0" w:color="000000"/>
-                <w:right w:val="none" w:sz="0" w:space="0" w:color="000000"/>
-              </w:pBdr>
-              <w:spacing w:after="100" w:before="100" w:line="240"/>
-              <w:ind w:left="100" w:right="100" w:firstLine="0" w:firstLineChars="0"/>
-              <w:rPr>
-                <w:rFonts w:ascii="Arial" w:hAnsi="Arial" w:eastAsia="Arial" w:cs="Arial"/>
-                <w:i w:val="false"/>
-                <w:b w:val="false"/>
-                <w:u w:val="none"/>
-                <w:sz w:val="18"/>
-                <w:szCs w:val="18"/>
-                <w:color w:val="000000"/>
-              </w:rPr>
-            </w:pPr>
-            <w:r>
-              <w:rPr>
-                <w:rFonts w:ascii="Arial" w:hAnsi="Arial" w:eastAsia="Arial" w:cs="Arial"/>
-                <w:i w:val="false"/>
-                <w:b w:val="false"/>
-                <w:u w:val="none"/>
-                <w:sz w:val="18"/>
-                <w:szCs w:val="18"/>
-                <w:color w:val="000000"/>
-              </w:rPr>
-              <w:t xml:space="preserve">25 (19.4)</w:t>
-            </w:r>
-          </w:p>
-        </w:tc>
-        <w:tc>
-          <w:tcPr>
-            <w:tcBorders>
-              <w:bottom w:val="none" w:sz="0" w:space="0" w:color="000000"/>
-              <w:top w:val="none" w:sz="0" w:space="0" w:color="000000"/>
-              <w:left w:val="none" w:sz="0" w:space="0" w:color="000000"/>
-              <w:right w:val="none" w:sz="0" w:space="0" w:color="000000"/>
-            </w:tcBorders>
-            <w:shd w:val="clear" w:color="auto" w:fill="FFFFFF"/>
-            <w:tcMar>
-              <w:top w:w="0" w:type="dxa"/>
-              <w:bottom w:w="0" w:type="dxa"/>
-              <w:left w:w="0" w:type="dxa"/>
-              <w:right w:w="0" w:type="dxa"/>
-            </w:tcMar>
-            <w:vAlign w:val="center"/>
-          </w:tcPr>
-          <w:p>
-            <w:pPr>
-              <w:pStyle w:val="Normal"/>
-              <w:jc w:val="left"/>
-              <w:pBdr>
-                <w:bottom w:val="none" w:sz="0" w:space="0" w:color="000000"/>
-                <w:top w:val="none" w:sz="0" w:space="0" w:color="000000"/>
-                <w:left w:val="none" w:sz="0" w:space="0" w:color="000000"/>
-                <w:right w:val="none" w:sz="0" w:space="0" w:color="000000"/>
-              </w:pBdr>
-              <w:spacing w:after="100" w:before="100" w:line="240"/>
-              <w:ind w:left="100" w:right="100" w:firstLine="0" w:firstLineChars="0"/>
-              <w:rPr>
-                <w:rFonts w:ascii="Arial" w:hAnsi="Arial" w:eastAsia="Arial" w:cs="Arial"/>
-                <w:i w:val="false"/>
-                <w:b w:val="false"/>
-                <w:u w:val="none"/>
-                <w:sz w:val="18"/>
-                <w:szCs w:val="18"/>
-                <w:color w:val="000000"/>
-              </w:rPr>
-            </w:pPr>
-            <w:r>
-              <w:rPr>
-                <w:rFonts w:ascii="Arial" w:hAnsi="Arial" w:eastAsia="Arial" w:cs="Arial"/>
-                <w:i w:val="false"/>
-                <w:b w:val="false"/>
-                <w:u w:val="none"/>
-                <w:sz w:val="18"/>
-                <w:szCs w:val="18"/>
-                <w:color w:val="000000"/>
-              </w:rPr>
-              <w:t xml:space="preserve">17 (27.0)</w:t>
+              <w:t xml:space="preserve">17 (27.0%)</w:t>
+            </w:r>
+          </w:p>
+        </w:tc>
+        <w:tc>
+          <w:tcPr>
+            <w:tcBorders>
+              <w:bottom w:val="none" w:sz="0" w:space="0" w:color="000000"/>
+              <w:top w:val="none" w:sz="0" w:space="0" w:color="000000"/>
+              <w:left w:val="none" w:sz="0" w:space="0" w:color="000000"/>
+              <w:right w:val="none" w:sz="0" w:space="0" w:color="000000"/>
+            </w:tcBorders>
+            <w:shd w:val="clear" w:color="auto" w:fill="FFFFFF"/>
+            <w:tcMar>
+              <w:top w:w="0" w:type="dxa"/>
+              <w:bottom w:w="0" w:type="dxa"/>
+              <w:left w:w="0" w:type="dxa"/>
+              <w:right w:w="0" w:type="dxa"/>
+            </w:tcMar>
+            <w:vAlign w:val="center"/>
+          </w:tcPr>
+          <w:p>
+            <w:pPr>
+              <w:pStyle w:val="Normal"/>
+              <w:jc w:val="left"/>
+              <w:pBdr>
+                <w:bottom w:val="none" w:sz="0" w:space="0" w:color="000000"/>
+                <w:top w:val="none" w:sz="0" w:space="0" w:color="000000"/>
+                <w:left w:val="none" w:sz="0" w:space="0" w:color="000000"/>
+                <w:right w:val="none" w:sz="0" w:space="0" w:color="000000"/>
+              </w:pBdr>
+              <w:spacing w:after="100" w:before="100" w:line="240"/>
+              <w:ind w:left="100" w:right="100" w:firstLine="0" w:firstLineChars="0"/>
+              <w:rPr>
+                <w:rFonts w:ascii="Arial" w:hAnsi="Arial" w:eastAsia="Arial" w:cs="Arial"/>
+                <w:i w:val="false"/>
+                <w:b w:val="false"/>
+                <w:u w:val="none"/>
+                <w:sz w:val="18"/>
+                <w:szCs w:val="18"/>
+                <w:color w:val="000000"/>
+              </w:rPr>
+            </w:pPr>
+            <w:r>
+              <w:rPr>
+                <w:rFonts w:ascii="Arial" w:hAnsi="Arial" w:eastAsia="Arial" w:cs="Arial"/>
+                <w:i w:val="false"/>
+                <w:b w:val="false"/>
+                <w:u w:val="none"/>
+                <w:sz w:val="18"/>
+                <w:szCs w:val="18"/>
+                <w:color w:val="000000"/>
+              </w:rPr>
+              <w:t xml:space="preserve">82 (30.8%)</w:t>
+            </w:r>
+          </w:p>
+        </w:tc>
+        <w:tc>
+          <w:tcPr>
+            <w:tcBorders>
+              <w:bottom w:val="none" w:sz="0" w:space="0" w:color="000000"/>
+              <w:top w:val="none" w:sz="0" w:space="0" w:color="000000"/>
+              <w:left w:val="none" w:sz="0" w:space="0" w:color="000000"/>
+              <w:right w:val="none" w:sz="0" w:space="0" w:color="000000"/>
+            </w:tcBorders>
+            <w:shd w:val="clear" w:color="auto" w:fill="FFFFFF"/>
+            <w:tcMar>
+              <w:top w:w="0" w:type="dxa"/>
+              <w:bottom w:w="0" w:type="dxa"/>
+              <w:left w:w="0" w:type="dxa"/>
+              <w:right w:w="0" w:type="dxa"/>
+            </w:tcMar>
+            <w:vAlign w:val="center"/>
+          </w:tcPr>
+          <w:p>
+            <w:pPr>
+              <w:pStyle w:val="Normal"/>
+              <w:jc w:val="left"/>
+              <w:pBdr>
+                <w:bottom w:val="none" w:sz="0" w:space="0" w:color="000000"/>
+                <w:top w:val="none" w:sz="0" w:space="0" w:color="000000"/>
+                <w:left w:val="none" w:sz="0" w:space="0" w:color="000000"/>
+                <w:right w:val="none" w:sz="0" w:space="0" w:color="000000"/>
+              </w:pBdr>
+              <w:spacing w:after="100" w:before="100" w:line="240"/>
+              <w:ind w:left="100" w:right="100" w:firstLine="0" w:firstLineChars="0"/>
+              <w:rPr>
+                <w:rFonts w:ascii="Arial" w:hAnsi="Arial" w:eastAsia="Arial" w:cs="Arial"/>
+                <w:i w:val="false"/>
+                <w:b w:val="false"/>
+                <w:u w:val="none"/>
+                <w:sz w:val="18"/>
+                <w:szCs w:val="18"/>
+                <w:color w:val="000000"/>
+              </w:rPr>
+            </w:pPr>
+            <w:r>
+              <w:rPr>
+                <w:rFonts w:ascii="Arial" w:hAnsi="Arial" w:eastAsia="Arial" w:cs="Arial"/>
+                <w:i w:val="false"/>
+                <w:b w:val="false"/>
+                <w:u w:val="none"/>
+                <w:sz w:val="18"/>
+                <w:szCs w:val="18"/>
+                <w:color w:val="000000"/>
+              </w:rPr>
+              <w:t xml:space="preserve">25 (19.4%)</w:t>
             </w:r>
           </w:p>
         </w:tc>
@@ -5580,113 +5580,113 @@
                 <w:szCs w:val="18"/>
                 <w:color w:val="000000"/>
               </w:rPr>
-              <w:t xml:space="preserve">40 (15.0)</w:t>
-            </w:r>
-          </w:p>
-        </w:tc>
-        <w:tc>
-          <w:tcPr>
-            <w:tcBorders>
-              <w:bottom w:val="none" w:sz="0" w:space="0" w:color="000000"/>
-              <w:top w:val="none" w:sz="0" w:space="0" w:color="000000"/>
-              <w:left w:val="none" w:sz="0" w:space="0" w:color="000000"/>
-              <w:right w:val="none" w:sz="0" w:space="0" w:color="000000"/>
-            </w:tcBorders>
-            <w:shd w:val="clear" w:color="auto" w:fill="FFFFFF"/>
-            <w:tcMar>
-              <w:top w:w="0" w:type="dxa"/>
-              <w:bottom w:w="0" w:type="dxa"/>
-              <w:left w:w="0" w:type="dxa"/>
-              <w:right w:w="0" w:type="dxa"/>
-            </w:tcMar>
-            <w:vAlign w:val="center"/>
-          </w:tcPr>
-          <w:p>
-            <w:pPr>
-              <w:pStyle w:val="Normal"/>
-              <w:jc w:val="left"/>
-              <w:pBdr>
-                <w:bottom w:val="none" w:sz="0" w:space="0" w:color="000000"/>
-                <w:top w:val="none" w:sz="0" w:space="0" w:color="000000"/>
-                <w:left w:val="none" w:sz="0" w:space="0" w:color="000000"/>
-                <w:right w:val="none" w:sz="0" w:space="0" w:color="000000"/>
-              </w:pBdr>
-              <w:spacing w:after="100" w:before="100" w:line="240"/>
-              <w:ind w:left="100" w:right="100" w:firstLine="0" w:firstLineChars="0"/>
-              <w:rPr>
-                <w:rFonts w:ascii="Arial" w:hAnsi="Arial" w:eastAsia="Arial" w:cs="Arial"/>
-                <w:i w:val="false"/>
-                <w:b w:val="false"/>
-                <w:u w:val="none"/>
-                <w:sz w:val="18"/>
-                <w:szCs w:val="18"/>
-                <w:color w:val="000000"/>
-              </w:rPr>
-            </w:pPr>
-            <w:r>
-              <w:rPr>
-                <w:rFonts w:ascii="Arial" w:hAnsi="Arial" w:eastAsia="Arial" w:cs="Arial"/>
-                <w:i w:val="false"/>
-                <w:b w:val="false"/>
-                <w:u w:val="none"/>
-                <w:sz w:val="18"/>
-                <w:szCs w:val="18"/>
-                <w:color w:val="000000"/>
-              </w:rPr>
-              <w:t xml:space="preserve">17 (13.2)</w:t>
-            </w:r>
-          </w:p>
-        </w:tc>
-        <w:tc>
-          <w:tcPr>
-            <w:tcBorders>
-              <w:bottom w:val="none" w:sz="0" w:space="0" w:color="000000"/>
-              <w:top w:val="none" w:sz="0" w:space="0" w:color="000000"/>
-              <w:left w:val="none" w:sz="0" w:space="0" w:color="000000"/>
-              <w:right w:val="none" w:sz="0" w:space="0" w:color="000000"/>
-            </w:tcBorders>
-            <w:shd w:val="clear" w:color="auto" w:fill="FFFFFF"/>
-            <w:tcMar>
-              <w:top w:w="0" w:type="dxa"/>
-              <w:bottom w:w="0" w:type="dxa"/>
-              <w:left w:w="0" w:type="dxa"/>
-              <w:right w:w="0" w:type="dxa"/>
-            </w:tcMar>
-            <w:vAlign w:val="center"/>
-          </w:tcPr>
-          <w:p>
-            <w:pPr>
-              <w:pStyle w:val="Normal"/>
-              <w:jc w:val="left"/>
-              <w:pBdr>
-                <w:bottom w:val="none" w:sz="0" w:space="0" w:color="000000"/>
-                <w:top w:val="none" w:sz="0" w:space="0" w:color="000000"/>
-                <w:left w:val="none" w:sz="0" w:space="0" w:color="000000"/>
-                <w:right w:val="none" w:sz="0" w:space="0" w:color="000000"/>
-              </w:pBdr>
-              <w:spacing w:after="100" w:before="100" w:line="240"/>
-              <w:ind w:left="100" w:right="100" w:firstLine="0" w:firstLineChars="0"/>
-              <w:rPr>
-                <w:rFonts w:ascii="Arial" w:hAnsi="Arial" w:eastAsia="Arial" w:cs="Arial"/>
-                <w:i w:val="false"/>
-                <w:b w:val="false"/>
-                <w:u w:val="none"/>
-                <w:sz w:val="18"/>
-                <w:szCs w:val="18"/>
-                <w:color w:val="000000"/>
-              </w:rPr>
-            </w:pPr>
-            <w:r>
-              <w:rPr>
-                <w:rFonts w:ascii="Arial" w:hAnsi="Arial" w:eastAsia="Arial" w:cs="Arial"/>
-                <w:i w:val="false"/>
-                <w:b w:val="false"/>
-                <w:u w:val="none"/>
-                <w:sz w:val="18"/>
-                <w:szCs w:val="18"/>
-                <w:color w:val="000000"/>
-              </w:rPr>
-              <w:t xml:space="preserve">6 (9.5)</w:t>
+              <w:t xml:space="preserve">6 (9.5%)</w:t>
+            </w:r>
+          </w:p>
+        </w:tc>
+        <w:tc>
+          <w:tcPr>
+            <w:tcBorders>
+              <w:bottom w:val="none" w:sz="0" w:space="0" w:color="000000"/>
+              <w:top w:val="none" w:sz="0" w:space="0" w:color="000000"/>
+              <w:left w:val="none" w:sz="0" w:space="0" w:color="000000"/>
+              <w:right w:val="none" w:sz="0" w:space="0" w:color="000000"/>
+            </w:tcBorders>
+            <w:shd w:val="clear" w:color="auto" w:fill="FFFFFF"/>
+            <w:tcMar>
+              <w:top w:w="0" w:type="dxa"/>
+              <w:bottom w:w="0" w:type="dxa"/>
+              <w:left w:w="0" w:type="dxa"/>
+              <w:right w:w="0" w:type="dxa"/>
+            </w:tcMar>
+            <w:vAlign w:val="center"/>
+          </w:tcPr>
+          <w:p>
+            <w:pPr>
+              <w:pStyle w:val="Normal"/>
+              <w:jc w:val="left"/>
+              <w:pBdr>
+                <w:bottom w:val="none" w:sz="0" w:space="0" w:color="000000"/>
+                <w:top w:val="none" w:sz="0" w:space="0" w:color="000000"/>
+                <w:left w:val="none" w:sz="0" w:space="0" w:color="000000"/>
+                <w:right w:val="none" w:sz="0" w:space="0" w:color="000000"/>
+              </w:pBdr>
+              <w:spacing w:after="100" w:before="100" w:line="240"/>
+              <w:ind w:left="100" w:right="100" w:firstLine="0" w:firstLineChars="0"/>
+              <w:rPr>
+                <w:rFonts w:ascii="Arial" w:hAnsi="Arial" w:eastAsia="Arial" w:cs="Arial"/>
+                <w:i w:val="false"/>
+                <w:b w:val="false"/>
+                <w:u w:val="none"/>
+                <w:sz w:val="18"/>
+                <w:szCs w:val="18"/>
+                <w:color w:val="000000"/>
+              </w:rPr>
+            </w:pPr>
+            <w:r>
+              <w:rPr>
+                <w:rFonts w:ascii="Arial" w:hAnsi="Arial" w:eastAsia="Arial" w:cs="Arial"/>
+                <w:i w:val="false"/>
+                <w:b w:val="false"/>
+                <w:u w:val="none"/>
+                <w:sz w:val="18"/>
+                <w:szCs w:val="18"/>
+                <w:color w:val="000000"/>
+              </w:rPr>
+              <w:t xml:space="preserve">40 (15.0%)</w:t>
+            </w:r>
+          </w:p>
+        </w:tc>
+        <w:tc>
+          <w:tcPr>
+            <w:tcBorders>
+              <w:bottom w:val="none" w:sz="0" w:space="0" w:color="000000"/>
+              <w:top w:val="none" w:sz="0" w:space="0" w:color="000000"/>
+              <w:left w:val="none" w:sz="0" w:space="0" w:color="000000"/>
+              <w:right w:val="none" w:sz="0" w:space="0" w:color="000000"/>
+            </w:tcBorders>
+            <w:shd w:val="clear" w:color="auto" w:fill="FFFFFF"/>
+            <w:tcMar>
+              <w:top w:w="0" w:type="dxa"/>
+              <w:bottom w:w="0" w:type="dxa"/>
+              <w:left w:w="0" w:type="dxa"/>
+              <w:right w:w="0" w:type="dxa"/>
+            </w:tcMar>
+            <w:vAlign w:val="center"/>
+          </w:tcPr>
+          <w:p>
+            <w:pPr>
+              <w:pStyle w:val="Normal"/>
+              <w:jc w:val="left"/>
+              <w:pBdr>
+                <w:bottom w:val="none" w:sz="0" w:space="0" w:color="000000"/>
+                <w:top w:val="none" w:sz="0" w:space="0" w:color="000000"/>
+                <w:left w:val="none" w:sz="0" w:space="0" w:color="000000"/>
+                <w:right w:val="none" w:sz="0" w:space="0" w:color="000000"/>
+              </w:pBdr>
+              <w:spacing w:after="100" w:before="100" w:line="240"/>
+              <w:ind w:left="100" w:right="100" w:firstLine="0" w:firstLineChars="0"/>
+              <w:rPr>
+                <w:rFonts w:ascii="Arial" w:hAnsi="Arial" w:eastAsia="Arial" w:cs="Arial"/>
+                <w:i w:val="false"/>
+                <w:b w:val="false"/>
+                <w:u w:val="none"/>
+                <w:sz w:val="18"/>
+                <w:szCs w:val="18"/>
+                <w:color w:val="000000"/>
+              </w:rPr>
+            </w:pPr>
+            <w:r>
+              <w:rPr>
+                <w:rFonts w:ascii="Arial" w:hAnsi="Arial" w:eastAsia="Arial" w:cs="Arial"/>
+                <w:i w:val="false"/>
+                <w:b w:val="false"/>
+                <w:u w:val="none"/>
+                <w:sz w:val="18"/>
+                <w:szCs w:val="18"/>
+                <w:color w:val="000000"/>
+              </w:rPr>
+              <w:t xml:space="preserve">17 (13.2%)</w:t>
             </w:r>
           </w:p>
         </w:tc>
@@ -6016,113 +6016,113 @@
                 <w:szCs w:val="18"/>
                 <w:color w:val="000000"/>
               </w:rPr>
-              <w:t xml:space="preserve">2 (0.8)</w:t>
-            </w:r>
-          </w:p>
-        </w:tc>
-        <w:tc>
-          <w:tcPr>
-            <w:tcBorders>
-              <w:bottom w:val="none" w:sz="0" w:space="0" w:color="000000"/>
-              <w:top w:val="none" w:sz="0" w:space="0" w:color="000000"/>
-              <w:left w:val="none" w:sz="0" w:space="0" w:color="000000"/>
-              <w:right w:val="none" w:sz="0" w:space="0" w:color="000000"/>
-            </w:tcBorders>
-            <w:shd w:val="clear" w:color="auto" w:fill="FFFFFF"/>
-            <w:tcMar>
-              <w:top w:w="0" w:type="dxa"/>
-              <w:bottom w:w="0" w:type="dxa"/>
-              <w:left w:w="0" w:type="dxa"/>
-              <w:right w:w="0" w:type="dxa"/>
-            </w:tcMar>
-            <w:vAlign w:val="center"/>
-          </w:tcPr>
-          <w:p>
-            <w:pPr>
-              <w:pStyle w:val="Normal"/>
-              <w:jc w:val="left"/>
-              <w:pBdr>
-                <w:bottom w:val="none" w:sz="0" w:space="0" w:color="000000"/>
-                <w:top w:val="none" w:sz="0" w:space="0" w:color="000000"/>
-                <w:left w:val="none" w:sz="0" w:space="0" w:color="000000"/>
-                <w:right w:val="none" w:sz="0" w:space="0" w:color="000000"/>
-              </w:pBdr>
-              <w:spacing w:after="100" w:before="100" w:line="240"/>
-              <w:ind w:left="100" w:right="100" w:firstLine="0" w:firstLineChars="0"/>
-              <w:rPr>
-                <w:rFonts w:ascii="Arial" w:hAnsi="Arial" w:eastAsia="Arial" w:cs="Arial"/>
-                <w:i w:val="false"/>
-                <w:b w:val="false"/>
-                <w:u w:val="none"/>
-                <w:sz w:val="18"/>
-                <w:szCs w:val="18"/>
-                <w:color w:val="000000"/>
-              </w:rPr>
-            </w:pPr>
-            <w:r>
-              <w:rPr>
-                <w:rFonts w:ascii="Arial" w:hAnsi="Arial" w:eastAsia="Arial" w:cs="Arial"/>
-                <w:i w:val="false"/>
-                <w:b w:val="false"/>
-                <w:u w:val="none"/>
-                <w:sz w:val="18"/>
-                <w:szCs w:val="18"/>
-                <w:color w:val="000000"/>
-              </w:rPr>
-              <w:t xml:space="preserve">1 (0.8)</w:t>
-            </w:r>
-          </w:p>
-        </w:tc>
-        <w:tc>
-          <w:tcPr>
-            <w:tcBorders>
-              <w:bottom w:val="none" w:sz="0" w:space="0" w:color="000000"/>
-              <w:top w:val="none" w:sz="0" w:space="0" w:color="000000"/>
-              <w:left w:val="none" w:sz="0" w:space="0" w:color="000000"/>
-              <w:right w:val="none" w:sz="0" w:space="0" w:color="000000"/>
-            </w:tcBorders>
-            <w:shd w:val="clear" w:color="auto" w:fill="FFFFFF"/>
-            <w:tcMar>
-              <w:top w:w="0" w:type="dxa"/>
-              <w:bottom w:w="0" w:type="dxa"/>
-              <w:left w:w="0" w:type="dxa"/>
-              <w:right w:w="0" w:type="dxa"/>
-            </w:tcMar>
-            <w:vAlign w:val="center"/>
-          </w:tcPr>
-          <w:p>
-            <w:pPr>
-              <w:pStyle w:val="Normal"/>
-              <w:jc w:val="left"/>
-              <w:pBdr>
-                <w:bottom w:val="none" w:sz="0" w:space="0" w:color="000000"/>
-                <w:top w:val="none" w:sz="0" w:space="0" w:color="000000"/>
-                <w:left w:val="none" w:sz="0" w:space="0" w:color="000000"/>
-                <w:right w:val="none" w:sz="0" w:space="0" w:color="000000"/>
-              </w:pBdr>
-              <w:spacing w:after="100" w:before="100" w:line="240"/>
-              <w:ind w:left="100" w:right="100" w:firstLine="0" w:firstLineChars="0"/>
-              <w:rPr>
-                <w:rFonts w:ascii="Arial" w:hAnsi="Arial" w:eastAsia="Arial" w:cs="Arial"/>
-                <w:i w:val="false"/>
-                <w:b w:val="false"/>
-                <w:u w:val="none"/>
-                <w:sz w:val="18"/>
-                <w:szCs w:val="18"/>
-                <w:color w:val="000000"/>
-              </w:rPr>
-            </w:pPr>
-            <w:r>
-              <w:rPr>
-                <w:rFonts w:ascii="Arial" w:hAnsi="Arial" w:eastAsia="Arial" w:cs="Arial"/>
-                <w:i w:val="false"/>
-                <w:b w:val="false"/>
-                <w:u w:val="none"/>
-                <w:sz w:val="18"/>
-                <w:szCs w:val="18"/>
-                <w:color w:val="000000"/>
-              </w:rPr>
-              <w:t xml:space="preserve">0 (0.0)</w:t>
+              <w:t xml:space="preserve">0 (0.0%)</w:t>
+            </w:r>
+          </w:p>
+        </w:tc>
+        <w:tc>
+          <w:tcPr>
+            <w:tcBorders>
+              <w:bottom w:val="none" w:sz="0" w:space="0" w:color="000000"/>
+              <w:top w:val="none" w:sz="0" w:space="0" w:color="000000"/>
+              <w:left w:val="none" w:sz="0" w:space="0" w:color="000000"/>
+              <w:right w:val="none" w:sz="0" w:space="0" w:color="000000"/>
+            </w:tcBorders>
+            <w:shd w:val="clear" w:color="auto" w:fill="FFFFFF"/>
+            <w:tcMar>
+              <w:top w:w="0" w:type="dxa"/>
+              <w:bottom w:w="0" w:type="dxa"/>
+              <w:left w:w="0" w:type="dxa"/>
+              <w:right w:w="0" w:type="dxa"/>
+            </w:tcMar>
+            <w:vAlign w:val="center"/>
+          </w:tcPr>
+          <w:p>
+            <w:pPr>
+              <w:pStyle w:val="Normal"/>
+              <w:jc w:val="left"/>
+              <w:pBdr>
+                <w:bottom w:val="none" w:sz="0" w:space="0" w:color="000000"/>
+                <w:top w:val="none" w:sz="0" w:space="0" w:color="000000"/>
+                <w:left w:val="none" w:sz="0" w:space="0" w:color="000000"/>
+                <w:right w:val="none" w:sz="0" w:space="0" w:color="000000"/>
+              </w:pBdr>
+              <w:spacing w:after="100" w:before="100" w:line="240"/>
+              <w:ind w:left="100" w:right="100" w:firstLine="0" w:firstLineChars="0"/>
+              <w:rPr>
+                <w:rFonts w:ascii="Arial" w:hAnsi="Arial" w:eastAsia="Arial" w:cs="Arial"/>
+                <w:i w:val="false"/>
+                <w:b w:val="false"/>
+                <w:u w:val="none"/>
+                <w:sz w:val="18"/>
+                <w:szCs w:val="18"/>
+                <w:color w:val="000000"/>
+              </w:rPr>
+            </w:pPr>
+            <w:r>
+              <w:rPr>
+                <w:rFonts w:ascii="Arial" w:hAnsi="Arial" w:eastAsia="Arial" w:cs="Arial"/>
+                <w:i w:val="false"/>
+                <w:b w:val="false"/>
+                <w:u w:val="none"/>
+                <w:sz w:val="18"/>
+                <w:szCs w:val="18"/>
+                <w:color w:val="000000"/>
+              </w:rPr>
+              <w:t xml:space="preserve">2 (0.8%)</w:t>
+            </w:r>
+          </w:p>
+        </w:tc>
+        <w:tc>
+          <w:tcPr>
+            <w:tcBorders>
+              <w:bottom w:val="none" w:sz="0" w:space="0" w:color="000000"/>
+              <w:top w:val="none" w:sz="0" w:space="0" w:color="000000"/>
+              <w:left w:val="none" w:sz="0" w:space="0" w:color="000000"/>
+              <w:right w:val="none" w:sz="0" w:space="0" w:color="000000"/>
+            </w:tcBorders>
+            <w:shd w:val="clear" w:color="auto" w:fill="FFFFFF"/>
+            <w:tcMar>
+              <w:top w:w="0" w:type="dxa"/>
+              <w:bottom w:w="0" w:type="dxa"/>
+              <w:left w:w="0" w:type="dxa"/>
+              <w:right w:w="0" w:type="dxa"/>
+            </w:tcMar>
+            <w:vAlign w:val="center"/>
+          </w:tcPr>
+          <w:p>
+            <w:pPr>
+              <w:pStyle w:val="Normal"/>
+              <w:jc w:val="left"/>
+              <w:pBdr>
+                <w:bottom w:val="none" w:sz="0" w:space="0" w:color="000000"/>
+                <w:top w:val="none" w:sz="0" w:space="0" w:color="000000"/>
+                <w:left w:val="none" w:sz="0" w:space="0" w:color="000000"/>
+                <w:right w:val="none" w:sz="0" w:space="0" w:color="000000"/>
+              </w:pBdr>
+              <w:spacing w:after="100" w:before="100" w:line="240"/>
+              <w:ind w:left="100" w:right="100" w:firstLine="0" w:firstLineChars="0"/>
+              <w:rPr>
+                <w:rFonts w:ascii="Arial" w:hAnsi="Arial" w:eastAsia="Arial" w:cs="Arial"/>
+                <w:i w:val="false"/>
+                <w:b w:val="false"/>
+                <w:u w:val="none"/>
+                <w:sz w:val="18"/>
+                <w:szCs w:val="18"/>
+                <w:color w:val="000000"/>
+              </w:rPr>
+            </w:pPr>
+            <w:r>
+              <w:rPr>
+                <w:rFonts w:ascii="Arial" w:hAnsi="Arial" w:eastAsia="Arial" w:cs="Arial"/>
+                <w:i w:val="false"/>
+                <w:b w:val="false"/>
+                <w:u w:val="none"/>
+                <w:sz w:val="18"/>
+                <w:szCs w:val="18"/>
+                <w:color w:val="000000"/>
+              </w:rPr>
+              <w:t xml:space="preserve">1 (0.8%)</w:t>
             </w:r>
           </w:p>
         </w:tc>
@@ -6234,113 +6234,113 @@
                 <w:szCs w:val="18"/>
                 <w:color w:val="000000"/>
               </w:rPr>
-              <w:t xml:space="preserve">62 (23.3)</w:t>
-            </w:r>
-          </w:p>
-        </w:tc>
-        <w:tc>
-          <w:tcPr>
-            <w:tcBorders>
-              <w:bottom w:val="none" w:sz="0" w:space="0" w:color="000000"/>
-              <w:top w:val="none" w:sz="0" w:space="0" w:color="000000"/>
-              <w:left w:val="none" w:sz="0" w:space="0" w:color="000000"/>
-              <w:right w:val="none" w:sz="0" w:space="0" w:color="000000"/>
-            </w:tcBorders>
-            <w:shd w:val="clear" w:color="auto" w:fill="FFFFFF"/>
-            <w:tcMar>
-              <w:top w:w="0" w:type="dxa"/>
-              <w:bottom w:w="0" w:type="dxa"/>
-              <w:left w:w="0" w:type="dxa"/>
-              <w:right w:w="0" w:type="dxa"/>
-            </w:tcMar>
-            <w:vAlign w:val="center"/>
-          </w:tcPr>
-          <w:p>
-            <w:pPr>
-              <w:pStyle w:val="Normal"/>
-              <w:jc w:val="left"/>
-              <w:pBdr>
-                <w:bottom w:val="none" w:sz="0" w:space="0" w:color="000000"/>
-                <w:top w:val="none" w:sz="0" w:space="0" w:color="000000"/>
-                <w:left w:val="none" w:sz="0" w:space="0" w:color="000000"/>
-                <w:right w:val="none" w:sz="0" w:space="0" w:color="000000"/>
-              </w:pBdr>
-              <w:spacing w:after="100" w:before="100" w:line="240"/>
-              <w:ind w:left="100" w:right="100" w:firstLine="0" w:firstLineChars="0"/>
-              <w:rPr>
-                <w:rFonts w:ascii="Arial" w:hAnsi="Arial" w:eastAsia="Arial" w:cs="Arial"/>
-                <w:i w:val="false"/>
-                <w:b w:val="false"/>
-                <w:u w:val="none"/>
-                <w:sz w:val="18"/>
-                <w:szCs w:val="18"/>
-                <w:color w:val="000000"/>
-              </w:rPr>
-            </w:pPr>
-            <w:r>
-              <w:rPr>
-                <w:rFonts w:ascii="Arial" w:hAnsi="Arial" w:eastAsia="Arial" w:cs="Arial"/>
-                <w:i w:val="false"/>
-                <w:b w:val="false"/>
-                <w:u w:val="none"/>
-                <w:sz w:val="18"/>
-                <w:szCs w:val="18"/>
-                <w:color w:val="000000"/>
-              </w:rPr>
-              <w:t xml:space="preserve">19 (14.7)</w:t>
-            </w:r>
-          </w:p>
-        </w:tc>
-        <w:tc>
-          <w:tcPr>
-            <w:tcBorders>
-              <w:bottom w:val="none" w:sz="0" w:space="0" w:color="000000"/>
-              <w:top w:val="none" w:sz="0" w:space="0" w:color="000000"/>
-              <w:left w:val="none" w:sz="0" w:space="0" w:color="000000"/>
-              <w:right w:val="none" w:sz="0" w:space="0" w:color="000000"/>
-            </w:tcBorders>
-            <w:shd w:val="clear" w:color="auto" w:fill="FFFFFF"/>
-            <w:tcMar>
-              <w:top w:w="0" w:type="dxa"/>
-              <w:bottom w:w="0" w:type="dxa"/>
-              <w:left w:w="0" w:type="dxa"/>
-              <w:right w:w="0" w:type="dxa"/>
-            </w:tcMar>
-            <w:vAlign w:val="center"/>
-          </w:tcPr>
-          <w:p>
-            <w:pPr>
-              <w:pStyle w:val="Normal"/>
-              <w:jc w:val="left"/>
-              <w:pBdr>
-                <w:bottom w:val="none" w:sz="0" w:space="0" w:color="000000"/>
-                <w:top w:val="none" w:sz="0" w:space="0" w:color="000000"/>
-                <w:left w:val="none" w:sz="0" w:space="0" w:color="000000"/>
-                <w:right w:val="none" w:sz="0" w:space="0" w:color="000000"/>
-              </w:pBdr>
-              <w:spacing w:after="100" w:before="100" w:line="240"/>
-              <w:ind w:left="100" w:right="100" w:firstLine="0" w:firstLineChars="0"/>
-              <w:rPr>
-                <w:rFonts w:ascii="Arial" w:hAnsi="Arial" w:eastAsia="Arial" w:cs="Arial"/>
-                <w:i w:val="false"/>
-                <w:b w:val="false"/>
-                <w:u w:val="none"/>
-                <w:sz w:val="18"/>
-                <w:szCs w:val="18"/>
-                <w:color w:val="000000"/>
-              </w:rPr>
-            </w:pPr>
-            <w:r>
-              <w:rPr>
-                <w:rFonts w:ascii="Arial" w:hAnsi="Arial" w:eastAsia="Arial" w:cs="Arial"/>
-                <w:i w:val="false"/>
-                <w:b w:val="false"/>
-                <w:u w:val="none"/>
-                <w:sz w:val="18"/>
-                <w:szCs w:val="18"/>
-                <w:color w:val="000000"/>
-              </w:rPr>
-              <w:t xml:space="preserve">13 (20.6)</w:t>
+              <w:t xml:space="preserve">13 (20.6%)</w:t>
+            </w:r>
+          </w:p>
+        </w:tc>
+        <w:tc>
+          <w:tcPr>
+            <w:tcBorders>
+              <w:bottom w:val="none" w:sz="0" w:space="0" w:color="000000"/>
+              <w:top w:val="none" w:sz="0" w:space="0" w:color="000000"/>
+              <w:left w:val="none" w:sz="0" w:space="0" w:color="000000"/>
+              <w:right w:val="none" w:sz="0" w:space="0" w:color="000000"/>
+            </w:tcBorders>
+            <w:shd w:val="clear" w:color="auto" w:fill="FFFFFF"/>
+            <w:tcMar>
+              <w:top w:w="0" w:type="dxa"/>
+              <w:bottom w:w="0" w:type="dxa"/>
+              <w:left w:w="0" w:type="dxa"/>
+              <w:right w:w="0" w:type="dxa"/>
+            </w:tcMar>
+            <w:vAlign w:val="center"/>
+          </w:tcPr>
+          <w:p>
+            <w:pPr>
+              <w:pStyle w:val="Normal"/>
+              <w:jc w:val="left"/>
+              <w:pBdr>
+                <w:bottom w:val="none" w:sz="0" w:space="0" w:color="000000"/>
+                <w:top w:val="none" w:sz="0" w:space="0" w:color="000000"/>
+                <w:left w:val="none" w:sz="0" w:space="0" w:color="000000"/>
+                <w:right w:val="none" w:sz="0" w:space="0" w:color="000000"/>
+              </w:pBdr>
+              <w:spacing w:after="100" w:before="100" w:line="240"/>
+              <w:ind w:left="100" w:right="100" w:firstLine="0" w:firstLineChars="0"/>
+              <w:rPr>
+                <w:rFonts w:ascii="Arial" w:hAnsi="Arial" w:eastAsia="Arial" w:cs="Arial"/>
+                <w:i w:val="false"/>
+                <w:b w:val="false"/>
+                <w:u w:val="none"/>
+                <w:sz w:val="18"/>
+                <w:szCs w:val="18"/>
+                <w:color w:val="000000"/>
+              </w:rPr>
+            </w:pPr>
+            <w:r>
+              <w:rPr>
+                <w:rFonts w:ascii="Arial" w:hAnsi="Arial" w:eastAsia="Arial" w:cs="Arial"/>
+                <w:i w:val="false"/>
+                <w:b w:val="false"/>
+                <w:u w:val="none"/>
+                <w:sz w:val="18"/>
+                <w:szCs w:val="18"/>
+                <w:color w:val="000000"/>
+              </w:rPr>
+              <w:t xml:space="preserve">62 (23.3%)</w:t>
+            </w:r>
+          </w:p>
+        </w:tc>
+        <w:tc>
+          <w:tcPr>
+            <w:tcBorders>
+              <w:bottom w:val="none" w:sz="0" w:space="0" w:color="000000"/>
+              <w:top w:val="none" w:sz="0" w:space="0" w:color="000000"/>
+              <w:left w:val="none" w:sz="0" w:space="0" w:color="000000"/>
+              <w:right w:val="none" w:sz="0" w:space="0" w:color="000000"/>
+            </w:tcBorders>
+            <w:shd w:val="clear" w:color="auto" w:fill="FFFFFF"/>
+            <w:tcMar>
+              <w:top w:w="0" w:type="dxa"/>
+              <w:bottom w:w="0" w:type="dxa"/>
+              <w:left w:w="0" w:type="dxa"/>
+              <w:right w:w="0" w:type="dxa"/>
+            </w:tcMar>
+            <w:vAlign w:val="center"/>
+          </w:tcPr>
+          <w:p>
+            <w:pPr>
+              <w:pStyle w:val="Normal"/>
+              <w:jc w:val="left"/>
+              <w:pBdr>
+                <w:bottom w:val="none" w:sz="0" w:space="0" w:color="000000"/>
+                <w:top w:val="none" w:sz="0" w:space="0" w:color="000000"/>
+                <w:left w:val="none" w:sz="0" w:space="0" w:color="000000"/>
+                <w:right w:val="none" w:sz="0" w:space="0" w:color="000000"/>
+              </w:pBdr>
+              <w:spacing w:after="100" w:before="100" w:line="240"/>
+              <w:ind w:left="100" w:right="100" w:firstLine="0" w:firstLineChars="0"/>
+              <w:rPr>
+                <w:rFonts w:ascii="Arial" w:hAnsi="Arial" w:eastAsia="Arial" w:cs="Arial"/>
+                <w:i w:val="false"/>
+                <w:b w:val="false"/>
+                <w:u w:val="none"/>
+                <w:sz w:val="18"/>
+                <w:szCs w:val="18"/>
+                <w:color w:val="000000"/>
+              </w:rPr>
+            </w:pPr>
+            <w:r>
+              <w:rPr>
+                <w:rFonts w:ascii="Arial" w:hAnsi="Arial" w:eastAsia="Arial" w:cs="Arial"/>
+                <w:i w:val="false"/>
+                <w:b w:val="false"/>
+                <w:u w:val="none"/>
+                <w:sz w:val="18"/>
+                <w:szCs w:val="18"/>
+                <w:color w:val="000000"/>
+              </w:rPr>
+              <w:t xml:space="preserve">19 (14.7%)</w:t>
             </w:r>
           </w:p>
         </w:tc>
@@ -6452,113 +6452,113 @@
                 <w:szCs w:val="18"/>
                 <w:color w:val="000000"/>
               </w:rPr>
-              <w:t xml:space="preserve">33 (12.4)</w:t>
-            </w:r>
-          </w:p>
-        </w:tc>
-        <w:tc>
-          <w:tcPr>
-            <w:tcBorders>
-              <w:bottom w:val="none" w:sz="0" w:space="0" w:color="000000"/>
-              <w:top w:val="none" w:sz="0" w:space="0" w:color="000000"/>
-              <w:left w:val="none" w:sz="0" w:space="0" w:color="000000"/>
-              <w:right w:val="none" w:sz="0" w:space="0" w:color="000000"/>
-            </w:tcBorders>
-            <w:shd w:val="clear" w:color="auto" w:fill="FFFFFF"/>
-            <w:tcMar>
-              <w:top w:w="0" w:type="dxa"/>
-              <w:bottom w:w="0" w:type="dxa"/>
-              <w:left w:w="0" w:type="dxa"/>
-              <w:right w:w="0" w:type="dxa"/>
-            </w:tcMar>
-            <w:vAlign w:val="center"/>
-          </w:tcPr>
-          <w:p>
-            <w:pPr>
-              <w:pStyle w:val="Normal"/>
-              <w:jc w:val="left"/>
-              <w:pBdr>
-                <w:bottom w:val="none" w:sz="0" w:space="0" w:color="000000"/>
-                <w:top w:val="none" w:sz="0" w:space="0" w:color="000000"/>
-                <w:left w:val="none" w:sz="0" w:space="0" w:color="000000"/>
-                <w:right w:val="none" w:sz="0" w:space="0" w:color="000000"/>
-              </w:pBdr>
-              <w:spacing w:after="100" w:before="100" w:line="240"/>
-              <w:ind w:left="100" w:right="100" w:firstLine="0" w:firstLineChars="0"/>
-              <w:rPr>
-                <w:rFonts w:ascii="Arial" w:hAnsi="Arial" w:eastAsia="Arial" w:cs="Arial"/>
-                <w:i w:val="false"/>
-                <w:b w:val="false"/>
-                <w:u w:val="none"/>
-                <w:sz w:val="18"/>
-                <w:szCs w:val="18"/>
-                <w:color w:val="000000"/>
-              </w:rPr>
-            </w:pPr>
-            <w:r>
-              <w:rPr>
-                <w:rFonts w:ascii="Arial" w:hAnsi="Arial" w:eastAsia="Arial" w:cs="Arial"/>
-                <w:i w:val="false"/>
-                <w:b w:val="false"/>
-                <w:u w:val="none"/>
-                <w:sz w:val="18"/>
-                <w:szCs w:val="18"/>
-                <w:color w:val="000000"/>
-              </w:rPr>
-              <w:t xml:space="preserve">24 (18.6)</w:t>
-            </w:r>
-          </w:p>
-        </w:tc>
-        <w:tc>
-          <w:tcPr>
-            <w:tcBorders>
-              <w:bottom w:val="none" w:sz="0" w:space="0" w:color="000000"/>
-              <w:top w:val="none" w:sz="0" w:space="0" w:color="000000"/>
-              <w:left w:val="none" w:sz="0" w:space="0" w:color="000000"/>
-              <w:right w:val="none" w:sz="0" w:space="0" w:color="000000"/>
-            </w:tcBorders>
-            <w:shd w:val="clear" w:color="auto" w:fill="FFFFFF"/>
-            <w:tcMar>
-              <w:top w:w="0" w:type="dxa"/>
-              <w:bottom w:w="0" w:type="dxa"/>
-              <w:left w:w="0" w:type="dxa"/>
-              <w:right w:w="0" w:type="dxa"/>
-            </w:tcMar>
-            <w:vAlign w:val="center"/>
-          </w:tcPr>
-          <w:p>
-            <w:pPr>
-              <w:pStyle w:val="Normal"/>
-              <w:jc w:val="left"/>
-              <w:pBdr>
-                <w:bottom w:val="none" w:sz="0" w:space="0" w:color="000000"/>
-                <w:top w:val="none" w:sz="0" w:space="0" w:color="000000"/>
-                <w:left w:val="none" w:sz="0" w:space="0" w:color="000000"/>
-                <w:right w:val="none" w:sz="0" w:space="0" w:color="000000"/>
-              </w:pBdr>
-              <w:spacing w:after="100" w:before="100" w:line="240"/>
-              <w:ind w:left="100" w:right="100" w:firstLine="0" w:firstLineChars="0"/>
-              <w:rPr>
-                <w:rFonts w:ascii="Arial" w:hAnsi="Arial" w:eastAsia="Arial" w:cs="Arial"/>
-                <w:i w:val="false"/>
-                <w:b w:val="false"/>
-                <w:u w:val="none"/>
-                <w:sz w:val="18"/>
-                <w:szCs w:val="18"/>
-                <w:color w:val="000000"/>
-              </w:rPr>
-            </w:pPr>
-            <w:r>
-              <w:rPr>
-                <w:rFonts w:ascii="Arial" w:hAnsi="Arial" w:eastAsia="Arial" w:cs="Arial"/>
-                <w:i w:val="false"/>
-                <w:b w:val="false"/>
-                <w:u w:val="none"/>
-                <w:sz w:val="18"/>
-                <w:szCs w:val="18"/>
-                <w:color w:val="000000"/>
-              </w:rPr>
-              <w:t xml:space="preserve">13 (20.6)</w:t>
+              <w:t xml:space="preserve">13 (20.6%)</w:t>
+            </w:r>
+          </w:p>
+        </w:tc>
+        <w:tc>
+          <w:tcPr>
+            <w:tcBorders>
+              <w:bottom w:val="none" w:sz="0" w:space="0" w:color="000000"/>
+              <w:top w:val="none" w:sz="0" w:space="0" w:color="000000"/>
+              <w:left w:val="none" w:sz="0" w:space="0" w:color="000000"/>
+              <w:right w:val="none" w:sz="0" w:space="0" w:color="000000"/>
+            </w:tcBorders>
+            <w:shd w:val="clear" w:color="auto" w:fill="FFFFFF"/>
+            <w:tcMar>
+              <w:top w:w="0" w:type="dxa"/>
+              <w:bottom w:w="0" w:type="dxa"/>
+              <w:left w:w="0" w:type="dxa"/>
+              <w:right w:w="0" w:type="dxa"/>
+            </w:tcMar>
+            <w:vAlign w:val="center"/>
+          </w:tcPr>
+          <w:p>
+            <w:pPr>
+              <w:pStyle w:val="Normal"/>
+              <w:jc w:val="left"/>
+              <w:pBdr>
+                <w:bottom w:val="none" w:sz="0" w:space="0" w:color="000000"/>
+                <w:top w:val="none" w:sz="0" w:space="0" w:color="000000"/>
+                <w:left w:val="none" w:sz="0" w:space="0" w:color="000000"/>
+                <w:right w:val="none" w:sz="0" w:space="0" w:color="000000"/>
+              </w:pBdr>
+              <w:spacing w:after="100" w:before="100" w:line="240"/>
+              <w:ind w:left="100" w:right="100" w:firstLine="0" w:firstLineChars="0"/>
+              <w:rPr>
+                <w:rFonts w:ascii="Arial" w:hAnsi="Arial" w:eastAsia="Arial" w:cs="Arial"/>
+                <w:i w:val="false"/>
+                <w:b w:val="false"/>
+                <w:u w:val="none"/>
+                <w:sz w:val="18"/>
+                <w:szCs w:val="18"/>
+                <w:color w:val="000000"/>
+              </w:rPr>
+            </w:pPr>
+            <w:r>
+              <w:rPr>
+                <w:rFonts w:ascii="Arial" w:hAnsi="Arial" w:eastAsia="Arial" w:cs="Arial"/>
+                <w:i w:val="false"/>
+                <w:b w:val="false"/>
+                <w:u w:val="none"/>
+                <w:sz w:val="18"/>
+                <w:szCs w:val="18"/>
+                <w:color w:val="000000"/>
+              </w:rPr>
+              <w:t xml:space="preserve">33 (12.4%)</w:t>
+            </w:r>
+          </w:p>
+        </w:tc>
+        <w:tc>
+          <w:tcPr>
+            <w:tcBorders>
+              <w:bottom w:val="none" w:sz="0" w:space="0" w:color="000000"/>
+              <w:top w:val="none" w:sz="0" w:space="0" w:color="000000"/>
+              <w:left w:val="none" w:sz="0" w:space="0" w:color="000000"/>
+              <w:right w:val="none" w:sz="0" w:space="0" w:color="000000"/>
+            </w:tcBorders>
+            <w:shd w:val="clear" w:color="auto" w:fill="FFFFFF"/>
+            <w:tcMar>
+              <w:top w:w="0" w:type="dxa"/>
+              <w:bottom w:w="0" w:type="dxa"/>
+              <w:left w:w="0" w:type="dxa"/>
+              <w:right w:w="0" w:type="dxa"/>
+            </w:tcMar>
+            <w:vAlign w:val="center"/>
+          </w:tcPr>
+          <w:p>
+            <w:pPr>
+              <w:pStyle w:val="Normal"/>
+              <w:jc w:val="left"/>
+              <w:pBdr>
+                <w:bottom w:val="none" w:sz="0" w:space="0" w:color="000000"/>
+                <w:top w:val="none" w:sz="0" w:space="0" w:color="000000"/>
+                <w:left w:val="none" w:sz="0" w:space="0" w:color="000000"/>
+                <w:right w:val="none" w:sz="0" w:space="0" w:color="000000"/>
+              </w:pBdr>
+              <w:spacing w:after="100" w:before="100" w:line="240"/>
+              <w:ind w:left="100" w:right="100" w:firstLine="0" w:firstLineChars="0"/>
+              <w:rPr>
+                <w:rFonts w:ascii="Arial" w:hAnsi="Arial" w:eastAsia="Arial" w:cs="Arial"/>
+                <w:i w:val="false"/>
+                <w:b w:val="false"/>
+                <w:u w:val="none"/>
+                <w:sz w:val="18"/>
+                <w:szCs w:val="18"/>
+                <w:color w:val="000000"/>
+              </w:rPr>
+            </w:pPr>
+            <w:r>
+              <w:rPr>
+                <w:rFonts w:ascii="Arial" w:hAnsi="Arial" w:eastAsia="Arial" w:cs="Arial"/>
+                <w:i w:val="false"/>
+                <w:b w:val="false"/>
+                <w:u w:val="none"/>
+                <w:sz w:val="18"/>
+                <w:szCs w:val="18"/>
+                <w:color w:val="000000"/>
+              </w:rPr>
+              <w:t xml:space="preserve">24 (18.6%)</w:t>
             </w:r>
           </w:p>
         </w:tc>
@@ -6670,113 +6670,113 @@
                 <w:szCs w:val="18"/>
                 <w:color w:val="000000"/>
               </w:rPr>
-              <w:t xml:space="preserve">10 (3.8)</w:t>
-            </w:r>
-          </w:p>
-        </w:tc>
-        <w:tc>
-          <w:tcPr>
-            <w:tcBorders>
-              <w:bottom w:val="none" w:sz="0" w:space="0" w:color="000000"/>
-              <w:top w:val="none" w:sz="0" w:space="0" w:color="000000"/>
-              <w:left w:val="none" w:sz="0" w:space="0" w:color="000000"/>
-              <w:right w:val="none" w:sz="0" w:space="0" w:color="000000"/>
-            </w:tcBorders>
-            <w:shd w:val="clear" w:color="auto" w:fill="FFFFFF"/>
-            <w:tcMar>
-              <w:top w:w="0" w:type="dxa"/>
-              <w:bottom w:w="0" w:type="dxa"/>
-              <w:left w:w="0" w:type="dxa"/>
-              <w:right w:w="0" w:type="dxa"/>
-            </w:tcMar>
-            <w:vAlign w:val="center"/>
-          </w:tcPr>
-          <w:p>
-            <w:pPr>
-              <w:pStyle w:val="Normal"/>
-              <w:jc w:val="left"/>
-              <w:pBdr>
-                <w:bottom w:val="none" w:sz="0" w:space="0" w:color="000000"/>
-                <w:top w:val="none" w:sz="0" w:space="0" w:color="000000"/>
-                <w:left w:val="none" w:sz="0" w:space="0" w:color="000000"/>
-                <w:right w:val="none" w:sz="0" w:space="0" w:color="000000"/>
-              </w:pBdr>
-              <w:spacing w:after="100" w:before="100" w:line="240"/>
-              <w:ind w:left="100" w:right="100" w:firstLine="0" w:firstLineChars="0"/>
-              <w:rPr>
-                <w:rFonts w:ascii="Arial" w:hAnsi="Arial" w:eastAsia="Arial" w:cs="Arial"/>
-                <w:i w:val="false"/>
-                <w:b w:val="false"/>
-                <w:u w:val="none"/>
-                <w:sz w:val="18"/>
-                <w:szCs w:val="18"/>
-                <w:color w:val="000000"/>
-              </w:rPr>
-            </w:pPr>
-            <w:r>
-              <w:rPr>
-                <w:rFonts w:ascii="Arial" w:hAnsi="Arial" w:eastAsia="Arial" w:cs="Arial"/>
-                <w:i w:val="false"/>
-                <w:b w:val="false"/>
-                <w:u w:val="none"/>
-                <w:sz w:val="18"/>
-                <w:szCs w:val="18"/>
-                <w:color w:val="000000"/>
-              </w:rPr>
-              <w:t xml:space="preserve">8 (6.2)</w:t>
-            </w:r>
-          </w:p>
-        </w:tc>
-        <w:tc>
-          <w:tcPr>
-            <w:tcBorders>
-              <w:bottom w:val="none" w:sz="0" w:space="0" w:color="000000"/>
-              <w:top w:val="none" w:sz="0" w:space="0" w:color="000000"/>
-              <w:left w:val="none" w:sz="0" w:space="0" w:color="000000"/>
-              <w:right w:val="none" w:sz="0" w:space="0" w:color="000000"/>
-            </w:tcBorders>
-            <w:shd w:val="clear" w:color="auto" w:fill="FFFFFF"/>
-            <w:tcMar>
-              <w:top w:w="0" w:type="dxa"/>
-              <w:bottom w:w="0" w:type="dxa"/>
-              <w:left w:w="0" w:type="dxa"/>
-              <w:right w:w="0" w:type="dxa"/>
-            </w:tcMar>
-            <w:vAlign w:val="center"/>
-          </w:tcPr>
-          <w:p>
-            <w:pPr>
-              <w:pStyle w:val="Normal"/>
-              <w:jc w:val="left"/>
-              <w:pBdr>
-                <w:bottom w:val="none" w:sz="0" w:space="0" w:color="000000"/>
-                <w:top w:val="none" w:sz="0" w:space="0" w:color="000000"/>
-                <w:left w:val="none" w:sz="0" w:space="0" w:color="000000"/>
-                <w:right w:val="none" w:sz="0" w:space="0" w:color="000000"/>
-              </w:pBdr>
-              <w:spacing w:after="100" w:before="100" w:line="240"/>
-              <w:ind w:left="100" w:right="100" w:firstLine="0" w:firstLineChars="0"/>
-              <w:rPr>
-                <w:rFonts w:ascii="Arial" w:hAnsi="Arial" w:eastAsia="Arial" w:cs="Arial"/>
-                <w:i w:val="false"/>
-                <w:b w:val="false"/>
-                <w:u w:val="none"/>
-                <w:sz w:val="18"/>
-                <w:szCs w:val="18"/>
-                <w:color w:val="000000"/>
-              </w:rPr>
-            </w:pPr>
-            <w:r>
-              <w:rPr>
-                <w:rFonts w:ascii="Arial" w:hAnsi="Arial" w:eastAsia="Arial" w:cs="Arial"/>
-                <w:i w:val="false"/>
-                <w:b w:val="false"/>
-                <w:u w:val="none"/>
-                <w:sz w:val="18"/>
-                <w:szCs w:val="18"/>
-                <w:color w:val="000000"/>
-              </w:rPr>
-              <w:t xml:space="preserve">2 (3.2)</w:t>
+              <w:t xml:space="preserve">2 (3.2%)</w:t>
+            </w:r>
+          </w:p>
+        </w:tc>
+        <w:tc>
+          <w:tcPr>
+            <w:tcBorders>
+              <w:bottom w:val="none" w:sz="0" w:space="0" w:color="000000"/>
+              <w:top w:val="none" w:sz="0" w:space="0" w:color="000000"/>
+              <w:left w:val="none" w:sz="0" w:space="0" w:color="000000"/>
+              <w:right w:val="none" w:sz="0" w:space="0" w:color="000000"/>
+            </w:tcBorders>
+            <w:shd w:val="clear" w:color="auto" w:fill="FFFFFF"/>
+            <w:tcMar>
+              <w:top w:w="0" w:type="dxa"/>
+              <w:bottom w:w="0" w:type="dxa"/>
+              <w:left w:w="0" w:type="dxa"/>
+              <w:right w:w="0" w:type="dxa"/>
+            </w:tcMar>
+            <w:vAlign w:val="center"/>
+          </w:tcPr>
+          <w:p>
+            <w:pPr>
+              <w:pStyle w:val="Normal"/>
+              <w:jc w:val="left"/>
+              <w:pBdr>
+                <w:bottom w:val="none" w:sz="0" w:space="0" w:color="000000"/>
+                <w:top w:val="none" w:sz="0" w:space="0" w:color="000000"/>
+                <w:left w:val="none" w:sz="0" w:space="0" w:color="000000"/>
+                <w:right w:val="none" w:sz="0" w:space="0" w:color="000000"/>
+              </w:pBdr>
+              <w:spacing w:after="100" w:before="100" w:line="240"/>
+              <w:ind w:left="100" w:right="100" w:firstLine="0" w:firstLineChars="0"/>
+              <w:rPr>
+                <w:rFonts w:ascii="Arial" w:hAnsi="Arial" w:eastAsia="Arial" w:cs="Arial"/>
+                <w:i w:val="false"/>
+                <w:b w:val="false"/>
+                <w:u w:val="none"/>
+                <w:sz w:val="18"/>
+                <w:szCs w:val="18"/>
+                <w:color w:val="000000"/>
+              </w:rPr>
+            </w:pPr>
+            <w:r>
+              <w:rPr>
+                <w:rFonts w:ascii="Arial" w:hAnsi="Arial" w:eastAsia="Arial" w:cs="Arial"/>
+                <w:i w:val="false"/>
+                <w:b w:val="false"/>
+                <w:u w:val="none"/>
+                <w:sz w:val="18"/>
+                <w:szCs w:val="18"/>
+                <w:color w:val="000000"/>
+              </w:rPr>
+              <w:t xml:space="preserve">10 (3.8%)</w:t>
+            </w:r>
+          </w:p>
+        </w:tc>
+        <w:tc>
+          <w:tcPr>
+            <w:tcBorders>
+              <w:bottom w:val="none" w:sz="0" w:space="0" w:color="000000"/>
+              <w:top w:val="none" w:sz="0" w:space="0" w:color="000000"/>
+              <w:left w:val="none" w:sz="0" w:space="0" w:color="000000"/>
+              <w:right w:val="none" w:sz="0" w:space="0" w:color="000000"/>
+            </w:tcBorders>
+            <w:shd w:val="clear" w:color="auto" w:fill="FFFFFF"/>
+            <w:tcMar>
+              <w:top w:w="0" w:type="dxa"/>
+              <w:bottom w:w="0" w:type="dxa"/>
+              <w:left w:w="0" w:type="dxa"/>
+              <w:right w:w="0" w:type="dxa"/>
+            </w:tcMar>
+            <w:vAlign w:val="center"/>
+          </w:tcPr>
+          <w:p>
+            <w:pPr>
+              <w:pStyle w:val="Normal"/>
+              <w:jc w:val="left"/>
+              <w:pBdr>
+                <w:bottom w:val="none" w:sz="0" w:space="0" w:color="000000"/>
+                <w:top w:val="none" w:sz="0" w:space="0" w:color="000000"/>
+                <w:left w:val="none" w:sz="0" w:space="0" w:color="000000"/>
+                <w:right w:val="none" w:sz="0" w:space="0" w:color="000000"/>
+              </w:pBdr>
+              <w:spacing w:after="100" w:before="100" w:line="240"/>
+              <w:ind w:left="100" w:right="100" w:firstLine="0" w:firstLineChars="0"/>
+              <w:rPr>
+                <w:rFonts w:ascii="Arial" w:hAnsi="Arial" w:eastAsia="Arial" w:cs="Arial"/>
+                <w:i w:val="false"/>
+                <w:b w:val="false"/>
+                <w:u w:val="none"/>
+                <w:sz w:val="18"/>
+                <w:szCs w:val="18"/>
+                <w:color w:val="000000"/>
+              </w:rPr>
+            </w:pPr>
+            <w:r>
+              <w:rPr>
+                <w:rFonts w:ascii="Arial" w:hAnsi="Arial" w:eastAsia="Arial" w:cs="Arial"/>
+                <w:i w:val="false"/>
+                <w:b w:val="false"/>
+                <w:u w:val="none"/>
+                <w:sz w:val="18"/>
+                <w:szCs w:val="18"/>
+                <w:color w:val="000000"/>
+              </w:rPr>
+              <w:t xml:space="preserve">8 (6.2%)</w:t>
             </w:r>
           </w:p>
         </w:tc>
@@ -6888,113 +6888,113 @@
                 <w:szCs w:val="18"/>
                 <w:color w:val="000000"/>
               </w:rPr>
-              <w:t xml:space="preserve">142 (53.4)</w:t>
-            </w:r>
-          </w:p>
-        </w:tc>
-        <w:tc>
-          <w:tcPr>
-            <w:tcBorders>
-              <w:bottom w:val="none" w:sz="0" w:space="0" w:color="000000"/>
-              <w:top w:val="none" w:sz="0" w:space="0" w:color="000000"/>
-              <w:left w:val="none" w:sz="0" w:space="0" w:color="000000"/>
-              <w:right w:val="none" w:sz="0" w:space="0" w:color="000000"/>
-            </w:tcBorders>
-            <w:shd w:val="clear" w:color="auto" w:fill="FFFFFF"/>
-            <w:tcMar>
-              <w:top w:w="0" w:type="dxa"/>
-              <w:bottom w:w="0" w:type="dxa"/>
-              <w:left w:w="0" w:type="dxa"/>
-              <w:right w:w="0" w:type="dxa"/>
-            </w:tcMar>
-            <w:vAlign w:val="center"/>
-          </w:tcPr>
-          <w:p>
-            <w:pPr>
-              <w:pStyle w:val="Normal"/>
-              <w:jc w:val="left"/>
-              <w:pBdr>
-                <w:bottom w:val="none" w:sz="0" w:space="0" w:color="000000"/>
-                <w:top w:val="none" w:sz="0" w:space="0" w:color="000000"/>
-                <w:left w:val="none" w:sz="0" w:space="0" w:color="000000"/>
-                <w:right w:val="none" w:sz="0" w:space="0" w:color="000000"/>
-              </w:pBdr>
-              <w:spacing w:after="100" w:before="100" w:line="240"/>
-              <w:ind w:left="100" w:right="100" w:firstLine="0" w:firstLineChars="0"/>
-              <w:rPr>
-                <w:rFonts w:ascii="Arial" w:hAnsi="Arial" w:eastAsia="Arial" w:cs="Arial"/>
-                <w:i w:val="false"/>
-                <w:b w:val="false"/>
-                <w:u w:val="none"/>
-                <w:sz w:val="18"/>
-                <w:szCs w:val="18"/>
-                <w:color w:val="000000"/>
-              </w:rPr>
-            </w:pPr>
-            <w:r>
-              <w:rPr>
-                <w:rFonts w:ascii="Arial" w:hAnsi="Arial" w:eastAsia="Arial" w:cs="Arial"/>
-                <w:i w:val="false"/>
-                <w:b w:val="false"/>
-                <w:u w:val="none"/>
-                <w:sz w:val="18"/>
-                <w:szCs w:val="18"/>
-                <w:color w:val="000000"/>
-              </w:rPr>
-              <w:t xml:space="preserve">58 (45.0)</w:t>
-            </w:r>
-          </w:p>
-        </w:tc>
-        <w:tc>
-          <w:tcPr>
-            <w:tcBorders>
-              <w:bottom w:val="none" w:sz="0" w:space="0" w:color="000000"/>
-              <w:top w:val="none" w:sz="0" w:space="0" w:color="000000"/>
-              <w:left w:val="none" w:sz="0" w:space="0" w:color="000000"/>
-              <w:right w:val="none" w:sz="0" w:space="0" w:color="000000"/>
-            </w:tcBorders>
-            <w:shd w:val="clear" w:color="auto" w:fill="FFFFFF"/>
-            <w:tcMar>
-              <w:top w:w="0" w:type="dxa"/>
-              <w:bottom w:w="0" w:type="dxa"/>
-              <w:left w:w="0" w:type="dxa"/>
-              <w:right w:w="0" w:type="dxa"/>
-            </w:tcMar>
-            <w:vAlign w:val="center"/>
-          </w:tcPr>
-          <w:p>
-            <w:pPr>
-              <w:pStyle w:val="Normal"/>
-              <w:jc w:val="left"/>
-              <w:pBdr>
-                <w:bottom w:val="none" w:sz="0" w:space="0" w:color="000000"/>
-                <w:top w:val="none" w:sz="0" w:space="0" w:color="000000"/>
-                <w:left w:val="none" w:sz="0" w:space="0" w:color="000000"/>
-                <w:right w:val="none" w:sz="0" w:space="0" w:color="000000"/>
-              </w:pBdr>
-              <w:spacing w:after="100" w:before="100" w:line="240"/>
-              <w:ind w:left="100" w:right="100" w:firstLine="0" w:firstLineChars="0"/>
-              <w:rPr>
-                <w:rFonts w:ascii="Arial" w:hAnsi="Arial" w:eastAsia="Arial" w:cs="Arial"/>
-                <w:i w:val="false"/>
-                <w:b w:val="false"/>
-                <w:u w:val="none"/>
-                <w:sz w:val="18"/>
-                <w:szCs w:val="18"/>
-                <w:color w:val="000000"/>
-              </w:rPr>
-            </w:pPr>
-            <w:r>
-              <w:rPr>
-                <w:rFonts w:ascii="Arial" w:hAnsi="Arial" w:eastAsia="Arial" w:cs="Arial"/>
-                <w:i w:val="false"/>
-                <w:b w:val="false"/>
-                <w:u w:val="none"/>
-                <w:sz w:val="18"/>
-                <w:szCs w:val="18"/>
-                <w:color w:val="000000"/>
-              </w:rPr>
-              <w:t xml:space="preserve">29 (46.0)</w:t>
+              <w:t xml:space="preserve">29 (46.0%)</w:t>
+            </w:r>
+          </w:p>
+        </w:tc>
+        <w:tc>
+          <w:tcPr>
+            <w:tcBorders>
+              <w:bottom w:val="none" w:sz="0" w:space="0" w:color="000000"/>
+              <w:top w:val="none" w:sz="0" w:space="0" w:color="000000"/>
+              <w:left w:val="none" w:sz="0" w:space="0" w:color="000000"/>
+              <w:right w:val="none" w:sz="0" w:space="0" w:color="000000"/>
+            </w:tcBorders>
+            <w:shd w:val="clear" w:color="auto" w:fill="FFFFFF"/>
+            <w:tcMar>
+              <w:top w:w="0" w:type="dxa"/>
+              <w:bottom w:w="0" w:type="dxa"/>
+              <w:left w:w="0" w:type="dxa"/>
+              <w:right w:w="0" w:type="dxa"/>
+            </w:tcMar>
+            <w:vAlign w:val="center"/>
+          </w:tcPr>
+          <w:p>
+            <w:pPr>
+              <w:pStyle w:val="Normal"/>
+              <w:jc w:val="left"/>
+              <w:pBdr>
+                <w:bottom w:val="none" w:sz="0" w:space="0" w:color="000000"/>
+                <w:top w:val="none" w:sz="0" w:space="0" w:color="000000"/>
+                <w:left w:val="none" w:sz="0" w:space="0" w:color="000000"/>
+                <w:right w:val="none" w:sz="0" w:space="0" w:color="000000"/>
+              </w:pBdr>
+              <w:spacing w:after="100" w:before="100" w:line="240"/>
+              <w:ind w:left="100" w:right="100" w:firstLine="0" w:firstLineChars="0"/>
+              <w:rPr>
+                <w:rFonts w:ascii="Arial" w:hAnsi="Arial" w:eastAsia="Arial" w:cs="Arial"/>
+                <w:i w:val="false"/>
+                <w:b w:val="false"/>
+                <w:u w:val="none"/>
+                <w:sz w:val="18"/>
+                <w:szCs w:val="18"/>
+                <w:color w:val="000000"/>
+              </w:rPr>
+            </w:pPr>
+            <w:r>
+              <w:rPr>
+                <w:rFonts w:ascii="Arial" w:hAnsi="Arial" w:eastAsia="Arial" w:cs="Arial"/>
+                <w:i w:val="false"/>
+                <w:b w:val="false"/>
+                <w:u w:val="none"/>
+                <w:sz w:val="18"/>
+                <w:szCs w:val="18"/>
+                <w:color w:val="000000"/>
+              </w:rPr>
+              <w:t xml:space="preserve">142 (53.4%)</w:t>
+            </w:r>
+          </w:p>
+        </w:tc>
+        <w:tc>
+          <w:tcPr>
+            <w:tcBorders>
+              <w:bottom w:val="none" w:sz="0" w:space="0" w:color="000000"/>
+              <w:top w:val="none" w:sz="0" w:space="0" w:color="000000"/>
+              <w:left w:val="none" w:sz="0" w:space="0" w:color="000000"/>
+              <w:right w:val="none" w:sz="0" w:space="0" w:color="000000"/>
+            </w:tcBorders>
+            <w:shd w:val="clear" w:color="auto" w:fill="FFFFFF"/>
+            <w:tcMar>
+              <w:top w:w="0" w:type="dxa"/>
+              <w:bottom w:w="0" w:type="dxa"/>
+              <w:left w:w="0" w:type="dxa"/>
+              <w:right w:w="0" w:type="dxa"/>
+            </w:tcMar>
+            <w:vAlign w:val="center"/>
+          </w:tcPr>
+          <w:p>
+            <w:pPr>
+              <w:pStyle w:val="Normal"/>
+              <w:jc w:val="left"/>
+              <w:pBdr>
+                <w:bottom w:val="none" w:sz="0" w:space="0" w:color="000000"/>
+                <w:top w:val="none" w:sz="0" w:space="0" w:color="000000"/>
+                <w:left w:val="none" w:sz="0" w:space="0" w:color="000000"/>
+                <w:right w:val="none" w:sz="0" w:space="0" w:color="000000"/>
+              </w:pBdr>
+              <w:spacing w:after="100" w:before="100" w:line="240"/>
+              <w:ind w:left="100" w:right="100" w:firstLine="0" w:firstLineChars="0"/>
+              <w:rPr>
+                <w:rFonts w:ascii="Arial" w:hAnsi="Arial" w:eastAsia="Arial" w:cs="Arial"/>
+                <w:i w:val="false"/>
+                <w:b w:val="false"/>
+                <w:u w:val="none"/>
+                <w:sz w:val="18"/>
+                <w:szCs w:val="18"/>
+                <w:color w:val="000000"/>
+              </w:rPr>
+            </w:pPr>
+            <w:r>
+              <w:rPr>
+                <w:rFonts w:ascii="Arial" w:hAnsi="Arial" w:eastAsia="Arial" w:cs="Arial"/>
+                <w:i w:val="false"/>
+                <w:b w:val="false"/>
+                <w:u w:val="none"/>
+                <w:sz w:val="18"/>
+                <w:szCs w:val="18"/>
+                <w:color w:val="000000"/>
+              </w:rPr>
+              <w:t xml:space="preserve">58 (45.0%)</w:t>
             </w:r>
           </w:p>
         </w:tc>
@@ -7106,113 +7106,113 @@
                 <w:szCs w:val="18"/>
                 <w:color w:val="000000"/>
               </w:rPr>
-              <w:t xml:space="preserve">17 (6.4)</w:t>
-            </w:r>
-          </w:p>
-        </w:tc>
-        <w:tc>
-          <w:tcPr>
-            <w:tcBorders>
-              <w:bottom w:val="none" w:sz="0" w:space="0" w:color="000000"/>
-              <w:top w:val="none" w:sz="0" w:space="0" w:color="000000"/>
-              <w:left w:val="none" w:sz="0" w:space="0" w:color="000000"/>
-              <w:right w:val="none" w:sz="0" w:space="0" w:color="000000"/>
-            </w:tcBorders>
-            <w:shd w:val="clear" w:color="auto" w:fill="FFFFFF"/>
-            <w:tcMar>
-              <w:top w:w="0" w:type="dxa"/>
-              <w:bottom w:w="0" w:type="dxa"/>
-              <w:left w:w="0" w:type="dxa"/>
-              <w:right w:w="0" w:type="dxa"/>
-            </w:tcMar>
-            <w:vAlign w:val="center"/>
-          </w:tcPr>
-          <w:p>
-            <w:pPr>
-              <w:pStyle w:val="Normal"/>
-              <w:jc w:val="left"/>
-              <w:pBdr>
-                <w:bottom w:val="none" w:sz="0" w:space="0" w:color="000000"/>
-                <w:top w:val="none" w:sz="0" w:space="0" w:color="000000"/>
-                <w:left w:val="none" w:sz="0" w:space="0" w:color="000000"/>
-                <w:right w:val="none" w:sz="0" w:space="0" w:color="000000"/>
-              </w:pBdr>
-              <w:spacing w:after="100" w:before="100" w:line="240"/>
-              <w:ind w:left="100" w:right="100" w:firstLine="0" w:firstLineChars="0"/>
-              <w:rPr>
-                <w:rFonts w:ascii="Arial" w:hAnsi="Arial" w:eastAsia="Arial" w:cs="Arial"/>
-                <w:i w:val="false"/>
-                <w:b w:val="false"/>
-                <w:u w:val="none"/>
-                <w:sz w:val="18"/>
-                <w:szCs w:val="18"/>
-                <w:color w:val="000000"/>
-              </w:rPr>
-            </w:pPr>
-            <w:r>
-              <w:rPr>
-                <w:rFonts w:ascii="Arial" w:hAnsi="Arial" w:eastAsia="Arial" w:cs="Arial"/>
-                <w:i w:val="false"/>
-                <w:b w:val="false"/>
-                <w:u w:val="none"/>
-                <w:sz w:val="18"/>
-                <w:szCs w:val="18"/>
-                <w:color w:val="000000"/>
-              </w:rPr>
-              <w:t xml:space="preserve">19 (14.7)</w:t>
-            </w:r>
-          </w:p>
-        </w:tc>
-        <w:tc>
-          <w:tcPr>
-            <w:tcBorders>
-              <w:bottom w:val="none" w:sz="0" w:space="0" w:color="000000"/>
-              <w:top w:val="none" w:sz="0" w:space="0" w:color="000000"/>
-              <w:left w:val="none" w:sz="0" w:space="0" w:color="000000"/>
-              <w:right w:val="none" w:sz="0" w:space="0" w:color="000000"/>
-            </w:tcBorders>
-            <w:shd w:val="clear" w:color="auto" w:fill="FFFFFF"/>
-            <w:tcMar>
-              <w:top w:w="0" w:type="dxa"/>
-              <w:bottom w:w="0" w:type="dxa"/>
-              <w:left w:w="0" w:type="dxa"/>
-              <w:right w:w="0" w:type="dxa"/>
-            </w:tcMar>
-            <w:vAlign w:val="center"/>
-          </w:tcPr>
-          <w:p>
-            <w:pPr>
-              <w:pStyle w:val="Normal"/>
-              <w:jc w:val="left"/>
-              <w:pBdr>
-                <w:bottom w:val="none" w:sz="0" w:space="0" w:color="000000"/>
-                <w:top w:val="none" w:sz="0" w:space="0" w:color="000000"/>
-                <w:left w:val="none" w:sz="0" w:space="0" w:color="000000"/>
-                <w:right w:val="none" w:sz="0" w:space="0" w:color="000000"/>
-              </w:pBdr>
-              <w:spacing w:after="100" w:before="100" w:line="240"/>
-              <w:ind w:left="100" w:right="100" w:firstLine="0" w:firstLineChars="0"/>
-              <w:rPr>
-                <w:rFonts w:ascii="Arial" w:hAnsi="Arial" w:eastAsia="Arial" w:cs="Arial"/>
-                <w:i w:val="false"/>
-                <w:b w:val="false"/>
-                <w:u w:val="none"/>
-                <w:sz w:val="18"/>
-                <w:szCs w:val="18"/>
-                <w:color w:val="000000"/>
-              </w:rPr>
-            </w:pPr>
-            <w:r>
-              <w:rPr>
-                <w:rFonts w:ascii="Arial" w:hAnsi="Arial" w:eastAsia="Arial" w:cs="Arial"/>
-                <w:i w:val="false"/>
-                <w:b w:val="false"/>
-                <w:u w:val="none"/>
-                <w:sz w:val="18"/>
-                <w:szCs w:val="18"/>
-                <w:color w:val="000000"/>
-              </w:rPr>
-              <w:t xml:space="preserve">6 (9.5)</w:t>
+              <w:t xml:space="preserve">6 (9.5%)</w:t>
+            </w:r>
+          </w:p>
+        </w:tc>
+        <w:tc>
+          <w:tcPr>
+            <w:tcBorders>
+              <w:bottom w:val="none" w:sz="0" w:space="0" w:color="000000"/>
+              <w:top w:val="none" w:sz="0" w:space="0" w:color="000000"/>
+              <w:left w:val="none" w:sz="0" w:space="0" w:color="000000"/>
+              <w:right w:val="none" w:sz="0" w:space="0" w:color="000000"/>
+            </w:tcBorders>
+            <w:shd w:val="clear" w:color="auto" w:fill="FFFFFF"/>
+            <w:tcMar>
+              <w:top w:w="0" w:type="dxa"/>
+              <w:bottom w:w="0" w:type="dxa"/>
+              <w:left w:w="0" w:type="dxa"/>
+              <w:right w:w="0" w:type="dxa"/>
+            </w:tcMar>
+            <w:vAlign w:val="center"/>
+          </w:tcPr>
+          <w:p>
+            <w:pPr>
+              <w:pStyle w:val="Normal"/>
+              <w:jc w:val="left"/>
+              <w:pBdr>
+                <w:bottom w:val="none" w:sz="0" w:space="0" w:color="000000"/>
+                <w:top w:val="none" w:sz="0" w:space="0" w:color="000000"/>
+                <w:left w:val="none" w:sz="0" w:space="0" w:color="000000"/>
+                <w:right w:val="none" w:sz="0" w:space="0" w:color="000000"/>
+              </w:pBdr>
+              <w:spacing w:after="100" w:before="100" w:line="240"/>
+              <w:ind w:left="100" w:right="100" w:firstLine="0" w:firstLineChars="0"/>
+              <w:rPr>
+                <w:rFonts w:ascii="Arial" w:hAnsi="Arial" w:eastAsia="Arial" w:cs="Arial"/>
+                <w:i w:val="false"/>
+                <w:b w:val="false"/>
+                <w:u w:val="none"/>
+                <w:sz w:val="18"/>
+                <w:szCs w:val="18"/>
+                <w:color w:val="000000"/>
+              </w:rPr>
+            </w:pPr>
+            <w:r>
+              <w:rPr>
+                <w:rFonts w:ascii="Arial" w:hAnsi="Arial" w:eastAsia="Arial" w:cs="Arial"/>
+                <w:i w:val="false"/>
+                <w:b w:val="false"/>
+                <w:u w:val="none"/>
+                <w:sz w:val="18"/>
+                <w:szCs w:val="18"/>
+                <w:color w:val="000000"/>
+              </w:rPr>
+              <w:t xml:space="preserve">17 (6.4%)</w:t>
+            </w:r>
+          </w:p>
+        </w:tc>
+        <w:tc>
+          <w:tcPr>
+            <w:tcBorders>
+              <w:bottom w:val="none" w:sz="0" w:space="0" w:color="000000"/>
+              <w:top w:val="none" w:sz="0" w:space="0" w:color="000000"/>
+              <w:left w:val="none" w:sz="0" w:space="0" w:color="000000"/>
+              <w:right w:val="none" w:sz="0" w:space="0" w:color="000000"/>
+            </w:tcBorders>
+            <w:shd w:val="clear" w:color="auto" w:fill="FFFFFF"/>
+            <w:tcMar>
+              <w:top w:w="0" w:type="dxa"/>
+              <w:bottom w:w="0" w:type="dxa"/>
+              <w:left w:w="0" w:type="dxa"/>
+              <w:right w:w="0" w:type="dxa"/>
+            </w:tcMar>
+            <w:vAlign w:val="center"/>
+          </w:tcPr>
+          <w:p>
+            <w:pPr>
+              <w:pStyle w:val="Normal"/>
+              <w:jc w:val="left"/>
+              <w:pBdr>
+                <w:bottom w:val="none" w:sz="0" w:space="0" w:color="000000"/>
+                <w:top w:val="none" w:sz="0" w:space="0" w:color="000000"/>
+                <w:left w:val="none" w:sz="0" w:space="0" w:color="000000"/>
+                <w:right w:val="none" w:sz="0" w:space="0" w:color="000000"/>
+              </w:pBdr>
+              <w:spacing w:after="100" w:before="100" w:line="240"/>
+              <w:ind w:left="100" w:right="100" w:firstLine="0" w:firstLineChars="0"/>
+              <w:rPr>
+                <w:rFonts w:ascii="Arial" w:hAnsi="Arial" w:eastAsia="Arial" w:cs="Arial"/>
+                <w:i w:val="false"/>
+                <w:b w:val="false"/>
+                <w:u w:val="none"/>
+                <w:sz w:val="18"/>
+                <w:szCs w:val="18"/>
+                <w:color w:val="000000"/>
+              </w:rPr>
+            </w:pPr>
+            <w:r>
+              <w:rPr>
+                <w:rFonts w:ascii="Arial" w:hAnsi="Arial" w:eastAsia="Arial" w:cs="Arial"/>
+                <w:i w:val="false"/>
+                <w:b w:val="false"/>
+                <w:u w:val="none"/>
+                <w:sz w:val="18"/>
+                <w:szCs w:val="18"/>
+                <w:color w:val="000000"/>
+              </w:rPr>
+              <w:t xml:space="preserve">19 (14.7%)</w:t>
             </w:r>
           </w:p>
         </w:tc>
@@ -7542,113 +7542,113 @@
                 <w:szCs w:val="18"/>
                 <w:color w:val="000000"/>
               </w:rPr>
-              <w:t xml:space="preserve">39 (14.7)</w:t>
-            </w:r>
-          </w:p>
-        </w:tc>
-        <w:tc>
-          <w:tcPr>
-            <w:tcBorders>
-              <w:bottom w:val="none" w:sz="0" w:space="0" w:color="000000"/>
-              <w:top w:val="none" w:sz="0" w:space="0" w:color="000000"/>
-              <w:left w:val="none" w:sz="0" w:space="0" w:color="000000"/>
-              <w:right w:val="none" w:sz="0" w:space="0" w:color="000000"/>
-            </w:tcBorders>
-            <w:shd w:val="clear" w:color="auto" w:fill="FFFFFF"/>
-            <w:tcMar>
-              <w:top w:w="0" w:type="dxa"/>
-              <w:bottom w:w="0" w:type="dxa"/>
-              <w:left w:w="0" w:type="dxa"/>
-              <w:right w:w="0" w:type="dxa"/>
-            </w:tcMar>
-            <w:vAlign w:val="center"/>
-          </w:tcPr>
-          <w:p>
-            <w:pPr>
-              <w:pStyle w:val="Normal"/>
-              <w:jc w:val="left"/>
-              <w:pBdr>
-                <w:bottom w:val="none" w:sz="0" w:space="0" w:color="000000"/>
-                <w:top w:val="none" w:sz="0" w:space="0" w:color="000000"/>
-                <w:left w:val="none" w:sz="0" w:space="0" w:color="000000"/>
-                <w:right w:val="none" w:sz="0" w:space="0" w:color="000000"/>
-              </w:pBdr>
-              <w:spacing w:after="100" w:before="100" w:line="240"/>
-              <w:ind w:left="100" w:right="100" w:firstLine="0" w:firstLineChars="0"/>
-              <w:rPr>
-                <w:rFonts w:ascii="Arial" w:hAnsi="Arial" w:eastAsia="Arial" w:cs="Arial"/>
-                <w:i w:val="false"/>
-                <w:b w:val="false"/>
-                <w:u w:val="none"/>
-                <w:sz w:val="18"/>
-                <w:szCs w:val="18"/>
-                <w:color w:val="000000"/>
-              </w:rPr>
-            </w:pPr>
-            <w:r>
-              <w:rPr>
-                <w:rFonts w:ascii="Arial" w:hAnsi="Arial" w:eastAsia="Arial" w:cs="Arial"/>
-                <w:i w:val="false"/>
-                <w:b w:val="false"/>
-                <w:u w:val="none"/>
-                <w:sz w:val="18"/>
-                <w:szCs w:val="18"/>
-                <w:color w:val="000000"/>
-              </w:rPr>
-              <w:t xml:space="preserve">11 (8.5)</w:t>
-            </w:r>
-          </w:p>
-        </w:tc>
-        <w:tc>
-          <w:tcPr>
-            <w:tcBorders>
-              <w:bottom w:val="none" w:sz="0" w:space="0" w:color="000000"/>
-              <w:top w:val="none" w:sz="0" w:space="0" w:color="000000"/>
-              <w:left w:val="none" w:sz="0" w:space="0" w:color="000000"/>
-              <w:right w:val="none" w:sz="0" w:space="0" w:color="000000"/>
-            </w:tcBorders>
-            <w:shd w:val="clear" w:color="auto" w:fill="FFFFFF"/>
-            <w:tcMar>
-              <w:top w:w="0" w:type="dxa"/>
-              <w:bottom w:w="0" w:type="dxa"/>
-              <w:left w:w="0" w:type="dxa"/>
-              <w:right w:w="0" w:type="dxa"/>
-            </w:tcMar>
-            <w:vAlign w:val="center"/>
-          </w:tcPr>
-          <w:p>
-            <w:pPr>
-              <w:pStyle w:val="Normal"/>
-              <w:jc w:val="left"/>
-              <w:pBdr>
-                <w:bottom w:val="none" w:sz="0" w:space="0" w:color="000000"/>
-                <w:top w:val="none" w:sz="0" w:space="0" w:color="000000"/>
-                <w:left w:val="none" w:sz="0" w:space="0" w:color="000000"/>
-                <w:right w:val="none" w:sz="0" w:space="0" w:color="000000"/>
-              </w:pBdr>
-              <w:spacing w:after="100" w:before="100" w:line="240"/>
-              <w:ind w:left="100" w:right="100" w:firstLine="0" w:firstLineChars="0"/>
-              <w:rPr>
-                <w:rFonts w:ascii="Arial" w:hAnsi="Arial" w:eastAsia="Arial" w:cs="Arial"/>
-                <w:i w:val="false"/>
-                <w:b w:val="false"/>
-                <w:u w:val="none"/>
-                <w:sz w:val="18"/>
-                <w:szCs w:val="18"/>
-                <w:color w:val="000000"/>
-              </w:rPr>
-            </w:pPr>
-            <w:r>
-              <w:rPr>
-                <w:rFonts w:ascii="Arial" w:hAnsi="Arial" w:eastAsia="Arial" w:cs="Arial"/>
-                <w:i w:val="false"/>
-                <w:b w:val="false"/>
-                <w:u w:val="none"/>
-                <w:sz w:val="18"/>
-                <w:szCs w:val="18"/>
-                <w:color w:val="000000"/>
-              </w:rPr>
-              <w:t xml:space="preserve">10 (15.9)</w:t>
+              <w:t xml:space="preserve">10 (15.9%)</w:t>
+            </w:r>
+          </w:p>
+        </w:tc>
+        <w:tc>
+          <w:tcPr>
+            <w:tcBorders>
+              <w:bottom w:val="none" w:sz="0" w:space="0" w:color="000000"/>
+              <w:top w:val="none" w:sz="0" w:space="0" w:color="000000"/>
+              <w:left w:val="none" w:sz="0" w:space="0" w:color="000000"/>
+              <w:right w:val="none" w:sz="0" w:space="0" w:color="000000"/>
+            </w:tcBorders>
+            <w:shd w:val="clear" w:color="auto" w:fill="FFFFFF"/>
+            <w:tcMar>
+              <w:top w:w="0" w:type="dxa"/>
+              <w:bottom w:w="0" w:type="dxa"/>
+              <w:left w:w="0" w:type="dxa"/>
+              <w:right w:w="0" w:type="dxa"/>
+            </w:tcMar>
+            <w:vAlign w:val="center"/>
+          </w:tcPr>
+          <w:p>
+            <w:pPr>
+              <w:pStyle w:val="Normal"/>
+              <w:jc w:val="left"/>
+              <w:pBdr>
+                <w:bottom w:val="none" w:sz="0" w:space="0" w:color="000000"/>
+                <w:top w:val="none" w:sz="0" w:space="0" w:color="000000"/>
+                <w:left w:val="none" w:sz="0" w:space="0" w:color="000000"/>
+                <w:right w:val="none" w:sz="0" w:space="0" w:color="000000"/>
+              </w:pBdr>
+              <w:spacing w:after="100" w:before="100" w:line="240"/>
+              <w:ind w:left="100" w:right="100" w:firstLine="0" w:firstLineChars="0"/>
+              <w:rPr>
+                <w:rFonts w:ascii="Arial" w:hAnsi="Arial" w:eastAsia="Arial" w:cs="Arial"/>
+                <w:i w:val="false"/>
+                <w:b w:val="false"/>
+                <w:u w:val="none"/>
+                <w:sz w:val="18"/>
+                <w:szCs w:val="18"/>
+                <w:color w:val="000000"/>
+              </w:rPr>
+            </w:pPr>
+            <w:r>
+              <w:rPr>
+                <w:rFonts w:ascii="Arial" w:hAnsi="Arial" w:eastAsia="Arial" w:cs="Arial"/>
+                <w:i w:val="false"/>
+                <w:b w:val="false"/>
+                <w:u w:val="none"/>
+                <w:sz w:val="18"/>
+                <w:szCs w:val="18"/>
+                <w:color w:val="000000"/>
+              </w:rPr>
+              <w:t xml:space="preserve">39 (14.7%)</w:t>
+            </w:r>
+          </w:p>
+        </w:tc>
+        <w:tc>
+          <w:tcPr>
+            <w:tcBorders>
+              <w:bottom w:val="none" w:sz="0" w:space="0" w:color="000000"/>
+              <w:top w:val="none" w:sz="0" w:space="0" w:color="000000"/>
+              <w:left w:val="none" w:sz="0" w:space="0" w:color="000000"/>
+              <w:right w:val="none" w:sz="0" w:space="0" w:color="000000"/>
+            </w:tcBorders>
+            <w:shd w:val="clear" w:color="auto" w:fill="FFFFFF"/>
+            <w:tcMar>
+              <w:top w:w="0" w:type="dxa"/>
+              <w:bottom w:w="0" w:type="dxa"/>
+              <w:left w:w="0" w:type="dxa"/>
+              <w:right w:w="0" w:type="dxa"/>
+            </w:tcMar>
+            <w:vAlign w:val="center"/>
+          </w:tcPr>
+          <w:p>
+            <w:pPr>
+              <w:pStyle w:val="Normal"/>
+              <w:jc w:val="left"/>
+              <w:pBdr>
+                <w:bottom w:val="none" w:sz="0" w:space="0" w:color="000000"/>
+                <w:top w:val="none" w:sz="0" w:space="0" w:color="000000"/>
+                <w:left w:val="none" w:sz="0" w:space="0" w:color="000000"/>
+                <w:right w:val="none" w:sz="0" w:space="0" w:color="000000"/>
+              </w:pBdr>
+              <w:spacing w:after="100" w:before="100" w:line="240"/>
+              <w:ind w:left="100" w:right="100" w:firstLine="0" w:firstLineChars="0"/>
+              <w:rPr>
+                <w:rFonts w:ascii="Arial" w:hAnsi="Arial" w:eastAsia="Arial" w:cs="Arial"/>
+                <w:i w:val="false"/>
+                <w:b w:val="false"/>
+                <w:u w:val="none"/>
+                <w:sz w:val="18"/>
+                <w:szCs w:val="18"/>
+                <w:color w:val="000000"/>
+              </w:rPr>
+            </w:pPr>
+            <w:r>
+              <w:rPr>
+                <w:rFonts w:ascii="Arial" w:hAnsi="Arial" w:eastAsia="Arial" w:cs="Arial"/>
+                <w:i w:val="false"/>
+                <w:b w:val="false"/>
+                <w:u w:val="none"/>
+                <w:sz w:val="18"/>
+                <w:szCs w:val="18"/>
+                <w:color w:val="000000"/>
+              </w:rPr>
+              <w:t xml:space="preserve">11 (8.5%)</w:t>
             </w:r>
           </w:p>
         </w:tc>
@@ -7760,113 +7760,113 @@
                 <w:szCs w:val="18"/>
                 <w:color w:val="000000"/>
               </w:rPr>
-              <w:t xml:space="preserve">26 (9.8)</w:t>
-            </w:r>
-          </w:p>
-        </w:tc>
-        <w:tc>
-          <w:tcPr>
-            <w:tcBorders>
-              <w:bottom w:val="none" w:sz="0" w:space="0" w:color="000000"/>
-              <w:top w:val="none" w:sz="0" w:space="0" w:color="000000"/>
-              <w:left w:val="none" w:sz="0" w:space="0" w:color="000000"/>
-              <w:right w:val="none" w:sz="0" w:space="0" w:color="000000"/>
-            </w:tcBorders>
-            <w:shd w:val="clear" w:color="auto" w:fill="FFFFFF"/>
-            <w:tcMar>
-              <w:top w:w="0" w:type="dxa"/>
-              <w:bottom w:w="0" w:type="dxa"/>
-              <w:left w:w="0" w:type="dxa"/>
-              <w:right w:w="0" w:type="dxa"/>
-            </w:tcMar>
-            <w:vAlign w:val="center"/>
-          </w:tcPr>
-          <w:p>
-            <w:pPr>
-              <w:pStyle w:val="Normal"/>
-              <w:jc w:val="left"/>
-              <w:pBdr>
-                <w:bottom w:val="none" w:sz="0" w:space="0" w:color="000000"/>
-                <w:top w:val="none" w:sz="0" w:space="0" w:color="000000"/>
-                <w:left w:val="none" w:sz="0" w:space="0" w:color="000000"/>
-                <w:right w:val="none" w:sz="0" w:space="0" w:color="000000"/>
-              </w:pBdr>
-              <w:spacing w:after="100" w:before="100" w:line="240"/>
-              <w:ind w:left="100" w:right="100" w:firstLine="0" w:firstLineChars="0"/>
-              <w:rPr>
-                <w:rFonts w:ascii="Arial" w:hAnsi="Arial" w:eastAsia="Arial" w:cs="Arial"/>
-                <w:i w:val="false"/>
-                <w:b w:val="false"/>
-                <w:u w:val="none"/>
-                <w:sz w:val="18"/>
-                <w:szCs w:val="18"/>
-                <w:color w:val="000000"/>
-              </w:rPr>
-            </w:pPr>
-            <w:r>
-              <w:rPr>
-                <w:rFonts w:ascii="Arial" w:hAnsi="Arial" w:eastAsia="Arial" w:cs="Arial"/>
-                <w:i w:val="false"/>
-                <w:b w:val="false"/>
-                <w:u w:val="none"/>
-                <w:sz w:val="18"/>
-                <w:szCs w:val="18"/>
-                <w:color w:val="000000"/>
-              </w:rPr>
-              <w:t xml:space="preserve">10 (7.8)</w:t>
-            </w:r>
-          </w:p>
-        </w:tc>
-        <w:tc>
-          <w:tcPr>
-            <w:tcBorders>
-              <w:bottom w:val="none" w:sz="0" w:space="0" w:color="000000"/>
-              <w:top w:val="none" w:sz="0" w:space="0" w:color="000000"/>
-              <w:left w:val="none" w:sz="0" w:space="0" w:color="000000"/>
-              <w:right w:val="none" w:sz="0" w:space="0" w:color="000000"/>
-            </w:tcBorders>
-            <w:shd w:val="clear" w:color="auto" w:fill="FFFFFF"/>
-            <w:tcMar>
-              <w:top w:w="0" w:type="dxa"/>
-              <w:bottom w:w="0" w:type="dxa"/>
-              <w:left w:w="0" w:type="dxa"/>
-              <w:right w:w="0" w:type="dxa"/>
-            </w:tcMar>
-            <w:vAlign w:val="center"/>
-          </w:tcPr>
-          <w:p>
-            <w:pPr>
-              <w:pStyle w:val="Normal"/>
-              <w:jc w:val="left"/>
-              <w:pBdr>
-                <w:bottom w:val="none" w:sz="0" w:space="0" w:color="000000"/>
-                <w:top w:val="none" w:sz="0" w:space="0" w:color="000000"/>
-                <w:left w:val="none" w:sz="0" w:space="0" w:color="000000"/>
-                <w:right w:val="none" w:sz="0" w:space="0" w:color="000000"/>
-              </w:pBdr>
-              <w:spacing w:after="100" w:before="100" w:line="240"/>
-              <w:ind w:left="100" w:right="100" w:firstLine="0" w:firstLineChars="0"/>
-              <w:rPr>
-                <w:rFonts w:ascii="Arial" w:hAnsi="Arial" w:eastAsia="Arial" w:cs="Arial"/>
-                <w:i w:val="false"/>
-                <w:b w:val="false"/>
-                <w:u w:val="none"/>
-                <w:sz w:val="18"/>
-                <w:szCs w:val="18"/>
-                <w:color w:val="000000"/>
-              </w:rPr>
-            </w:pPr>
-            <w:r>
-              <w:rPr>
-                <w:rFonts w:ascii="Arial" w:hAnsi="Arial" w:eastAsia="Arial" w:cs="Arial"/>
-                <w:i w:val="false"/>
-                <w:b w:val="false"/>
-                <w:u w:val="none"/>
-                <w:sz w:val="18"/>
-                <w:szCs w:val="18"/>
-                <w:color w:val="000000"/>
-              </w:rPr>
-              <w:t xml:space="preserve">11 (17.5)</w:t>
+              <w:t xml:space="preserve">11 (17.5%)</w:t>
+            </w:r>
+          </w:p>
+        </w:tc>
+        <w:tc>
+          <w:tcPr>
+            <w:tcBorders>
+              <w:bottom w:val="none" w:sz="0" w:space="0" w:color="000000"/>
+              <w:top w:val="none" w:sz="0" w:space="0" w:color="000000"/>
+              <w:left w:val="none" w:sz="0" w:space="0" w:color="000000"/>
+              <w:right w:val="none" w:sz="0" w:space="0" w:color="000000"/>
+            </w:tcBorders>
+            <w:shd w:val="clear" w:color="auto" w:fill="FFFFFF"/>
+            <w:tcMar>
+              <w:top w:w="0" w:type="dxa"/>
+              <w:bottom w:w="0" w:type="dxa"/>
+              <w:left w:w="0" w:type="dxa"/>
+              <w:right w:w="0" w:type="dxa"/>
+            </w:tcMar>
+            <w:vAlign w:val="center"/>
+          </w:tcPr>
+          <w:p>
+            <w:pPr>
+              <w:pStyle w:val="Normal"/>
+              <w:jc w:val="left"/>
+              <w:pBdr>
+                <w:bottom w:val="none" w:sz="0" w:space="0" w:color="000000"/>
+                <w:top w:val="none" w:sz="0" w:space="0" w:color="000000"/>
+                <w:left w:val="none" w:sz="0" w:space="0" w:color="000000"/>
+                <w:right w:val="none" w:sz="0" w:space="0" w:color="000000"/>
+              </w:pBdr>
+              <w:spacing w:after="100" w:before="100" w:line="240"/>
+              <w:ind w:left="100" w:right="100" w:firstLine="0" w:firstLineChars="0"/>
+              <w:rPr>
+                <w:rFonts w:ascii="Arial" w:hAnsi="Arial" w:eastAsia="Arial" w:cs="Arial"/>
+                <w:i w:val="false"/>
+                <w:b w:val="false"/>
+                <w:u w:val="none"/>
+                <w:sz w:val="18"/>
+                <w:szCs w:val="18"/>
+                <w:color w:val="000000"/>
+              </w:rPr>
+            </w:pPr>
+            <w:r>
+              <w:rPr>
+                <w:rFonts w:ascii="Arial" w:hAnsi="Arial" w:eastAsia="Arial" w:cs="Arial"/>
+                <w:i w:val="false"/>
+                <w:b w:val="false"/>
+                <w:u w:val="none"/>
+                <w:sz w:val="18"/>
+                <w:szCs w:val="18"/>
+                <w:color w:val="000000"/>
+              </w:rPr>
+              <w:t xml:space="preserve">26 (9.8%)</w:t>
+            </w:r>
+          </w:p>
+        </w:tc>
+        <w:tc>
+          <w:tcPr>
+            <w:tcBorders>
+              <w:bottom w:val="none" w:sz="0" w:space="0" w:color="000000"/>
+              <w:top w:val="none" w:sz="0" w:space="0" w:color="000000"/>
+              <w:left w:val="none" w:sz="0" w:space="0" w:color="000000"/>
+              <w:right w:val="none" w:sz="0" w:space="0" w:color="000000"/>
+            </w:tcBorders>
+            <w:shd w:val="clear" w:color="auto" w:fill="FFFFFF"/>
+            <w:tcMar>
+              <w:top w:w="0" w:type="dxa"/>
+              <w:bottom w:w="0" w:type="dxa"/>
+              <w:left w:w="0" w:type="dxa"/>
+              <w:right w:w="0" w:type="dxa"/>
+            </w:tcMar>
+            <w:vAlign w:val="center"/>
+          </w:tcPr>
+          <w:p>
+            <w:pPr>
+              <w:pStyle w:val="Normal"/>
+              <w:jc w:val="left"/>
+              <w:pBdr>
+                <w:bottom w:val="none" w:sz="0" w:space="0" w:color="000000"/>
+                <w:top w:val="none" w:sz="0" w:space="0" w:color="000000"/>
+                <w:left w:val="none" w:sz="0" w:space="0" w:color="000000"/>
+                <w:right w:val="none" w:sz="0" w:space="0" w:color="000000"/>
+              </w:pBdr>
+              <w:spacing w:after="100" w:before="100" w:line="240"/>
+              <w:ind w:left="100" w:right="100" w:firstLine="0" w:firstLineChars="0"/>
+              <w:rPr>
+                <w:rFonts w:ascii="Arial" w:hAnsi="Arial" w:eastAsia="Arial" w:cs="Arial"/>
+                <w:i w:val="false"/>
+                <w:b w:val="false"/>
+                <w:u w:val="none"/>
+                <w:sz w:val="18"/>
+                <w:szCs w:val="18"/>
+                <w:color w:val="000000"/>
+              </w:rPr>
+            </w:pPr>
+            <w:r>
+              <w:rPr>
+                <w:rFonts w:ascii="Arial" w:hAnsi="Arial" w:eastAsia="Arial" w:cs="Arial"/>
+                <w:i w:val="false"/>
+                <w:b w:val="false"/>
+                <w:u w:val="none"/>
+                <w:sz w:val="18"/>
+                <w:szCs w:val="18"/>
+                <w:color w:val="000000"/>
+              </w:rPr>
+              <w:t xml:space="preserve">10 (7.8%)</w:t>
             </w:r>
           </w:p>
         </w:tc>
@@ -7978,113 +7978,113 @@
                 <w:szCs w:val="18"/>
                 <w:color w:val="000000"/>
               </w:rPr>
-              <w:t xml:space="preserve">50 (18.8)</w:t>
-            </w:r>
-          </w:p>
-        </w:tc>
-        <w:tc>
-          <w:tcPr>
-            <w:tcBorders>
-              <w:bottom w:val="none" w:sz="0" w:space="0" w:color="000000"/>
-              <w:top w:val="none" w:sz="0" w:space="0" w:color="000000"/>
-              <w:left w:val="none" w:sz="0" w:space="0" w:color="000000"/>
-              <w:right w:val="none" w:sz="0" w:space="0" w:color="000000"/>
-            </w:tcBorders>
-            <w:shd w:val="clear" w:color="auto" w:fill="FFFFFF"/>
-            <w:tcMar>
-              <w:top w:w="0" w:type="dxa"/>
-              <w:bottom w:w="0" w:type="dxa"/>
-              <w:left w:w="0" w:type="dxa"/>
-              <w:right w:w="0" w:type="dxa"/>
-            </w:tcMar>
-            <w:vAlign w:val="center"/>
-          </w:tcPr>
-          <w:p>
-            <w:pPr>
-              <w:pStyle w:val="Normal"/>
-              <w:jc w:val="left"/>
-              <w:pBdr>
-                <w:bottom w:val="none" w:sz="0" w:space="0" w:color="000000"/>
-                <w:top w:val="none" w:sz="0" w:space="0" w:color="000000"/>
-                <w:left w:val="none" w:sz="0" w:space="0" w:color="000000"/>
-                <w:right w:val="none" w:sz="0" w:space="0" w:color="000000"/>
-              </w:pBdr>
-              <w:spacing w:after="100" w:before="100" w:line="240"/>
-              <w:ind w:left="100" w:right="100" w:firstLine="0" w:firstLineChars="0"/>
-              <w:rPr>
-                <w:rFonts w:ascii="Arial" w:hAnsi="Arial" w:eastAsia="Arial" w:cs="Arial"/>
-                <w:i w:val="false"/>
-                <w:b w:val="false"/>
-                <w:u w:val="none"/>
-                <w:sz w:val="18"/>
-                <w:szCs w:val="18"/>
-                <w:color w:val="000000"/>
-              </w:rPr>
-            </w:pPr>
-            <w:r>
-              <w:rPr>
-                <w:rFonts w:ascii="Arial" w:hAnsi="Arial" w:eastAsia="Arial" w:cs="Arial"/>
-                <w:i w:val="false"/>
-                <w:b w:val="false"/>
-                <w:u w:val="none"/>
-                <w:sz w:val="18"/>
-                <w:szCs w:val="18"/>
-                <w:color w:val="000000"/>
-              </w:rPr>
-              <w:t xml:space="preserve">34 (26.4)</w:t>
-            </w:r>
-          </w:p>
-        </w:tc>
-        <w:tc>
-          <w:tcPr>
-            <w:tcBorders>
-              <w:bottom w:val="none" w:sz="0" w:space="0" w:color="000000"/>
-              <w:top w:val="none" w:sz="0" w:space="0" w:color="000000"/>
-              <w:left w:val="none" w:sz="0" w:space="0" w:color="000000"/>
-              <w:right w:val="none" w:sz="0" w:space="0" w:color="000000"/>
-            </w:tcBorders>
-            <w:shd w:val="clear" w:color="auto" w:fill="FFFFFF"/>
-            <w:tcMar>
-              <w:top w:w="0" w:type="dxa"/>
-              <w:bottom w:w="0" w:type="dxa"/>
-              <w:left w:w="0" w:type="dxa"/>
-              <w:right w:w="0" w:type="dxa"/>
-            </w:tcMar>
-            <w:vAlign w:val="center"/>
-          </w:tcPr>
-          <w:p>
-            <w:pPr>
-              <w:pStyle w:val="Normal"/>
-              <w:jc w:val="left"/>
-              <w:pBdr>
-                <w:bottom w:val="none" w:sz="0" w:space="0" w:color="000000"/>
-                <w:top w:val="none" w:sz="0" w:space="0" w:color="000000"/>
-                <w:left w:val="none" w:sz="0" w:space="0" w:color="000000"/>
-                <w:right w:val="none" w:sz="0" w:space="0" w:color="000000"/>
-              </w:pBdr>
-              <w:spacing w:after="100" w:before="100" w:line="240"/>
-              <w:ind w:left="100" w:right="100" w:firstLine="0" w:firstLineChars="0"/>
-              <w:rPr>
-                <w:rFonts w:ascii="Arial" w:hAnsi="Arial" w:eastAsia="Arial" w:cs="Arial"/>
-                <w:i w:val="false"/>
-                <w:b w:val="false"/>
-                <w:u w:val="none"/>
-                <w:sz w:val="18"/>
-                <w:szCs w:val="18"/>
-                <w:color w:val="000000"/>
-              </w:rPr>
-            </w:pPr>
-            <w:r>
-              <w:rPr>
-                <w:rFonts w:ascii="Arial" w:hAnsi="Arial" w:eastAsia="Arial" w:cs="Arial"/>
-                <w:i w:val="false"/>
-                <w:b w:val="false"/>
-                <w:u w:val="none"/>
-                <w:sz w:val="18"/>
-                <w:szCs w:val="18"/>
-                <w:color w:val="000000"/>
-              </w:rPr>
-              <w:t xml:space="preserve">9 (14.3)</w:t>
+              <w:t xml:space="preserve">9 (14.3%)</w:t>
+            </w:r>
+          </w:p>
+        </w:tc>
+        <w:tc>
+          <w:tcPr>
+            <w:tcBorders>
+              <w:bottom w:val="none" w:sz="0" w:space="0" w:color="000000"/>
+              <w:top w:val="none" w:sz="0" w:space="0" w:color="000000"/>
+              <w:left w:val="none" w:sz="0" w:space="0" w:color="000000"/>
+              <w:right w:val="none" w:sz="0" w:space="0" w:color="000000"/>
+            </w:tcBorders>
+            <w:shd w:val="clear" w:color="auto" w:fill="FFFFFF"/>
+            <w:tcMar>
+              <w:top w:w="0" w:type="dxa"/>
+              <w:bottom w:w="0" w:type="dxa"/>
+              <w:left w:w="0" w:type="dxa"/>
+              <w:right w:w="0" w:type="dxa"/>
+            </w:tcMar>
+            <w:vAlign w:val="center"/>
+          </w:tcPr>
+          <w:p>
+            <w:pPr>
+              <w:pStyle w:val="Normal"/>
+              <w:jc w:val="left"/>
+              <w:pBdr>
+                <w:bottom w:val="none" w:sz="0" w:space="0" w:color="000000"/>
+                <w:top w:val="none" w:sz="0" w:space="0" w:color="000000"/>
+                <w:left w:val="none" w:sz="0" w:space="0" w:color="000000"/>
+                <w:right w:val="none" w:sz="0" w:space="0" w:color="000000"/>
+              </w:pBdr>
+              <w:spacing w:after="100" w:before="100" w:line="240"/>
+              <w:ind w:left="100" w:right="100" w:firstLine="0" w:firstLineChars="0"/>
+              <w:rPr>
+                <w:rFonts w:ascii="Arial" w:hAnsi="Arial" w:eastAsia="Arial" w:cs="Arial"/>
+                <w:i w:val="false"/>
+                <w:b w:val="false"/>
+                <w:u w:val="none"/>
+                <w:sz w:val="18"/>
+                <w:szCs w:val="18"/>
+                <w:color w:val="000000"/>
+              </w:rPr>
+            </w:pPr>
+            <w:r>
+              <w:rPr>
+                <w:rFonts w:ascii="Arial" w:hAnsi="Arial" w:eastAsia="Arial" w:cs="Arial"/>
+                <w:i w:val="false"/>
+                <w:b w:val="false"/>
+                <w:u w:val="none"/>
+                <w:sz w:val="18"/>
+                <w:szCs w:val="18"/>
+                <w:color w:val="000000"/>
+              </w:rPr>
+              <w:t xml:space="preserve">50 (18.8%)</w:t>
+            </w:r>
+          </w:p>
+        </w:tc>
+        <w:tc>
+          <w:tcPr>
+            <w:tcBorders>
+              <w:bottom w:val="none" w:sz="0" w:space="0" w:color="000000"/>
+              <w:top w:val="none" w:sz="0" w:space="0" w:color="000000"/>
+              <w:left w:val="none" w:sz="0" w:space="0" w:color="000000"/>
+              <w:right w:val="none" w:sz="0" w:space="0" w:color="000000"/>
+            </w:tcBorders>
+            <w:shd w:val="clear" w:color="auto" w:fill="FFFFFF"/>
+            <w:tcMar>
+              <w:top w:w="0" w:type="dxa"/>
+              <w:bottom w:w="0" w:type="dxa"/>
+              <w:left w:w="0" w:type="dxa"/>
+              <w:right w:w="0" w:type="dxa"/>
+            </w:tcMar>
+            <w:vAlign w:val="center"/>
+          </w:tcPr>
+          <w:p>
+            <w:pPr>
+              <w:pStyle w:val="Normal"/>
+              <w:jc w:val="left"/>
+              <w:pBdr>
+                <w:bottom w:val="none" w:sz="0" w:space="0" w:color="000000"/>
+                <w:top w:val="none" w:sz="0" w:space="0" w:color="000000"/>
+                <w:left w:val="none" w:sz="0" w:space="0" w:color="000000"/>
+                <w:right w:val="none" w:sz="0" w:space="0" w:color="000000"/>
+              </w:pBdr>
+              <w:spacing w:after="100" w:before="100" w:line="240"/>
+              <w:ind w:left="100" w:right="100" w:firstLine="0" w:firstLineChars="0"/>
+              <w:rPr>
+                <w:rFonts w:ascii="Arial" w:hAnsi="Arial" w:eastAsia="Arial" w:cs="Arial"/>
+                <w:i w:val="false"/>
+                <w:b w:val="false"/>
+                <w:u w:val="none"/>
+                <w:sz w:val="18"/>
+                <w:szCs w:val="18"/>
+                <w:color w:val="000000"/>
+              </w:rPr>
+            </w:pPr>
+            <w:r>
+              <w:rPr>
+                <w:rFonts w:ascii="Arial" w:hAnsi="Arial" w:eastAsia="Arial" w:cs="Arial"/>
+                <w:i w:val="false"/>
+                <w:b w:val="false"/>
+                <w:u w:val="none"/>
+                <w:sz w:val="18"/>
+                <w:szCs w:val="18"/>
+                <w:color w:val="000000"/>
+              </w:rPr>
+              <w:t xml:space="preserve">34 (26.4%)</w:t>
             </w:r>
           </w:p>
         </w:tc>
@@ -8196,113 +8196,113 @@
                 <w:szCs w:val="18"/>
                 <w:color w:val="000000"/>
               </w:rPr>
-              <w:t xml:space="preserve">55 (20.7)</w:t>
-            </w:r>
-          </w:p>
-        </w:tc>
-        <w:tc>
-          <w:tcPr>
-            <w:tcBorders>
-              <w:bottom w:val="none" w:sz="0" w:space="0" w:color="000000"/>
-              <w:top w:val="none" w:sz="0" w:space="0" w:color="000000"/>
-              <w:left w:val="none" w:sz="0" w:space="0" w:color="000000"/>
-              <w:right w:val="none" w:sz="0" w:space="0" w:color="000000"/>
-            </w:tcBorders>
-            <w:shd w:val="clear" w:color="auto" w:fill="FFFFFF"/>
-            <w:tcMar>
-              <w:top w:w="0" w:type="dxa"/>
-              <w:bottom w:w="0" w:type="dxa"/>
-              <w:left w:w="0" w:type="dxa"/>
-              <w:right w:w="0" w:type="dxa"/>
-            </w:tcMar>
-            <w:vAlign w:val="center"/>
-          </w:tcPr>
-          <w:p>
-            <w:pPr>
-              <w:pStyle w:val="Normal"/>
-              <w:jc w:val="left"/>
-              <w:pBdr>
-                <w:bottom w:val="none" w:sz="0" w:space="0" w:color="000000"/>
-                <w:top w:val="none" w:sz="0" w:space="0" w:color="000000"/>
-                <w:left w:val="none" w:sz="0" w:space="0" w:color="000000"/>
-                <w:right w:val="none" w:sz="0" w:space="0" w:color="000000"/>
-              </w:pBdr>
-              <w:spacing w:after="100" w:before="100" w:line="240"/>
-              <w:ind w:left="100" w:right="100" w:firstLine="0" w:firstLineChars="0"/>
-              <w:rPr>
-                <w:rFonts w:ascii="Arial" w:hAnsi="Arial" w:eastAsia="Arial" w:cs="Arial"/>
-                <w:i w:val="false"/>
-                <w:b w:val="false"/>
-                <w:u w:val="none"/>
-                <w:sz w:val="18"/>
-                <w:szCs w:val="18"/>
-                <w:color w:val="000000"/>
-              </w:rPr>
-            </w:pPr>
-            <w:r>
-              <w:rPr>
-                <w:rFonts w:ascii="Arial" w:hAnsi="Arial" w:eastAsia="Arial" w:cs="Arial"/>
-                <w:i w:val="false"/>
-                <w:b w:val="false"/>
-                <w:u w:val="none"/>
-                <w:sz w:val="18"/>
-                <w:szCs w:val="18"/>
-                <w:color w:val="000000"/>
-              </w:rPr>
-              <w:t xml:space="preserve">22 (17.1)</w:t>
-            </w:r>
-          </w:p>
-        </w:tc>
-        <w:tc>
-          <w:tcPr>
-            <w:tcBorders>
-              <w:bottom w:val="none" w:sz="0" w:space="0" w:color="000000"/>
-              <w:top w:val="none" w:sz="0" w:space="0" w:color="000000"/>
-              <w:left w:val="none" w:sz="0" w:space="0" w:color="000000"/>
-              <w:right w:val="none" w:sz="0" w:space="0" w:color="000000"/>
-            </w:tcBorders>
-            <w:shd w:val="clear" w:color="auto" w:fill="FFFFFF"/>
-            <w:tcMar>
-              <w:top w:w="0" w:type="dxa"/>
-              <w:bottom w:w="0" w:type="dxa"/>
-              <w:left w:w="0" w:type="dxa"/>
-              <w:right w:w="0" w:type="dxa"/>
-            </w:tcMar>
-            <w:vAlign w:val="center"/>
-          </w:tcPr>
-          <w:p>
-            <w:pPr>
-              <w:pStyle w:val="Normal"/>
-              <w:jc w:val="left"/>
-              <w:pBdr>
-                <w:bottom w:val="none" w:sz="0" w:space="0" w:color="000000"/>
-                <w:top w:val="none" w:sz="0" w:space="0" w:color="000000"/>
-                <w:left w:val="none" w:sz="0" w:space="0" w:color="000000"/>
-                <w:right w:val="none" w:sz="0" w:space="0" w:color="000000"/>
-              </w:pBdr>
-              <w:spacing w:after="100" w:before="100" w:line="240"/>
-              <w:ind w:left="100" w:right="100" w:firstLine="0" w:firstLineChars="0"/>
-              <w:rPr>
-                <w:rFonts w:ascii="Arial" w:hAnsi="Arial" w:eastAsia="Arial" w:cs="Arial"/>
-                <w:i w:val="false"/>
-                <w:b w:val="false"/>
-                <w:u w:val="none"/>
-                <w:sz w:val="18"/>
-                <w:szCs w:val="18"/>
-                <w:color w:val="000000"/>
-              </w:rPr>
-            </w:pPr>
-            <w:r>
-              <w:rPr>
-                <w:rFonts w:ascii="Arial" w:hAnsi="Arial" w:eastAsia="Arial" w:cs="Arial"/>
-                <w:i w:val="false"/>
-                <w:b w:val="false"/>
-                <w:u w:val="none"/>
-                <w:sz w:val="18"/>
-                <w:szCs w:val="18"/>
-                <w:color w:val="000000"/>
-              </w:rPr>
-              <w:t xml:space="preserve">12 (19.0)</w:t>
+              <w:t xml:space="preserve">12 (19.0%)</w:t>
+            </w:r>
+          </w:p>
+        </w:tc>
+        <w:tc>
+          <w:tcPr>
+            <w:tcBorders>
+              <w:bottom w:val="none" w:sz="0" w:space="0" w:color="000000"/>
+              <w:top w:val="none" w:sz="0" w:space="0" w:color="000000"/>
+              <w:left w:val="none" w:sz="0" w:space="0" w:color="000000"/>
+              <w:right w:val="none" w:sz="0" w:space="0" w:color="000000"/>
+            </w:tcBorders>
+            <w:shd w:val="clear" w:color="auto" w:fill="FFFFFF"/>
+            <w:tcMar>
+              <w:top w:w="0" w:type="dxa"/>
+              <w:bottom w:w="0" w:type="dxa"/>
+              <w:left w:w="0" w:type="dxa"/>
+              <w:right w:w="0" w:type="dxa"/>
+            </w:tcMar>
+            <w:vAlign w:val="center"/>
+          </w:tcPr>
+          <w:p>
+            <w:pPr>
+              <w:pStyle w:val="Normal"/>
+              <w:jc w:val="left"/>
+              <w:pBdr>
+                <w:bottom w:val="none" w:sz="0" w:space="0" w:color="000000"/>
+                <w:top w:val="none" w:sz="0" w:space="0" w:color="000000"/>
+                <w:left w:val="none" w:sz="0" w:space="0" w:color="000000"/>
+                <w:right w:val="none" w:sz="0" w:space="0" w:color="000000"/>
+              </w:pBdr>
+              <w:spacing w:after="100" w:before="100" w:line="240"/>
+              <w:ind w:left="100" w:right="100" w:firstLine="0" w:firstLineChars="0"/>
+              <w:rPr>
+                <w:rFonts w:ascii="Arial" w:hAnsi="Arial" w:eastAsia="Arial" w:cs="Arial"/>
+                <w:i w:val="false"/>
+                <w:b w:val="false"/>
+                <w:u w:val="none"/>
+                <w:sz w:val="18"/>
+                <w:szCs w:val="18"/>
+                <w:color w:val="000000"/>
+              </w:rPr>
+            </w:pPr>
+            <w:r>
+              <w:rPr>
+                <w:rFonts w:ascii="Arial" w:hAnsi="Arial" w:eastAsia="Arial" w:cs="Arial"/>
+                <w:i w:val="false"/>
+                <w:b w:val="false"/>
+                <w:u w:val="none"/>
+                <w:sz w:val="18"/>
+                <w:szCs w:val="18"/>
+                <w:color w:val="000000"/>
+              </w:rPr>
+              <w:t xml:space="preserve">55 (20.7%)</w:t>
+            </w:r>
+          </w:p>
+        </w:tc>
+        <w:tc>
+          <w:tcPr>
+            <w:tcBorders>
+              <w:bottom w:val="none" w:sz="0" w:space="0" w:color="000000"/>
+              <w:top w:val="none" w:sz="0" w:space="0" w:color="000000"/>
+              <w:left w:val="none" w:sz="0" w:space="0" w:color="000000"/>
+              <w:right w:val="none" w:sz="0" w:space="0" w:color="000000"/>
+            </w:tcBorders>
+            <w:shd w:val="clear" w:color="auto" w:fill="FFFFFF"/>
+            <w:tcMar>
+              <w:top w:w="0" w:type="dxa"/>
+              <w:bottom w:w="0" w:type="dxa"/>
+              <w:left w:w="0" w:type="dxa"/>
+              <w:right w:w="0" w:type="dxa"/>
+            </w:tcMar>
+            <w:vAlign w:val="center"/>
+          </w:tcPr>
+          <w:p>
+            <w:pPr>
+              <w:pStyle w:val="Normal"/>
+              <w:jc w:val="left"/>
+              <w:pBdr>
+                <w:bottom w:val="none" w:sz="0" w:space="0" w:color="000000"/>
+                <w:top w:val="none" w:sz="0" w:space="0" w:color="000000"/>
+                <w:left w:val="none" w:sz="0" w:space="0" w:color="000000"/>
+                <w:right w:val="none" w:sz="0" w:space="0" w:color="000000"/>
+              </w:pBdr>
+              <w:spacing w:after="100" w:before="100" w:line="240"/>
+              <w:ind w:left="100" w:right="100" w:firstLine="0" w:firstLineChars="0"/>
+              <w:rPr>
+                <w:rFonts w:ascii="Arial" w:hAnsi="Arial" w:eastAsia="Arial" w:cs="Arial"/>
+                <w:i w:val="false"/>
+                <w:b w:val="false"/>
+                <w:u w:val="none"/>
+                <w:sz w:val="18"/>
+                <w:szCs w:val="18"/>
+                <w:color w:val="000000"/>
+              </w:rPr>
+            </w:pPr>
+            <w:r>
+              <w:rPr>
+                <w:rFonts w:ascii="Arial" w:hAnsi="Arial" w:eastAsia="Arial" w:cs="Arial"/>
+                <w:i w:val="false"/>
+                <w:b w:val="false"/>
+                <w:u w:val="none"/>
+                <w:sz w:val="18"/>
+                <w:szCs w:val="18"/>
+                <w:color w:val="000000"/>
+              </w:rPr>
+              <w:t xml:space="preserve">22 (17.1%)</w:t>
             </w:r>
           </w:p>
         </w:tc>
@@ -8414,113 +8414,113 @@
                 <w:szCs w:val="18"/>
                 <w:color w:val="000000"/>
               </w:rPr>
-              <w:t xml:space="preserve">42 (15.8)</w:t>
-            </w:r>
-          </w:p>
-        </w:tc>
-        <w:tc>
-          <w:tcPr>
-            <w:tcBorders>
-              <w:bottom w:val="none" w:sz="0" w:space="0" w:color="000000"/>
-              <w:top w:val="none" w:sz="0" w:space="0" w:color="000000"/>
-              <w:left w:val="none" w:sz="0" w:space="0" w:color="000000"/>
-              <w:right w:val="none" w:sz="0" w:space="0" w:color="000000"/>
-            </w:tcBorders>
-            <w:shd w:val="clear" w:color="auto" w:fill="FFFFFF"/>
-            <w:tcMar>
-              <w:top w:w="0" w:type="dxa"/>
-              <w:bottom w:w="0" w:type="dxa"/>
-              <w:left w:w="0" w:type="dxa"/>
-              <w:right w:w="0" w:type="dxa"/>
-            </w:tcMar>
-            <w:vAlign w:val="center"/>
-          </w:tcPr>
-          <w:p>
-            <w:pPr>
-              <w:pStyle w:val="Normal"/>
-              <w:jc w:val="left"/>
-              <w:pBdr>
-                <w:bottom w:val="none" w:sz="0" w:space="0" w:color="000000"/>
-                <w:top w:val="none" w:sz="0" w:space="0" w:color="000000"/>
-                <w:left w:val="none" w:sz="0" w:space="0" w:color="000000"/>
-                <w:right w:val="none" w:sz="0" w:space="0" w:color="000000"/>
-              </w:pBdr>
-              <w:spacing w:after="100" w:before="100" w:line="240"/>
-              <w:ind w:left="100" w:right="100" w:firstLine="0" w:firstLineChars="0"/>
-              <w:rPr>
-                <w:rFonts w:ascii="Arial" w:hAnsi="Arial" w:eastAsia="Arial" w:cs="Arial"/>
-                <w:i w:val="false"/>
-                <w:b w:val="false"/>
-                <w:u w:val="none"/>
-                <w:sz w:val="18"/>
-                <w:szCs w:val="18"/>
-                <w:color w:val="000000"/>
-              </w:rPr>
-            </w:pPr>
-            <w:r>
-              <w:rPr>
-                <w:rFonts w:ascii="Arial" w:hAnsi="Arial" w:eastAsia="Arial" w:cs="Arial"/>
-                <w:i w:val="false"/>
-                <w:b w:val="false"/>
-                <w:u w:val="none"/>
-                <w:sz w:val="18"/>
-                <w:szCs w:val="18"/>
-                <w:color w:val="000000"/>
-              </w:rPr>
-              <w:t xml:space="preserve">22 (17.1)</w:t>
-            </w:r>
-          </w:p>
-        </w:tc>
-        <w:tc>
-          <w:tcPr>
-            <w:tcBorders>
-              <w:bottom w:val="none" w:sz="0" w:space="0" w:color="000000"/>
-              <w:top w:val="none" w:sz="0" w:space="0" w:color="000000"/>
-              <w:left w:val="none" w:sz="0" w:space="0" w:color="000000"/>
-              <w:right w:val="none" w:sz="0" w:space="0" w:color="000000"/>
-            </w:tcBorders>
-            <w:shd w:val="clear" w:color="auto" w:fill="FFFFFF"/>
-            <w:tcMar>
-              <w:top w:w="0" w:type="dxa"/>
-              <w:bottom w:w="0" w:type="dxa"/>
-              <w:left w:w="0" w:type="dxa"/>
-              <w:right w:w="0" w:type="dxa"/>
-            </w:tcMar>
-            <w:vAlign w:val="center"/>
-          </w:tcPr>
-          <w:p>
-            <w:pPr>
-              <w:pStyle w:val="Normal"/>
-              <w:jc w:val="left"/>
-              <w:pBdr>
-                <w:bottom w:val="none" w:sz="0" w:space="0" w:color="000000"/>
-                <w:top w:val="none" w:sz="0" w:space="0" w:color="000000"/>
-                <w:left w:val="none" w:sz="0" w:space="0" w:color="000000"/>
-                <w:right w:val="none" w:sz="0" w:space="0" w:color="000000"/>
-              </w:pBdr>
-              <w:spacing w:after="100" w:before="100" w:line="240"/>
-              <w:ind w:left="100" w:right="100" w:firstLine="0" w:firstLineChars="0"/>
-              <w:rPr>
-                <w:rFonts w:ascii="Arial" w:hAnsi="Arial" w:eastAsia="Arial" w:cs="Arial"/>
-                <w:i w:val="false"/>
-                <w:b w:val="false"/>
-                <w:u w:val="none"/>
-                <w:sz w:val="18"/>
-                <w:szCs w:val="18"/>
-                <w:color w:val="000000"/>
-              </w:rPr>
-            </w:pPr>
-            <w:r>
-              <w:rPr>
-                <w:rFonts w:ascii="Arial" w:hAnsi="Arial" w:eastAsia="Arial" w:cs="Arial"/>
-                <w:i w:val="false"/>
-                <w:b w:val="false"/>
-                <w:u w:val="none"/>
-                <w:sz w:val="18"/>
-                <w:szCs w:val="18"/>
-                <w:color w:val="000000"/>
-              </w:rPr>
-              <w:t xml:space="preserve">7 (11.1)</w:t>
+              <w:t xml:space="preserve">7 (11.1%)</w:t>
+            </w:r>
+          </w:p>
+        </w:tc>
+        <w:tc>
+          <w:tcPr>
+            <w:tcBorders>
+              <w:bottom w:val="none" w:sz="0" w:space="0" w:color="000000"/>
+              <w:top w:val="none" w:sz="0" w:space="0" w:color="000000"/>
+              <w:left w:val="none" w:sz="0" w:space="0" w:color="000000"/>
+              <w:right w:val="none" w:sz="0" w:space="0" w:color="000000"/>
+            </w:tcBorders>
+            <w:shd w:val="clear" w:color="auto" w:fill="FFFFFF"/>
+            <w:tcMar>
+              <w:top w:w="0" w:type="dxa"/>
+              <w:bottom w:w="0" w:type="dxa"/>
+              <w:left w:w="0" w:type="dxa"/>
+              <w:right w:w="0" w:type="dxa"/>
+            </w:tcMar>
+            <w:vAlign w:val="center"/>
+          </w:tcPr>
+          <w:p>
+            <w:pPr>
+              <w:pStyle w:val="Normal"/>
+              <w:jc w:val="left"/>
+              <w:pBdr>
+                <w:bottom w:val="none" w:sz="0" w:space="0" w:color="000000"/>
+                <w:top w:val="none" w:sz="0" w:space="0" w:color="000000"/>
+                <w:left w:val="none" w:sz="0" w:space="0" w:color="000000"/>
+                <w:right w:val="none" w:sz="0" w:space="0" w:color="000000"/>
+              </w:pBdr>
+              <w:spacing w:after="100" w:before="100" w:line="240"/>
+              <w:ind w:left="100" w:right="100" w:firstLine="0" w:firstLineChars="0"/>
+              <w:rPr>
+                <w:rFonts w:ascii="Arial" w:hAnsi="Arial" w:eastAsia="Arial" w:cs="Arial"/>
+                <w:i w:val="false"/>
+                <w:b w:val="false"/>
+                <w:u w:val="none"/>
+                <w:sz w:val="18"/>
+                <w:szCs w:val="18"/>
+                <w:color w:val="000000"/>
+              </w:rPr>
+            </w:pPr>
+            <w:r>
+              <w:rPr>
+                <w:rFonts w:ascii="Arial" w:hAnsi="Arial" w:eastAsia="Arial" w:cs="Arial"/>
+                <w:i w:val="false"/>
+                <w:b w:val="false"/>
+                <w:u w:val="none"/>
+                <w:sz w:val="18"/>
+                <w:szCs w:val="18"/>
+                <w:color w:val="000000"/>
+              </w:rPr>
+              <w:t xml:space="preserve">42 (15.8%)</w:t>
+            </w:r>
+          </w:p>
+        </w:tc>
+        <w:tc>
+          <w:tcPr>
+            <w:tcBorders>
+              <w:bottom w:val="none" w:sz="0" w:space="0" w:color="000000"/>
+              <w:top w:val="none" w:sz="0" w:space="0" w:color="000000"/>
+              <w:left w:val="none" w:sz="0" w:space="0" w:color="000000"/>
+              <w:right w:val="none" w:sz="0" w:space="0" w:color="000000"/>
+            </w:tcBorders>
+            <w:shd w:val="clear" w:color="auto" w:fill="FFFFFF"/>
+            <w:tcMar>
+              <w:top w:w="0" w:type="dxa"/>
+              <w:bottom w:w="0" w:type="dxa"/>
+              <w:left w:w="0" w:type="dxa"/>
+              <w:right w:w="0" w:type="dxa"/>
+            </w:tcMar>
+            <w:vAlign w:val="center"/>
+          </w:tcPr>
+          <w:p>
+            <w:pPr>
+              <w:pStyle w:val="Normal"/>
+              <w:jc w:val="left"/>
+              <w:pBdr>
+                <w:bottom w:val="none" w:sz="0" w:space="0" w:color="000000"/>
+                <w:top w:val="none" w:sz="0" w:space="0" w:color="000000"/>
+                <w:left w:val="none" w:sz="0" w:space="0" w:color="000000"/>
+                <w:right w:val="none" w:sz="0" w:space="0" w:color="000000"/>
+              </w:pBdr>
+              <w:spacing w:after="100" w:before="100" w:line="240"/>
+              <w:ind w:left="100" w:right="100" w:firstLine="0" w:firstLineChars="0"/>
+              <w:rPr>
+                <w:rFonts w:ascii="Arial" w:hAnsi="Arial" w:eastAsia="Arial" w:cs="Arial"/>
+                <w:i w:val="false"/>
+                <w:b w:val="false"/>
+                <w:u w:val="none"/>
+                <w:sz w:val="18"/>
+                <w:szCs w:val="18"/>
+                <w:color w:val="000000"/>
+              </w:rPr>
+            </w:pPr>
+            <w:r>
+              <w:rPr>
+                <w:rFonts w:ascii="Arial" w:hAnsi="Arial" w:eastAsia="Arial" w:cs="Arial"/>
+                <w:i w:val="false"/>
+                <w:b w:val="false"/>
+                <w:u w:val="none"/>
+                <w:sz w:val="18"/>
+                <w:szCs w:val="18"/>
+                <w:color w:val="000000"/>
+              </w:rPr>
+              <w:t xml:space="preserve">22 (17.1%)</w:t>
             </w:r>
           </w:p>
         </w:tc>
@@ -8632,113 +8632,113 @@
                 <w:szCs w:val="18"/>
                 <w:color w:val="000000"/>
               </w:rPr>
-              <w:t xml:space="preserve">41 (15.4)</w:t>
-            </w:r>
-          </w:p>
-        </w:tc>
-        <w:tc>
-          <w:tcPr>
-            <w:tcBorders>
-              <w:bottom w:val="none" w:sz="0" w:space="0" w:color="000000"/>
-              <w:top w:val="none" w:sz="0" w:space="0" w:color="000000"/>
-              <w:left w:val="none" w:sz="0" w:space="0" w:color="000000"/>
-              <w:right w:val="none" w:sz="0" w:space="0" w:color="000000"/>
-            </w:tcBorders>
-            <w:shd w:val="clear" w:color="auto" w:fill="FFFFFF"/>
-            <w:tcMar>
-              <w:top w:w="0" w:type="dxa"/>
-              <w:bottom w:w="0" w:type="dxa"/>
-              <w:left w:w="0" w:type="dxa"/>
-              <w:right w:w="0" w:type="dxa"/>
-            </w:tcMar>
-            <w:vAlign w:val="center"/>
-          </w:tcPr>
-          <w:p>
-            <w:pPr>
-              <w:pStyle w:val="Normal"/>
-              <w:jc w:val="left"/>
-              <w:pBdr>
-                <w:bottom w:val="none" w:sz="0" w:space="0" w:color="000000"/>
-                <w:top w:val="none" w:sz="0" w:space="0" w:color="000000"/>
-                <w:left w:val="none" w:sz="0" w:space="0" w:color="000000"/>
-                <w:right w:val="none" w:sz="0" w:space="0" w:color="000000"/>
-              </w:pBdr>
-              <w:spacing w:after="100" w:before="100" w:line="240"/>
-              <w:ind w:left="100" w:right="100" w:firstLine="0" w:firstLineChars="0"/>
-              <w:rPr>
-                <w:rFonts w:ascii="Arial" w:hAnsi="Arial" w:eastAsia="Arial" w:cs="Arial"/>
-                <w:i w:val="false"/>
-                <w:b w:val="false"/>
-                <w:u w:val="none"/>
-                <w:sz w:val="18"/>
-                <w:szCs w:val="18"/>
-                <w:color w:val="000000"/>
-              </w:rPr>
-            </w:pPr>
-            <w:r>
-              <w:rPr>
-                <w:rFonts w:ascii="Arial" w:hAnsi="Arial" w:eastAsia="Arial" w:cs="Arial"/>
-                <w:i w:val="false"/>
-                <w:b w:val="false"/>
-                <w:u w:val="none"/>
-                <w:sz w:val="18"/>
-                <w:szCs w:val="18"/>
-                <w:color w:val="000000"/>
-              </w:rPr>
-              <w:t xml:space="preserve">24 (18.6)</w:t>
-            </w:r>
-          </w:p>
-        </w:tc>
-        <w:tc>
-          <w:tcPr>
-            <w:tcBorders>
-              <w:bottom w:val="none" w:sz="0" w:space="0" w:color="000000"/>
-              <w:top w:val="none" w:sz="0" w:space="0" w:color="000000"/>
-              <w:left w:val="none" w:sz="0" w:space="0" w:color="000000"/>
-              <w:right w:val="none" w:sz="0" w:space="0" w:color="000000"/>
-            </w:tcBorders>
-            <w:shd w:val="clear" w:color="auto" w:fill="FFFFFF"/>
-            <w:tcMar>
-              <w:top w:w="0" w:type="dxa"/>
-              <w:bottom w:w="0" w:type="dxa"/>
-              <w:left w:w="0" w:type="dxa"/>
-              <w:right w:w="0" w:type="dxa"/>
-            </w:tcMar>
-            <w:vAlign w:val="center"/>
-          </w:tcPr>
-          <w:p>
-            <w:pPr>
-              <w:pStyle w:val="Normal"/>
-              <w:jc w:val="left"/>
-              <w:pBdr>
-                <w:bottom w:val="none" w:sz="0" w:space="0" w:color="000000"/>
-                <w:top w:val="none" w:sz="0" w:space="0" w:color="000000"/>
-                <w:left w:val="none" w:sz="0" w:space="0" w:color="000000"/>
-                <w:right w:val="none" w:sz="0" w:space="0" w:color="000000"/>
-              </w:pBdr>
-              <w:spacing w:after="100" w:before="100" w:line="240"/>
-              <w:ind w:left="100" w:right="100" w:firstLine="0" w:firstLineChars="0"/>
-              <w:rPr>
-                <w:rFonts w:ascii="Arial" w:hAnsi="Arial" w:eastAsia="Arial" w:cs="Arial"/>
-                <w:i w:val="false"/>
-                <w:b w:val="false"/>
-                <w:u w:val="none"/>
-                <w:sz w:val="18"/>
-                <w:szCs w:val="18"/>
-                <w:color w:val="000000"/>
-              </w:rPr>
-            </w:pPr>
-            <w:r>
-              <w:rPr>
-                <w:rFonts w:ascii="Arial" w:hAnsi="Arial" w:eastAsia="Arial" w:cs="Arial"/>
-                <w:i w:val="false"/>
-                <w:b w:val="false"/>
-                <w:u w:val="none"/>
-                <w:sz w:val="18"/>
-                <w:szCs w:val="18"/>
-                <w:color w:val="000000"/>
-              </w:rPr>
-              <w:t xml:space="preserve">8 (12.7)</w:t>
+              <w:t xml:space="preserve">8 (12.7%)</w:t>
+            </w:r>
+          </w:p>
+        </w:tc>
+        <w:tc>
+          <w:tcPr>
+            <w:tcBorders>
+              <w:bottom w:val="none" w:sz="0" w:space="0" w:color="000000"/>
+              <w:top w:val="none" w:sz="0" w:space="0" w:color="000000"/>
+              <w:left w:val="none" w:sz="0" w:space="0" w:color="000000"/>
+              <w:right w:val="none" w:sz="0" w:space="0" w:color="000000"/>
+            </w:tcBorders>
+            <w:shd w:val="clear" w:color="auto" w:fill="FFFFFF"/>
+            <w:tcMar>
+              <w:top w:w="0" w:type="dxa"/>
+              <w:bottom w:w="0" w:type="dxa"/>
+              <w:left w:w="0" w:type="dxa"/>
+              <w:right w:w="0" w:type="dxa"/>
+            </w:tcMar>
+            <w:vAlign w:val="center"/>
+          </w:tcPr>
+          <w:p>
+            <w:pPr>
+              <w:pStyle w:val="Normal"/>
+              <w:jc w:val="left"/>
+              <w:pBdr>
+                <w:bottom w:val="none" w:sz="0" w:space="0" w:color="000000"/>
+                <w:top w:val="none" w:sz="0" w:space="0" w:color="000000"/>
+                <w:left w:val="none" w:sz="0" w:space="0" w:color="000000"/>
+                <w:right w:val="none" w:sz="0" w:space="0" w:color="000000"/>
+              </w:pBdr>
+              <w:spacing w:after="100" w:before="100" w:line="240"/>
+              <w:ind w:left="100" w:right="100" w:firstLine="0" w:firstLineChars="0"/>
+              <w:rPr>
+                <w:rFonts w:ascii="Arial" w:hAnsi="Arial" w:eastAsia="Arial" w:cs="Arial"/>
+                <w:i w:val="false"/>
+                <w:b w:val="false"/>
+                <w:u w:val="none"/>
+                <w:sz w:val="18"/>
+                <w:szCs w:val="18"/>
+                <w:color w:val="000000"/>
+              </w:rPr>
+            </w:pPr>
+            <w:r>
+              <w:rPr>
+                <w:rFonts w:ascii="Arial" w:hAnsi="Arial" w:eastAsia="Arial" w:cs="Arial"/>
+                <w:i w:val="false"/>
+                <w:b w:val="false"/>
+                <w:u w:val="none"/>
+                <w:sz w:val="18"/>
+                <w:szCs w:val="18"/>
+                <w:color w:val="000000"/>
+              </w:rPr>
+              <w:t xml:space="preserve">41 (15.4%)</w:t>
+            </w:r>
+          </w:p>
+        </w:tc>
+        <w:tc>
+          <w:tcPr>
+            <w:tcBorders>
+              <w:bottom w:val="none" w:sz="0" w:space="0" w:color="000000"/>
+              <w:top w:val="none" w:sz="0" w:space="0" w:color="000000"/>
+              <w:left w:val="none" w:sz="0" w:space="0" w:color="000000"/>
+              <w:right w:val="none" w:sz="0" w:space="0" w:color="000000"/>
+            </w:tcBorders>
+            <w:shd w:val="clear" w:color="auto" w:fill="FFFFFF"/>
+            <w:tcMar>
+              <w:top w:w="0" w:type="dxa"/>
+              <w:bottom w:w="0" w:type="dxa"/>
+              <w:left w:w="0" w:type="dxa"/>
+              <w:right w:w="0" w:type="dxa"/>
+            </w:tcMar>
+            <w:vAlign w:val="center"/>
+          </w:tcPr>
+          <w:p>
+            <w:pPr>
+              <w:pStyle w:val="Normal"/>
+              <w:jc w:val="left"/>
+              <w:pBdr>
+                <w:bottom w:val="none" w:sz="0" w:space="0" w:color="000000"/>
+                <w:top w:val="none" w:sz="0" w:space="0" w:color="000000"/>
+                <w:left w:val="none" w:sz="0" w:space="0" w:color="000000"/>
+                <w:right w:val="none" w:sz="0" w:space="0" w:color="000000"/>
+              </w:pBdr>
+              <w:spacing w:after="100" w:before="100" w:line="240"/>
+              <w:ind w:left="100" w:right="100" w:firstLine="0" w:firstLineChars="0"/>
+              <w:rPr>
+                <w:rFonts w:ascii="Arial" w:hAnsi="Arial" w:eastAsia="Arial" w:cs="Arial"/>
+                <w:i w:val="false"/>
+                <w:b w:val="false"/>
+                <w:u w:val="none"/>
+                <w:sz w:val="18"/>
+                <w:szCs w:val="18"/>
+                <w:color w:val="000000"/>
+              </w:rPr>
+            </w:pPr>
+            <w:r>
+              <w:rPr>
+                <w:rFonts w:ascii="Arial" w:hAnsi="Arial" w:eastAsia="Arial" w:cs="Arial"/>
+                <w:i w:val="false"/>
+                <w:b w:val="false"/>
+                <w:u w:val="none"/>
+                <w:sz w:val="18"/>
+                <w:szCs w:val="18"/>
+                <w:color w:val="000000"/>
+              </w:rPr>
+              <w:t xml:space="preserve">24 (18.6%)</w:t>
             </w:r>
           </w:p>
         </w:tc>
@@ -8850,113 +8850,113 @@
                 <w:szCs w:val="18"/>
                 <w:color w:val="000000"/>
               </w:rPr>
-              <w:t xml:space="preserve">13 (4.9)</w:t>
-            </w:r>
-          </w:p>
-        </w:tc>
-        <w:tc>
-          <w:tcPr>
-            <w:tcBorders>
-              <w:bottom w:val="none" w:sz="0" w:space="0" w:color="000000"/>
-              <w:top w:val="none" w:sz="0" w:space="0" w:color="000000"/>
-              <w:left w:val="none" w:sz="0" w:space="0" w:color="000000"/>
-              <w:right w:val="none" w:sz="0" w:space="0" w:color="000000"/>
-            </w:tcBorders>
-            <w:shd w:val="clear" w:color="auto" w:fill="FFFFFF"/>
-            <w:tcMar>
-              <w:top w:w="0" w:type="dxa"/>
-              <w:bottom w:w="0" w:type="dxa"/>
-              <w:left w:w="0" w:type="dxa"/>
-              <w:right w:w="0" w:type="dxa"/>
-            </w:tcMar>
-            <w:vAlign w:val="center"/>
-          </w:tcPr>
-          <w:p>
-            <w:pPr>
-              <w:pStyle w:val="Normal"/>
-              <w:jc w:val="left"/>
-              <w:pBdr>
-                <w:bottom w:val="none" w:sz="0" w:space="0" w:color="000000"/>
-                <w:top w:val="none" w:sz="0" w:space="0" w:color="000000"/>
-                <w:left w:val="none" w:sz="0" w:space="0" w:color="000000"/>
-                <w:right w:val="none" w:sz="0" w:space="0" w:color="000000"/>
-              </w:pBdr>
-              <w:spacing w:after="100" w:before="100" w:line="240"/>
-              <w:ind w:left="100" w:right="100" w:firstLine="0" w:firstLineChars="0"/>
-              <w:rPr>
-                <w:rFonts w:ascii="Arial" w:hAnsi="Arial" w:eastAsia="Arial" w:cs="Arial"/>
-                <w:i w:val="false"/>
-                <w:b w:val="false"/>
-                <w:u w:val="none"/>
-                <w:sz w:val="18"/>
-                <w:szCs w:val="18"/>
-                <w:color w:val="000000"/>
-              </w:rPr>
-            </w:pPr>
-            <w:r>
-              <w:rPr>
-                <w:rFonts w:ascii="Arial" w:hAnsi="Arial" w:eastAsia="Arial" w:cs="Arial"/>
-                <w:i w:val="false"/>
-                <w:b w:val="false"/>
-                <w:u w:val="none"/>
-                <w:sz w:val="18"/>
-                <w:szCs w:val="18"/>
-                <w:color w:val="000000"/>
-              </w:rPr>
-              <w:t xml:space="preserve">6 (4.7)</w:t>
-            </w:r>
-          </w:p>
-        </w:tc>
-        <w:tc>
-          <w:tcPr>
-            <w:tcBorders>
-              <w:bottom w:val="none" w:sz="0" w:space="0" w:color="000000"/>
-              <w:top w:val="none" w:sz="0" w:space="0" w:color="000000"/>
-              <w:left w:val="none" w:sz="0" w:space="0" w:color="000000"/>
-              <w:right w:val="none" w:sz="0" w:space="0" w:color="000000"/>
-            </w:tcBorders>
-            <w:shd w:val="clear" w:color="auto" w:fill="FFFFFF"/>
-            <w:tcMar>
-              <w:top w:w="0" w:type="dxa"/>
-              <w:bottom w:w="0" w:type="dxa"/>
-              <w:left w:w="0" w:type="dxa"/>
-              <w:right w:w="0" w:type="dxa"/>
-            </w:tcMar>
-            <w:vAlign w:val="center"/>
-          </w:tcPr>
-          <w:p>
-            <w:pPr>
-              <w:pStyle w:val="Normal"/>
-              <w:jc w:val="left"/>
-              <w:pBdr>
-                <w:bottom w:val="none" w:sz="0" w:space="0" w:color="000000"/>
-                <w:top w:val="none" w:sz="0" w:space="0" w:color="000000"/>
-                <w:left w:val="none" w:sz="0" w:space="0" w:color="000000"/>
-                <w:right w:val="none" w:sz="0" w:space="0" w:color="000000"/>
-              </w:pBdr>
-              <w:spacing w:after="100" w:before="100" w:line="240"/>
-              <w:ind w:left="100" w:right="100" w:firstLine="0" w:firstLineChars="0"/>
-              <w:rPr>
-                <w:rFonts w:ascii="Arial" w:hAnsi="Arial" w:eastAsia="Arial" w:cs="Arial"/>
-                <w:i w:val="false"/>
-                <w:b w:val="false"/>
-                <w:u w:val="none"/>
-                <w:sz w:val="18"/>
-                <w:szCs w:val="18"/>
-                <w:color w:val="000000"/>
-              </w:rPr>
-            </w:pPr>
-            <w:r>
-              <w:rPr>
-                <w:rFonts w:ascii="Arial" w:hAnsi="Arial" w:eastAsia="Arial" w:cs="Arial"/>
-                <w:i w:val="false"/>
-                <w:b w:val="false"/>
-                <w:u w:val="none"/>
-                <w:sz w:val="18"/>
-                <w:szCs w:val="18"/>
-                <w:color w:val="000000"/>
-              </w:rPr>
-              <w:t xml:space="preserve">6 (9.5)</w:t>
+              <w:t xml:space="preserve">6 (9.5%)</w:t>
+            </w:r>
+          </w:p>
+        </w:tc>
+        <w:tc>
+          <w:tcPr>
+            <w:tcBorders>
+              <w:bottom w:val="none" w:sz="0" w:space="0" w:color="000000"/>
+              <w:top w:val="none" w:sz="0" w:space="0" w:color="000000"/>
+              <w:left w:val="none" w:sz="0" w:space="0" w:color="000000"/>
+              <w:right w:val="none" w:sz="0" w:space="0" w:color="000000"/>
+            </w:tcBorders>
+            <w:shd w:val="clear" w:color="auto" w:fill="FFFFFF"/>
+            <w:tcMar>
+              <w:top w:w="0" w:type="dxa"/>
+              <w:bottom w:w="0" w:type="dxa"/>
+              <w:left w:w="0" w:type="dxa"/>
+              <w:right w:w="0" w:type="dxa"/>
+            </w:tcMar>
+            <w:vAlign w:val="center"/>
+          </w:tcPr>
+          <w:p>
+            <w:pPr>
+              <w:pStyle w:val="Normal"/>
+              <w:jc w:val="left"/>
+              <w:pBdr>
+                <w:bottom w:val="none" w:sz="0" w:space="0" w:color="000000"/>
+                <w:top w:val="none" w:sz="0" w:space="0" w:color="000000"/>
+                <w:left w:val="none" w:sz="0" w:space="0" w:color="000000"/>
+                <w:right w:val="none" w:sz="0" w:space="0" w:color="000000"/>
+              </w:pBdr>
+              <w:spacing w:after="100" w:before="100" w:line="240"/>
+              <w:ind w:left="100" w:right="100" w:firstLine="0" w:firstLineChars="0"/>
+              <w:rPr>
+                <w:rFonts w:ascii="Arial" w:hAnsi="Arial" w:eastAsia="Arial" w:cs="Arial"/>
+                <w:i w:val="false"/>
+                <w:b w:val="false"/>
+                <w:u w:val="none"/>
+                <w:sz w:val="18"/>
+                <w:szCs w:val="18"/>
+                <w:color w:val="000000"/>
+              </w:rPr>
+            </w:pPr>
+            <w:r>
+              <w:rPr>
+                <w:rFonts w:ascii="Arial" w:hAnsi="Arial" w:eastAsia="Arial" w:cs="Arial"/>
+                <w:i w:val="false"/>
+                <w:b w:val="false"/>
+                <w:u w:val="none"/>
+                <w:sz w:val="18"/>
+                <w:szCs w:val="18"/>
+                <w:color w:val="000000"/>
+              </w:rPr>
+              <w:t xml:space="preserve">13 (4.9%)</w:t>
+            </w:r>
+          </w:p>
+        </w:tc>
+        <w:tc>
+          <w:tcPr>
+            <w:tcBorders>
+              <w:bottom w:val="none" w:sz="0" w:space="0" w:color="000000"/>
+              <w:top w:val="none" w:sz="0" w:space="0" w:color="000000"/>
+              <w:left w:val="none" w:sz="0" w:space="0" w:color="000000"/>
+              <w:right w:val="none" w:sz="0" w:space="0" w:color="000000"/>
+            </w:tcBorders>
+            <w:shd w:val="clear" w:color="auto" w:fill="FFFFFF"/>
+            <w:tcMar>
+              <w:top w:w="0" w:type="dxa"/>
+              <w:bottom w:w="0" w:type="dxa"/>
+              <w:left w:w="0" w:type="dxa"/>
+              <w:right w:w="0" w:type="dxa"/>
+            </w:tcMar>
+            <w:vAlign w:val="center"/>
+          </w:tcPr>
+          <w:p>
+            <w:pPr>
+              <w:pStyle w:val="Normal"/>
+              <w:jc w:val="left"/>
+              <w:pBdr>
+                <w:bottom w:val="none" w:sz="0" w:space="0" w:color="000000"/>
+                <w:top w:val="none" w:sz="0" w:space="0" w:color="000000"/>
+                <w:left w:val="none" w:sz="0" w:space="0" w:color="000000"/>
+                <w:right w:val="none" w:sz="0" w:space="0" w:color="000000"/>
+              </w:pBdr>
+              <w:spacing w:after="100" w:before="100" w:line="240"/>
+              <w:ind w:left="100" w:right="100" w:firstLine="0" w:firstLineChars="0"/>
+              <w:rPr>
+                <w:rFonts w:ascii="Arial" w:hAnsi="Arial" w:eastAsia="Arial" w:cs="Arial"/>
+                <w:i w:val="false"/>
+                <w:b w:val="false"/>
+                <w:u w:val="none"/>
+                <w:sz w:val="18"/>
+                <w:szCs w:val="18"/>
+                <w:color w:val="000000"/>
+              </w:rPr>
+            </w:pPr>
+            <w:r>
+              <w:rPr>
+                <w:rFonts w:ascii="Arial" w:hAnsi="Arial" w:eastAsia="Arial" w:cs="Arial"/>
+                <w:i w:val="false"/>
+                <w:b w:val="false"/>
+                <w:u w:val="none"/>
+                <w:sz w:val="18"/>
+                <w:szCs w:val="18"/>
+                <w:color w:val="000000"/>
+              </w:rPr>
+              <w:t xml:space="preserve">6 (4.7%)</w:t>
             </w:r>
           </w:p>
         </w:tc>
@@ -9015,166 +9015,166 @@
                 <w:szCs w:val="18"/>
                 <w:color w:val="000000"/>
               </w:rPr>
-              <w:t xml:space="preserve">Has a Regular Physician Yes</w:t>
-            </w:r>
-          </w:p>
-        </w:tc>
-        <w:tc>
-          <w:tcPr>
-            <w:tcBorders>
-              <w:bottom w:val="none" w:sz="0" w:space="0" w:color="000000"/>
-              <w:top w:val="none" w:sz="0" w:space="0" w:color="000000"/>
-              <w:left w:val="none" w:sz="0" w:space="0" w:color="000000"/>
-              <w:right w:val="none" w:sz="0" w:space="0" w:color="000000"/>
-            </w:tcBorders>
-            <w:shd w:val="clear" w:color="auto" w:fill="FFFFFF"/>
-            <w:tcMar>
-              <w:top w:w="0" w:type="dxa"/>
-              <w:bottom w:w="0" w:type="dxa"/>
-              <w:left w:w="0" w:type="dxa"/>
-              <w:right w:w="0" w:type="dxa"/>
-            </w:tcMar>
-            <w:vAlign w:val="center"/>
-          </w:tcPr>
-          <w:p>
-            <w:pPr>
-              <w:pStyle w:val="Normal"/>
-              <w:jc w:val="left"/>
-              <w:pBdr>
-                <w:bottom w:val="none" w:sz="0" w:space="0" w:color="000000"/>
-                <w:top w:val="none" w:sz="0" w:space="0" w:color="000000"/>
-                <w:left w:val="none" w:sz="0" w:space="0" w:color="000000"/>
-                <w:right w:val="none" w:sz="0" w:space="0" w:color="000000"/>
-              </w:pBdr>
-              <w:spacing w:after="100" w:before="100" w:line="240"/>
-              <w:ind w:left="100" w:right="100" w:firstLine="0" w:firstLineChars="0"/>
-              <w:rPr>
-                <w:rFonts w:ascii="Arial" w:hAnsi="Arial" w:eastAsia="Arial" w:cs="Arial"/>
-                <w:i w:val="false"/>
-                <w:b w:val="false"/>
-                <w:u w:val="none"/>
-                <w:sz w:val="18"/>
-                <w:szCs w:val="18"/>
-                <w:color w:val="000000"/>
-              </w:rPr>
-            </w:pPr>
-            <w:r>
-              <w:rPr>
-                <w:rFonts w:ascii="Arial" w:hAnsi="Arial" w:eastAsia="Arial" w:cs="Arial"/>
-                <w:i w:val="false"/>
-                <w:b w:val="false"/>
-                <w:u w:val="none"/>
-                <w:sz w:val="18"/>
-                <w:szCs w:val="18"/>
-                <w:color w:val="000000"/>
-              </w:rPr>
-              <w:t xml:space="preserve">176 (66.2)</w:t>
-            </w:r>
-          </w:p>
-        </w:tc>
-        <w:tc>
-          <w:tcPr>
-            <w:tcBorders>
-              <w:bottom w:val="none" w:sz="0" w:space="0" w:color="000000"/>
-              <w:top w:val="none" w:sz="0" w:space="0" w:color="000000"/>
-              <w:left w:val="none" w:sz="0" w:space="0" w:color="000000"/>
-              <w:right w:val="none" w:sz="0" w:space="0" w:color="000000"/>
-            </w:tcBorders>
-            <w:shd w:val="clear" w:color="auto" w:fill="FFFFFF"/>
-            <w:tcMar>
-              <w:top w:w="0" w:type="dxa"/>
-              <w:bottom w:w="0" w:type="dxa"/>
-              <w:left w:w="0" w:type="dxa"/>
-              <w:right w:w="0" w:type="dxa"/>
-            </w:tcMar>
-            <w:vAlign w:val="center"/>
-          </w:tcPr>
-          <w:p>
-            <w:pPr>
-              <w:pStyle w:val="Normal"/>
-              <w:jc w:val="left"/>
-              <w:pBdr>
-                <w:bottom w:val="none" w:sz="0" w:space="0" w:color="000000"/>
-                <w:top w:val="none" w:sz="0" w:space="0" w:color="000000"/>
-                <w:left w:val="none" w:sz="0" w:space="0" w:color="000000"/>
-                <w:right w:val="none" w:sz="0" w:space="0" w:color="000000"/>
-              </w:pBdr>
-              <w:spacing w:after="100" w:before="100" w:line="240"/>
-              <w:ind w:left="100" w:right="100" w:firstLine="0" w:firstLineChars="0"/>
-              <w:rPr>
-                <w:rFonts w:ascii="Arial" w:hAnsi="Arial" w:eastAsia="Arial" w:cs="Arial"/>
-                <w:i w:val="false"/>
-                <w:b w:val="false"/>
-                <w:u w:val="none"/>
-                <w:sz w:val="18"/>
-                <w:szCs w:val="18"/>
-                <w:color w:val="000000"/>
-              </w:rPr>
-            </w:pPr>
-            <w:r>
-              <w:rPr>
-                <w:rFonts w:ascii="Arial" w:hAnsi="Arial" w:eastAsia="Arial" w:cs="Arial"/>
-                <w:i w:val="false"/>
-                <w:b w:val="false"/>
-                <w:u w:val="none"/>
-                <w:sz w:val="18"/>
-                <w:szCs w:val="18"/>
-                <w:color w:val="000000"/>
-              </w:rPr>
-              <w:t xml:space="preserve">80 (62.0)</w:t>
-            </w:r>
-          </w:p>
-        </w:tc>
-        <w:tc>
-          <w:tcPr>
-            <w:tcBorders>
-              <w:bottom w:val="none" w:sz="0" w:space="0" w:color="000000"/>
-              <w:top w:val="none" w:sz="0" w:space="0" w:color="000000"/>
-              <w:left w:val="none" w:sz="0" w:space="0" w:color="000000"/>
-              <w:right w:val="none" w:sz="0" w:space="0" w:color="000000"/>
-            </w:tcBorders>
-            <w:shd w:val="clear" w:color="auto" w:fill="FFFFFF"/>
-            <w:tcMar>
-              <w:top w:w="0" w:type="dxa"/>
-              <w:bottom w:w="0" w:type="dxa"/>
-              <w:left w:w="0" w:type="dxa"/>
-              <w:right w:w="0" w:type="dxa"/>
-            </w:tcMar>
-            <w:vAlign w:val="center"/>
-          </w:tcPr>
-          <w:p>
-            <w:pPr>
-              <w:pStyle w:val="Normal"/>
-              <w:jc w:val="left"/>
-              <w:pBdr>
-                <w:bottom w:val="none" w:sz="0" w:space="0" w:color="000000"/>
-                <w:top w:val="none" w:sz="0" w:space="0" w:color="000000"/>
-                <w:left w:val="none" w:sz="0" w:space="0" w:color="000000"/>
-                <w:right w:val="none" w:sz="0" w:space="0" w:color="000000"/>
-              </w:pBdr>
-              <w:spacing w:after="100" w:before="100" w:line="240"/>
-              <w:ind w:left="100" w:right="100" w:firstLine="0" w:firstLineChars="0"/>
-              <w:rPr>
-                <w:rFonts w:ascii="Arial" w:hAnsi="Arial" w:eastAsia="Arial" w:cs="Arial"/>
-                <w:i w:val="false"/>
-                <w:b w:val="false"/>
-                <w:u w:val="none"/>
-                <w:sz w:val="18"/>
-                <w:szCs w:val="18"/>
-                <w:color w:val="000000"/>
-              </w:rPr>
-            </w:pPr>
-            <w:r>
-              <w:rPr>
-                <w:rFonts w:ascii="Arial" w:hAnsi="Arial" w:eastAsia="Arial" w:cs="Arial"/>
-                <w:i w:val="false"/>
-                <w:b w:val="false"/>
-                <w:u w:val="none"/>
-                <w:sz w:val="18"/>
-                <w:szCs w:val="18"/>
-                <w:color w:val="000000"/>
-              </w:rPr>
-              <w:t xml:space="preserve">46 (73.0)</w:t>
+              <w:t xml:space="preserve">Has Medical Insurance Yes</w:t>
+            </w:r>
+          </w:p>
+        </w:tc>
+        <w:tc>
+          <w:tcPr>
+            <w:tcBorders>
+              <w:bottom w:val="none" w:sz="0" w:space="0" w:color="000000"/>
+              <w:top w:val="none" w:sz="0" w:space="0" w:color="000000"/>
+              <w:left w:val="none" w:sz="0" w:space="0" w:color="000000"/>
+              <w:right w:val="none" w:sz="0" w:space="0" w:color="000000"/>
+            </w:tcBorders>
+            <w:shd w:val="clear" w:color="auto" w:fill="FFFFFF"/>
+            <w:tcMar>
+              <w:top w:w="0" w:type="dxa"/>
+              <w:bottom w:w="0" w:type="dxa"/>
+              <w:left w:w="0" w:type="dxa"/>
+              <w:right w:w="0" w:type="dxa"/>
+            </w:tcMar>
+            <w:vAlign w:val="center"/>
+          </w:tcPr>
+          <w:p>
+            <w:pPr>
+              <w:pStyle w:val="Normal"/>
+              <w:jc w:val="left"/>
+              <w:pBdr>
+                <w:bottom w:val="none" w:sz="0" w:space="0" w:color="000000"/>
+                <w:top w:val="none" w:sz="0" w:space="0" w:color="000000"/>
+                <w:left w:val="none" w:sz="0" w:space="0" w:color="000000"/>
+                <w:right w:val="none" w:sz="0" w:space="0" w:color="000000"/>
+              </w:pBdr>
+              <w:spacing w:after="100" w:before="100" w:line="240"/>
+              <w:ind w:left="100" w:right="100" w:firstLine="0" w:firstLineChars="0"/>
+              <w:rPr>
+                <w:rFonts w:ascii="Arial" w:hAnsi="Arial" w:eastAsia="Arial" w:cs="Arial"/>
+                <w:i w:val="false"/>
+                <w:b w:val="false"/>
+                <w:u w:val="none"/>
+                <w:sz w:val="18"/>
+                <w:szCs w:val="18"/>
+                <w:color w:val="000000"/>
+              </w:rPr>
+            </w:pPr>
+            <w:r>
+              <w:rPr>
+                <w:rFonts w:ascii="Arial" w:hAnsi="Arial" w:eastAsia="Arial" w:cs="Arial"/>
+                <w:i w:val="false"/>
+                <w:b w:val="false"/>
+                <w:u w:val="none"/>
+                <w:sz w:val="18"/>
+                <w:szCs w:val="18"/>
+                <w:color w:val="000000"/>
+              </w:rPr>
+              <w:t xml:space="preserve">61 (96.8%)</w:t>
+            </w:r>
+          </w:p>
+        </w:tc>
+        <w:tc>
+          <w:tcPr>
+            <w:tcBorders>
+              <w:bottom w:val="none" w:sz="0" w:space="0" w:color="000000"/>
+              <w:top w:val="none" w:sz="0" w:space="0" w:color="000000"/>
+              <w:left w:val="none" w:sz="0" w:space="0" w:color="000000"/>
+              <w:right w:val="none" w:sz="0" w:space="0" w:color="000000"/>
+            </w:tcBorders>
+            <w:shd w:val="clear" w:color="auto" w:fill="FFFFFF"/>
+            <w:tcMar>
+              <w:top w:w="0" w:type="dxa"/>
+              <w:bottom w:w="0" w:type="dxa"/>
+              <w:left w:w="0" w:type="dxa"/>
+              <w:right w:w="0" w:type="dxa"/>
+            </w:tcMar>
+            <w:vAlign w:val="center"/>
+          </w:tcPr>
+          <w:p>
+            <w:pPr>
+              <w:pStyle w:val="Normal"/>
+              <w:jc w:val="left"/>
+              <w:pBdr>
+                <w:bottom w:val="none" w:sz="0" w:space="0" w:color="000000"/>
+                <w:top w:val="none" w:sz="0" w:space="0" w:color="000000"/>
+                <w:left w:val="none" w:sz="0" w:space="0" w:color="000000"/>
+                <w:right w:val="none" w:sz="0" w:space="0" w:color="000000"/>
+              </w:pBdr>
+              <w:spacing w:after="100" w:before="100" w:line="240"/>
+              <w:ind w:left="100" w:right="100" w:firstLine="0" w:firstLineChars="0"/>
+              <w:rPr>
+                <w:rFonts w:ascii="Arial" w:hAnsi="Arial" w:eastAsia="Arial" w:cs="Arial"/>
+                <w:i w:val="false"/>
+                <w:b w:val="false"/>
+                <w:u w:val="none"/>
+                <w:sz w:val="18"/>
+                <w:szCs w:val="18"/>
+                <w:color w:val="000000"/>
+              </w:rPr>
+            </w:pPr>
+            <w:r>
+              <w:rPr>
+                <w:rFonts w:ascii="Arial" w:hAnsi="Arial" w:eastAsia="Arial" w:cs="Arial"/>
+                <w:i w:val="false"/>
+                <w:b w:val="false"/>
+                <w:u w:val="none"/>
+                <w:sz w:val="18"/>
+                <w:szCs w:val="18"/>
+                <w:color w:val="000000"/>
+              </w:rPr>
+              <w:t xml:space="preserve">251 (94.4%)</w:t>
+            </w:r>
+          </w:p>
+        </w:tc>
+        <w:tc>
+          <w:tcPr>
+            <w:tcBorders>
+              <w:bottom w:val="none" w:sz="0" w:space="0" w:color="000000"/>
+              <w:top w:val="none" w:sz="0" w:space="0" w:color="000000"/>
+              <w:left w:val="none" w:sz="0" w:space="0" w:color="000000"/>
+              <w:right w:val="none" w:sz="0" w:space="0" w:color="000000"/>
+            </w:tcBorders>
+            <w:shd w:val="clear" w:color="auto" w:fill="FFFFFF"/>
+            <w:tcMar>
+              <w:top w:w="0" w:type="dxa"/>
+              <w:bottom w:w="0" w:type="dxa"/>
+              <w:left w:w="0" w:type="dxa"/>
+              <w:right w:w="0" w:type="dxa"/>
+            </w:tcMar>
+            <w:vAlign w:val="center"/>
+          </w:tcPr>
+          <w:p>
+            <w:pPr>
+              <w:pStyle w:val="Normal"/>
+              <w:jc w:val="left"/>
+              <w:pBdr>
+                <w:bottom w:val="none" w:sz="0" w:space="0" w:color="000000"/>
+                <w:top w:val="none" w:sz="0" w:space="0" w:color="000000"/>
+                <w:left w:val="none" w:sz="0" w:space="0" w:color="000000"/>
+                <w:right w:val="none" w:sz="0" w:space="0" w:color="000000"/>
+              </w:pBdr>
+              <w:spacing w:after="100" w:before="100" w:line="240"/>
+              <w:ind w:left="100" w:right="100" w:firstLine="0" w:firstLineChars="0"/>
+              <w:rPr>
+                <w:rFonts w:ascii="Arial" w:hAnsi="Arial" w:eastAsia="Arial" w:cs="Arial"/>
+                <w:i w:val="false"/>
+                <w:b w:val="false"/>
+                <w:u w:val="none"/>
+                <w:sz w:val="18"/>
+                <w:szCs w:val="18"/>
+                <w:color w:val="000000"/>
+              </w:rPr>
+            </w:pPr>
+            <w:r>
+              <w:rPr>
+                <w:rFonts w:ascii="Arial" w:hAnsi="Arial" w:eastAsia="Arial" w:cs="Arial"/>
+                <w:i w:val="false"/>
+                <w:b w:val="false"/>
+                <w:u w:val="none"/>
+                <w:sz w:val="18"/>
+                <w:szCs w:val="18"/>
+                <w:color w:val="000000"/>
+              </w:rPr>
+              <w:t xml:space="preserve">115 (89.1%)</w:t>
             </w:r>
           </w:p>
         </w:tc>
@@ -9233,166 +9233,166 @@
                 <w:szCs w:val="18"/>
                 <w:color w:val="000000"/>
               </w:rPr>
-              <w:t xml:space="preserve">Given Birth 1</w:t>
-            </w:r>
-          </w:p>
-        </w:tc>
-        <w:tc>
-          <w:tcPr>
-            <w:tcBorders>
-              <w:bottom w:val="none" w:sz="0" w:space="0" w:color="000000"/>
-              <w:top w:val="none" w:sz="0" w:space="0" w:color="000000"/>
-              <w:left w:val="none" w:sz="0" w:space="0" w:color="000000"/>
-              <w:right w:val="none" w:sz="0" w:space="0" w:color="000000"/>
-            </w:tcBorders>
-            <w:shd w:val="clear" w:color="auto" w:fill="FFFFFF"/>
-            <w:tcMar>
-              <w:top w:w="0" w:type="dxa"/>
-              <w:bottom w:w="0" w:type="dxa"/>
-              <w:left w:w="0" w:type="dxa"/>
-              <w:right w:w="0" w:type="dxa"/>
-            </w:tcMar>
-            <w:vAlign w:val="center"/>
-          </w:tcPr>
-          <w:p>
-            <w:pPr>
-              <w:pStyle w:val="Normal"/>
-              <w:jc w:val="left"/>
-              <w:pBdr>
-                <w:bottom w:val="none" w:sz="0" w:space="0" w:color="000000"/>
-                <w:top w:val="none" w:sz="0" w:space="0" w:color="000000"/>
-                <w:left w:val="none" w:sz="0" w:space="0" w:color="000000"/>
-                <w:right w:val="none" w:sz="0" w:space="0" w:color="000000"/>
-              </w:pBdr>
-              <w:spacing w:after="100" w:before="100" w:line="240"/>
-              <w:ind w:left="100" w:right="100" w:firstLine="0" w:firstLineChars="0"/>
-              <w:rPr>
-                <w:rFonts w:ascii="Arial" w:hAnsi="Arial" w:eastAsia="Arial" w:cs="Arial"/>
-                <w:i w:val="false"/>
-                <w:b w:val="false"/>
-                <w:u w:val="none"/>
-                <w:sz w:val="18"/>
-                <w:szCs w:val="18"/>
-                <w:color w:val="000000"/>
-              </w:rPr>
-            </w:pPr>
-            <w:r>
-              <w:rPr>
-                <w:rFonts w:ascii="Arial" w:hAnsi="Arial" w:eastAsia="Arial" w:cs="Arial"/>
-                <w:i w:val="false"/>
-                <w:b w:val="false"/>
-                <w:u w:val="none"/>
-                <w:sz w:val="18"/>
-                <w:szCs w:val="18"/>
-                <w:color w:val="000000"/>
-              </w:rPr>
-              <w:t xml:space="preserve">8 (3.0)</w:t>
-            </w:r>
-          </w:p>
-        </w:tc>
-        <w:tc>
-          <w:tcPr>
-            <w:tcBorders>
-              <w:bottom w:val="none" w:sz="0" w:space="0" w:color="000000"/>
-              <w:top w:val="none" w:sz="0" w:space="0" w:color="000000"/>
-              <w:left w:val="none" w:sz="0" w:space="0" w:color="000000"/>
-              <w:right w:val="none" w:sz="0" w:space="0" w:color="000000"/>
-            </w:tcBorders>
-            <w:shd w:val="clear" w:color="auto" w:fill="FFFFFF"/>
-            <w:tcMar>
-              <w:top w:w="0" w:type="dxa"/>
-              <w:bottom w:w="0" w:type="dxa"/>
-              <w:left w:w="0" w:type="dxa"/>
-              <w:right w:w="0" w:type="dxa"/>
-            </w:tcMar>
-            <w:vAlign w:val="center"/>
-          </w:tcPr>
-          <w:p>
-            <w:pPr>
-              <w:pStyle w:val="Normal"/>
-              <w:jc w:val="left"/>
-              <w:pBdr>
-                <w:bottom w:val="none" w:sz="0" w:space="0" w:color="000000"/>
-                <w:top w:val="none" w:sz="0" w:space="0" w:color="000000"/>
-                <w:left w:val="none" w:sz="0" w:space="0" w:color="000000"/>
-                <w:right w:val="none" w:sz="0" w:space="0" w:color="000000"/>
-              </w:pBdr>
-              <w:spacing w:after="100" w:before="100" w:line="240"/>
-              <w:ind w:left="100" w:right="100" w:firstLine="0" w:firstLineChars="0"/>
-              <w:rPr>
-                <w:rFonts w:ascii="Arial" w:hAnsi="Arial" w:eastAsia="Arial" w:cs="Arial"/>
-                <w:i w:val="false"/>
-                <w:b w:val="false"/>
-                <w:u w:val="none"/>
-                <w:sz w:val="18"/>
-                <w:szCs w:val="18"/>
-                <w:color w:val="000000"/>
-              </w:rPr>
-            </w:pPr>
-            <w:r>
-              <w:rPr>
-                <w:rFonts w:ascii="Arial" w:hAnsi="Arial" w:eastAsia="Arial" w:cs="Arial"/>
-                <w:i w:val="false"/>
-                <w:b w:val="false"/>
-                <w:u w:val="none"/>
-                <w:sz w:val="18"/>
-                <w:szCs w:val="18"/>
-                <w:color w:val="000000"/>
-              </w:rPr>
-              <w:t xml:space="preserve">11 (8.5)</w:t>
-            </w:r>
-          </w:p>
-        </w:tc>
-        <w:tc>
-          <w:tcPr>
-            <w:tcBorders>
-              <w:bottom w:val="none" w:sz="0" w:space="0" w:color="000000"/>
-              <w:top w:val="none" w:sz="0" w:space="0" w:color="000000"/>
-              <w:left w:val="none" w:sz="0" w:space="0" w:color="000000"/>
-              <w:right w:val="none" w:sz="0" w:space="0" w:color="000000"/>
-            </w:tcBorders>
-            <w:shd w:val="clear" w:color="auto" w:fill="FFFFFF"/>
-            <w:tcMar>
-              <w:top w:w="0" w:type="dxa"/>
-              <w:bottom w:w="0" w:type="dxa"/>
-              <w:left w:w="0" w:type="dxa"/>
-              <w:right w:w="0" w:type="dxa"/>
-            </w:tcMar>
-            <w:vAlign w:val="center"/>
-          </w:tcPr>
-          <w:p>
-            <w:pPr>
-              <w:pStyle w:val="Normal"/>
-              <w:jc w:val="left"/>
-              <w:pBdr>
-                <w:bottom w:val="none" w:sz="0" w:space="0" w:color="000000"/>
-                <w:top w:val="none" w:sz="0" w:space="0" w:color="000000"/>
-                <w:left w:val="none" w:sz="0" w:space="0" w:color="000000"/>
-                <w:right w:val="none" w:sz="0" w:space="0" w:color="000000"/>
-              </w:pBdr>
-              <w:spacing w:after="100" w:before="100" w:line="240"/>
-              <w:ind w:left="100" w:right="100" w:firstLine="0" w:firstLineChars="0"/>
-              <w:rPr>
-                <w:rFonts w:ascii="Arial" w:hAnsi="Arial" w:eastAsia="Arial" w:cs="Arial"/>
-                <w:i w:val="false"/>
-                <w:b w:val="false"/>
-                <w:u w:val="none"/>
-                <w:sz w:val="18"/>
-                <w:szCs w:val="18"/>
-                <w:color w:val="000000"/>
-              </w:rPr>
-            </w:pPr>
-            <w:r>
-              <w:rPr>
-                <w:rFonts w:ascii="Arial" w:hAnsi="Arial" w:eastAsia="Arial" w:cs="Arial"/>
-                <w:i w:val="false"/>
-                <w:b w:val="false"/>
-                <w:u w:val="none"/>
-                <w:sz w:val="18"/>
-                <w:szCs w:val="18"/>
-                <w:color w:val="000000"/>
-              </w:rPr>
-              <w:t xml:space="preserve">1 (1.6)</w:t>
+              <w:t xml:space="preserve">Has a Regular Physician Yes</w:t>
+            </w:r>
+          </w:p>
+        </w:tc>
+        <w:tc>
+          <w:tcPr>
+            <w:tcBorders>
+              <w:bottom w:val="none" w:sz="0" w:space="0" w:color="000000"/>
+              <w:top w:val="none" w:sz="0" w:space="0" w:color="000000"/>
+              <w:left w:val="none" w:sz="0" w:space="0" w:color="000000"/>
+              <w:right w:val="none" w:sz="0" w:space="0" w:color="000000"/>
+            </w:tcBorders>
+            <w:shd w:val="clear" w:color="auto" w:fill="FFFFFF"/>
+            <w:tcMar>
+              <w:top w:w="0" w:type="dxa"/>
+              <w:bottom w:w="0" w:type="dxa"/>
+              <w:left w:w="0" w:type="dxa"/>
+              <w:right w:w="0" w:type="dxa"/>
+            </w:tcMar>
+            <w:vAlign w:val="center"/>
+          </w:tcPr>
+          <w:p>
+            <w:pPr>
+              <w:pStyle w:val="Normal"/>
+              <w:jc w:val="left"/>
+              <w:pBdr>
+                <w:bottom w:val="none" w:sz="0" w:space="0" w:color="000000"/>
+                <w:top w:val="none" w:sz="0" w:space="0" w:color="000000"/>
+                <w:left w:val="none" w:sz="0" w:space="0" w:color="000000"/>
+                <w:right w:val="none" w:sz="0" w:space="0" w:color="000000"/>
+              </w:pBdr>
+              <w:spacing w:after="100" w:before="100" w:line="240"/>
+              <w:ind w:left="100" w:right="100" w:firstLine="0" w:firstLineChars="0"/>
+              <w:rPr>
+                <w:rFonts w:ascii="Arial" w:hAnsi="Arial" w:eastAsia="Arial" w:cs="Arial"/>
+                <w:i w:val="false"/>
+                <w:b w:val="false"/>
+                <w:u w:val="none"/>
+                <w:sz w:val="18"/>
+                <w:szCs w:val="18"/>
+                <w:color w:val="000000"/>
+              </w:rPr>
+            </w:pPr>
+            <w:r>
+              <w:rPr>
+                <w:rFonts w:ascii="Arial" w:hAnsi="Arial" w:eastAsia="Arial" w:cs="Arial"/>
+                <w:i w:val="false"/>
+                <w:b w:val="false"/>
+                <w:u w:val="none"/>
+                <w:sz w:val="18"/>
+                <w:szCs w:val="18"/>
+                <w:color w:val="000000"/>
+              </w:rPr>
+              <w:t xml:space="preserve">46 (73.0%)</w:t>
+            </w:r>
+          </w:p>
+        </w:tc>
+        <w:tc>
+          <w:tcPr>
+            <w:tcBorders>
+              <w:bottom w:val="none" w:sz="0" w:space="0" w:color="000000"/>
+              <w:top w:val="none" w:sz="0" w:space="0" w:color="000000"/>
+              <w:left w:val="none" w:sz="0" w:space="0" w:color="000000"/>
+              <w:right w:val="none" w:sz="0" w:space="0" w:color="000000"/>
+            </w:tcBorders>
+            <w:shd w:val="clear" w:color="auto" w:fill="FFFFFF"/>
+            <w:tcMar>
+              <w:top w:w="0" w:type="dxa"/>
+              <w:bottom w:w="0" w:type="dxa"/>
+              <w:left w:w="0" w:type="dxa"/>
+              <w:right w:w="0" w:type="dxa"/>
+            </w:tcMar>
+            <w:vAlign w:val="center"/>
+          </w:tcPr>
+          <w:p>
+            <w:pPr>
+              <w:pStyle w:val="Normal"/>
+              <w:jc w:val="left"/>
+              <w:pBdr>
+                <w:bottom w:val="none" w:sz="0" w:space="0" w:color="000000"/>
+                <w:top w:val="none" w:sz="0" w:space="0" w:color="000000"/>
+                <w:left w:val="none" w:sz="0" w:space="0" w:color="000000"/>
+                <w:right w:val="none" w:sz="0" w:space="0" w:color="000000"/>
+              </w:pBdr>
+              <w:spacing w:after="100" w:before="100" w:line="240"/>
+              <w:ind w:left="100" w:right="100" w:firstLine="0" w:firstLineChars="0"/>
+              <w:rPr>
+                <w:rFonts w:ascii="Arial" w:hAnsi="Arial" w:eastAsia="Arial" w:cs="Arial"/>
+                <w:i w:val="false"/>
+                <w:b w:val="false"/>
+                <w:u w:val="none"/>
+                <w:sz w:val="18"/>
+                <w:szCs w:val="18"/>
+                <w:color w:val="000000"/>
+              </w:rPr>
+            </w:pPr>
+            <w:r>
+              <w:rPr>
+                <w:rFonts w:ascii="Arial" w:hAnsi="Arial" w:eastAsia="Arial" w:cs="Arial"/>
+                <w:i w:val="false"/>
+                <w:b w:val="false"/>
+                <w:u w:val="none"/>
+                <w:sz w:val="18"/>
+                <w:szCs w:val="18"/>
+                <w:color w:val="000000"/>
+              </w:rPr>
+              <w:t xml:space="preserve">176 (66.2%)</w:t>
+            </w:r>
+          </w:p>
+        </w:tc>
+        <w:tc>
+          <w:tcPr>
+            <w:tcBorders>
+              <w:bottom w:val="none" w:sz="0" w:space="0" w:color="000000"/>
+              <w:top w:val="none" w:sz="0" w:space="0" w:color="000000"/>
+              <w:left w:val="none" w:sz="0" w:space="0" w:color="000000"/>
+              <w:right w:val="none" w:sz="0" w:space="0" w:color="000000"/>
+            </w:tcBorders>
+            <w:shd w:val="clear" w:color="auto" w:fill="FFFFFF"/>
+            <w:tcMar>
+              <w:top w:w="0" w:type="dxa"/>
+              <w:bottom w:w="0" w:type="dxa"/>
+              <w:left w:w="0" w:type="dxa"/>
+              <w:right w:w="0" w:type="dxa"/>
+            </w:tcMar>
+            <w:vAlign w:val="center"/>
+          </w:tcPr>
+          <w:p>
+            <w:pPr>
+              <w:pStyle w:val="Normal"/>
+              <w:jc w:val="left"/>
+              <w:pBdr>
+                <w:bottom w:val="none" w:sz="0" w:space="0" w:color="000000"/>
+                <w:top w:val="none" w:sz="0" w:space="0" w:color="000000"/>
+                <w:left w:val="none" w:sz="0" w:space="0" w:color="000000"/>
+                <w:right w:val="none" w:sz="0" w:space="0" w:color="000000"/>
+              </w:pBdr>
+              <w:spacing w:after="100" w:before="100" w:line="240"/>
+              <w:ind w:left="100" w:right="100" w:firstLine="0" w:firstLineChars="0"/>
+              <w:rPr>
+                <w:rFonts w:ascii="Arial" w:hAnsi="Arial" w:eastAsia="Arial" w:cs="Arial"/>
+                <w:i w:val="false"/>
+                <w:b w:val="false"/>
+                <w:u w:val="none"/>
+                <w:sz w:val="18"/>
+                <w:szCs w:val="18"/>
+                <w:color w:val="000000"/>
+              </w:rPr>
+            </w:pPr>
+            <w:r>
+              <w:rPr>
+                <w:rFonts w:ascii="Arial" w:hAnsi="Arial" w:eastAsia="Arial" w:cs="Arial"/>
+                <w:i w:val="false"/>
+                <w:b w:val="false"/>
+                <w:u w:val="none"/>
+                <w:sz w:val="18"/>
+                <w:szCs w:val="18"/>
+                <w:color w:val="000000"/>
+              </w:rPr>
+              <w:t xml:space="preserve">80 (62.0%)</w:t>
             </w:r>
           </w:p>
         </w:tc>
@@ -9451,166 +9451,166 @@
                 <w:szCs w:val="18"/>
                 <w:color w:val="000000"/>
               </w:rPr>
-              <w:t xml:space="preserve">Nicotine Usage Yes</w:t>
-            </w:r>
-          </w:p>
-        </w:tc>
-        <w:tc>
-          <w:tcPr>
-            <w:tcBorders>
-              <w:bottom w:val="none" w:sz="0" w:space="0" w:color="000000"/>
-              <w:top w:val="none" w:sz="0" w:space="0" w:color="000000"/>
-              <w:left w:val="none" w:sz="0" w:space="0" w:color="000000"/>
-              <w:right w:val="none" w:sz="0" w:space="0" w:color="000000"/>
-            </w:tcBorders>
-            <w:shd w:val="clear" w:color="auto" w:fill="FFFFFF"/>
-            <w:tcMar>
-              <w:top w:w="0" w:type="dxa"/>
-              <w:bottom w:w="0" w:type="dxa"/>
-              <w:left w:w="0" w:type="dxa"/>
-              <w:right w:w="0" w:type="dxa"/>
-            </w:tcMar>
-            <w:vAlign w:val="center"/>
-          </w:tcPr>
-          <w:p>
-            <w:pPr>
-              <w:pStyle w:val="Normal"/>
-              <w:jc w:val="left"/>
-              <w:pBdr>
-                <w:bottom w:val="none" w:sz="0" w:space="0" w:color="000000"/>
-                <w:top w:val="none" w:sz="0" w:space="0" w:color="000000"/>
-                <w:left w:val="none" w:sz="0" w:space="0" w:color="000000"/>
-                <w:right w:val="none" w:sz="0" w:space="0" w:color="000000"/>
-              </w:pBdr>
-              <w:spacing w:after="100" w:before="100" w:line="240"/>
-              <w:ind w:left="100" w:right="100" w:firstLine="0" w:firstLineChars="0"/>
-              <w:rPr>
-                <w:rFonts w:ascii="Arial" w:hAnsi="Arial" w:eastAsia="Arial" w:cs="Arial"/>
-                <w:i w:val="false"/>
-                <w:b w:val="false"/>
-                <w:u w:val="none"/>
-                <w:sz w:val="18"/>
-                <w:szCs w:val="18"/>
-                <w:color w:val="000000"/>
-              </w:rPr>
-            </w:pPr>
-            <w:r>
-              <w:rPr>
-                <w:rFonts w:ascii="Arial" w:hAnsi="Arial" w:eastAsia="Arial" w:cs="Arial"/>
-                <w:i w:val="false"/>
-                <w:b w:val="false"/>
-                <w:u w:val="none"/>
-                <w:sz w:val="18"/>
-                <w:szCs w:val="18"/>
-                <w:color w:val="000000"/>
-              </w:rPr>
-              <w:t xml:space="preserve">13 (4.9)</w:t>
-            </w:r>
-          </w:p>
-        </w:tc>
-        <w:tc>
-          <w:tcPr>
-            <w:tcBorders>
-              <w:bottom w:val="none" w:sz="0" w:space="0" w:color="000000"/>
-              <w:top w:val="none" w:sz="0" w:space="0" w:color="000000"/>
-              <w:left w:val="none" w:sz="0" w:space="0" w:color="000000"/>
-              <w:right w:val="none" w:sz="0" w:space="0" w:color="000000"/>
-            </w:tcBorders>
-            <w:shd w:val="clear" w:color="auto" w:fill="FFFFFF"/>
-            <w:tcMar>
-              <w:top w:w="0" w:type="dxa"/>
-              <w:bottom w:w="0" w:type="dxa"/>
-              <w:left w:w="0" w:type="dxa"/>
-              <w:right w:w="0" w:type="dxa"/>
-            </w:tcMar>
-            <w:vAlign w:val="center"/>
-          </w:tcPr>
-          <w:p>
-            <w:pPr>
-              <w:pStyle w:val="Normal"/>
-              <w:jc w:val="left"/>
-              <w:pBdr>
-                <w:bottom w:val="none" w:sz="0" w:space="0" w:color="000000"/>
-                <w:top w:val="none" w:sz="0" w:space="0" w:color="000000"/>
-                <w:left w:val="none" w:sz="0" w:space="0" w:color="000000"/>
-                <w:right w:val="none" w:sz="0" w:space="0" w:color="000000"/>
-              </w:pBdr>
-              <w:spacing w:after="100" w:before="100" w:line="240"/>
-              <w:ind w:left="100" w:right="100" w:firstLine="0" w:firstLineChars="0"/>
-              <w:rPr>
-                <w:rFonts w:ascii="Arial" w:hAnsi="Arial" w:eastAsia="Arial" w:cs="Arial"/>
-                <w:i w:val="false"/>
-                <w:b w:val="false"/>
-                <w:u w:val="none"/>
-                <w:sz w:val="18"/>
-                <w:szCs w:val="18"/>
-                <w:color w:val="000000"/>
-              </w:rPr>
-            </w:pPr>
-            <w:r>
-              <w:rPr>
-                <w:rFonts w:ascii="Arial" w:hAnsi="Arial" w:eastAsia="Arial" w:cs="Arial"/>
-                <w:i w:val="false"/>
-                <w:b w:val="false"/>
-                <w:u w:val="none"/>
-                <w:sz w:val="18"/>
-                <w:szCs w:val="18"/>
-                <w:color w:val="000000"/>
-              </w:rPr>
-              <w:t xml:space="preserve">11 (8.5)</w:t>
-            </w:r>
-          </w:p>
-        </w:tc>
-        <w:tc>
-          <w:tcPr>
-            <w:tcBorders>
-              <w:bottom w:val="none" w:sz="0" w:space="0" w:color="000000"/>
-              <w:top w:val="none" w:sz="0" w:space="0" w:color="000000"/>
-              <w:left w:val="none" w:sz="0" w:space="0" w:color="000000"/>
-              <w:right w:val="none" w:sz="0" w:space="0" w:color="000000"/>
-            </w:tcBorders>
-            <w:shd w:val="clear" w:color="auto" w:fill="FFFFFF"/>
-            <w:tcMar>
-              <w:top w:w="0" w:type="dxa"/>
-              <w:bottom w:w="0" w:type="dxa"/>
-              <w:left w:w="0" w:type="dxa"/>
-              <w:right w:w="0" w:type="dxa"/>
-            </w:tcMar>
-            <w:vAlign w:val="center"/>
-          </w:tcPr>
-          <w:p>
-            <w:pPr>
-              <w:pStyle w:val="Normal"/>
-              <w:jc w:val="left"/>
-              <w:pBdr>
-                <w:bottom w:val="none" w:sz="0" w:space="0" w:color="000000"/>
-                <w:top w:val="none" w:sz="0" w:space="0" w:color="000000"/>
-                <w:left w:val="none" w:sz="0" w:space="0" w:color="000000"/>
-                <w:right w:val="none" w:sz="0" w:space="0" w:color="000000"/>
-              </w:pBdr>
-              <w:spacing w:after="100" w:before="100" w:line="240"/>
-              <w:ind w:left="100" w:right="100" w:firstLine="0" w:firstLineChars="0"/>
-              <w:rPr>
-                <w:rFonts w:ascii="Arial" w:hAnsi="Arial" w:eastAsia="Arial" w:cs="Arial"/>
-                <w:i w:val="false"/>
-                <w:b w:val="false"/>
-                <w:u w:val="none"/>
-                <w:sz w:val="18"/>
-                <w:szCs w:val="18"/>
-                <w:color w:val="000000"/>
-              </w:rPr>
-            </w:pPr>
-            <w:r>
-              <w:rPr>
-                <w:rFonts w:ascii="Arial" w:hAnsi="Arial" w:eastAsia="Arial" w:cs="Arial"/>
-                <w:i w:val="false"/>
-                <w:b w:val="false"/>
-                <w:u w:val="none"/>
-                <w:sz w:val="18"/>
-                <w:szCs w:val="18"/>
-                <w:color w:val="000000"/>
-              </w:rPr>
-              <w:t xml:space="preserve">1 (1.6)</w:t>
+              <w:t xml:space="preserve">Given Birth 1</w:t>
+            </w:r>
+          </w:p>
+        </w:tc>
+        <w:tc>
+          <w:tcPr>
+            <w:tcBorders>
+              <w:bottom w:val="none" w:sz="0" w:space="0" w:color="000000"/>
+              <w:top w:val="none" w:sz="0" w:space="0" w:color="000000"/>
+              <w:left w:val="none" w:sz="0" w:space="0" w:color="000000"/>
+              <w:right w:val="none" w:sz="0" w:space="0" w:color="000000"/>
+            </w:tcBorders>
+            <w:shd w:val="clear" w:color="auto" w:fill="FFFFFF"/>
+            <w:tcMar>
+              <w:top w:w="0" w:type="dxa"/>
+              <w:bottom w:w="0" w:type="dxa"/>
+              <w:left w:w="0" w:type="dxa"/>
+              <w:right w:w="0" w:type="dxa"/>
+            </w:tcMar>
+            <w:vAlign w:val="center"/>
+          </w:tcPr>
+          <w:p>
+            <w:pPr>
+              <w:pStyle w:val="Normal"/>
+              <w:jc w:val="left"/>
+              <w:pBdr>
+                <w:bottom w:val="none" w:sz="0" w:space="0" w:color="000000"/>
+                <w:top w:val="none" w:sz="0" w:space="0" w:color="000000"/>
+                <w:left w:val="none" w:sz="0" w:space="0" w:color="000000"/>
+                <w:right w:val="none" w:sz="0" w:space="0" w:color="000000"/>
+              </w:pBdr>
+              <w:spacing w:after="100" w:before="100" w:line="240"/>
+              <w:ind w:left="100" w:right="100" w:firstLine="0" w:firstLineChars="0"/>
+              <w:rPr>
+                <w:rFonts w:ascii="Arial" w:hAnsi="Arial" w:eastAsia="Arial" w:cs="Arial"/>
+                <w:i w:val="false"/>
+                <w:b w:val="false"/>
+                <w:u w:val="none"/>
+                <w:sz w:val="18"/>
+                <w:szCs w:val="18"/>
+                <w:color w:val="000000"/>
+              </w:rPr>
+            </w:pPr>
+            <w:r>
+              <w:rPr>
+                <w:rFonts w:ascii="Arial" w:hAnsi="Arial" w:eastAsia="Arial" w:cs="Arial"/>
+                <w:i w:val="false"/>
+                <w:b w:val="false"/>
+                <w:u w:val="none"/>
+                <w:sz w:val="18"/>
+                <w:szCs w:val="18"/>
+                <w:color w:val="000000"/>
+              </w:rPr>
+              <w:t xml:space="preserve">1 (1.6%)</w:t>
+            </w:r>
+          </w:p>
+        </w:tc>
+        <w:tc>
+          <w:tcPr>
+            <w:tcBorders>
+              <w:bottom w:val="none" w:sz="0" w:space="0" w:color="000000"/>
+              <w:top w:val="none" w:sz="0" w:space="0" w:color="000000"/>
+              <w:left w:val="none" w:sz="0" w:space="0" w:color="000000"/>
+              <w:right w:val="none" w:sz="0" w:space="0" w:color="000000"/>
+            </w:tcBorders>
+            <w:shd w:val="clear" w:color="auto" w:fill="FFFFFF"/>
+            <w:tcMar>
+              <w:top w:w="0" w:type="dxa"/>
+              <w:bottom w:w="0" w:type="dxa"/>
+              <w:left w:w="0" w:type="dxa"/>
+              <w:right w:w="0" w:type="dxa"/>
+            </w:tcMar>
+            <w:vAlign w:val="center"/>
+          </w:tcPr>
+          <w:p>
+            <w:pPr>
+              <w:pStyle w:val="Normal"/>
+              <w:jc w:val="left"/>
+              <w:pBdr>
+                <w:bottom w:val="none" w:sz="0" w:space="0" w:color="000000"/>
+                <w:top w:val="none" w:sz="0" w:space="0" w:color="000000"/>
+                <w:left w:val="none" w:sz="0" w:space="0" w:color="000000"/>
+                <w:right w:val="none" w:sz="0" w:space="0" w:color="000000"/>
+              </w:pBdr>
+              <w:spacing w:after="100" w:before="100" w:line="240"/>
+              <w:ind w:left="100" w:right="100" w:firstLine="0" w:firstLineChars="0"/>
+              <w:rPr>
+                <w:rFonts w:ascii="Arial" w:hAnsi="Arial" w:eastAsia="Arial" w:cs="Arial"/>
+                <w:i w:val="false"/>
+                <w:b w:val="false"/>
+                <w:u w:val="none"/>
+                <w:sz w:val="18"/>
+                <w:szCs w:val="18"/>
+                <w:color w:val="000000"/>
+              </w:rPr>
+            </w:pPr>
+            <w:r>
+              <w:rPr>
+                <w:rFonts w:ascii="Arial" w:hAnsi="Arial" w:eastAsia="Arial" w:cs="Arial"/>
+                <w:i w:val="false"/>
+                <w:b w:val="false"/>
+                <w:u w:val="none"/>
+                <w:sz w:val="18"/>
+                <w:szCs w:val="18"/>
+                <w:color w:val="000000"/>
+              </w:rPr>
+              <w:t xml:space="preserve">8 (3.0%)</w:t>
+            </w:r>
+          </w:p>
+        </w:tc>
+        <w:tc>
+          <w:tcPr>
+            <w:tcBorders>
+              <w:bottom w:val="none" w:sz="0" w:space="0" w:color="000000"/>
+              <w:top w:val="none" w:sz="0" w:space="0" w:color="000000"/>
+              <w:left w:val="none" w:sz="0" w:space="0" w:color="000000"/>
+              <w:right w:val="none" w:sz="0" w:space="0" w:color="000000"/>
+            </w:tcBorders>
+            <w:shd w:val="clear" w:color="auto" w:fill="FFFFFF"/>
+            <w:tcMar>
+              <w:top w:w="0" w:type="dxa"/>
+              <w:bottom w:w="0" w:type="dxa"/>
+              <w:left w:w="0" w:type="dxa"/>
+              <w:right w:w="0" w:type="dxa"/>
+            </w:tcMar>
+            <w:vAlign w:val="center"/>
+          </w:tcPr>
+          <w:p>
+            <w:pPr>
+              <w:pStyle w:val="Normal"/>
+              <w:jc w:val="left"/>
+              <w:pBdr>
+                <w:bottom w:val="none" w:sz="0" w:space="0" w:color="000000"/>
+                <w:top w:val="none" w:sz="0" w:space="0" w:color="000000"/>
+                <w:left w:val="none" w:sz="0" w:space="0" w:color="000000"/>
+                <w:right w:val="none" w:sz="0" w:space="0" w:color="000000"/>
+              </w:pBdr>
+              <w:spacing w:after="100" w:before="100" w:line="240"/>
+              <w:ind w:left="100" w:right="100" w:firstLine="0" w:firstLineChars="0"/>
+              <w:rPr>
+                <w:rFonts w:ascii="Arial" w:hAnsi="Arial" w:eastAsia="Arial" w:cs="Arial"/>
+                <w:i w:val="false"/>
+                <w:b w:val="false"/>
+                <w:u w:val="none"/>
+                <w:sz w:val="18"/>
+                <w:szCs w:val="18"/>
+                <w:color w:val="000000"/>
+              </w:rPr>
+            </w:pPr>
+            <w:r>
+              <w:rPr>
+                <w:rFonts w:ascii="Arial" w:hAnsi="Arial" w:eastAsia="Arial" w:cs="Arial"/>
+                <w:i w:val="false"/>
+                <w:b w:val="false"/>
+                <w:u w:val="none"/>
+                <w:sz w:val="18"/>
+                <w:szCs w:val="18"/>
+                <w:color w:val="000000"/>
+              </w:rPr>
+              <w:t xml:space="preserve">11 (8.5%)</w:t>
             </w:r>
           </w:p>
         </w:tc>
@@ -9623,6 +9623,442 @@
         <w:tc>
           <w:tcPr>
             <w:tcBorders>
+              <w:bottom w:val="none" w:sz="0" w:space="0" w:color="000000"/>
+              <w:top w:val="none" w:sz="0" w:space="0" w:color="000000"/>
+              <w:left w:val="none" w:sz="0" w:space="0" w:color="000000"/>
+              <w:right w:val="none" w:sz="0" w:space="0" w:color="000000"/>
+            </w:tcBorders>
+            <w:shd w:val="clear" w:color="auto" w:fill="FFFFFF"/>
+            <w:tcMar>
+              <w:top w:w="0" w:type="dxa"/>
+              <w:bottom w:w="0" w:type="dxa"/>
+              <w:left w:w="0" w:type="dxa"/>
+              <w:right w:w="0" w:type="dxa"/>
+            </w:tcMar>
+            <w:vAlign w:val="center"/>
+          </w:tcPr>
+          <w:p>
+            <w:pPr>
+              <w:pStyle w:val="Normal"/>
+              <w:jc w:val="left"/>
+              <w:pBdr>
+                <w:bottom w:val="none" w:sz="0" w:space="0" w:color="000000"/>
+                <w:top w:val="none" w:sz="0" w:space="0" w:color="000000"/>
+                <w:left w:val="none" w:sz="0" w:space="0" w:color="000000"/>
+                <w:right w:val="none" w:sz="0" w:space="0" w:color="000000"/>
+              </w:pBdr>
+              <w:spacing w:after="100" w:before="100" w:line="240"/>
+              <w:ind w:left="100" w:right="100" w:firstLine="0" w:firstLineChars="0"/>
+              <w:rPr>
+                <w:rFonts w:ascii="Arial" w:hAnsi="Arial" w:eastAsia="Arial" w:cs="Arial"/>
+                <w:i w:val="false"/>
+                <w:b w:val="false"/>
+                <w:u w:val="none"/>
+                <w:sz w:val="18"/>
+                <w:szCs w:val="18"/>
+                <w:color w:val="000000"/>
+              </w:rPr>
+            </w:pPr>
+            <w:r>
+              <w:rPr>
+                <w:rFonts w:ascii="Arial" w:hAnsi="Arial" w:eastAsia="Arial" w:cs="Arial"/>
+                <w:i w:val="false"/>
+                <w:b w:val="false"/>
+                <w:u w:val="none"/>
+                <w:sz w:val="18"/>
+                <w:szCs w:val="18"/>
+                <w:color w:val="000000"/>
+              </w:rPr>
+              <w:t xml:space="preserve">Nicotine Usage Yes</w:t>
+            </w:r>
+          </w:p>
+        </w:tc>
+        <w:tc>
+          <w:tcPr>
+            <w:tcBorders>
+              <w:bottom w:val="none" w:sz="0" w:space="0" w:color="000000"/>
+              <w:top w:val="none" w:sz="0" w:space="0" w:color="000000"/>
+              <w:left w:val="none" w:sz="0" w:space="0" w:color="000000"/>
+              <w:right w:val="none" w:sz="0" w:space="0" w:color="000000"/>
+            </w:tcBorders>
+            <w:shd w:val="clear" w:color="auto" w:fill="FFFFFF"/>
+            <w:tcMar>
+              <w:top w:w="0" w:type="dxa"/>
+              <w:bottom w:w="0" w:type="dxa"/>
+              <w:left w:w="0" w:type="dxa"/>
+              <w:right w:w="0" w:type="dxa"/>
+            </w:tcMar>
+            <w:vAlign w:val="center"/>
+          </w:tcPr>
+          <w:p>
+            <w:pPr>
+              <w:pStyle w:val="Normal"/>
+              <w:jc w:val="left"/>
+              <w:pBdr>
+                <w:bottom w:val="none" w:sz="0" w:space="0" w:color="000000"/>
+                <w:top w:val="none" w:sz="0" w:space="0" w:color="000000"/>
+                <w:left w:val="none" w:sz="0" w:space="0" w:color="000000"/>
+                <w:right w:val="none" w:sz="0" w:space="0" w:color="000000"/>
+              </w:pBdr>
+              <w:spacing w:after="100" w:before="100" w:line="240"/>
+              <w:ind w:left="100" w:right="100" w:firstLine="0" w:firstLineChars="0"/>
+              <w:rPr>
+                <w:rFonts w:ascii="Arial" w:hAnsi="Arial" w:eastAsia="Arial" w:cs="Arial"/>
+                <w:i w:val="false"/>
+                <w:b w:val="false"/>
+                <w:u w:val="none"/>
+                <w:sz w:val="18"/>
+                <w:szCs w:val="18"/>
+                <w:color w:val="000000"/>
+              </w:rPr>
+            </w:pPr>
+            <w:r>
+              <w:rPr>
+                <w:rFonts w:ascii="Arial" w:hAnsi="Arial" w:eastAsia="Arial" w:cs="Arial"/>
+                <w:i w:val="false"/>
+                <w:b w:val="false"/>
+                <w:u w:val="none"/>
+                <w:sz w:val="18"/>
+                <w:szCs w:val="18"/>
+                <w:color w:val="000000"/>
+              </w:rPr>
+              <w:t xml:space="preserve">1 (1.6%)</w:t>
+            </w:r>
+          </w:p>
+        </w:tc>
+        <w:tc>
+          <w:tcPr>
+            <w:tcBorders>
+              <w:bottom w:val="none" w:sz="0" w:space="0" w:color="000000"/>
+              <w:top w:val="none" w:sz="0" w:space="0" w:color="000000"/>
+              <w:left w:val="none" w:sz="0" w:space="0" w:color="000000"/>
+              <w:right w:val="none" w:sz="0" w:space="0" w:color="000000"/>
+            </w:tcBorders>
+            <w:shd w:val="clear" w:color="auto" w:fill="FFFFFF"/>
+            <w:tcMar>
+              <w:top w:w="0" w:type="dxa"/>
+              <w:bottom w:w="0" w:type="dxa"/>
+              <w:left w:w="0" w:type="dxa"/>
+              <w:right w:w="0" w:type="dxa"/>
+            </w:tcMar>
+            <w:vAlign w:val="center"/>
+          </w:tcPr>
+          <w:p>
+            <w:pPr>
+              <w:pStyle w:val="Normal"/>
+              <w:jc w:val="left"/>
+              <w:pBdr>
+                <w:bottom w:val="none" w:sz="0" w:space="0" w:color="000000"/>
+                <w:top w:val="none" w:sz="0" w:space="0" w:color="000000"/>
+                <w:left w:val="none" w:sz="0" w:space="0" w:color="000000"/>
+                <w:right w:val="none" w:sz="0" w:space="0" w:color="000000"/>
+              </w:pBdr>
+              <w:spacing w:after="100" w:before="100" w:line="240"/>
+              <w:ind w:left="100" w:right="100" w:firstLine="0" w:firstLineChars="0"/>
+              <w:rPr>
+                <w:rFonts w:ascii="Arial" w:hAnsi="Arial" w:eastAsia="Arial" w:cs="Arial"/>
+                <w:i w:val="false"/>
+                <w:b w:val="false"/>
+                <w:u w:val="none"/>
+                <w:sz w:val="18"/>
+                <w:szCs w:val="18"/>
+                <w:color w:val="000000"/>
+              </w:rPr>
+            </w:pPr>
+            <w:r>
+              <w:rPr>
+                <w:rFonts w:ascii="Arial" w:hAnsi="Arial" w:eastAsia="Arial" w:cs="Arial"/>
+                <w:i w:val="false"/>
+                <w:b w:val="false"/>
+                <w:u w:val="none"/>
+                <w:sz w:val="18"/>
+                <w:szCs w:val="18"/>
+                <w:color w:val="000000"/>
+              </w:rPr>
+              <w:t xml:space="preserve">13 (4.9%)</w:t>
+            </w:r>
+          </w:p>
+        </w:tc>
+        <w:tc>
+          <w:tcPr>
+            <w:tcBorders>
+              <w:bottom w:val="none" w:sz="0" w:space="0" w:color="000000"/>
+              <w:top w:val="none" w:sz="0" w:space="0" w:color="000000"/>
+              <w:left w:val="none" w:sz="0" w:space="0" w:color="000000"/>
+              <w:right w:val="none" w:sz="0" w:space="0" w:color="000000"/>
+            </w:tcBorders>
+            <w:shd w:val="clear" w:color="auto" w:fill="FFFFFF"/>
+            <w:tcMar>
+              <w:top w:w="0" w:type="dxa"/>
+              <w:bottom w:w="0" w:type="dxa"/>
+              <w:left w:w="0" w:type="dxa"/>
+              <w:right w:w="0" w:type="dxa"/>
+            </w:tcMar>
+            <w:vAlign w:val="center"/>
+          </w:tcPr>
+          <w:p>
+            <w:pPr>
+              <w:pStyle w:val="Normal"/>
+              <w:jc w:val="left"/>
+              <w:pBdr>
+                <w:bottom w:val="none" w:sz="0" w:space="0" w:color="000000"/>
+                <w:top w:val="none" w:sz="0" w:space="0" w:color="000000"/>
+                <w:left w:val="none" w:sz="0" w:space="0" w:color="000000"/>
+                <w:right w:val="none" w:sz="0" w:space="0" w:color="000000"/>
+              </w:pBdr>
+              <w:spacing w:after="100" w:before="100" w:line="240"/>
+              <w:ind w:left="100" w:right="100" w:firstLine="0" w:firstLineChars="0"/>
+              <w:rPr>
+                <w:rFonts w:ascii="Arial" w:hAnsi="Arial" w:eastAsia="Arial" w:cs="Arial"/>
+                <w:i w:val="false"/>
+                <w:b w:val="false"/>
+                <w:u w:val="none"/>
+                <w:sz w:val="18"/>
+                <w:szCs w:val="18"/>
+                <w:color w:val="000000"/>
+              </w:rPr>
+            </w:pPr>
+            <w:r>
+              <w:rPr>
+                <w:rFonts w:ascii="Arial" w:hAnsi="Arial" w:eastAsia="Arial" w:cs="Arial"/>
+                <w:i w:val="false"/>
+                <w:b w:val="false"/>
+                <w:u w:val="none"/>
+                <w:sz w:val="18"/>
+                <w:szCs w:val="18"/>
+                <w:color w:val="000000"/>
+              </w:rPr>
+              <w:t xml:space="preserve">11 (8.5%)</w:t>
+            </w:r>
+          </w:p>
+        </w:tc>
+      </w:tr>
+      <w:tr>
+        <w:trPr>
+          <w:trHeight w:val="617" w:hRule="auto"/>
+        </w:trPr>
+        body45
+        <w:tc>
+          <w:tcPr>
+            <w:tcBorders>
+              <w:bottom w:val="none" w:sz="0" w:space="0" w:color="000000"/>
+              <w:top w:val="none" w:sz="0" w:space="0" w:color="000000"/>
+              <w:left w:val="none" w:sz="0" w:space="0" w:color="000000"/>
+              <w:right w:val="none" w:sz="0" w:space="0" w:color="000000"/>
+            </w:tcBorders>
+            <w:shd w:val="clear" w:color="auto" w:fill="FFFFFF"/>
+            <w:tcMar>
+              <w:top w:w="0" w:type="dxa"/>
+              <w:bottom w:w="0" w:type="dxa"/>
+              <w:left w:w="0" w:type="dxa"/>
+              <w:right w:w="0" w:type="dxa"/>
+            </w:tcMar>
+            <w:vAlign w:val="center"/>
+          </w:tcPr>
+          <w:p>
+            <w:pPr>
+              <w:pStyle w:val="Normal"/>
+              <w:jc w:val="left"/>
+              <w:pBdr>
+                <w:bottom w:val="none" w:sz="0" w:space="0" w:color="000000"/>
+                <w:top w:val="none" w:sz="0" w:space="0" w:color="000000"/>
+                <w:left w:val="none" w:sz="0" w:space="0" w:color="000000"/>
+                <w:right w:val="none" w:sz="0" w:space="0" w:color="000000"/>
+              </w:pBdr>
+              <w:spacing w:after="100" w:before="100" w:line="240"/>
+              <w:ind w:left="100" w:right="100" w:firstLine="0" w:firstLineChars="0"/>
+              <w:rPr>
+                <w:rFonts w:ascii="Arial" w:hAnsi="Arial" w:eastAsia="Arial" w:cs="Arial"/>
+                <w:i w:val="false"/>
+                <w:b w:val="false"/>
+                <w:u w:val="none"/>
+                <w:sz w:val="18"/>
+                <w:szCs w:val="18"/>
+                <w:color w:val="000000"/>
+              </w:rPr>
+            </w:pPr>
+            <w:r>
+              <w:rPr>
+                <w:rFonts w:ascii="Arial" w:hAnsi="Arial" w:eastAsia="Arial" w:cs="Arial"/>
+                <w:i w:val="false"/>
+                <w:b w:val="false"/>
+                <w:u w:val="none"/>
+                <w:sz w:val="18"/>
+                <w:szCs w:val="18"/>
+                <w:color w:val="000000"/>
+              </w:rPr>
+              <w:t xml:space="preserve">THC Marijuana Usage Yes</w:t>
+            </w:r>
+          </w:p>
+        </w:tc>
+        <w:tc>
+          <w:tcPr>
+            <w:tcBorders>
+              <w:bottom w:val="none" w:sz="0" w:space="0" w:color="000000"/>
+              <w:top w:val="none" w:sz="0" w:space="0" w:color="000000"/>
+              <w:left w:val="none" w:sz="0" w:space="0" w:color="000000"/>
+              <w:right w:val="none" w:sz="0" w:space="0" w:color="000000"/>
+            </w:tcBorders>
+            <w:shd w:val="clear" w:color="auto" w:fill="FFFFFF"/>
+            <w:tcMar>
+              <w:top w:w="0" w:type="dxa"/>
+              <w:bottom w:w="0" w:type="dxa"/>
+              <w:left w:w="0" w:type="dxa"/>
+              <w:right w:w="0" w:type="dxa"/>
+            </w:tcMar>
+            <w:vAlign w:val="center"/>
+          </w:tcPr>
+          <w:p>
+            <w:pPr>
+              <w:pStyle w:val="Normal"/>
+              <w:jc w:val="left"/>
+              <w:pBdr>
+                <w:bottom w:val="none" w:sz="0" w:space="0" w:color="000000"/>
+                <w:top w:val="none" w:sz="0" w:space="0" w:color="000000"/>
+                <w:left w:val="none" w:sz="0" w:space="0" w:color="000000"/>
+                <w:right w:val="none" w:sz="0" w:space="0" w:color="000000"/>
+              </w:pBdr>
+              <w:spacing w:after="100" w:before="100" w:line="240"/>
+              <w:ind w:left="100" w:right="100" w:firstLine="0" w:firstLineChars="0"/>
+              <w:rPr>
+                <w:rFonts w:ascii="Arial" w:hAnsi="Arial" w:eastAsia="Arial" w:cs="Arial"/>
+                <w:i w:val="false"/>
+                <w:b w:val="false"/>
+                <w:u w:val="none"/>
+                <w:sz w:val="18"/>
+                <w:szCs w:val="18"/>
+                <w:color w:val="000000"/>
+              </w:rPr>
+            </w:pPr>
+            <w:r>
+              <w:rPr>
+                <w:rFonts w:ascii="Arial" w:hAnsi="Arial" w:eastAsia="Arial" w:cs="Arial"/>
+                <w:i w:val="false"/>
+                <w:b w:val="false"/>
+                <w:u w:val="none"/>
+                <w:sz w:val="18"/>
+                <w:szCs w:val="18"/>
+                <w:color w:val="000000"/>
+              </w:rPr>
+              <w:t xml:space="preserve">25 (39.7%)</w:t>
+            </w:r>
+          </w:p>
+        </w:tc>
+        <w:tc>
+          <w:tcPr>
+            <w:tcBorders>
+              <w:bottom w:val="none" w:sz="0" w:space="0" w:color="000000"/>
+              <w:top w:val="none" w:sz="0" w:space="0" w:color="000000"/>
+              <w:left w:val="none" w:sz="0" w:space="0" w:color="000000"/>
+              <w:right w:val="none" w:sz="0" w:space="0" w:color="000000"/>
+            </w:tcBorders>
+            <w:shd w:val="clear" w:color="auto" w:fill="FFFFFF"/>
+            <w:tcMar>
+              <w:top w:w="0" w:type="dxa"/>
+              <w:bottom w:w="0" w:type="dxa"/>
+              <w:left w:w="0" w:type="dxa"/>
+              <w:right w:w="0" w:type="dxa"/>
+            </w:tcMar>
+            <w:vAlign w:val="center"/>
+          </w:tcPr>
+          <w:p>
+            <w:pPr>
+              <w:pStyle w:val="Normal"/>
+              <w:jc w:val="left"/>
+              <w:pBdr>
+                <w:bottom w:val="none" w:sz="0" w:space="0" w:color="000000"/>
+                <w:top w:val="none" w:sz="0" w:space="0" w:color="000000"/>
+                <w:left w:val="none" w:sz="0" w:space="0" w:color="000000"/>
+                <w:right w:val="none" w:sz="0" w:space="0" w:color="000000"/>
+              </w:pBdr>
+              <w:spacing w:after="100" w:before="100" w:line="240"/>
+              <w:ind w:left="100" w:right="100" w:firstLine="0" w:firstLineChars="0"/>
+              <w:rPr>
+                <w:rFonts w:ascii="Arial" w:hAnsi="Arial" w:eastAsia="Arial" w:cs="Arial"/>
+                <w:i w:val="false"/>
+                <w:b w:val="false"/>
+                <w:u w:val="none"/>
+                <w:sz w:val="18"/>
+                <w:szCs w:val="18"/>
+                <w:color w:val="000000"/>
+              </w:rPr>
+            </w:pPr>
+            <w:r>
+              <w:rPr>
+                <w:rFonts w:ascii="Arial" w:hAnsi="Arial" w:eastAsia="Arial" w:cs="Arial"/>
+                <w:i w:val="false"/>
+                <w:b w:val="false"/>
+                <w:u w:val="none"/>
+                <w:sz w:val="18"/>
+                <w:szCs w:val="18"/>
+                <w:color w:val="000000"/>
+              </w:rPr>
+              <w:t xml:space="preserve">133 (50.0%)</w:t>
+            </w:r>
+          </w:p>
+        </w:tc>
+        <w:tc>
+          <w:tcPr>
+            <w:tcBorders>
+              <w:bottom w:val="none" w:sz="0" w:space="0" w:color="000000"/>
+              <w:top w:val="none" w:sz="0" w:space="0" w:color="000000"/>
+              <w:left w:val="none" w:sz="0" w:space="0" w:color="000000"/>
+              <w:right w:val="none" w:sz="0" w:space="0" w:color="000000"/>
+            </w:tcBorders>
+            <w:shd w:val="clear" w:color="auto" w:fill="FFFFFF"/>
+            <w:tcMar>
+              <w:top w:w="0" w:type="dxa"/>
+              <w:bottom w:w="0" w:type="dxa"/>
+              <w:left w:w="0" w:type="dxa"/>
+              <w:right w:w="0" w:type="dxa"/>
+            </w:tcMar>
+            <w:vAlign w:val="center"/>
+          </w:tcPr>
+          <w:p>
+            <w:pPr>
+              <w:pStyle w:val="Normal"/>
+              <w:jc w:val="left"/>
+              <w:pBdr>
+                <w:bottom w:val="none" w:sz="0" w:space="0" w:color="000000"/>
+                <w:top w:val="none" w:sz="0" w:space="0" w:color="000000"/>
+                <w:left w:val="none" w:sz="0" w:space="0" w:color="000000"/>
+                <w:right w:val="none" w:sz="0" w:space="0" w:color="000000"/>
+              </w:pBdr>
+              <w:spacing w:after="100" w:before="100" w:line="240"/>
+              <w:ind w:left="100" w:right="100" w:firstLine="0" w:firstLineChars="0"/>
+              <w:rPr>
+                <w:rFonts w:ascii="Arial" w:hAnsi="Arial" w:eastAsia="Arial" w:cs="Arial"/>
+                <w:i w:val="false"/>
+                <w:b w:val="false"/>
+                <w:u w:val="none"/>
+                <w:sz w:val="18"/>
+                <w:szCs w:val="18"/>
+                <w:color w:val="000000"/>
+              </w:rPr>
+            </w:pPr>
+            <w:r>
+              <w:rPr>
+                <w:rFonts w:ascii="Arial" w:hAnsi="Arial" w:eastAsia="Arial" w:cs="Arial"/>
+                <w:i w:val="false"/>
+                <w:b w:val="false"/>
+                <w:u w:val="none"/>
+                <w:sz w:val="18"/>
+                <w:szCs w:val="18"/>
+                <w:color w:val="000000"/>
+              </w:rPr>
+              <w:t xml:space="preserve">64 (49.6%)</w:t>
+            </w:r>
+          </w:p>
+        </w:tc>
+      </w:tr>
+      <w:tr>
+        <w:trPr>
+          <w:trHeight w:val="617" w:hRule="auto"/>
+        </w:trPr>
+        body46
+        <w:tc>
+          <w:tcPr>
+            <w:tcBorders>
               <w:bottom w:val="single" w:sz="12" w:space="0" w:color="000000"/>
               <w:top w:val="none" w:sz="0" w:space="0" w:color="000000"/>
               <w:left w:val="none" w:sz="0" w:space="0" w:color="000000"/>
@@ -9669,7 +10105,7 @@
                 <w:szCs w:val="18"/>
                 <w:color w:val="000000"/>
               </w:rPr>
-              <w:t xml:space="preserve">THC Marijuana Usage Yes</w:t>
+              <w:t xml:space="preserve">Prior Problem with Drugs or Alcohol Yes</w:t>
             </w:r>
           </w:p>
         </w:tc>
@@ -9722,7 +10158,7 @@
                 <w:szCs w:val="18"/>
                 <w:color w:val="000000"/>
               </w:rPr>
-              <w:t xml:space="preserve">133 (50.0)</w:t>
+              <w:t xml:space="preserve">2 (3.2%)</w:t>
             </w:r>
           </w:p>
         </w:tc>
@@ -9775,7 +10211,7 @@
                 <w:szCs w:val="18"/>
                 <w:color w:val="000000"/>
               </w:rPr>
-              <w:t xml:space="preserve">64 (49.6)</w:t>
+              <w:t xml:space="preserve">8 (3.0%)</w:t>
             </w:r>
           </w:p>
         </w:tc>
@@ -9828,7 +10264,7 @@
                 <w:szCs w:val="18"/>
                 <w:color w:val="000000"/>
               </w:rPr>
-              <w:t xml:space="preserve">25 (39.7)</w:t>
+              <w:t xml:space="preserve">6 (4.7%)</w:t>
             </w:r>
           </w:p>
         </w:tc>
